--- a/高中物理/高中物理同步/人教版选必2 第2章 电磁感应·知识清单（完成）.docx
+++ b/高中物理/高中物理同步/人教版选必2 第2章 电磁感应·知识清单（完成）.docx
@@ -1,104 +1,98 @@
 
 <file path=word/document.xml><?xml version="1.0" encoding="utf-8"?>
-<w:document xmlns:wpc="http://schemas.microsoft.com/office/word/2010/wordprocessingCanvas" xmlns:cx="http://schemas.microsoft.com/office/drawing/2014/chartex" xmlns:cx1="http://schemas.microsoft.com/office/drawing/2015/9/8/chartex" xmlns:cx2="http://schemas.microsoft.com/office/drawing/2015/10/21/chartex" xmlns:cx3="http://schemas.microsoft.com/office/drawing/2016/5/9/chartex" xmlns:cx4="http://schemas.microsoft.com/office/drawing/2016/5/10/chartex" xmlns:cx5="http://schemas.microsoft.com/office/drawing/2016/5/11/chartex" xmlns:cx6="http://schemas.microsoft.com/office/drawing/2016/5/12/chartex" xmlns:cx7="http://schemas.microsoft.com/office/drawing/2016/5/13/chartex" xmlns:cx8="http://schemas.microsoft.com/office/drawing/2016/5/14/chartex" xmlns:mc="http://schemas.openxmlformats.org/markup-compatibility/2006" xmlns:aink="http://schemas.microsoft.com/office/drawing/2016/ink" xmlns:am3d="http://schemas.microsoft.com/office/drawing/2017/model3d" xmlns:o="urn:schemas-microsoft-com:office:office" xmlns:oel="http://schemas.microsoft.com/office/2019/extlst" xmlns:r="http://schemas.openxmlformats.org/officeDocument/2006/relationships" xmlns:m="http://schemas.openxmlformats.org/officeDocument/2006/math" xmlns:v="urn:schemas-microsoft-com:vml" xmlns:wp14="http://schemas.microsoft.com/office/word/2010/wordprocessingDrawing" xmlns:wp="http://schemas.openxmlformats.org/drawingml/2006/wordprocessingDrawing" xmlns:w10="urn:schemas-microsoft-com:office:word" xmlns:w="http://schemas.openxmlformats.org/wordprocessingml/2006/main" xmlns:w14="http://schemas.microsoft.com/office/word/2010/wordml" xmlns:w15="http://schemas.microsoft.com/office/word/2012/wordml" xmlns:w16cex="http://schemas.microsoft.com/office/word/2018/wordml/cex" xmlns:w16cid="http://schemas.microsoft.com/office/word/2016/wordml/cid" xmlns:w16="http://schemas.microsoft.com/office/word/2018/wordml" xmlns:w16sdtdh="http://schemas.microsoft.com/office/word/2020/wordml/sdtdatahash" xmlns:w16se="http://schemas.microsoft.com/office/word/2015/wordml/symex" xmlns:wpg="http://schemas.microsoft.com/office/word/2010/wordprocessingGroup" xmlns:wpi="http://schemas.microsoft.com/office/word/2010/wordprocessingInk" xmlns:wne="http://schemas.microsoft.com/office/word/2006/wordml" xmlns:wps="http://schemas.microsoft.com/office/word/2010/wordprocessingShape" mc:Ignorable="w14 w15 w16se w16cid w16 w16cex w16sdtdh wp14">
+<w:document xmlns:wpc="http://schemas.microsoft.com/office/word/2010/wordprocessingCanvas" xmlns:cx="http://schemas.microsoft.com/office/drawing/2014/chartex" xmlns:cx1="http://schemas.microsoft.com/office/drawing/2015/9/8/chartex" xmlns:cx2="http://schemas.microsoft.com/office/drawing/2015/10/21/chartex" xmlns:cx3="http://schemas.microsoft.com/office/drawing/2016/5/9/chartex" xmlns:cx4="http://schemas.microsoft.com/office/drawing/2016/5/10/chartex" xmlns:cx5="http://schemas.microsoft.com/office/drawing/2016/5/11/chartex" xmlns:cx6="http://schemas.microsoft.com/office/drawing/2016/5/12/chartex" xmlns:cx7="http://schemas.microsoft.com/office/drawing/2016/5/13/chartex" xmlns:cx8="http://schemas.microsoft.com/office/drawing/2016/5/14/chartex" xmlns:mc="http://schemas.openxmlformats.org/markup-compatibility/2006" xmlns:aink="http://schemas.microsoft.com/office/drawing/2016/ink" xmlns:am3d="http://schemas.microsoft.com/office/drawing/2017/model3d" xmlns:o="urn:schemas-microsoft-com:office:office" xmlns:r="http://schemas.openxmlformats.org/officeDocument/2006/relationships" xmlns:m="http://schemas.openxmlformats.org/officeDocument/2006/math" xmlns:v="urn:schemas-microsoft-com:vml" xmlns:wp14="http://schemas.microsoft.com/office/word/2010/wordprocessingDrawing" xmlns:wp="http://schemas.openxmlformats.org/drawingml/2006/wordprocessingDrawing" xmlns:w10="urn:schemas-microsoft-com:office:word" xmlns:w="http://schemas.openxmlformats.org/wordprocessingml/2006/main" xmlns:w14="http://schemas.microsoft.com/office/word/2010/wordml" xmlns:w15="http://schemas.microsoft.com/office/word/2012/wordml" xmlns:w16cex="http://schemas.microsoft.com/office/word/2018/wordml/cex" xmlns:w16cid="http://schemas.microsoft.com/office/word/2016/wordml/cid" xmlns:w16="http://schemas.microsoft.com/office/word/2018/wordml" xmlns:w16sdtdh="http://schemas.microsoft.com/office/word/2020/wordml/sdtdatahash" xmlns:w16se="http://schemas.microsoft.com/office/word/2015/wordml/symex" xmlns:wpg="http://schemas.microsoft.com/office/word/2010/wordprocessingGroup" xmlns:wpi="http://schemas.microsoft.com/office/word/2010/wordprocessingInk" xmlns:wne="http://schemas.microsoft.com/office/word/2006/wordml" xmlns:wps="http://schemas.microsoft.com/office/word/2010/wordprocessingShape" mc:Ignorable="w14 w15 w16se w16cid w16 w16cex w16sdtdh wp14">
   <w:body>
     <w:p>
       <w:pPr>
         <w:snapToGrid w:val="0"/>
-        <w:spacing w:line="300" w:lineRule="auto" w:before="0" w:after="0"/>
-        <w:jc w:val="left"/>
-        <w:rPr>
-          <w:sz w:val="21"/>
-          <w:szCs w:val="21"/>
-        </w:rPr>
-      </w:pPr>
-      <w:r>
-        <w:rPr>
-          <w:rFonts w:ascii="Times New Roman" w:hAnsi="Times New Roman" w:eastAsia="宋体"/>
-          <w:b/>
-          <w:sz w:val="21"/>
-          <w:szCs w:val="21"/>
-        </w:rPr>
-        <w:t>人教版选必2 第2章 电磁感应·知识清单（完成）</w:t>
-      </w:r>
-    </w:p>
-    <w:p>
-      <w:pPr>
-        <w:snapToGrid w:val="0"/>
-        <w:spacing w:line="300" w:lineRule="auto" w:before="0" w:after="0"/>
-        <w:jc w:val="left"/>
-        <w:rPr>
-          <w:sz w:val="21"/>
-          <w:szCs w:val="21"/>
-        </w:rPr>
-      </w:pPr>
-      <w:r>
-        <w:rPr>
-          <w:rFonts w:eastAsia="宋体" w:ascii="Times New Roman" w:hAnsi="Times New Roman"/>
+        <w:spacing w:line="300" w:lineRule="auto"/>
+        <w:jc w:val="left"/>
+        <w:rPr>
+          <w:rFonts w:hint="eastAsia"/>
+          <w:szCs w:val="21"/>
+        </w:rPr>
+      </w:pPr>
+      <w:r>
+        <w:rPr>
+          <w:b/>
+          <w:szCs w:val="21"/>
+        </w:rPr>
+        <w:t>人教版选必</w:t>
+      </w:r>
+      <w:r>
+        <w:rPr>
+          <w:b/>
+          <w:szCs w:val="21"/>
+        </w:rPr>
+        <w:t xml:space="preserve">2 </w:t>
+      </w:r>
+      <w:r>
+        <w:rPr>
+          <w:b/>
+          <w:szCs w:val="21"/>
+        </w:rPr>
+        <w:t>第</w:t>
+      </w:r>
+      <w:r>
+        <w:rPr>
+          <w:b/>
+          <w:szCs w:val="21"/>
+        </w:rPr>
+        <w:t>2</w:t>
+      </w:r>
+      <w:r>
+        <w:rPr>
+          <w:b/>
+          <w:szCs w:val="21"/>
+        </w:rPr>
+        <w:t>章</w:t>
+      </w:r>
+      <w:r>
+        <w:rPr>
+          <w:b/>
+          <w:szCs w:val="21"/>
+        </w:rPr>
+        <w:t xml:space="preserve"> </w:t>
+      </w:r>
+      <w:r>
+        <w:rPr>
+          <w:b/>
+          <w:szCs w:val="21"/>
+        </w:rPr>
+        <w:t>电磁感应</w:t>
+      </w:r>
+      <w:r>
+        <w:rPr>
+          <w:b/>
+          <w:szCs w:val="21"/>
+        </w:rPr>
+        <w:t>·</w:t>
+      </w:r>
+      <w:r>
+        <w:rPr>
+          <w:b/>
+          <w:szCs w:val="21"/>
+        </w:rPr>
+        <w:t>知识清单（完成）</w:t>
+      </w:r>
+    </w:p>
+    <w:p>
+      <w:pPr>
+        <w:snapToGrid w:val="0"/>
+        <w:spacing w:line="300" w:lineRule="auto"/>
+        <w:jc w:val="left"/>
+        <w:rPr>
+          <w:szCs w:val="21"/>
+        </w:rPr>
+      </w:pPr>
+      <w:r>
+        <w:rPr>
           <w:noProof/>
           <w:kern w:val="0"/>
-          <w:sz w:val="21"/>
           <w:szCs w:val="21"/>
         </w:rPr>
         <w:drawing>
-          <wp:inline distT="0" distB="0" distL="0" distR="0" wp14:anchorId="7E6DF165" wp14:editId="5AD2B570">
-            <wp:extent cx="5276800" cy="409571"/>
-            <wp:effectExtent l="0" t="0" r="0" b="0"/>
-            <wp:docPr id="100003" name="图片 100003" descr="@@@e469c18ba1a0489da74e23c0b9113015"/>
-            <wp:cNvGraphicFramePr>
-              <a:graphicFrameLocks xmlns:a="http://schemas.openxmlformats.org/drawingml/2006/main" noChangeAspect="1"/>
-            </wp:cNvGraphicFramePr>
-            <a:graphic xmlns:a="http://schemas.openxmlformats.org/drawingml/2006/main">
-              <a:graphicData uri="http://schemas.openxmlformats.org/drawingml/2006/picture">
-                <pic:pic xmlns:pic="http://schemas.openxmlformats.org/drawingml/2006/picture">
-                  <pic:nvPicPr>
-                    <pic:cNvPr id="100003" name=""/>
-                    <pic:cNvPicPr>
-                      <a:picLocks noChangeAspect="1"/>
-                    </pic:cNvPicPr>
-                  </pic:nvPicPr>
-                  <pic:blipFill>
-                    <a:blip r:embed="rId7"/>
-                    <a:stretch>
-                      <a:fillRect/>
-                    </a:stretch>
-                  </pic:blipFill>
-                  <pic:spPr>
-                    <a:xfrm>
-                      <a:off x="0" y="0"/>
-                      <a:ext cx="5276800" cy="409571"/>
-                    </a:xfrm>
-                    <a:prstGeom prst="rect">
-                      <a:avLst/>
-                    </a:prstGeom>
-                  </pic:spPr>
-                </pic:pic>
-              </a:graphicData>
-            </a:graphic>
-          </wp:inline>
-        </w:drawing>
-      </w:r>
-    </w:p>
-    <w:p>
-      <w:pPr>
-        <w:snapToGrid w:val="0"/>
-        <w:spacing w:line="300" w:lineRule="auto" w:before="0" w:after="0"/>
-        <w:jc w:val="left"/>
-        <w:rPr>
-          <w:sz w:val="21"/>
-          <w:szCs w:val="21"/>
-        </w:rPr>
-      </w:pPr>
-      <w:r>
-        <w:rPr>
-          <w:rFonts w:eastAsia="宋体" w:ascii="Times New Roman" w:hAnsi="Times New Roman"/>
-          <w:noProof/>
-          <w:kern w:val="0"/>
-          <w:sz w:val="21"/>
-          <w:szCs w:val="21"/>
-        </w:rPr>
-        <w:drawing>
-          <wp:inline distT="0" distB="0" distL="0" distR="0" wp14:anchorId="60876C5E" wp14:editId="00B9C59E">
+          <wp:inline distT="0" distB="0" distL="0" distR="0" wp14:anchorId="7D453D86" wp14:editId="645631BE">
             <wp:extent cx="6667169" cy="8990560"/>
             <wp:effectExtent l="0" t="0" r="635" b="1270"/>
             <wp:docPr id="100005" name="图片 100005" descr="@@@c0717bae2e544fdd940f1b0d31d5fffa"/>
@@ -115,7 +109,7 @@
                     </pic:cNvPicPr>
                   </pic:nvPicPr>
                   <pic:blipFill rotWithShape="1">
-                    <a:blip r:embed="rId8"/>
+                    <a:blip r:embed="rId7"/>
                     <a:srcRect t="1847" b="1453"/>
                     <a:stretch/>
                   </pic:blipFill>
@@ -146,24 +140,21 @@
     <w:p>
       <w:pPr>
         <w:snapToGrid w:val="0"/>
-        <w:spacing w:line="300" w:lineRule="auto" w:before="0" w:after="0"/>
-        <w:jc w:val="left"/>
-        <w:rPr>
-          <w:sz w:val="21"/>
-          <w:szCs w:val="21"/>
-        </w:rPr>
-      </w:pPr>
-      <w:r>
-        <w:rPr>
-          <w:rFonts w:eastAsia="宋体" w:ascii="Times New Roman" w:hAnsi="Times New Roman"/>
+        <w:spacing w:line="300" w:lineRule="auto"/>
+        <w:jc w:val="left"/>
+        <w:rPr>
+          <w:szCs w:val="21"/>
+        </w:rPr>
+      </w:pPr>
+      <w:r>
+        <w:rPr>
           <w:noProof/>
           <w:kern w:val="0"/>
-          <w:sz w:val="21"/>
           <w:szCs w:val="21"/>
         </w:rPr>
         <w:lastRenderedPageBreak/>
         <w:drawing>
-          <wp:inline distT="0" distB="0" distL="0" distR="0" wp14:anchorId="4DCA2BF8" wp14:editId="60059D29">
+          <wp:inline distT="0" distB="0" distL="0" distR="0" wp14:anchorId="59BF2DCC" wp14:editId="164CDAE8">
             <wp:extent cx="5276800" cy="409571"/>
             <wp:effectExtent l="0" t="0" r="0" b="0"/>
             <wp:docPr id="100007" name="图片 100007" descr="@@@4d9ab4d6b1f74ccdbc622d3e537cc930"/>
@@ -180,7 +171,7 @@
                     </pic:cNvPicPr>
                   </pic:nvPicPr>
                   <pic:blipFill>
-                    <a:blip r:embed="rId9"/>
+                    <a:blip r:embed="rId8"/>
                     <a:stretch>
                       <a:fillRect/>
                     </a:stretch>
@@ -203,54 +194,51 @@
     </w:p>
     <w:p>
       <w:pPr>
-        <w:spacing w:before="0" w:after="0" w:line="300" w:lineRule="auto"/>
-        <w:jc w:val="left"/>
-        <w:rPr>
-          <w:sz w:val="21"/>
-          <w:szCs w:val="21"/>
-        </w:rPr>
-      </w:pPr>
-      <w:r>
-        <w:rPr>
-          <w:rFonts w:ascii="Times New Roman" w:hAnsi="Times New Roman" w:eastAsia="宋体"/>
-          <w:b/>
-          <w:sz w:val="21"/>
-          <w:szCs w:val="21"/>
-        </w:rPr>
-        <w:t>2.1 楞次定律</w:t>
-      </w:r>
-    </w:p>
-    <w:p>
-      <w:pPr>
-        <w:snapToGrid w:val="0"/>
-        <w:spacing w:line="300" w:lineRule="auto" w:before="0" w:after="0"/>
-        <w:jc w:val="left"/>
-        <w:rPr>
-          <w:sz w:val="21"/>
-          <w:szCs w:val="21"/>
-        </w:rPr>
-      </w:pPr>
-      <w:r>
-        <w:rPr>
-          <w:rFonts w:ascii="Times New Roman" w:hAnsi="Times New Roman" w:eastAsia="宋体"/>
-          <w:sz w:val="21"/>
+        <w:spacing w:line="300" w:lineRule="auto"/>
+        <w:jc w:val="left"/>
+        <w:rPr>
+          <w:szCs w:val="21"/>
+        </w:rPr>
+      </w:pPr>
+      <w:r>
+        <w:rPr>
+          <w:b/>
+          <w:szCs w:val="21"/>
+        </w:rPr>
+        <w:t xml:space="preserve">2.1 </w:t>
+      </w:r>
+      <w:r>
+        <w:rPr>
+          <w:b/>
+          <w:szCs w:val="21"/>
+        </w:rPr>
+        <w:t>楞次定律</w:t>
+      </w:r>
+    </w:p>
+    <w:p>
+      <w:pPr>
+        <w:snapToGrid w:val="0"/>
+        <w:spacing w:line="300" w:lineRule="auto"/>
+        <w:jc w:val="left"/>
+        <w:rPr>
+          <w:szCs w:val="21"/>
+        </w:rPr>
+      </w:pPr>
+      <w:r>
+        <w:rPr>
           <w:szCs w:val="21"/>
         </w:rPr>
         <w:t>1</w:t>
       </w:r>
       <w:r>
         <w:rPr>
-          <w:rFonts w:ascii="Times New Roman" w:hAnsi="Times New Roman" w:eastAsia="宋体"/>
-          <w:sz w:val="21"/>
           <w:szCs w:val="21"/>
         </w:rPr>
         <w:t>．内容：感应电流具有这样的方向，即感应电流的磁场总要</w:t>
       </w:r>
       <w:r>
         <w:rPr>
-          <w:rFonts w:eastAsia="宋体" w:ascii="Times New Roman" w:hAnsi="Times New Roman"/>
-          <w:b/>
-          <w:sz w:val="21"/>
+          <w:b/>
           <w:szCs w:val="21"/>
           <w:u w:val="thick"/>
         </w:rPr>
@@ -258,17 +246,13 @@
       </w:r>
       <w:r>
         <w:rPr>
-          <w:rFonts w:ascii="Times New Roman" w:hAnsi="Times New Roman" w:eastAsia="宋体"/>
-          <w:sz w:val="21"/>
           <w:szCs w:val="21"/>
         </w:rPr>
         <w:t>引起感应电流的</w:t>
       </w:r>
       <w:r>
         <w:rPr>
-          <w:rFonts w:eastAsia="宋体" w:ascii="Times New Roman" w:hAnsi="Times New Roman"/>
-          <w:b/>
-          <w:sz w:val="21"/>
+          <w:b/>
           <w:szCs w:val="21"/>
           <w:u w:val="thick"/>
         </w:rPr>
@@ -276,8 +260,6 @@
       </w:r>
       <w:r>
         <w:rPr>
-          <w:rFonts w:ascii="Times New Roman" w:hAnsi="Times New Roman" w:eastAsia="宋体"/>
-          <w:sz w:val="21"/>
           <w:szCs w:val="21"/>
         </w:rPr>
         <w:t>。</w:t>
@@ -286,57 +268,44 @@
     <w:p>
       <w:pPr>
         <w:snapToGrid w:val="0"/>
-        <w:spacing w:line="300" w:lineRule="auto" w:before="0" w:after="0"/>
-        <w:jc w:val="left"/>
-        <w:rPr>
-          <w:sz w:val="21"/>
-          <w:szCs w:val="21"/>
-        </w:rPr>
-      </w:pPr>
-      <w:r>
-        <w:rPr>
-          <w:rFonts w:ascii="Times New Roman" w:hAnsi="Times New Roman" w:eastAsia="宋体"/>
-          <w:sz w:val="21"/>
+        <w:spacing w:line="300" w:lineRule="auto"/>
+        <w:jc w:val="left"/>
+        <w:rPr>
+          <w:szCs w:val="21"/>
+        </w:rPr>
+      </w:pPr>
+      <w:r>
+        <w:rPr>
           <w:szCs w:val="21"/>
         </w:rPr>
         <w:t>2</w:t>
       </w:r>
       <w:r>
         <w:rPr>
-          <w:rFonts w:ascii="Times New Roman" w:hAnsi="Times New Roman" w:eastAsia="宋体"/>
-          <w:sz w:val="21"/>
           <w:szCs w:val="21"/>
         </w:rPr>
         <w:t>．理解楞次定律中</w:t>
       </w:r>
       <w:r>
         <w:rPr>
-          <w:rFonts w:ascii="Times New Roman" w:hAnsi="Times New Roman" w:eastAsia="宋体"/>
-          <w:sz w:val="21"/>
           <w:szCs w:val="21"/>
         </w:rPr>
         <w:t>“</w:t>
       </w:r>
       <w:r>
         <w:rPr>
-          <w:rFonts w:ascii="Times New Roman" w:hAnsi="Times New Roman" w:eastAsia="宋体"/>
-          <w:sz w:val="21"/>
           <w:szCs w:val="21"/>
         </w:rPr>
         <w:t>阻碍</w:t>
       </w:r>
       <w:r>
         <w:rPr>
-          <w:rFonts w:ascii="Times New Roman" w:hAnsi="Times New Roman" w:eastAsia="宋体"/>
-          <w:sz w:val="21"/>
           <w:szCs w:val="21"/>
         </w:rPr>
         <w:t>”</w:t>
       </w:r>
       <w:r>
         <w:rPr>
-          <w:rFonts w:ascii="Times New Roman" w:hAnsi="Times New Roman" w:eastAsia="宋体"/>
-          <w:sz w:val="21"/>
           <w:szCs w:val="21"/>
         </w:rPr>
         <w:t>的含义</w:t>
@@ -345,50 +314,39 @@
     <w:p>
       <w:pPr>
         <w:snapToGrid w:val="0"/>
-        <w:spacing w:line="300" w:lineRule="auto" w:before="0" w:after="0"/>
-        <w:jc w:val="left"/>
-        <w:rPr>
-          <w:sz w:val="21"/>
-          <w:szCs w:val="21"/>
-        </w:rPr>
-      </w:pPr>
-      <w:r>
-        <w:rPr>
-          <w:rFonts w:ascii="Times New Roman" w:hAnsi="Times New Roman" w:eastAsia="宋体"/>
-          <w:sz w:val="21"/>
+        <w:spacing w:line="300" w:lineRule="auto"/>
+        <w:jc w:val="left"/>
+        <w:rPr>
+          <w:szCs w:val="21"/>
+        </w:rPr>
+      </w:pPr>
+      <w:r>
+        <w:rPr>
           <w:szCs w:val="21"/>
         </w:rPr>
         <w:t>（</w:t>
       </w:r>
       <w:r>
         <w:rPr>
-          <w:rFonts w:ascii="Times New Roman" w:hAnsi="Times New Roman" w:eastAsia="宋体"/>
-          <w:sz w:val="21"/>
           <w:szCs w:val="21"/>
         </w:rPr>
         <w:t>1</w:t>
       </w:r>
       <w:r>
         <w:rPr>
-          <w:rFonts w:ascii="Times New Roman" w:hAnsi="Times New Roman" w:eastAsia="宋体"/>
-          <w:sz w:val="21"/>
           <w:szCs w:val="21"/>
         </w:rPr>
         <w:t>）谁阻碍</w:t>
       </w:r>
       <w:r>
         <w:rPr>
-          <w:rFonts w:ascii="Times New Roman" w:hAnsi="Times New Roman" w:eastAsia="宋体"/>
-          <w:sz w:val="21"/>
           <w:szCs w:val="21"/>
         </w:rPr>
         <w:t>——</w:t>
       </w:r>
       <w:r>
         <w:rPr>
-          <w:rFonts w:eastAsia="宋体" w:ascii="Times New Roman" w:hAnsi="Times New Roman"/>
-          <w:b/>
-          <w:sz w:val="21"/>
+          <w:b/>
           <w:szCs w:val="21"/>
           <w:u w:val="thick"/>
         </w:rPr>
@@ -396,8 +354,6 @@
       </w:r>
       <w:r>
         <w:rPr>
-          <w:rFonts w:ascii="Times New Roman" w:hAnsi="Times New Roman" w:eastAsia="宋体"/>
-          <w:sz w:val="21"/>
           <w:szCs w:val="21"/>
         </w:rPr>
         <w:t>。</w:t>
@@ -406,50 +362,39 @@
     <w:p>
       <w:pPr>
         <w:snapToGrid w:val="0"/>
-        <w:spacing w:line="300" w:lineRule="auto" w:before="0" w:after="0"/>
-        <w:jc w:val="left"/>
-        <w:rPr>
-          <w:sz w:val="21"/>
-          <w:szCs w:val="21"/>
-        </w:rPr>
-      </w:pPr>
-      <w:r>
-        <w:rPr>
-          <w:rFonts w:ascii="Times New Roman" w:hAnsi="Times New Roman" w:eastAsia="宋体"/>
-          <w:sz w:val="21"/>
+        <w:spacing w:line="300" w:lineRule="auto"/>
+        <w:jc w:val="left"/>
+        <w:rPr>
+          <w:szCs w:val="21"/>
+        </w:rPr>
+      </w:pPr>
+      <w:r>
+        <w:rPr>
           <w:szCs w:val="21"/>
         </w:rPr>
         <w:t>（</w:t>
       </w:r>
       <w:r>
         <w:rPr>
-          <w:rFonts w:ascii="Times New Roman" w:hAnsi="Times New Roman" w:eastAsia="宋体"/>
-          <w:sz w:val="21"/>
           <w:szCs w:val="21"/>
         </w:rPr>
         <w:t>2</w:t>
       </w:r>
       <w:r>
         <w:rPr>
-          <w:rFonts w:ascii="Times New Roman" w:hAnsi="Times New Roman" w:eastAsia="宋体"/>
-          <w:sz w:val="21"/>
           <w:szCs w:val="21"/>
         </w:rPr>
         <w:t>）阻碍谁</w:t>
       </w:r>
       <w:r>
         <w:rPr>
-          <w:rFonts w:ascii="Times New Roman" w:hAnsi="Times New Roman" w:eastAsia="宋体"/>
-          <w:sz w:val="21"/>
           <w:szCs w:val="21"/>
         </w:rPr>
         <w:t>——</w:t>
       </w:r>
       <w:r>
         <w:rPr>
-          <w:rFonts w:eastAsia="宋体" w:ascii="Times New Roman" w:hAnsi="Times New Roman"/>
-          <w:b/>
-          <w:sz w:val="21"/>
+          <w:b/>
           <w:szCs w:val="21"/>
           <w:u w:val="thick"/>
         </w:rPr>
@@ -457,8 +402,6 @@
       </w:r>
       <w:r>
         <w:rPr>
-          <w:rFonts w:ascii="Times New Roman" w:hAnsi="Times New Roman" w:eastAsia="宋体"/>
-          <w:sz w:val="21"/>
           <w:szCs w:val="21"/>
         </w:rPr>
         <w:t>。</w:t>
@@ -467,58 +410,45 @@
     <w:p>
       <w:pPr>
         <w:snapToGrid w:val="0"/>
-        <w:spacing w:line="300" w:lineRule="auto" w:before="0" w:after="0"/>
-        <w:jc w:val="left"/>
-        <w:rPr>
-          <w:sz w:val="21"/>
-          <w:szCs w:val="21"/>
-        </w:rPr>
-      </w:pPr>
-      <w:r>
-        <w:rPr>
-          <w:rFonts w:ascii="Times New Roman" w:hAnsi="Times New Roman" w:eastAsia="宋体"/>
-          <w:sz w:val="21"/>
+        <w:spacing w:line="300" w:lineRule="auto"/>
+        <w:jc w:val="left"/>
+        <w:rPr>
+          <w:szCs w:val="21"/>
+        </w:rPr>
+      </w:pPr>
+      <w:r>
+        <w:rPr>
           <w:szCs w:val="21"/>
         </w:rPr>
         <w:t>（</w:t>
       </w:r>
       <w:r>
         <w:rPr>
-          <w:rFonts w:ascii="Times New Roman" w:hAnsi="Times New Roman" w:eastAsia="宋体"/>
-          <w:sz w:val="21"/>
           <w:szCs w:val="21"/>
         </w:rPr>
         <w:t>3</w:t>
       </w:r>
       <w:r>
         <w:rPr>
-          <w:rFonts w:ascii="Times New Roman" w:hAnsi="Times New Roman" w:eastAsia="宋体"/>
-          <w:sz w:val="21"/>
           <w:szCs w:val="21"/>
         </w:rPr>
         <w:t>）如何阻碍</w:t>
       </w:r>
       <w:r>
         <w:rPr>
-          <w:rFonts w:ascii="Times New Roman" w:hAnsi="Times New Roman" w:eastAsia="宋体"/>
-          <w:sz w:val="21"/>
           <w:szCs w:val="21"/>
         </w:rPr>
         <w:t>——</w:t>
       </w:r>
       <w:r>
         <w:rPr>
-          <w:rFonts w:ascii="Times New Roman" w:hAnsi="Times New Roman" w:eastAsia="宋体"/>
-          <w:sz w:val="21"/>
           <w:szCs w:val="21"/>
         </w:rPr>
         <w:t>当原磁通量增加时，感应电流产生的磁场方向与原磁场方向</w:t>
       </w:r>
       <w:r>
         <w:rPr>
-          <w:rFonts w:eastAsia="宋体" w:ascii="Times New Roman" w:hAnsi="Times New Roman"/>
-          <w:b/>
-          <w:sz w:val="21"/>
+          <w:b/>
           <w:szCs w:val="21"/>
           <w:u w:val="thick"/>
         </w:rPr>
@@ -526,17 +456,13 @@
       </w:r>
       <w:r>
         <w:rPr>
-          <w:rFonts w:ascii="Times New Roman" w:hAnsi="Times New Roman" w:eastAsia="宋体"/>
-          <w:sz w:val="21"/>
           <w:szCs w:val="21"/>
         </w:rPr>
         <w:t>；当原磁通量减少时，感应电流产生的磁场方向与原磁场方向</w:t>
       </w:r>
       <w:r>
         <w:rPr>
-          <w:rFonts w:eastAsia="宋体" w:ascii="Times New Roman" w:hAnsi="Times New Roman"/>
-          <w:b/>
-          <w:sz w:val="21"/>
+          <w:b/>
           <w:szCs w:val="21"/>
           <w:u w:val="thick"/>
         </w:rPr>
@@ -544,8 +470,6 @@
       </w:r>
       <w:r>
         <w:rPr>
-          <w:rFonts w:ascii="Times New Roman" w:hAnsi="Times New Roman" w:eastAsia="宋体"/>
-          <w:sz w:val="21"/>
           <w:szCs w:val="21"/>
         </w:rPr>
         <w:t>。</w:t>
@@ -554,58 +478,45 @@
     <w:p>
       <w:pPr>
         <w:snapToGrid w:val="0"/>
-        <w:spacing w:line="300" w:lineRule="auto" w:before="0" w:after="0"/>
-        <w:jc w:val="left"/>
-        <w:rPr>
-          <w:sz w:val="21"/>
-          <w:szCs w:val="21"/>
-        </w:rPr>
-      </w:pPr>
-      <w:r>
-        <w:rPr>
-          <w:rFonts w:ascii="Times New Roman" w:hAnsi="Times New Roman" w:eastAsia="宋体"/>
-          <w:sz w:val="21"/>
+        <w:spacing w:line="300" w:lineRule="auto"/>
+        <w:jc w:val="left"/>
+        <w:rPr>
+          <w:szCs w:val="21"/>
+        </w:rPr>
+      </w:pPr>
+      <w:r>
+        <w:rPr>
           <w:szCs w:val="21"/>
         </w:rPr>
         <w:t>（</w:t>
       </w:r>
       <w:r>
         <w:rPr>
-          <w:rFonts w:ascii="Times New Roman" w:hAnsi="Times New Roman" w:eastAsia="宋体"/>
-          <w:sz w:val="21"/>
           <w:szCs w:val="21"/>
         </w:rPr>
         <w:t>4</w:t>
       </w:r>
       <w:r>
         <w:rPr>
-          <w:rFonts w:ascii="Times New Roman" w:hAnsi="Times New Roman" w:eastAsia="宋体"/>
-          <w:sz w:val="21"/>
           <w:szCs w:val="21"/>
         </w:rPr>
         <w:t>）阻碍效果</w:t>
       </w:r>
       <w:r>
         <w:rPr>
-          <w:rFonts w:ascii="Times New Roman" w:hAnsi="Times New Roman" w:eastAsia="宋体"/>
-          <w:sz w:val="21"/>
           <w:szCs w:val="21"/>
         </w:rPr>
         <w:t>——</w:t>
       </w:r>
       <w:r>
         <w:rPr>
-          <w:rFonts w:ascii="Times New Roman" w:hAnsi="Times New Roman" w:eastAsia="宋体"/>
-          <w:sz w:val="21"/>
           <w:szCs w:val="21"/>
         </w:rPr>
         <w:t>阻碍并</w:t>
       </w:r>
       <w:r>
         <w:rPr>
-          <w:rFonts w:eastAsia="宋体" w:ascii="Times New Roman" w:hAnsi="Times New Roman"/>
-          <w:b/>
-          <w:sz w:val="21"/>
+          <w:b/>
           <w:szCs w:val="21"/>
           <w:u w:val="thick"/>
         </w:rPr>
@@ -613,72 +524,54 @@
       </w:r>
       <w:r>
         <w:rPr>
-          <w:rFonts w:ascii="Times New Roman" w:hAnsi="Times New Roman" w:eastAsia="宋体"/>
-          <w:sz w:val="21"/>
           <w:szCs w:val="21"/>
         </w:rPr>
         <w:t>（填</w:t>
       </w:r>
       <w:r>
         <w:rPr>
-          <w:rFonts w:ascii="Times New Roman" w:hAnsi="Times New Roman" w:eastAsia="宋体"/>
-          <w:sz w:val="21"/>
           <w:szCs w:val="21"/>
         </w:rPr>
         <w:t>“</w:t>
       </w:r>
       <w:r>
         <w:rPr>
-          <w:rFonts w:ascii="Times New Roman" w:hAnsi="Times New Roman" w:eastAsia="宋体"/>
-          <w:sz w:val="21"/>
           <w:szCs w:val="21"/>
         </w:rPr>
         <w:t>是</w:t>
       </w:r>
       <w:r>
         <w:rPr>
-          <w:rFonts w:ascii="Times New Roman" w:hAnsi="Times New Roman" w:eastAsia="宋体"/>
-          <w:sz w:val="21"/>
           <w:szCs w:val="21"/>
         </w:rPr>
         <w:t>”</w:t>
       </w:r>
       <w:r>
         <w:rPr>
-          <w:rFonts w:ascii="Times New Roman" w:hAnsi="Times New Roman" w:eastAsia="宋体"/>
-          <w:sz w:val="21"/>
           <w:szCs w:val="21"/>
         </w:rPr>
         <w:t>或</w:t>
       </w:r>
       <w:r>
         <w:rPr>
-          <w:rFonts w:ascii="Times New Roman" w:hAnsi="Times New Roman" w:eastAsia="宋体"/>
-          <w:sz w:val="21"/>
           <w:szCs w:val="21"/>
         </w:rPr>
         <w:t>“</w:t>
       </w:r>
       <w:r>
         <w:rPr>
-          <w:rFonts w:ascii="Times New Roman" w:hAnsi="Times New Roman" w:eastAsia="宋体"/>
-          <w:sz w:val="21"/>
           <w:szCs w:val="21"/>
         </w:rPr>
         <w:t>不是</w:t>
       </w:r>
       <w:r>
         <w:rPr>
-          <w:rFonts w:ascii="Times New Roman" w:hAnsi="Times New Roman" w:eastAsia="宋体"/>
-          <w:sz w:val="21"/>
           <w:szCs w:val="21"/>
         </w:rPr>
         <w:t>”</w:t>
       </w:r>
       <w:r>
         <w:rPr>
-          <w:rFonts w:ascii="Times New Roman" w:hAnsi="Times New Roman" w:eastAsia="宋体"/>
-          <w:sz w:val="21"/>
           <w:szCs w:val="21"/>
         </w:rPr>
         <w:t>）阻止。只是延缓了磁通量的变化，这种变化还将继续进行。</w:t>
@@ -687,134 +580,103 @@
     <w:p>
       <w:pPr>
         <w:snapToGrid w:val="0"/>
-        <w:spacing w:line="300" w:lineRule="auto" w:before="0" w:after="0"/>
-        <w:jc w:val="left"/>
+        <w:spacing w:line="300" w:lineRule="auto"/>
+        <w:jc w:val="left"/>
+        <w:rPr>
+          <w:szCs w:val="21"/>
+        </w:rPr>
+      </w:pPr>
+      <w:r>
+        <w:rPr>
+          <w:szCs w:val="21"/>
+        </w:rPr>
+        <w:t>3</w:t>
+      </w:r>
+      <w:r>
+        <w:rPr>
+          <w:szCs w:val="21"/>
+        </w:rPr>
+        <w:t>．从能量的角度理解楞次定律：电磁感应产生的过程是其他形式的能转化为电能的过程。楞次定律中的</w:t>
+      </w:r>
+      <w:r>
+        <w:rPr>
+          <w:szCs w:val="21"/>
+        </w:rPr>
+        <w:t>“</w:t>
+      </w:r>
+      <w:r>
+        <w:rPr>
+          <w:szCs w:val="21"/>
+        </w:rPr>
+        <w:t>阻碍</w:t>
+      </w:r>
+      <w:r>
+        <w:rPr>
+          <w:szCs w:val="21"/>
+        </w:rPr>
+        <w:t>”</w:t>
+      </w:r>
+      <w:r>
+        <w:rPr>
+          <w:szCs w:val="21"/>
+        </w:rPr>
+        <w:t>作用，是能量守恒的必然结果。在克服</w:t>
+      </w:r>
+      <w:r>
+        <w:rPr>
+          <w:szCs w:val="21"/>
+        </w:rPr>
+        <w:t>“</w:t>
+      </w:r>
+      <w:r>
+        <w:rPr>
+          <w:szCs w:val="21"/>
+        </w:rPr>
+        <w:t>阻碍</w:t>
+      </w:r>
+      <w:r>
+        <w:rPr>
+          <w:szCs w:val="21"/>
+        </w:rPr>
+        <w:t>”</w:t>
+      </w:r>
+      <w:r>
+        <w:rPr>
+          <w:szCs w:val="21"/>
+        </w:rPr>
+        <w:t>的过程中，其他形式的能转化为</w:t>
+      </w:r>
+      <w:r>
+        <w:rPr>
+          <w:b/>
+          <w:szCs w:val="21"/>
+          <w:u w:val="thick"/>
+        </w:rPr>
+        <w:t>电能</w:t>
+      </w:r>
+      <w:r>
+        <w:rPr>
+          <w:szCs w:val="21"/>
+        </w:rPr>
+        <w:t>，在转化过程中总能量</w:t>
+      </w:r>
+      <w:r>
+        <w:rPr>
+          <w:b/>
+          <w:szCs w:val="21"/>
+          <w:u w:val="thick"/>
+        </w:rPr>
+        <w:t>守恒</w:t>
+      </w:r>
+      <w:r>
+        <w:rPr>
+          <w:szCs w:val="21"/>
+        </w:rPr>
+        <w:t>。</w:t>
+      </w:r>
+      <w:r>
         <w:rPr>
           <w:rFonts w:hint="eastAsia"/>
-          <w:sz w:val="21"/>
-          <w:szCs w:val="21"/>
-        </w:rPr>
-      </w:pPr>
-      <w:r>
-        <w:rPr>
-          <w:rFonts w:ascii="Times New Roman" w:hAnsi="Times New Roman" w:eastAsia="宋体"/>
-          <w:sz w:val="21"/>
-          <w:szCs w:val="21"/>
-        </w:rPr>
-        <w:t>3</w:t>
-      </w:r>
-      <w:r>
-        <w:rPr>
-          <w:rFonts w:ascii="Times New Roman" w:hAnsi="Times New Roman" w:eastAsia="宋体"/>
-          <w:sz w:val="21"/>
-          <w:szCs w:val="21"/>
-        </w:rPr>
-        <w:t>．从能量的角度理解楞次定律：电磁感应产生的过程是其他形式的能转化为电能的过程。楞次定律中的</w:t>
-      </w:r>
-      <w:r>
-        <w:rPr>
-          <w:rFonts w:ascii="Times New Roman" w:hAnsi="Times New Roman" w:eastAsia="宋体"/>
-          <w:sz w:val="21"/>
-          <w:szCs w:val="21"/>
-        </w:rPr>
-        <w:t>“</w:t>
-      </w:r>
-      <w:r>
-        <w:rPr>
-          <w:rFonts w:ascii="Times New Roman" w:hAnsi="Times New Roman" w:eastAsia="宋体"/>
-          <w:sz w:val="21"/>
-          <w:szCs w:val="21"/>
-        </w:rPr>
-        <w:t>阻碍</w:t>
-      </w:r>
-      <w:r>
-        <w:rPr>
-          <w:rFonts w:ascii="Times New Roman" w:hAnsi="Times New Roman" w:eastAsia="宋体"/>
-          <w:sz w:val="21"/>
-          <w:szCs w:val="21"/>
-        </w:rPr>
-        <w:t>”</w:t>
-      </w:r>
-      <w:r>
-        <w:rPr>
-          <w:rFonts w:ascii="Times New Roman" w:hAnsi="Times New Roman" w:eastAsia="宋体"/>
-          <w:sz w:val="21"/>
-          <w:szCs w:val="21"/>
-        </w:rPr>
-        <w:t>作用，是能量守恒的必然结果。在克服</w:t>
-      </w:r>
-      <w:r>
-        <w:rPr>
-          <w:rFonts w:ascii="Times New Roman" w:hAnsi="Times New Roman" w:eastAsia="宋体"/>
-          <w:sz w:val="21"/>
-          <w:szCs w:val="21"/>
-        </w:rPr>
-        <w:t>“</w:t>
-      </w:r>
-      <w:r>
-        <w:rPr>
-          <w:rFonts w:ascii="Times New Roman" w:hAnsi="Times New Roman" w:eastAsia="宋体"/>
-          <w:sz w:val="21"/>
-          <w:szCs w:val="21"/>
-        </w:rPr>
-        <w:t>阻碍</w:t>
-      </w:r>
-      <w:r>
-        <w:rPr>
-          <w:rFonts w:ascii="Times New Roman" w:hAnsi="Times New Roman" w:eastAsia="宋体"/>
-          <w:sz w:val="21"/>
-          <w:szCs w:val="21"/>
-        </w:rPr>
-        <w:t>”</w:t>
-      </w:r>
-      <w:r>
-        <w:rPr>
-          <w:rFonts w:ascii="Times New Roman" w:hAnsi="Times New Roman" w:eastAsia="宋体"/>
-          <w:sz w:val="21"/>
-          <w:szCs w:val="21"/>
-        </w:rPr>
-        <w:t>的过程中，其他形式的能转化为</w:t>
-      </w:r>
-      <w:r>
-        <w:rPr>
-          <w:rFonts w:eastAsia="宋体" w:ascii="Times New Roman" w:hAnsi="Times New Roman"/>
-          <w:b/>
-          <w:sz w:val="21"/>
-          <w:szCs w:val="21"/>
-          <w:u w:val="thick"/>
-        </w:rPr>
-        <w:t>电能</w:t>
-      </w:r>
-      <w:r>
-        <w:rPr>
-          <w:rFonts w:ascii="Times New Roman" w:hAnsi="Times New Roman" w:eastAsia="宋体"/>
-          <w:sz w:val="21"/>
-          <w:szCs w:val="21"/>
-        </w:rPr>
-        <w:t>，在转化过程中总能量</w:t>
-      </w:r>
-      <w:r>
-        <w:rPr>
-          <w:rFonts w:eastAsia="宋体" w:ascii="Times New Roman" w:hAnsi="Times New Roman"/>
-          <w:b/>
-          <w:sz w:val="21"/>
-          <w:szCs w:val="21"/>
-          <w:u w:val="thick"/>
-        </w:rPr>
-        <w:t>守恒</w:t>
-      </w:r>
-      <w:r>
-        <w:rPr>
-          <w:rFonts w:ascii="Times New Roman" w:hAnsi="Times New Roman" w:eastAsia="宋体"/>
-          <w:sz w:val="21"/>
-          <w:szCs w:val="21"/>
-        </w:rPr>
-        <w:t>。</w:t>
-      </w:r>
-      <w:r>
-        <w:rPr>
-          <w:rFonts w:hint="eastAsia" w:ascii="Times New Roman" w:hAnsi="Times New Roman" w:eastAsia="宋体"/>
-          <w:sz w:val="21"/>
           <w:szCs w:val="21"/>
         </w:rPr>
         <w:t>（如果不是阻碍的话那就是感应电流和磁场能量同时增大，不符合能量守恒）</w:t>
@@ -823,35 +685,30 @@
     <w:p>
       <w:pPr>
         <w:snapToGrid w:val="0"/>
-        <w:spacing w:line="300" w:lineRule="auto" w:before="0" w:after="0"/>
-        <w:jc w:val="left"/>
-        <w:rPr>
-          <w:rFonts w:hint="eastAsia"/>
-          <w:sz w:val="21"/>
-          <w:szCs w:val="21"/>
-        </w:rPr>
-      </w:pPr>
-    </w:p>
-    <w:p>
-      <w:pPr>
-        <w:snapToGrid w:val="0"/>
-        <w:spacing w:line="300" w:lineRule="auto" w:before="0" w:after="0"/>
-        <w:jc w:val="left"/>
-        <w:rPr>
-          <w:sz w:val="21"/>
-          <w:szCs w:val="21"/>
-        </w:rPr>
-      </w:pPr>
-      <w:r>
-        <w:rPr>
-          <w:rFonts w:eastAsia="宋体" w:ascii="Times New Roman" w:hAnsi="Times New Roman"/>
+        <w:spacing w:line="300" w:lineRule="auto"/>
+        <w:jc w:val="left"/>
+        <w:rPr>
+          <w:szCs w:val="21"/>
+        </w:rPr>
+      </w:pPr>
+    </w:p>
+    <w:p>
+      <w:pPr>
+        <w:snapToGrid w:val="0"/>
+        <w:spacing w:line="300" w:lineRule="auto"/>
+        <w:jc w:val="left"/>
+        <w:rPr>
+          <w:szCs w:val="21"/>
+        </w:rPr>
+      </w:pPr>
+      <w:r>
+        <w:rPr>
           <w:noProof/>
           <w:kern w:val="0"/>
-          <w:sz w:val="21"/>
           <w:szCs w:val="21"/>
         </w:rPr>
         <w:drawing>
-          <wp:inline distT="0" distB="0" distL="0" distR="0" wp14:anchorId="526B2674" wp14:editId="73AF13F1">
+          <wp:inline distT="0" distB="0" distL="0" distR="0" wp14:anchorId="1D76AA0F" wp14:editId="6C66C8A1">
             <wp:extent cx="2514600" cy="1190625"/>
             <wp:effectExtent l="0" t="0" r="0" b="0"/>
             <wp:docPr id="100009" name="图片 100009" descr="@@@8ae11cde-ee19-4848-9abc-21aacd2c267f"/>
@@ -868,7 +725,7 @@
                     </pic:cNvPicPr>
                   </pic:nvPicPr>
                   <pic:blipFill>
-                    <a:blip r:embed="rId10"/>
+                    <a:blip r:embed="rId9"/>
                     <a:stretch>
                       <a:fillRect/>
                     </a:stretch>
@@ -892,34 +749,27 @@
     <w:p>
       <w:pPr>
         <w:snapToGrid w:val="0"/>
-        <w:spacing w:line="300" w:lineRule="auto" w:before="0" w:after="0"/>
-        <w:jc w:val="left"/>
-        <w:rPr>
-          <w:sz w:val="21"/>
-          <w:szCs w:val="21"/>
-        </w:rPr>
-      </w:pPr>
-      <w:r>
-        <w:rPr>
-          <w:rFonts w:ascii="Times New Roman" w:hAnsi="Times New Roman" w:eastAsia="宋体"/>
-          <w:sz w:val="21"/>
+        <w:spacing w:line="300" w:lineRule="auto"/>
+        <w:jc w:val="left"/>
+        <w:rPr>
+          <w:szCs w:val="21"/>
+        </w:rPr>
+      </w:pPr>
+      <w:r>
+        <w:rPr>
           <w:szCs w:val="21"/>
         </w:rPr>
         <w:t>4</w:t>
       </w:r>
       <w:r>
         <w:rPr>
-          <w:rFonts w:ascii="Times New Roman" w:hAnsi="Times New Roman" w:eastAsia="宋体"/>
-          <w:sz w:val="21"/>
           <w:szCs w:val="21"/>
         </w:rPr>
         <w:t>．右手定则：伸开</w:t>
       </w:r>
       <w:r>
         <w:rPr>
-          <w:rFonts w:eastAsia="宋体" w:ascii="Times New Roman" w:hAnsi="Times New Roman"/>
-          <w:b/>
-          <w:sz w:val="21"/>
+          <w:b/>
           <w:szCs w:val="21"/>
           <w:u w:val="thick"/>
         </w:rPr>
@@ -927,17 +777,13 @@
       </w:r>
       <w:r>
         <w:rPr>
-          <w:rFonts w:ascii="Times New Roman" w:hAnsi="Times New Roman" w:eastAsia="宋体"/>
-          <w:sz w:val="21"/>
           <w:szCs w:val="21"/>
         </w:rPr>
         <w:t>，使拇指与其余四个手指垂直，并且都与手掌在同一个平面内；让磁感线从掌心进入，并使</w:t>
       </w:r>
       <w:r>
         <w:rPr>
-          <w:rFonts w:eastAsia="宋体" w:ascii="Times New Roman" w:hAnsi="Times New Roman"/>
-          <w:b/>
-          <w:sz w:val="21"/>
+          <w:b/>
           <w:szCs w:val="21"/>
           <w:u w:val="thick"/>
         </w:rPr>
@@ -945,17 +791,13 @@
       </w:r>
       <w:r>
         <w:rPr>
-          <w:rFonts w:ascii="Times New Roman" w:hAnsi="Times New Roman" w:eastAsia="宋体"/>
-          <w:sz w:val="21"/>
           <w:szCs w:val="21"/>
         </w:rPr>
         <w:t>指向导线运动的方向，这时</w:t>
       </w:r>
       <w:r>
         <w:rPr>
-          <w:rFonts w:eastAsia="宋体" w:ascii="Times New Roman" w:hAnsi="Times New Roman"/>
-          <w:b/>
-          <w:sz w:val="21"/>
+          <w:b/>
           <w:szCs w:val="21"/>
           <w:u w:val="thick"/>
         </w:rPr>
@@ -963,8 +805,6 @@
       </w:r>
       <w:r>
         <w:rPr>
-          <w:rFonts w:ascii="Times New Roman" w:hAnsi="Times New Roman" w:eastAsia="宋体"/>
-          <w:sz w:val="21"/>
           <w:szCs w:val="21"/>
         </w:rPr>
         <w:t>所指的方向就是感应电流的方向。</w:t>
@@ -973,25 +813,20 @@
     <w:p>
       <w:pPr>
         <w:snapToGrid w:val="0"/>
-        <w:spacing w:line="300" w:lineRule="auto" w:before="0" w:after="0"/>
-        <w:jc w:val="left"/>
-        <w:rPr>
-          <w:sz w:val="21"/>
-          <w:szCs w:val="21"/>
-        </w:rPr>
-      </w:pPr>
-      <w:r>
-        <w:rPr>
-          <w:rFonts w:ascii="Times New Roman" w:hAnsi="Times New Roman" w:eastAsia="宋体"/>
-          <w:sz w:val="21"/>
+        <w:spacing w:line="300" w:lineRule="auto"/>
+        <w:jc w:val="left"/>
+        <w:rPr>
+          <w:szCs w:val="21"/>
+        </w:rPr>
+      </w:pPr>
+      <w:r>
+        <w:rPr>
           <w:szCs w:val="21"/>
         </w:rPr>
         <w:t>5</w:t>
       </w:r>
       <w:r>
         <w:rPr>
-          <w:rFonts w:ascii="Times New Roman" w:hAnsi="Times New Roman" w:eastAsia="宋体"/>
-          <w:sz w:val="21"/>
           <w:szCs w:val="21"/>
         </w:rPr>
         <w:t>．两点说明：</w:t>
@@ -1000,33 +835,26 @@
     <w:p>
       <w:pPr>
         <w:snapToGrid w:val="0"/>
-        <w:spacing w:line="300" w:lineRule="auto" w:before="0" w:after="0"/>
-        <w:jc w:val="left"/>
-        <w:rPr>
-          <w:sz w:val="21"/>
-          <w:szCs w:val="21"/>
-        </w:rPr>
-      </w:pPr>
-      <w:r>
-        <w:rPr>
-          <w:rFonts w:ascii="Times New Roman" w:hAnsi="Times New Roman" w:eastAsia="宋体"/>
-          <w:sz w:val="21"/>
+        <w:spacing w:line="300" w:lineRule="auto"/>
+        <w:jc w:val="left"/>
+        <w:rPr>
+          <w:szCs w:val="21"/>
+        </w:rPr>
+      </w:pPr>
+      <w:r>
+        <w:rPr>
           <w:szCs w:val="21"/>
         </w:rPr>
         <w:t>（</w:t>
       </w:r>
       <w:r>
         <w:rPr>
-          <w:rFonts w:ascii="Times New Roman" w:hAnsi="Times New Roman" w:eastAsia="宋体"/>
-          <w:sz w:val="21"/>
           <w:szCs w:val="21"/>
         </w:rPr>
         <w:t>1</w:t>
       </w:r>
       <w:r>
         <w:rPr>
-          <w:rFonts w:ascii="Times New Roman" w:hAnsi="Times New Roman" w:eastAsia="宋体"/>
-          <w:sz w:val="21"/>
           <w:szCs w:val="21"/>
         </w:rPr>
         <w:t>）大拇指所指的方向是导体相对磁场切割磁感线的运动方向，既可以是导体运动而磁场未动，也可以是导体未动而磁场运动，还可以是两者以不同速度同时运动。</w:t>
@@ -1035,329 +863,254 @@
     <w:p>
       <w:pPr>
         <w:snapToGrid w:val="0"/>
-        <w:spacing w:line="300" w:lineRule="auto" w:before="0" w:after="0"/>
-        <w:jc w:val="left"/>
+        <w:spacing w:line="300" w:lineRule="auto"/>
+        <w:jc w:val="left"/>
+        <w:rPr>
+          <w:szCs w:val="21"/>
+        </w:rPr>
+      </w:pPr>
+      <w:r>
+        <w:rPr>
+          <w:szCs w:val="21"/>
+        </w:rPr>
+        <w:t>（</w:t>
+      </w:r>
+      <w:r>
+        <w:rPr>
+          <w:szCs w:val="21"/>
+        </w:rPr>
+        <w:t>2</w:t>
+      </w:r>
+      <w:r>
+        <w:rPr>
+          <w:szCs w:val="21"/>
+        </w:rPr>
+        <w:t>）四指指向电流方向，切割磁感线的导体相当于</w:t>
+      </w:r>
+      <w:r>
+        <w:rPr>
+          <w:b/>
+          <w:szCs w:val="21"/>
+          <w:u w:val="thick"/>
+        </w:rPr>
+        <w:t>电源</w:t>
+      </w:r>
+      <w:r>
+        <w:rPr>
+          <w:szCs w:val="21"/>
+        </w:rPr>
+        <w:t>。</w:t>
+      </w:r>
+    </w:p>
+    <w:p>
+      <w:pPr>
+        <w:snapToGrid w:val="0"/>
+        <w:spacing w:line="300" w:lineRule="auto"/>
+        <w:jc w:val="left"/>
+        <w:rPr>
+          <w:szCs w:val="21"/>
+        </w:rPr>
+      </w:pPr>
+    </w:p>
+    <w:p>
+      <w:pPr>
+        <w:spacing w:line="300" w:lineRule="auto"/>
+        <w:jc w:val="left"/>
+        <w:rPr>
+          <w:szCs w:val="21"/>
+        </w:rPr>
+      </w:pPr>
+      <w:r>
+        <w:rPr>
+          <w:b/>
+          <w:szCs w:val="21"/>
+        </w:rPr>
+        <w:t xml:space="preserve">2.2 </w:t>
+      </w:r>
+      <w:r>
+        <w:rPr>
+          <w:b/>
+          <w:szCs w:val="21"/>
+        </w:rPr>
+        <w:t>法拉第电磁感应定律</w:t>
+      </w:r>
+    </w:p>
+    <w:p>
+      <w:pPr>
+        <w:snapToGrid w:val="0"/>
+        <w:spacing w:line="300" w:lineRule="auto"/>
+        <w:jc w:val="left"/>
+        <w:rPr>
+          <w:szCs w:val="21"/>
+        </w:rPr>
+      </w:pPr>
+      <w:r>
+        <w:rPr>
+          <w:szCs w:val="21"/>
+        </w:rPr>
+        <w:t>6</w:t>
+      </w:r>
+      <w:r>
+        <w:rPr>
+          <w:szCs w:val="21"/>
+        </w:rPr>
+        <w:t>．感应电动势</w:t>
+      </w:r>
+      <w:r>
         <w:rPr>
           <w:rFonts w:hint="eastAsia"/>
-          <w:sz w:val="21"/>
-          <w:szCs w:val="21"/>
-        </w:rPr>
-      </w:pPr>
-      <w:r>
-        <w:rPr>
-          <w:rFonts w:ascii="Times New Roman" w:hAnsi="Times New Roman" w:eastAsia="宋体"/>
-          <w:sz w:val="21"/>
+          <w:szCs w:val="21"/>
+        </w:rPr>
+        <w:t>：</w:t>
+      </w:r>
+      <w:r>
+        <w:rPr>
+          <w:szCs w:val="21"/>
+        </w:rPr>
+        <w:t>在</w:t>
+      </w:r>
+      <w:r>
+        <w:rPr>
+          <w:b/>
+          <w:szCs w:val="21"/>
+          <w:u w:val="thick"/>
+        </w:rPr>
+        <w:t>电磁感应</w:t>
+      </w:r>
+      <w:r>
+        <w:rPr>
+          <w:szCs w:val="21"/>
+        </w:rPr>
+        <w:t>现象中产生的电动势叫作</w:t>
+      </w:r>
+      <w:r>
+        <w:rPr>
+          <w:szCs w:val="21"/>
+        </w:rPr>
+        <w:t>感应电动势，产生感应电动势的那部分导体相当于</w:t>
+      </w:r>
+      <w:r>
+        <w:rPr>
+          <w:b/>
+          <w:szCs w:val="21"/>
+          <w:u w:val="thick"/>
+        </w:rPr>
+        <w:t>电源</w:t>
+      </w:r>
+      <w:r>
+        <w:rPr>
+          <w:szCs w:val="21"/>
+        </w:rPr>
+        <w:t>。</w:t>
+      </w:r>
+    </w:p>
+    <w:p>
+      <w:pPr>
+        <w:snapToGrid w:val="0"/>
+        <w:spacing w:line="300" w:lineRule="auto"/>
+        <w:jc w:val="left"/>
+        <w:rPr>
+          <w:szCs w:val="21"/>
+        </w:rPr>
+      </w:pPr>
+      <w:r>
+        <w:rPr>
+          <w:szCs w:val="21"/>
+        </w:rPr>
+        <w:t>7</w:t>
+      </w:r>
+      <w:r>
+        <w:rPr>
+          <w:szCs w:val="21"/>
+        </w:rPr>
+        <w:t>．法拉第电磁感应定律</w:t>
+      </w:r>
+    </w:p>
+    <w:p>
+      <w:pPr>
+        <w:snapToGrid w:val="0"/>
+        <w:spacing w:line="300" w:lineRule="auto"/>
+        <w:jc w:val="left"/>
+        <w:rPr>
+          <w:szCs w:val="21"/>
+        </w:rPr>
+      </w:pPr>
+      <w:r>
+        <w:rPr>
           <w:szCs w:val="21"/>
         </w:rPr>
         <w:t>（</w:t>
       </w:r>
       <w:r>
         <w:rPr>
-          <w:rFonts w:ascii="Times New Roman" w:hAnsi="Times New Roman" w:eastAsia="宋体"/>
-          <w:sz w:val="21"/>
+          <w:szCs w:val="21"/>
+        </w:rPr>
+        <w:t>1</w:t>
+      </w:r>
+      <w:r>
+        <w:rPr>
+          <w:szCs w:val="21"/>
+        </w:rPr>
+        <w:t>）内容：闭合电路中感应电动势的大小，跟穿过这一电路的</w:t>
+      </w:r>
+      <w:r>
+        <w:rPr>
+          <w:b/>
+          <w:szCs w:val="21"/>
+          <w:u w:val="thick"/>
+        </w:rPr>
+        <w:t>磁通量的变化率</w:t>
+      </w:r>
+      <w:r>
+        <w:rPr>
+          <w:szCs w:val="21"/>
+        </w:rPr>
+        <w:t>成正比。</w:t>
+      </w:r>
+    </w:p>
+    <w:p>
+      <w:pPr>
+        <w:snapToGrid w:val="0"/>
+        <w:spacing w:line="300" w:lineRule="auto"/>
+        <w:jc w:val="left"/>
+        <w:rPr>
+          <w:szCs w:val="21"/>
+        </w:rPr>
+      </w:pPr>
+      <w:r>
+        <w:rPr>
+          <w:szCs w:val="21"/>
+        </w:rPr>
+        <w:t>（</w:t>
+      </w:r>
+      <w:r>
+        <w:rPr>
           <w:szCs w:val="21"/>
         </w:rPr>
         <w:t>2</w:t>
       </w:r>
       <w:r>
         <w:rPr>
-          <w:rFonts w:ascii="Times New Roman" w:hAnsi="Times New Roman" w:eastAsia="宋体"/>
-          <w:sz w:val="21"/>
-          <w:szCs w:val="21"/>
-        </w:rPr>
-        <w:t>）四指指向电流方向，切割磁感线的导体相当于</w:t>
-      </w:r>
-      <w:r>
-        <w:rPr>
-          <w:rFonts w:eastAsia="宋体" w:ascii="Times New Roman" w:hAnsi="Times New Roman"/>
-          <w:b/>
-          <w:sz w:val="21"/>
-          <w:szCs w:val="21"/>
-          <w:u w:val="thick"/>
-        </w:rPr>
-        <w:t>电源</w:t>
-      </w:r>
-      <w:r>
-        <w:rPr>
-          <w:rFonts w:ascii="Times New Roman" w:hAnsi="Times New Roman" w:eastAsia="宋体"/>
-          <w:sz w:val="21"/>
-          <w:szCs w:val="21"/>
-        </w:rPr>
-        <w:t>。</w:t>
-      </w:r>
-    </w:p>
-    <w:p>
-      <w:pPr>
-        <w:snapToGrid w:val="0"/>
-        <w:spacing w:line="300" w:lineRule="auto" w:before="0" w:after="0"/>
-        <w:jc w:val="left"/>
-        <w:rPr>
-          <w:rFonts w:hint="eastAsia"/>
-          <w:sz w:val="21"/>
-          <w:szCs w:val="21"/>
-        </w:rPr>
-      </w:pPr>
-    </w:p>
-    <w:p>
-      <w:pPr>
-        <w:spacing w:before="0" w:after="0" w:line="300" w:lineRule="auto"/>
-        <w:jc w:val="left"/>
-        <w:rPr>
-          <w:sz w:val="21"/>
-          <w:szCs w:val="21"/>
-        </w:rPr>
-      </w:pPr>
-      <w:r>
-        <w:rPr>
-          <w:rFonts w:ascii="Times New Roman" w:hAnsi="Times New Roman" w:eastAsia="宋体"/>
-          <w:b/>
-          <w:sz w:val="21"/>
-          <w:szCs w:val="21"/>
-        </w:rPr>
-        <w:t>2.2 法拉第电磁感应定律</w:t>
-      </w:r>
-    </w:p>
-    <w:p>
-      <w:pPr>
-        <w:snapToGrid w:val="0"/>
-        <w:spacing w:line="300" w:lineRule="auto" w:before="0" w:after="0"/>
-        <w:jc w:val="left"/>
-        <w:rPr>
-          <w:sz w:val="21"/>
-          <w:szCs w:val="21"/>
-        </w:rPr>
-      </w:pPr>
-      <w:r>
-        <w:rPr>
-          <w:rFonts w:ascii="Times New Roman" w:hAnsi="Times New Roman" w:eastAsia="宋体"/>
-          <w:sz w:val="21"/>
-          <w:szCs w:val="21"/>
-        </w:rPr>
-        <w:t>6</w:t>
-      </w:r>
-      <w:r>
-        <w:rPr>
-          <w:rFonts w:ascii="Times New Roman" w:hAnsi="Times New Roman" w:eastAsia="宋体"/>
-          <w:sz w:val="21"/>
-          <w:szCs w:val="21"/>
-        </w:rPr>
-        <w:t>．感应电动势</w:t>
-      </w:r>
-      <w:r>
-        <w:rPr>
-          <w:rFonts w:hint="eastAsia" w:ascii="Times New Roman" w:hAnsi="Times New Roman" w:eastAsia="宋体"/>
-          <w:sz w:val="21"/>
-          <w:szCs w:val="21"/>
-        </w:rPr>
-        <w:t>：</w:t>
-      </w:r>
-      <w:r>
-        <w:rPr>
-          <w:rFonts w:ascii="Times New Roman" w:hAnsi="Times New Roman" w:eastAsia="宋体"/>
-          <w:sz w:val="21"/>
-          <w:szCs w:val="21"/>
-        </w:rPr>
-        <w:t>在</w:t>
-      </w:r>
-      <w:r>
-        <w:rPr>
-          <w:rFonts w:eastAsia="宋体" w:ascii="Times New Roman" w:hAnsi="Times New Roman"/>
-          <w:b/>
-          <w:sz w:val="21"/>
-          <w:szCs w:val="21"/>
-          <w:u w:val="thick"/>
-        </w:rPr>
-        <w:t>电磁感应</w:t>
-      </w:r>
-      <w:r>
-        <w:rPr>
-          <w:rFonts w:ascii="Times New Roman" w:hAnsi="Times New Roman" w:eastAsia="宋体"/>
-          <w:sz w:val="21"/>
-          <w:szCs w:val="21"/>
-        </w:rPr>
-        <w:t>现象中产生的电动势</w:t>
-      </w:r>
-      <w:proofErr w:type="gramStart"/>
-      <w:r>
-        <w:rPr>
-          <w:rFonts w:ascii="Times New Roman" w:hAnsi="Times New Roman" w:eastAsia="宋体"/>
-          <w:sz w:val="21"/>
-          <w:szCs w:val="21"/>
-        </w:rPr>
-        <w:t>叫作</w:t>
-      </w:r>
-      <w:proofErr w:type="gramEnd"/>
-      <w:r>
-        <w:rPr>
-          <w:rFonts w:ascii="Times New Roman" w:hAnsi="Times New Roman" w:eastAsia="宋体"/>
-          <w:sz w:val="21"/>
-          <w:szCs w:val="21"/>
-        </w:rPr>
-        <w:t>感应电动势，产生感应电动势的那部分导体相当于</w:t>
-      </w:r>
-      <w:r>
-        <w:rPr>
-          <w:rFonts w:eastAsia="宋体" w:ascii="Times New Roman" w:hAnsi="Times New Roman"/>
-          <w:b/>
-          <w:sz w:val="21"/>
-          <w:szCs w:val="21"/>
-          <w:u w:val="thick"/>
-        </w:rPr>
-        <w:t>电源</w:t>
-      </w:r>
-      <w:r>
-        <w:rPr>
-          <w:rFonts w:ascii="Times New Roman" w:hAnsi="Times New Roman" w:eastAsia="宋体"/>
-          <w:sz w:val="21"/>
-          <w:szCs w:val="21"/>
-        </w:rPr>
-        <w:t>。</w:t>
-      </w:r>
-    </w:p>
-    <w:p>
-      <w:pPr>
-        <w:snapToGrid w:val="0"/>
-        <w:spacing w:line="300" w:lineRule="auto" w:before="0" w:after="0"/>
-        <w:jc w:val="left"/>
-        <w:rPr>
-          <w:sz w:val="21"/>
-          <w:szCs w:val="21"/>
-        </w:rPr>
-      </w:pPr>
-      <w:r>
-        <w:rPr>
-          <w:rFonts w:ascii="Times New Roman" w:hAnsi="Times New Roman" w:eastAsia="宋体"/>
-          <w:sz w:val="21"/>
-          <w:szCs w:val="21"/>
-        </w:rPr>
-        <w:t>7</w:t>
-      </w:r>
-      <w:r>
-        <w:rPr>
-          <w:rFonts w:ascii="Times New Roman" w:hAnsi="Times New Roman" w:eastAsia="宋体"/>
-          <w:sz w:val="21"/>
-          <w:szCs w:val="21"/>
-        </w:rPr>
-        <w:t>．法拉第电磁感应定律</w:t>
-      </w:r>
-    </w:p>
-    <w:p>
-      <w:pPr>
-        <w:snapToGrid w:val="0"/>
-        <w:spacing w:line="300" w:lineRule="auto" w:before="0" w:after="0"/>
-        <w:jc w:val="left"/>
-        <w:rPr>
-          <w:sz w:val="21"/>
-          <w:szCs w:val="21"/>
-        </w:rPr>
-      </w:pPr>
-      <w:r>
-        <w:rPr>
-          <w:rFonts w:ascii="Times New Roman" w:hAnsi="Times New Roman" w:eastAsia="宋体"/>
-          <w:sz w:val="21"/>
-          <w:szCs w:val="21"/>
-        </w:rPr>
-        <w:t>（</w:t>
-      </w:r>
-      <w:r>
-        <w:rPr>
-          <w:rFonts w:ascii="Times New Roman" w:hAnsi="Times New Roman" w:eastAsia="宋体"/>
-          <w:sz w:val="21"/>
-          <w:szCs w:val="21"/>
-        </w:rPr>
-        <w:t>1</w:t>
-      </w:r>
-      <w:r>
-        <w:rPr>
-          <w:rFonts w:ascii="Times New Roman" w:hAnsi="Times New Roman" w:eastAsia="宋体"/>
-          <w:sz w:val="21"/>
-          <w:szCs w:val="21"/>
-        </w:rPr>
-        <w:t>）内容：闭合电路中感应电动势的大小，跟穿过这一电路的</w:t>
-      </w:r>
-      <w:r>
-        <w:rPr>
-          <w:rFonts w:eastAsia="宋体" w:ascii="Times New Roman" w:hAnsi="Times New Roman"/>
-          <w:b/>
-          <w:sz w:val="21"/>
-          <w:szCs w:val="21"/>
-          <w:u w:val="thick"/>
-        </w:rPr>
-        <w:t>磁通量的变化率</w:t>
-      </w:r>
-      <w:r>
-        <w:rPr>
-          <w:rFonts w:ascii="Times New Roman" w:hAnsi="Times New Roman" w:eastAsia="宋体"/>
-          <w:sz w:val="21"/>
-          <w:szCs w:val="21"/>
-        </w:rPr>
-        <w:t>成正比。</w:t>
-      </w:r>
-    </w:p>
-    <w:p>
-      <w:pPr>
-        <w:snapToGrid w:val="0"/>
-        <w:spacing w:line="300" w:lineRule="auto" w:before="0" w:after="0"/>
-        <w:jc w:val="left"/>
-        <w:rPr>
-          <w:sz w:val="21"/>
-          <w:szCs w:val="21"/>
-        </w:rPr>
-      </w:pPr>
-      <w:r>
-        <w:rPr>
-          <w:rFonts w:ascii="Times New Roman" w:hAnsi="Times New Roman" w:eastAsia="宋体"/>
-          <w:sz w:val="21"/>
-          <w:szCs w:val="21"/>
-        </w:rPr>
-        <w:t>（</w:t>
-      </w:r>
-      <w:r>
-        <w:rPr>
-          <w:rFonts w:ascii="Times New Roman" w:hAnsi="Times New Roman" w:eastAsia="宋体"/>
-          <w:sz w:val="21"/>
-          <w:szCs w:val="21"/>
-        </w:rPr>
-        <w:t>2</w:t>
-      </w:r>
-      <w:r>
-        <w:rPr>
-          <w:rFonts w:ascii="Times New Roman" w:hAnsi="Times New Roman" w:eastAsia="宋体"/>
-          <w:sz w:val="21"/>
           <w:szCs w:val="21"/>
         </w:rPr>
         <w:t>）公式：</w:t>
       </w:r>
       <w:r>
         <w:rPr>
-          <w:rFonts w:eastAsia="宋体" w:ascii="Times New Roman" w:hAnsi="Times New Roman"/>
           <w:i/>
-          <w:sz w:val="21"/>
           <w:szCs w:val="21"/>
         </w:rPr>
         <w:t>E</w:t>
       </w:r>
       <w:r>
         <w:rPr>
-          <w:rFonts w:ascii="Times New Roman" w:hAnsi="Times New Roman" w:eastAsia="宋体"/>
-          <w:sz w:val="21"/>
           <w:szCs w:val="21"/>
         </w:rPr>
         <w:t>＝</w:t>
       </w:r>
       <w:r>
         <w:rPr>
-          <w:rFonts w:eastAsia="宋体" w:ascii="Times New Roman" w:hAnsi="Times New Roman"/>
-          <w:sz w:val="21"/>
-          <w:szCs w:val="21"/>
-        </w:rPr>
-        <w:t/>
-      </w:r>
-      <w:r>
-        <w:rPr>
-          <w:rFonts w:eastAsia="宋体" w:ascii="Times New Roman" w:hAnsi="Times New Roman"/>
-          <w:b/>
-          <w:sz w:val="21"/>
+          <w:b/>
           <w:szCs w:val="21"/>
           <w:u w:val="thick"/>
         </w:rPr>
@@ -1369,8 +1122,8 @@
             <m:ctrlPr>
               <w:rPr>
                 <w:rFonts w:ascii="Cambria Math" w:hAnsi="Cambria Math"/>
+                <w:b/>
                 <w:szCs w:val="21"/>
-                <w:b/>
                 <w:u w:val="thick"/>
               </w:rPr>
             </m:ctrlPr>
@@ -1378,12 +1131,11 @@
           <m:num>
             <m:r>
               <m:rPr>
-                <m:sty m:val="p"/>
+                <m:sty m:val="b"/>
               </m:rPr>
               <w:rPr>
                 <w:rFonts w:ascii="Cambria Math" w:hAnsi="Cambria Math" w:cs="Cambria Math"/>
                 <w:szCs w:val="21"/>
-                <w:b/>
                 <w:u w:val="thick"/>
               </w:rPr>
               <m:t>ΔΦ</m:t>
@@ -1392,21 +1144,22 @@
           <m:den>
             <m:r>
               <m:rPr>
-                <m:sty m:val="p"/>
+                <m:sty m:val="b"/>
               </m:rPr>
               <w:rPr>
                 <w:rFonts w:ascii="Cambria Math" w:hAnsi="Cambria Math" w:cs="Cambria Math"/>
                 <w:szCs w:val="21"/>
-                <w:b/>
                 <w:u w:val="thick"/>
               </w:rPr>
               <m:t>Δ</m:t>
             </m:r>
             <m:r>
+              <m:rPr>
+                <m:sty m:val="bi"/>
+              </m:rPr>
               <w:rPr>
                 <w:rFonts w:ascii="Cambria Math" w:hAnsi="Cambria Math" w:cs="Cambria Math"/>
                 <w:szCs w:val="21"/>
-                <w:b/>
                 <w:u w:val="thick"/>
               </w:rPr>
               <m:t>t</m:t>
@@ -1416,25 +1169,19 @@
       </m:oMath>
       <w:r>
         <w:rPr>
-          <w:rFonts w:ascii="Times New Roman" w:hAnsi="Times New Roman" w:eastAsia="宋体"/>
-          <w:sz w:val="21"/>
           <w:szCs w:val="21"/>
         </w:rPr>
         <w:t>，其中</w:t>
       </w:r>
       <w:r>
         <w:rPr>
-          <w:rFonts w:eastAsia="宋体" w:ascii="Times New Roman" w:hAnsi="Times New Roman"/>
           <w:i/>
-          <w:sz w:val="21"/>
           <w:szCs w:val="21"/>
         </w:rPr>
         <w:t>n</w:t>
       </w:r>
       <w:r>
         <w:rPr>
-          <w:rFonts w:ascii="Times New Roman" w:hAnsi="Times New Roman" w:eastAsia="宋体"/>
-          <w:sz w:val="21"/>
           <w:szCs w:val="21"/>
         </w:rPr>
         <w:t>为线圈的匝数。</w:t>
@@ -1443,69 +1190,86 @@
     <w:p>
       <w:pPr>
         <w:snapToGrid w:val="0"/>
-        <w:spacing w:line="300" w:lineRule="auto" w:before="0" w:after="0"/>
-        <w:jc w:val="left"/>
-        <w:rPr>
-          <w:sz w:val="21"/>
-          <w:szCs w:val="21"/>
-        </w:rPr>
-      </w:pPr>
-      <w:r>
-        <w:rPr>
-          <w:rFonts w:ascii="Times New Roman" w:hAnsi="Times New Roman" w:eastAsia="宋体"/>
-          <w:sz w:val="21"/>
+        <w:spacing w:line="300" w:lineRule="auto"/>
+        <w:jc w:val="left"/>
+        <w:rPr>
+          <w:szCs w:val="21"/>
+        </w:rPr>
+      </w:pPr>
+      <w:r>
+        <w:rPr>
           <w:szCs w:val="21"/>
         </w:rPr>
         <w:t>（</w:t>
       </w:r>
       <w:r>
         <w:rPr>
-          <w:rFonts w:ascii="Times New Roman" w:hAnsi="Times New Roman" w:eastAsia="宋体"/>
-          <w:sz w:val="21"/>
           <w:szCs w:val="21"/>
         </w:rPr>
         <w:t>3</w:t>
       </w:r>
       <w:r>
         <w:rPr>
-          <w:rFonts w:ascii="Times New Roman" w:hAnsi="Times New Roman" w:eastAsia="宋体"/>
-          <w:sz w:val="21"/>
           <w:szCs w:val="21"/>
         </w:rPr>
         <w:t>）在国际单位制中，磁通量的单位是</w:t>
       </w:r>
       <w:r>
         <w:rPr>
-          <w:rFonts w:eastAsia="宋体" w:ascii="Times New Roman" w:hAnsi="Times New Roman"/>
-          <w:b/>
-          <w:sz w:val="21"/>
-          <w:szCs w:val="21"/>
-          <w:u w:val="thick"/>
-        </w:rPr>
-        <w:t>韦伯（Wb）</w:t>
-      </w:r>
-      <w:r>
-        <w:rPr>
-          <w:rFonts w:ascii="Times New Roman" w:hAnsi="Times New Roman" w:eastAsia="宋体"/>
-          <w:sz w:val="21"/>
+          <w:b/>
+          <w:szCs w:val="21"/>
+          <w:u w:val="thick"/>
+        </w:rPr>
+        <w:t>韦伯（</w:t>
+      </w:r>
+      <w:r>
+        <w:rPr>
+          <w:b/>
+          <w:szCs w:val="21"/>
+          <w:u w:val="thick"/>
+        </w:rPr>
+        <w:t>Wb</w:t>
+      </w:r>
+      <w:r>
+        <w:rPr>
+          <w:b/>
+          <w:szCs w:val="21"/>
+          <w:u w:val="thick"/>
+        </w:rPr>
+        <w:t>）</w:t>
+      </w:r>
+      <w:r>
+        <w:rPr>
           <w:szCs w:val="21"/>
         </w:rPr>
         <w:t>，感应电动势的单位是</w:t>
       </w:r>
       <w:r>
         <w:rPr>
-          <w:rFonts w:eastAsia="宋体" w:ascii="Times New Roman" w:hAnsi="Times New Roman"/>
-          <w:b/>
-          <w:sz w:val="21"/>
-          <w:szCs w:val="21"/>
-          <w:u w:val="thick"/>
-        </w:rPr>
-        <w:t>伏（V）</w:t>
-      </w:r>
-      <w:r>
-        <w:rPr>
-          <w:rFonts w:ascii="Times New Roman" w:hAnsi="Times New Roman" w:eastAsia="宋体"/>
-          <w:sz w:val="21"/>
+          <w:b/>
+          <w:szCs w:val="21"/>
+          <w:u w:val="thick"/>
+        </w:rPr>
+        <w:t>伏（</w:t>
+      </w:r>
+      <w:r>
+        <w:rPr>
+          <w:b/>
+          <w:szCs w:val="21"/>
+          <w:u w:val="thick"/>
+        </w:rPr>
+        <w:t>V</w:t>
+      </w:r>
+      <w:r>
+        <w:rPr>
+          <w:b/>
+          <w:szCs w:val="21"/>
+          <w:u w:val="thick"/>
+        </w:rPr>
+        <w:t>）</w:t>
+      </w:r>
+      <w:r>
+        <w:rPr>
           <w:szCs w:val="21"/>
         </w:rPr>
         <w:t>。注意：公式只表示感应电动势的大小。至于感应电流的方向，可由楞次定律判定。</w:t>
@@ -1514,52 +1278,40 @@
     <w:p>
       <w:pPr>
         <w:snapToGrid w:val="0"/>
-        <w:spacing w:line="300" w:lineRule="auto" w:before="0" w:after="0"/>
-        <w:jc w:val="left"/>
-        <w:rPr>
-          <w:rFonts w:hint="eastAsia"/>
-          <w:sz w:val="21"/>
-          <w:szCs w:val="21"/>
-        </w:rPr>
-      </w:pPr>
-      <w:r>
-        <w:rPr>
-          <w:rFonts w:ascii="Times New Roman" w:hAnsi="Times New Roman" w:eastAsia="宋体"/>
-          <w:sz w:val="21"/>
+        <w:spacing w:line="300" w:lineRule="auto"/>
+        <w:jc w:val="left"/>
+        <w:rPr>
+          <w:szCs w:val="21"/>
+        </w:rPr>
+      </w:pPr>
+      <w:r>
+        <w:rPr>
           <w:szCs w:val="21"/>
         </w:rPr>
         <w:t>8</w:t>
       </w:r>
       <w:r>
         <w:rPr>
-          <w:rFonts w:ascii="Times New Roman" w:hAnsi="Times New Roman" w:eastAsia="宋体"/>
-          <w:sz w:val="21"/>
           <w:szCs w:val="21"/>
         </w:rPr>
         <w:t>．公式</w:t>
       </w:r>
       <w:r>
         <w:rPr>
-          <w:rFonts w:eastAsia="宋体" w:ascii="Times New Roman" w:hAnsi="Times New Roman"/>
           <w:i/>
-          <w:sz w:val="21"/>
           <w:szCs w:val="21"/>
         </w:rPr>
         <w:t>E</w:t>
       </w:r>
       <w:r>
         <w:rPr>
-          <w:rFonts w:ascii="Times New Roman" w:hAnsi="Times New Roman" w:eastAsia="宋体"/>
-          <w:sz w:val="21"/>
           <w:szCs w:val="21"/>
         </w:rPr>
         <w:t>＝</w:t>
       </w:r>
       <w:r>
         <w:rPr>
-          <w:rFonts w:eastAsia="宋体" w:ascii="Times New Roman" w:hAnsi="Times New Roman"/>
           <w:i/>
-          <w:sz w:val="21"/>
           <w:szCs w:val="21"/>
         </w:rPr>
         <w:t>n</w:t>
@@ -1570,8 +1322,8 @@
             <m:ctrlPr>
               <w:rPr>
                 <w:rFonts w:ascii="Cambria Math" w:hAnsi="Cambria Math"/>
+                <w:b/>
                 <w:szCs w:val="21"/>
-                <w:b/>
                 <w:u w:val="thick"/>
               </w:rPr>
             </m:ctrlPr>
@@ -1579,12 +1331,11 @@
           <m:num>
             <m:r>
               <m:rPr>
-                <m:sty m:val="p"/>
+                <m:sty m:val="b"/>
               </m:rPr>
               <w:rPr>
                 <w:rFonts w:ascii="Cambria Math" w:hAnsi="Cambria Math" w:cs="Cambria Math"/>
                 <w:szCs w:val="21"/>
-                <w:b/>
                 <w:u w:val="thick"/>
               </w:rPr>
               <m:t>ΔΦ</m:t>
@@ -1593,21 +1344,22 @@
           <m:den>
             <m:r>
               <m:rPr>
-                <m:sty m:val="p"/>
+                <m:sty m:val="b"/>
               </m:rPr>
               <w:rPr>
                 <w:rFonts w:ascii="Cambria Math" w:hAnsi="Cambria Math" w:cs="Cambria Math"/>
                 <w:szCs w:val="21"/>
-                <w:b/>
                 <w:u w:val="thick"/>
               </w:rPr>
               <m:t>Δ</m:t>
             </m:r>
             <m:r>
+              <m:rPr>
+                <m:sty m:val="bi"/>
+              </m:rPr>
               <w:rPr>
                 <w:rFonts w:ascii="Cambria Math" w:hAnsi="Cambria Math" w:cs="Cambria Math"/>
                 <w:szCs w:val="21"/>
-                <w:b/>
                 <w:u w:val="thick"/>
               </w:rPr>
               <m:t>t</m:t>
@@ -1617,17 +1369,13 @@
       </m:oMath>
       <w:r>
         <w:rPr>
-          <w:rFonts w:ascii="Times New Roman" w:hAnsi="Times New Roman" w:eastAsia="宋体"/>
-          <w:sz w:val="21"/>
           <w:szCs w:val="21"/>
         </w:rPr>
         <w:t>求解的是一个回路中某段时间内的平均电动势，只有在磁通量随时间</w:t>
       </w:r>
       <w:r>
         <w:rPr>
-          <w:rFonts w:eastAsia="宋体" w:ascii="Times New Roman" w:hAnsi="Times New Roman"/>
-          <w:b/>
-          <w:sz w:val="21"/>
+          <w:b/>
           <w:szCs w:val="21"/>
           <w:u w:val="thick"/>
         </w:rPr>
@@ -1635,8 +1383,6 @@
       </w:r>
       <w:r>
         <w:rPr>
-          <w:rFonts w:ascii="Times New Roman" w:hAnsi="Times New Roman" w:eastAsia="宋体"/>
-          <w:sz w:val="21"/>
           <w:szCs w:val="21"/>
         </w:rPr>
         <w:t>变化时，瞬时值才等于平均值。</w:t>
@@ -1645,48 +1391,38 @@
     <w:p>
       <w:pPr>
         <w:snapToGrid w:val="0"/>
-        <w:spacing w:line="300" w:lineRule="auto" w:before="0" w:after="0"/>
-        <w:jc w:val="left"/>
-        <w:rPr>
-          <w:rFonts w:hint="eastAsia"/>
-          <w:sz w:val="21"/>
-          <w:szCs w:val="21"/>
-        </w:rPr>
-      </w:pPr>
-    </w:p>
-    <w:p>
-      <w:pPr>
-        <w:snapToGrid w:val="0"/>
-        <w:spacing w:line="300" w:lineRule="auto" w:before="0" w:after="0"/>
-        <w:jc w:val="left"/>
-        <w:rPr>
-          <w:b/>
-          <w:sz w:val="21"/>
-          <w:szCs w:val="21"/>
-        </w:rPr>
-      </w:pPr>
-      <w:r>
-        <w:rPr>
-          <w:rFonts w:ascii="Times New Roman" w:hAnsi="Times New Roman" w:eastAsia="宋体"/>
-          <w:sz w:val="21"/>
-          <w:szCs w:val="21"/>
-        </w:rPr>
-        <w:lastRenderedPageBreak/>
+        <w:spacing w:line="300" w:lineRule="auto"/>
+        <w:jc w:val="left"/>
+        <w:rPr>
+          <w:szCs w:val="21"/>
+        </w:rPr>
+      </w:pPr>
+    </w:p>
+    <w:p>
+      <w:pPr>
+        <w:snapToGrid w:val="0"/>
+        <w:spacing w:line="300" w:lineRule="auto"/>
+        <w:jc w:val="left"/>
+        <w:rPr>
+          <w:b/>
+          <w:szCs w:val="21"/>
+        </w:rPr>
+      </w:pPr>
+      <w:r>
+        <w:rPr>
+          <w:szCs w:val="21"/>
+        </w:rPr>
         <w:t>9</w:t>
       </w:r>
       <w:r>
         <w:rPr>
-          <w:rFonts w:ascii="Times New Roman" w:hAnsi="Times New Roman" w:eastAsia="宋体"/>
-          <w:sz w:val="21"/>
           <w:szCs w:val="21"/>
         </w:rPr>
         <w:t>．</w:t>
       </w:r>
       <w:r>
         <w:rPr>
-          <w:rFonts w:ascii="Times New Roman" w:hAnsi="Times New Roman" w:eastAsia="宋体"/>
-          <w:b/>
-          <w:sz w:val="21"/>
+          <w:b/>
           <w:szCs w:val="21"/>
         </w:rPr>
         <w:t>导体棒切割磁感线时的感应电动势</w:t>
@@ -1695,23 +1431,20 @@
     <w:p>
       <w:pPr>
         <w:snapToGrid w:val="0"/>
-        <w:spacing w:line="300" w:lineRule="auto" w:before="0" w:after="0"/>
-        <w:jc w:val="left"/>
-        <w:rPr>
-          <w:sz w:val="21"/>
-          <w:szCs w:val="21"/>
-        </w:rPr>
-      </w:pPr>
-      <w:r>
-        <w:rPr>
-          <w:rFonts w:eastAsia="宋体" w:ascii="Times New Roman" w:hAnsi="Times New Roman"/>
+        <w:spacing w:line="300" w:lineRule="auto"/>
+        <w:jc w:val="left"/>
+        <w:rPr>
+          <w:szCs w:val="21"/>
+        </w:rPr>
+      </w:pPr>
+      <w:r>
+        <w:rPr>
           <w:noProof/>
           <w:kern w:val="0"/>
-          <w:sz w:val="21"/>
           <w:szCs w:val="21"/>
         </w:rPr>
         <w:drawing>
-          <wp:inline distT="0" distB="0" distL="0" distR="0" wp14:anchorId="1E9D02A8" wp14:editId="087BB57C">
+          <wp:inline distT="0" distB="0" distL="0" distR="0" wp14:anchorId="3E2BB7C2" wp14:editId="2E355D47">
             <wp:extent cx="990600" cy="1295400"/>
             <wp:effectExtent l="0" t="0" r="0" b="0"/>
             <wp:docPr id="100011" name="图片 100011" descr="@@@d06eb5e4-c090-446d-a8b3-7472a704315e"/>
@@ -1728,7 +1461,7 @@
                     </pic:cNvPicPr>
                   </pic:nvPicPr>
                   <pic:blipFill>
-                    <a:blip r:embed="rId11"/>
+                    <a:blip r:embed="rId10"/>
                     <a:stretch>
                       <a:fillRect/>
                     </a:stretch>
@@ -1752,44 +1485,28 @@
     <w:p>
       <w:pPr>
         <w:snapToGrid w:val="0"/>
-        <w:spacing w:line="300" w:lineRule="auto" w:before="0" w:after="0"/>
-        <w:jc w:val="left"/>
-        <w:rPr>
-          <w:sz w:val="21"/>
-          <w:szCs w:val="21"/>
-        </w:rPr>
-      </w:pPr>
-      <w:r>
-        <w:rPr>
-          <w:rFonts w:ascii="Times New Roman" w:hAnsi="Times New Roman" w:eastAsia="宋体"/>
-          <w:sz w:val="21"/>
-          <w:szCs w:val="21"/>
-        </w:rPr>
+        <w:spacing w:line="300" w:lineRule="auto"/>
+        <w:jc w:val="left"/>
+        <w:rPr>
+          <w:szCs w:val="21"/>
+        </w:rPr>
+      </w:pPr>
+      <w:r>
+        <w:rPr>
+          <w:szCs w:val="21"/>
+        </w:rPr>
+        <w:lastRenderedPageBreak/>
         <w:t>①</w:t>
       </w:r>
       <w:r>
         <w:rPr>
-          <w:rFonts w:ascii="Times New Roman" w:hAnsi="Times New Roman" w:eastAsia="宋体"/>
-          <w:sz w:val="21"/>
-          <w:szCs w:val="21"/>
-        </w:rPr>
-        <w:t>由于导体运动而产生的电动势</w:t>
-      </w:r>
-      <w:proofErr w:type="gramStart"/>
-      <w:r>
-        <w:rPr>
-          <w:rFonts w:ascii="Times New Roman" w:hAnsi="Times New Roman" w:eastAsia="宋体"/>
-          <w:sz w:val="21"/>
-          <w:szCs w:val="21"/>
-        </w:rPr>
-        <w:t>叫作</w:t>
-      </w:r>
-      <w:proofErr w:type="gramEnd"/>
-      <w:r>
-        <w:rPr>
-          <w:rFonts w:ascii="Times New Roman" w:hAnsi="Times New Roman" w:eastAsia="宋体"/>
-          <w:b/>
-          <w:sz w:val="21"/>
+          <w:szCs w:val="21"/>
+        </w:rPr>
+        <w:t>由于导体运动而产生的电动势叫作</w:t>
+      </w:r>
+      <w:r>
+        <w:rPr>
+          <w:b/>
           <w:szCs w:val="21"/>
           <w:u w:val="thick"/>
         </w:rPr>
@@ -1797,8 +1514,6 @@
       </w:r>
       <w:r>
         <w:rPr>
-          <w:rFonts w:ascii="Times New Roman" w:hAnsi="Times New Roman" w:eastAsia="宋体"/>
-          <w:sz w:val="21"/>
           <w:szCs w:val="21"/>
         </w:rPr>
         <w:t>。</w:t>
@@ -1807,102 +1522,79 @@
     <w:p>
       <w:pPr>
         <w:snapToGrid w:val="0"/>
-        <w:spacing w:line="300" w:lineRule="auto" w:before="0" w:after="0"/>
-        <w:jc w:val="left"/>
-        <w:rPr>
-          <w:sz w:val="21"/>
-          <w:szCs w:val="21"/>
-        </w:rPr>
-      </w:pPr>
-      <w:r>
-        <w:rPr>
-          <w:rFonts w:ascii="Times New Roman" w:hAnsi="Times New Roman" w:eastAsia="宋体"/>
-          <w:sz w:val="21"/>
+        <w:spacing w:line="300" w:lineRule="auto"/>
+        <w:jc w:val="left"/>
+        <w:rPr>
+          <w:szCs w:val="21"/>
+        </w:rPr>
+      </w:pPr>
+      <w:r>
+        <w:rPr>
           <w:szCs w:val="21"/>
         </w:rPr>
         <w:t>②</w:t>
       </w:r>
       <w:r>
         <w:rPr>
-          <w:rFonts w:ascii="Times New Roman" w:hAnsi="Times New Roman" w:eastAsia="宋体"/>
-          <w:sz w:val="21"/>
           <w:szCs w:val="21"/>
         </w:rPr>
         <w:t>导线垂直于磁场方向运动，</w:t>
       </w:r>
       <w:r>
         <w:rPr>
-          <w:rFonts w:eastAsia="宋体" w:ascii="Times New Roman" w:hAnsi="Times New Roman"/>
           <w:i/>
-          <w:sz w:val="21"/>
           <w:szCs w:val="21"/>
         </w:rPr>
         <w:t>B</w:t>
       </w:r>
       <w:r>
         <w:rPr>
-          <w:rFonts w:ascii="Times New Roman" w:hAnsi="Times New Roman" w:eastAsia="宋体"/>
-          <w:sz w:val="21"/>
           <w:szCs w:val="21"/>
         </w:rPr>
         <w:t>、</w:t>
       </w:r>
       <w:r>
         <w:rPr>
-          <w:rFonts w:eastAsia="宋体" w:ascii="Times New Roman" w:hAnsi="Times New Roman"/>
           <w:i/>
-          <w:sz w:val="21"/>
           <w:szCs w:val="21"/>
         </w:rPr>
         <w:t>l</w:t>
       </w:r>
       <w:r>
         <w:rPr>
-          <w:rFonts w:ascii="Times New Roman" w:hAnsi="Times New Roman" w:eastAsia="宋体"/>
-          <w:sz w:val="21"/>
           <w:szCs w:val="21"/>
         </w:rPr>
         <w:t>、</w:t>
       </w:r>
       <w:r>
         <w:rPr>
-          <w:rFonts w:eastAsia="宋体" w:ascii="Times New Roman" w:hAnsi="Times New Roman"/>
           <w:i/>
-          <w:sz w:val="21"/>
           <w:szCs w:val="21"/>
         </w:rPr>
         <w:t>v</w:t>
       </w:r>
       <w:r>
         <w:rPr>
-          <w:rFonts w:ascii="Times New Roman" w:hAnsi="Times New Roman" w:eastAsia="宋体"/>
-          <w:sz w:val="21"/>
           <w:szCs w:val="21"/>
         </w:rPr>
         <w:t>两两垂直时，感应电动势</w:t>
       </w:r>
       <w:r>
         <w:rPr>
-          <w:rFonts w:eastAsia="宋体" w:ascii="Times New Roman" w:hAnsi="Times New Roman"/>
           <w:i/>
-          <w:sz w:val="21"/>
           <w:szCs w:val="21"/>
         </w:rPr>
         <w:t>E</w:t>
       </w:r>
       <w:r>
         <w:rPr>
-          <w:rFonts w:ascii="Times New Roman" w:hAnsi="Times New Roman" w:eastAsia="宋体"/>
-          <w:sz w:val="21"/>
           <w:szCs w:val="21"/>
         </w:rPr>
         <w:t>＝</w:t>
       </w:r>
       <w:r>
         <w:rPr>
-          <w:rFonts w:eastAsia="宋体" w:ascii="Times New Roman" w:hAnsi="Times New Roman"/>
-          <w:b/>
-          <w:sz w:val="21"/>
+          <w:b/>
           <w:szCs w:val="21"/>
           <w:u w:val="thick"/>
         </w:rPr>
@@ -1910,8 +1602,6 @@
       </w:r>
       <w:r>
         <w:rPr>
-          <w:rFonts w:ascii="Times New Roman" w:hAnsi="Times New Roman" w:eastAsia="宋体"/>
-          <w:sz w:val="21"/>
           <w:szCs w:val="21"/>
         </w:rPr>
         <w:t>。</w:t>
@@ -1920,68 +1610,53 @@
     <w:p>
       <w:pPr>
         <w:snapToGrid w:val="0"/>
-        <w:spacing w:line="300" w:lineRule="auto" w:before="0" w:after="0"/>
-        <w:jc w:val="left"/>
-        <w:rPr>
-          <w:sz w:val="21"/>
-          <w:szCs w:val="21"/>
-        </w:rPr>
-      </w:pPr>
-      <w:r>
-        <w:rPr>
-          <w:rFonts w:ascii="Times New Roman" w:hAnsi="Times New Roman" w:eastAsia="宋体"/>
-          <w:sz w:val="21"/>
+        <w:spacing w:line="300" w:lineRule="auto"/>
+        <w:jc w:val="left"/>
+        <w:rPr>
+          <w:szCs w:val="21"/>
+        </w:rPr>
+      </w:pPr>
+      <w:r>
+        <w:rPr>
           <w:szCs w:val="21"/>
         </w:rPr>
         <w:t>③</w:t>
       </w:r>
       <w:r>
         <w:rPr>
-          <w:rFonts w:ascii="Times New Roman" w:hAnsi="Times New Roman" w:eastAsia="宋体"/>
-          <w:sz w:val="21"/>
           <w:szCs w:val="21"/>
         </w:rPr>
         <w:t>导线运动的方向与磁感线方向夹角为</w:t>
       </w:r>
       <w:r>
         <w:rPr>
-          <w:rFonts w:eastAsia="宋体" w:ascii="Times New Roman" w:hAnsi="Times New Roman"/>
           <w:i/>
-          <w:sz w:val="21"/>
           <w:szCs w:val="21"/>
         </w:rPr>
         <w:t>θ</w:t>
       </w:r>
       <w:r>
         <w:rPr>
-          <w:rFonts w:ascii="Times New Roman" w:hAnsi="Times New Roman" w:eastAsia="宋体"/>
-          <w:sz w:val="21"/>
           <w:szCs w:val="21"/>
         </w:rPr>
         <w:t>时，感应电动势</w:t>
       </w:r>
       <w:r>
         <w:rPr>
-          <w:rFonts w:eastAsia="宋体" w:ascii="Times New Roman" w:hAnsi="Times New Roman"/>
           <w:i/>
-          <w:sz w:val="21"/>
           <w:szCs w:val="21"/>
         </w:rPr>
         <w:t>E</w:t>
       </w:r>
       <w:r>
         <w:rPr>
-          <w:rFonts w:ascii="Times New Roman" w:hAnsi="Times New Roman" w:eastAsia="宋体"/>
-          <w:sz w:val="21"/>
           <w:szCs w:val="21"/>
         </w:rPr>
         <w:t>＝</w:t>
       </w:r>
       <w:r>
         <w:rPr>
-          <w:rFonts w:eastAsia="宋体" w:ascii="Times New Roman" w:hAnsi="Times New Roman"/>
-          <w:b/>
-          <w:sz w:val="21"/>
+          <w:b/>
           <w:szCs w:val="21"/>
           <w:u w:val="thick"/>
         </w:rPr>
@@ -1989,8 +1664,6 @@
       </w:r>
       <w:r>
         <w:rPr>
-          <w:rFonts w:ascii="Times New Roman" w:hAnsi="Times New Roman" w:eastAsia="宋体"/>
-          <w:sz w:val="21"/>
           <w:szCs w:val="21"/>
         </w:rPr>
         <w:t>。</w:t>
@@ -1999,65 +1672,60 @@
     <w:p>
       <w:pPr>
         <w:snapToGrid w:val="0"/>
-        <w:spacing w:line="300" w:lineRule="auto" w:before="0" w:after="0"/>
-        <w:jc w:val="left"/>
-        <w:rPr>
-          <w:rFonts w:hint="eastAsia"/>
-          <w:sz w:val="21"/>
-          <w:szCs w:val="21"/>
-        </w:rPr>
-      </w:pPr>
-    </w:p>
-    <w:p>
-      <w:pPr>
-        <w:spacing w:before="0" w:after="0" w:line="300" w:lineRule="auto"/>
-        <w:jc w:val="left"/>
-        <w:rPr>
-          <w:sz w:val="21"/>
-          <w:szCs w:val="21"/>
-        </w:rPr>
-      </w:pPr>
-      <w:r>
-        <w:rPr>
-          <w:rFonts w:ascii="Times New Roman" w:hAnsi="Times New Roman" w:eastAsia="宋体"/>
-          <w:b/>
-          <w:sz w:val="21"/>
-          <w:szCs w:val="21"/>
-        </w:rPr>
-        <w:t>2.3 涡流、电磁阻尼和电磁驱动</w:t>
-      </w:r>
-    </w:p>
-    <w:p>
-      <w:pPr>
-        <w:snapToGrid w:val="0"/>
-        <w:spacing w:line="300" w:lineRule="auto" w:before="0" w:after="0"/>
-        <w:jc w:val="left"/>
-        <w:rPr>
-          <w:sz w:val="21"/>
-          <w:szCs w:val="21"/>
-        </w:rPr>
-      </w:pPr>
-      <w:r>
-        <w:rPr>
-          <w:rFonts w:ascii="Times New Roman" w:hAnsi="Times New Roman" w:eastAsia="宋体"/>
-          <w:sz w:val="21"/>
+        <w:spacing w:line="300" w:lineRule="auto"/>
+        <w:jc w:val="left"/>
+        <w:rPr>
+          <w:szCs w:val="21"/>
+        </w:rPr>
+      </w:pPr>
+    </w:p>
+    <w:p>
+      <w:pPr>
+        <w:spacing w:line="300" w:lineRule="auto"/>
+        <w:jc w:val="left"/>
+        <w:rPr>
+          <w:szCs w:val="21"/>
+        </w:rPr>
+      </w:pPr>
+      <w:r>
+        <w:rPr>
+          <w:b/>
+          <w:szCs w:val="21"/>
+        </w:rPr>
+        <w:t xml:space="preserve">2.3 </w:t>
+      </w:r>
+      <w:r>
+        <w:rPr>
+          <w:b/>
+          <w:szCs w:val="21"/>
+        </w:rPr>
+        <w:t>涡流、电磁阻尼和电磁驱动</w:t>
+      </w:r>
+    </w:p>
+    <w:p>
+      <w:pPr>
+        <w:snapToGrid w:val="0"/>
+        <w:spacing w:line="300" w:lineRule="auto"/>
+        <w:jc w:val="left"/>
+        <w:rPr>
+          <w:szCs w:val="21"/>
+        </w:rPr>
+      </w:pPr>
+      <w:r>
+        <w:rPr>
           <w:szCs w:val="21"/>
         </w:rPr>
         <w:t>10</w:t>
       </w:r>
       <w:r>
         <w:rPr>
-          <w:rFonts w:ascii="Times New Roman" w:hAnsi="Times New Roman" w:eastAsia="宋体"/>
-          <w:sz w:val="21"/>
           <w:szCs w:val="21"/>
         </w:rPr>
         <w:t>．涡流：当某线圈中的</w:t>
       </w:r>
       <w:r>
         <w:rPr>
-          <w:rFonts w:eastAsia="宋体" w:ascii="Times New Roman" w:hAnsi="Times New Roman"/>
-          <w:b/>
-          <w:sz w:val="21"/>
+          <w:b/>
           <w:szCs w:val="21"/>
           <w:u w:val="thick"/>
         </w:rPr>
@@ -2065,17 +1733,13 @@
       </w:r>
       <w:r>
         <w:rPr>
-          <w:rFonts w:ascii="Times New Roman" w:hAnsi="Times New Roman" w:eastAsia="宋体"/>
-          <w:sz w:val="21"/>
           <w:szCs w:val="21"/>
         </w:rPr>
         <w:t>随时间变化时，由于电磁感应，这个线圈附近的任何导体，如果穿过它的磁通量发生变化，导体内都会产生</w:t>
       </w:r>
       <w:r>
         <w:rPr>
-          <w:rFonts w:eastAsia="宋体" w:ascii="Times New Roman" w:hAnsi="Times New Roman"/>
-          <w:b/>
-          <w:sz w:val="21"/>
+          <w:b/>
           <w:szCs w:val="21"/>
           <w:u w:val="thick"/>
         </w:rPr>
@@ -2083,53 +1747,28 @@
       </w:r>
       <w:r>
         <w:rPr>
-          <w:rFonts w:ascii="Times New Roman" w:hAnsi="Times New Roman" w:eastAsia="宋体"/>
-          <w:sz w:val="21"/>
-          <w:szCs w:val="21"/>
-        </w:rPr>
-        <w:t>，用图表示这样的感应电流，就像水中的漩涡，所以把它</w:t>
-      </w:r>
-      <w:proofErr w:type="gramStart"/>
-      <w:r>
-        <w:rPr>
-          <w:rFonts w:ascii="Times New Roman" w:hAnsi="Times New Roman" w:eastAsia="宋体"/>
-          <w:sz w:val="21"/>
-          <w:szCs w:val="21"/>
-        </w:rPr>
-        <w:t>叫作</w:t>
-      </w:r>
-      <w:proofErr w:type="gramEnd"/>
-      <w:r>
-        <w:rPr>
-          <w:rFonts w:ascii="Times New Roman" w:hAnsi="Times New Roman" w:eastAsia="宋体"/>
-          <w:sz w:val="21"/>
-          <w:szCs w:val="21"/>
-        </w:rPr>
-        <w:t>涡电流，简称涡流。</w:t>
-      </w:r>
-    </w:p>
-    <w:p>
-      <w:pPr>
-        <w:snapToGrid w:val="0"/>
-        <w:spacing w:line="300" w:lineRule="auto" w:before="0" w:after="0"/>
-        <w:jc w:val="left"/>
-        <w:rPr>
-          <w:sz w:val="21"/>
-          <w:szCs w:val="21"/>
-        </w:rPr>
-      </w:pPr>
-      <w:r>
-        <w:rPr>
-          <w:rFonts w:ascii="Times New Roman" w:hAnsi="Times New Roman" w:eastAsia="宋体"/>
-          <w:sz w:val="21"/>
+          <w:szCs w:val="21"/>
+        </w:rPr>
+        <w:t>，用图表示这样的感应电流，就像水中的漩涡，所以把它叫作涡电流，简称涡流。</w:t>
+      </w:r>
+    </w:p>
+    <w:p>
+      <w:pPr>
+        <w:snapToGrid w:val="0"/>
+        <w:spacing w:line="300" w:lineRule="auto"/>
+        <w:jc w:val="left"/>
+        <w:rPr>
+          <w:szCs w:val="21"/>
+        </w:rPr>
+      </w:pPr>
+      <w:r>
+        <w:rPr>
           <w:szCs w:val="21"/>
         </w:rPr>
         <w:t>11</w:t>
       </w:r>
       <w:r>
         <w:rPr>
-          <w:rFonts w:ascii="Times New Roman" w:hAnsi="Times New Roman" w:eastAsia="宋体"/>
-          <w:sz w:val="21"/>
           <w:szCs w:val="21"/>
         </w:rPr>
         <w:t>．涡流的应用与防止</w:t>
@@ -2138,42 +1777,33 @@
     <w:p>
       <w:pPr>
         <w:snapToGrid w:val="0"/>
-        <w:spacing w:line="300" w:lineRule="auto" w:before="0" w:after="0"/>
-        <w:jc w:val="left"/>
-        <w:rPr>
-          <w:sz w:val="21"/>
-          <w:szCs w:val="21"/>
-        </w:rPr>
-      </w:pPr>
-      <w:r>
-        <w:rPr>
-          <w:rFonts w:ascii="Times New Roman" w:hAnsi="Times New Roman" w:eastAsia="宋体"/>
-          <w:sz w:val="21"/>
+        <w:spacing w:line="300" w:lineRule="auto"/>
+        <w:jc w:val="left"/>
+        <w:rPr>
+          <w:szCs w:val="21"/>
+        </w:rPr>
+      </w:pPr>
+      <w:r>
+        <w:rPr>
           <w:szCs w:val="21"/>
         </w:rPr>
         <w:t>（</w:t>
       </w:r>
       <w:r>
         <w:rPr>
-          <w:rFonts w:ascii="Times New Roman" w:hAnsi="Times New Roman" w:eastAsia="宋体"/>
-          <w:sz w:val="21"/>
           <w:szCs w:val="21"/>
         </w:rPr>
         <w:t>1</w:t>
       </w:r>
       <w:r>
         <w:rPr>
-          <w:rFonts w:ascii="Times New Roman" w:hAnsi="Times New Roman" w:eastAsia="宋体"/>
-          <w:sz w:val="21"/>
           <w:szCs w:val="21"/>
         </w:rPr>
         <w:t>）应用：</w:t>
       </w:r>
       <w:r>
         <w:rPr>
-          <w:rFonts w:eastAsia="宋体" w:ascii="Times New Roman" w:hAnsi="Times New Roman"/>
-          <w:b/>
-          <w:sz w:val="21"/>
+          <w:b/>
           <w:szCs w:val="21"/>
           <w:u w:val="thick"/>
         </w:rPr>
@@ -2181,17 +1811,13 @@
       </w:r>
       <w:r>
         <w:rPr>
-          <w:rFonts w:ascii="Times New Roman" w:hAnsi="Times New Roman" w:eastAsia="宋体"/>
-          <w:sz w:val="21"/>
           <w:szCs w:val="21"/>
         </w:rPr>
         <w:t>、</w:t>
       </w:r>
       <w:r>
         <w:rPr>
-          <w:rFonts w:eastAsia="宋体" w:ascii="Times New Roman" w:hAnsi="Times New Roman"/>
-          <w:b/>
-          <w:sz w:val="21"/>
+          <w:b/>
           <w:szCs w:val="21"/>
           <w:u w:val="thick"/>
         </w:rPr>
@@ -2199,17 +1825,13 @@
       </w:r>
       <w:r>
         <w:rPr>
-          <w:rFonts w:ascii="Times New Roman" w:hAnsi="Times New Roman" w:eastAsia="宋体"/>
-          <w:sz w:val="21"/>
           <w:szCs w:val="21"/>
         </w:rPr>
         <w:t>、</w:t>
       </w:r>
       <w:r>
         <w:rPr>
-          <w:rFonts w:eastAsia="宋体" w:ascii="Times New Roman" w:hAnsi="Times New Roman"/>
-          <w:b/>
-          <w:sz w:val="21"/>
+          <w:b/>
           <w:szCs w:val="21"/>
           <w:u w:val="thick"/>
         </w:rPr>
@@ -2217,8 +1839,6 @@
       </w:r>
       <w:r>
         <w:rPr>
-          <w:rFonts w:ascii="Times New Roman" w:hAnsi="Times New Roman" w:eastAsia="宋体"/>
-          <w:sz w:val="21"/>
           <w:szCs w:val="21"/>
         </w:rPr>
         <w:t>等。</w:t>
@@ -2227,43 +1847,33 @@
     <w:p>
       <w:pPr>
         <w:snapToGrid w:val="0"/>
-        <w:spacing w:line="300" w:lineRule="auto" w:before="0" w:after="0"/>
-        <w:jc w:val="left"/>
-        <w:rPr>
-          <w:rFonts w:hint="eastAsia"/>
-          <w:sz w:val="21"/>
-          <w:szCs w:val="21"/>
-        </w:rPr>
-      </w:pPr>
-      <w:r>
-        <w:rPr>
-          <w:rFonts w:ascii="Times New Roman" w:hAnsi="Times New Roman" w:eastAsia="宋体"/>
-          <w:sz w:val="21"/>
+        <w:spacing w:line="300" w:lineRule="auto"/>
+        <w:jc w:val="left"/>
+        <w:rPr>
+          <w:szCs w:val="21"/>
+        </w:rPr>
+      </w:pPr>
+      <w:r>
+        <w:rPr>
           <w:szCs w:val="21"/>
         </w:rPr>
         <w:t>（</w:t>
       </w:r>
       <w:r>
         <w:rPr>
-          <w:rFonts w:ascii="Times New Roman" w:hAnsi="Times New Roman" w:eastAsia="宋体"/>
-          <w:sz w:val="21"/>
           <w:szCs w:val="21"/>
         </w:rPr>
         <w:t>2</w:t>
       </w:r>
       <w:r>
         <w:rPr>
-          <w:rFonts w:ascii="Times New Roman" w:hAnsi="Times New Roman" w:eastAsia="宋体"/>
-          <w:sz w:val="21"/>
           <w:szCs w:val="21"/>
         </w:rPr>
         <w:t>）防止：为了减小电动机、变压器铁芯上的涡流，常用电阻率较大的</w:t>
       </w:r>
       <w:r>
         <w:rPr>
-          <w:rFonts w:eastAsia="宋体" w:ascii="Times New Roman" w:hAnsi="Times New Roman"/>
-          <w:b/>
-          <w:sz w:val="21"/>
+          <w:b/>
           <w:szCs w:val="21"/>
           <w:u w:val="thick"/>
         </w:rPr>
@@ -2271,17 +1881,13 @@
       </w:r>
       <w:r>
         <w:rPr>
-          <w:rFonts w:ascii="Times New Roman" w:hAnsi="Times New Roman" w:eastAsia="宋体"/>
-          <w:sz w:val="21"/>
           <w:szCs w:val="21"/>
         </w:rPr>
         <w:t>做材料，或者用相互绝缘的</w:t>
       </w:r>
       <w:r>
         <w:rPr>
-          <w:rFonts w:eastAsia="宋体" w:ascii="Times New Roman" w:hAnsi="Times New Roman"/>
-          <w:b/>
-          <w:sz w:val="21"/>
+          <w:b/>
           <w:szCs w:val="21"/>
           <w:u w:val="thick"/>
         </w:rPr>
@@ -2289,8 +1895,6 @@
       </w:r>
       <w:r>
         <w:rPr>
-          <w:rFonts w:ascii="Times New Roman" w:hAnsi="Times New Roman" w:eastAsia="宋体"/>
-          <w:sz w:val="21"/>
           <w:szCs w:val="21"/>
         </w:rPr>
         <w:t>叠成铁芯来代替整块硅钢铁芯。</w:t>
@@ -2299,35 +1903,30 @@
     <w:p>
       <w:pPr>
         <w:snapToGrid w:val="0"/>
-        <w:spacing w:line="300" w:lineRule="auto" w:before="0" w:after="0"/>
-        <w:jc w:val="left"/>
-        <w:rPr>
-          <w:rFonts w:hint="eastAsia"/>
-          <w:sz w:val="21"/>
-          <w:szCs w:val="21"/>
-        </w:rPr>
-      </w:pPr>
-    </w:p>
-    <w:p>
-      <w:pPr>
-        <w:snapToGrid w:val="0"/>
-        <w:spacing w:line="300" w:lineRule="auto" w:before="0" w:after="0"/>
-        <w:jc w:val="left"/>
-        <w:rPr>
-          <w:sz w:val="21"/>
-          <w:szCs w:val="21"/>
-        </w:rPr>
-      </w:pPr>
-      <w:r>
-        <w:rPr>
-          <w:rFonts w:eastAsia="宋体" w:ascii="Times New Roman" w:hAnsi="Times New Roman"/>
+        <w:spacing w:line="300" w:lineRule="auto"/>
+        <w:jc w:val="left"/>
+        <w:rPr>
+          <w:szCs w:val="21"/>
+        </w:rPr>
+      </w:pPr>
+    </w:p>
+    <w:p>
+      <w:pPr>
+        <w:snapToGrid w:val="0"/>
+        <w:spacing w:line="300" w:lineRule="auto"/>
+        <w:jc w:val="left"/>
+        <w:rPr>
+          <w:szCs w:val="21"/>
+        </w:rPr>
+      </w:pPr>
+      <w:r>
+        <w:rPr>
           <w:noProof/>
           <w:kern w:val="0"/>
-          <w:sz w:val="21"/>
           <w:szCs w:val="21"/>
         </w:rPr>
         <w:drawing>
-          <wp:inline distT="0" distB="0" distL="0" distR="0" wp14:anchorId="0CEE1058" wp14:editId="11C53DA9">
+          <wp:inline distT="0" distB="0" distL="0" distR="0" wp14:anchorId="5048316D" wp14:editId="7C9D0B1F">
             <wp:extent cx="2887214" cy="1848761"/>
             <wp:effectExtent l="0" t="0" r="8890" b="0"/>
             <wp:docPr id="100013" name="图片 100013" descr="@@@e4c5506c-0932-4a1a-bdc7-2d85456713c8"/>
@@ -2344,7 +1943,7 @@
                     </pic:cNvPicPr>
                   </pic:nvPicPr>
                   <pic:blipFill>
-                    <a:blip r:embed="rId12"/>
+                    <a:blip r:embed="rId11"/>
                     <a:stretch>
                       <a:fillRect/>
                     </a:stretch>
@@ -2368,34 +1967,27 @@
     <w:p>
       <w:pPr>
         <w:snapToGrid w:val="0"/>
-        <w:spacing w:line="300" w:lineRule="auto" w:before="0" w:after="0"/>
-        <w:jc w:val="left"/>
-        <w:rPr>
-          <w:sz w:val="21"/>
-          <w:szCs w:val="21"/>
-        </w:rPr>
-      </w:pPr>
-      <w:r>
-        <w:rPr>
-          <w:rFonts w:ascii="Times New Roman" w:hAnsi="Times New Roman" w:eastAsia="宋体"/>
-          <w:sz w:val="21"/>
+        <w:spacing w:line="300" w:lineRule="auto"/>
+        <w:jc w:val="left"/>
+        <w:rPr>
+          <w:szCs w:val="21"/>
+        </w:rPr>
+      </w:pPr>
+      <w:r>
+        <w:rPr>
           <w:szCs w:val="21"/>
         </w:rPr>
         <w:t>12</w:t>
       </w:r>
       <w:r>
         <w:rPr>
-          <w:rFonts w:ascii="Times New Roman" w:hAnsi="Times New Roman" w:eastAsia="宋体"/>
-          <w:sz w:val="21"/>
           <w:szCs w:val="21"/>
         </w:rPr>
         <w:t>．电磁阻尼：当</w:t>
       </w:r>
       <w:r>
         <w:rPr>
-          <w:rFonts w:eastAsia="宋体" w:ascii="Times New Roman" w:hAnsi="Times New Roman"/>
-          <w:b/>
-          <w:sz w:val="21"/>
+          <w:b/>
           <w:szCs w:val="21"/>
           <w:u w:val="thick"/>
         </w:rPr>
@@ -2403,17 +1995,13 @@
       </w:r>
       <w:r>
         <w:rPr>
-          <w:rFonts w:ascii="Times New Roman" w:hAnsi="Times New Roman" w:eastAsia="宋体"/>
-          <w:sz w:val="21"/>
           <w:szCs w:val="21"/>
         </w:rPr>
         <w:t>时，感应电流会使导体受到安培力作用，安培力总是</w:t>
       </w:r>
       <w:r>
         <w:rPr>
-          <w:rFonts w:eastAsia="宋体" w:ascii="Times New Roman" w:hAnsi="Times New Roman"/>
-          <w:b/>
-          <w:sz w:val="21"/>
+          <w:b/>
           <w:szCs w:val="21"/>
           <w:u w:val="thick"/>
         </w:rPr>
@@ -2421,8 +2009,6 @@
       </w:r>
       <w:r>
         <w:rPr>
-          <w:rFonts w:ascii="Times New Roman" w:hAnsi="Times New Roman" w:eastAsia="宋体"/>
-          <w:sz w:val="21"/>
           <w:szCs w:val="21"/>
         </w:rPr>
         <w:t>导体的运动，这种现象称为电磁阻尼。</w:t>
@@ -2431,25 +2017,20 @@
     <w:p>
       <w:pPr>
         <w:snapToGrid w:val="0"/>
-        <w:spacing w:line="300" w:lineRule="auto" w:before="0" w:after="0"/>
-        <w:jc w:val="left"/>
-        <w:rPr>
-          <w:sz w:val="21"/>
-          <w:szCs w:val="21"/>
-        </w:rPr>
-      </w:pPr>
-      <w:r>
-        <w:rPr>
-          <w:rFonts w:ascii="Times New Roman" w:hAnsi="Times New Roman" w:eastAsia="宋体"/>
-          <w:sz w:val="21"/>
+        <w:spacing w:line="300" w:lineRule="auto"/>
+        <w:jc w:val="left"/>
+        <w:rPr>
+          <w:szCs w:val="21"/>
+        </w:rPr>
+      </w:pPr>
+      <w:r>
+        <w:rPr>
           <w:szCs w:val="21"/>
         </w:rPr>
         <w:t>13</w:t>
       </w:r>
       <w:r>
         <w:rPr>
-          <w:rFonts w:ascii="Times New Roman" w:hAnsi="Times New Roman" w:eastAsia="宋体"/>
-          <w:sz w:val="21"/>
           <w:szCs w:val="21"/>
         </w:rPr>
         <w:t>．电磁驱动</w:t>
@@ -2458,42 +2039,33 @@
     <w:p>
       <w:pPr>
         <w:snapToGrid w:val="0"/>
-        <w:spacing w:line="300" w:lineRule="auto" w:before="0" w:after="0"/>
-        <w:jc w:val="left"/>
-        <w:rPr>
-          <w:sz w:val="21"/>
-          <w:szCs w:val="21"/>
-        </w:rPr>
-      </w:pPr>
-      <w:r>
-        <w:rPr>
-          <w:rFonts w:ascii="Times New Roman" w:hAnsi="Times New Roman" w:eastAsia="宋体"/>
-          <w:sz w:val="21"/>
+        <w:spacing w:line="300" w:lineRule="auto"/>
+        <w:jc w:val="left"/>
+        <w:rPr>
+          <w:szCs w:val="21"/>
+        </w:rPr>
+      </w:pPr>
+      <w:r>
+        <w:rPr>
           <w:szCs w:val="21"/>
         </w:rPr>
         <w:t>（</w:t>
       </w:r>
       <w:r>
         <w:rPr>
-          <w:rFonts w:ascii="Times New Roman" w:hAnsi="Times New Roman" w:eastAsia="宋体"/>
-          <w:sz w:val="21"/>
           <w:szCs w:val="21"/>
         </w:rPr>
         <w:t>1</w:t>
       </w:r>
       <w:r>
         <w:rPr>
-          <w:rFonts w:ascii="Times New Roman" w:hAnsi="Times New Roman" w:eastAsia="宋体"/>
-          <w:sz w:val="21"/>
           <w:szCs w:val="21"/>
         </w:rPr>
         <w:t>）如果</w:t>
       </w:r>
       <w:r>
         <w:rPr>
-          <w:rFonts w:eastAsia="宋体" w:ascii="Times New Roman" w:hAnsi="Times New Roman"/>
-          <w:b/>
-          <w:sz w:val="21"/>
+          <w:b/>
           <w:szCs w:val="21"/>
           <w:u w:val="thick"/>
         </w:rPr>
@@ -2501,17 +2073,13 @@
       </w:r>
       <w:r>
         <w:rPr>
-          <w:rFonts w:ascii="Times New Roman" w:hAnsi="Times New Roman" w:eastAsia="宋体"/>
-          <w:sz w:val="21"/>
           <w:szCs w:val="21"/>
         </w:rPr>
         <w:t>，在导体中会产生感应电流，感应电流使导体受到</w:t>
       </w:r>
       <w:r>
         <w:rPr>
-          <w:rFonts w:eastAsia="宋体" w:ascii="Times New Roman" w:hAnsi="Times New Roman"/>
-          <w:b/>
-          <w:sz w:val="21"/>
+          <w:b/>
           <w:szCs w:val="21"/>
           <w:u w:val="thick"/>
         </w:rPr>
@@ -2519,17 +2087,13 @@
       </w:r>
       <w:r>
         <w:rPr>
-          <w:rFonts w:ascii="Times New Roman" w:hAnsi="Times New Roman" w:eastAsia="宋体"/>
-          <w:sz w:val="21"/>
           <w:szCs w:val="21"/>
         </w:rPr>
         <w:t>的作用，</w:t>
       </w:r>
       <w:r>
         <w:rPr>
-          <w:rFonts w:eastAsia="宋体" w:ascii="Times New Roman" w:hAnsi="Times New Roman"/>
-          <w:b/>
-          <w:sz w:val="21"/>
+          <w:b/>
           <w:szCs w:val="21"/>
           <w:u w:val="thick"/>
         </w:rPr>
@@ -2537,8 +2101,6 @@
       </w:r>
       <w:r>
         <w:rPr>
-          <w:rFonts w:ascii="Times New Roman" w:hAnsi="Times New Roman" w:eastAsia="宋体"/>
-          <w:sz w:val="21"/>
           <w:szCs w:val="21"/>
         </w:rPr>
         <w:t>使导体运动起来，这种作用常常称为电磁驱动。</w:t>
@@ -2547,43 +2109,33 @@
     <w:p>
       <w:pPr>
         <w:snapToGrid w:val="0"/>
-        <w:spacing w:line="300" w:lineRule="auto" w:before="0" w:after="0"/>
-        <w:jc w:val="left"/>
-        <w:rPr>
-          <w:rFonts w:hint="eastAsia"/>
-          <w:sz w:val="21"/>
-          <w:szCs w:val="21"/>
-        </w:rPr>
-      </w:pPr>
-      <w:r>
-        <w:rPr>
-          <w:rFonts w:ascii="Times New Roman" w:hAnsi="Times New Roman" w:eastAsia="宋体"/>
-          <w:sz w:val="21"/>
+        <w:spacing w:line="300" w:lineRule="auto"/>
+        <w:jc w:val="left"/>
+        <w:rPr>
+          <w:szCs w:val="21"/>
+        </w:rPr>
+      </w:pPr>
+      <w:r>
+        <w:rPr>
           <w:szCs w:val="21"/>
         </w:rPr>
         <w:t>（</w:t>
       </w:r>
       <w:r>
         <w:rPr>
-          <w:rFonts w:ascii="Times New Roman" w:hAnsi="Times New Roman" w:eastAsia="宋体"/>
-          <w:sz w:val="21"/>
           <w:szCs w:val="21"/>
         </w:rPr>
         <w:t>2</w:t>
       </w:r>
       <w:r>
         <w:rPr>
-          <w:rFonts w:ascii="Times New Roman" w:hAnsi="Times New Roman" w:eastAsia="宋体"/>
-          <w:sz w:val="21"/>
           <w:szCs w:val="21"/>
         </w:rPr>
         <w:t>）交流感应电动机是利用</w:t>
       </w:r>
       <w:r>
         <w:rPr>
-          <w:rFonts w:eastAsia="宋体" w:ascii="Times New Roman" w:hAnsi="Times New Roman"/>
-          <w:b/>
-          <w:sz w:val="21"/>
+          <w:b/>
           <w:szCs w:val="21"/>
           <w:u w:val="thick"/>
         </w:rPr>
@@ -2591,17 +2143,13 @@
       </w:r>
       <w:r>
         <w:rPr>
-          <w:rFonts w:ascii="Times New Roman" w:hAnsi="Times New Roman" w:eastAsia="宋体"/>
-          <w:sz w:val="21"/>
           <w:szCs w:val="21"/>
         </w:rPr>
         <w:t>的原理工作的，把</w:t>
       </w:r>
       <w:r>
         <w:rPr>
-          <w:rFonts w:eastAsia="宋体" w:ascii="Times New Roman" w:hAnsi="Times New Roman"/>
-          <w:b/>
-          <w:sz w:val="21"/>
+          <w:b/>
           <w:szCs w:val="21"/>
           <w:u w:val="thick"/>
         </w:rPr>
@@ -2609,17 +2157,13 @@
       </w:r>
       <w:r>
         <w:rPr>
-          <w:rFonts w:ascii="Times New Roman" w:hAnsi="Times New Roman" w:eastAsia="宋体"/>
-          <w:sz w:val="21"/>
           <w:szCs w:val="21"/>
         </w:rPr>
         <w:t>转化成</w:t>
       </w:r>
       <w:r>
         <w:rPr>
-          <w:rFonts w:eastAsia="宋体" w:ascii="Times New Roman" w:hAnsi="Times New Roman"/>
-          <w:b/>
-          <w:sz w:val="21"/>
+          <w:b/>
           <w:szCs w:val="21"/>
           <w:u w:val="thick"/>
         </w:rPr>
@@ -2627,8 +2171,6 @@
       </w:r>
       <w:r>
         <w:rPr>
-          <w:rFonts w:ascii="Times New Roman" w:hAnsi="Times New Roman" w:eastAsia="宋体"/>
-          <w:sz w:val="21"/>
           <w:szCs w:val="21"/>
         </w:rPr>
         <w:t>。</w:t>
@@ -2637,65 +2179,60 @@
     <w:p>
       <w:pPr>
         <w:snapToGrid w:val="0"/>
-        <w:spacing w:line="300" w:lineRule="auto" w:before="0" w:after="0"/>
-        <w:jc w:val="left"/>
-        <w:rPr>
-          <w:rFonts w:hint="eastAsia"/>
-          <w:sz w:val="21"/>
-          <w:szCs w:val="21"/>
-        </w:rPr>
-      </w:pPr>
-    </w:p>
-    <w:p>
-      <w:pPr>
-        <w:spacing w:before="0" w:after="0" w:line="300" w:lineRule="auto"/>
-        <w:jc w:val="left"/>
-        <w:rPr>
-          <w:sz w:val="21"/>
-          <w:szCs w:val="21"/>
-        </w:rPr>
-      </w:pPr>
-      <w:r>
-        <w:rPr>
-          <w:rFonts w:ascii="Times New Roman" w:hAnsi="Times New Roman" w:eastAsia="宋体"/>
-          <w:b/>
-          <w:sz w:val="21"/>
-          <w:szCs w:val="21"/>
-        </w:rPr>
-        <w:t>2.4 互感和自感</w:t>
-      </w:r>
-    </w:p>
-    <w:p>
-      <w:pPr>
-        <w:snapToGrid w:val="0"/>
-        <w:spacing w:line="300" w:lineRule="auto" w:before="0" w:after="0"/>
-        <w:jc w:val="left"/>
-        <w:rPr>
-          <w:sz w:val="21"/>
-          <w:szCs w:val="21"/>
-        </w:rPr>
-      </w:pPr>
-      <w:r>
-        <w:rPr>
-          <w:rFonts w:ascii="Times New Roman" w:hAnsi="Times New Roman" w:eastAsia="宋体"/>
-          <w:sz w:val="21"/>
+        <w:spacing w:line="300" w:lineRule="auto"/>
+        <w:jc w:val="left"/>
+        <w:rPr>
+          <w:szCs w:val="21"/>
+        </w:rPr>
+      </w:pPr>
+    </w:p>
+    <w:p>
+      <w:pPr>
+        <w:spacing w:line="300" w:lineRule="auto"/>
+        <w:jc w:val="left"/>
+        <w:rPr>
+          <w:szCs w:val="21"/>
+        </w:rPr>
+      </w:pPr>
+      <w:r>
+        <w:rPr>
+          <w:b/>
+          <w:szCs w:val="21"/>
+        </w:rPr>
+        <w:t xml:space="preserve">2.4 </w:t>
+      </w:r>
+      <w:r>
+        <w:rPr>
+          <w:b/>
+          <w:szCs w:val="21"/>
+        </w:rPr>
+        <w:t>互感和自感</w:t>
+      </w:r>
+    </w:p>
+    <w:p>
+      <w:pPr>
+        <w:snapToGrid w:val="0"/>
+        <w:spacing w:line="300" w:lineRule="auto"/>
+        <w:jc w:val="left"/>
+        <w:rPr>
+          <w:szCs w:val="21"/>
+        </w:rPr>
+      </w:pPr>
+      <w:r>
+        <w:rPr>
           <w:szCs w:val="21"/>
         </w:rPr>
         <w:t>14</w:t>
       </w:r>
       <w:r>
         <w:rPr>
-          <w:rFonts w:ascii="Times New Roman" w:hAnsi="Times New Roman" w:eastAsia="宋体"/>
-          <w:sz w:val="21"/>
           <w:szCs w:val="21"/>
         </w:rPr>
         <w:t>．互感和互感电动势：两个相互靠近的线圈，当一个线圈中的电流变化时，它所产生的</w:t>
       </w:r>
       <w:r>
         <w:rPr>
-          <w:rFonts w:eastAsia="宋体" w:ascii="Times New Roman" w:hAnsi="Times New Roman"/>
-          <w:b/>
-          <w:sz w:val="21"/>
+          <w:b/>
           <w:szCs w:val="21"/>
           <w:u w:val="thick"/>
         </w:rPr>
@@ -2703,17 +2240,13 @@
       </w:r>
       <w:r>
         <w:rPr>
-          <w:rFonts w:ascii="Times New Roman" w:hAnsi="Times New Roman" w:eastAsia="宋体"/>
-          <w:sz w:val="21"/>
           <w:szCs w:val="21"/>
         </w:rPr>
         <w:t>会在另一个线圈中产生</w:t>
       </w:r>
       <w:r>
         <w:rPr>
-          <w:rFonts w:eastAsia="宋体" w:ascii="Times New Roman" w:hAnsi="Times New Roman"/>
-          <w:b/>
-          <w:sz w:val="21"/>
+          <w:b/>
           <w:szCs w:val="21"/>
           <w:u w:val="thick"/>
         </w:rPr>
@@ -2721,45 +2254,13 @@
       </w:r>
       <w:r>
         <w:rPr>
-          <w:rFonts w:ascii="Times New Roman" w:hAnsi="Times New Roman" w:eastAsia="宋体"/>
-          <w:sz w:val="21"/>
-          <w:szCs w:val="21"/>
-        </w:rPr>
-        <w:t>，这种现象</w:t>
-      </w:r>
-      <w:proofErr w:type="gramStart"/>
-      <w:r>
-        <w:rPr>
-          <w:rFonts w:ascii="Times New Roman" w:hAnsi="Times New Roman" w:eastAsia="宋体"/>
-          <w:sz w:val="21"/>
-          <w:szCs w:val="21"/>
-        </w:rPr>
-        <w:t>叫作</w:t>
-      </w:r>
-      <w:proofErr w:type="gramEnd"/>
-      <w:r>
-        <w:rPr>
-          <w:rFonts w:ascii="Times New Roman" w:hAnsi="Times New Roman" w:eastAsia="宋体"/>
-          <w:sz w:val="21"/>
-          <w:szCs w:val="21"/>
-        </w:rPr>
-        <w:t>互感，这种感应电动势</w:t>
-      </w:r>
-      <w:proofErr w:type="gramStart"/>
-      <w:r>
-        <w:rPr>
-          <w:rFonts w:ascii="Times New Roman" w:hAnsi="Times New Roman" w:eastAsia="宋体"/>
-          <w:sz w:val="21"/>
-          <w:szCs w:val="21"/>
-        </w:rPr>
-        <w:t>叫作</w:t>
-      </w:r>
-      <w:proofErr w:type="gramEnd"/>
-      <w:r>
-        <w:rPr>
-          <w:rFonts w:eastAsia="宋体" w:ascii="Times New Roman" w:hAnsi="Times New Roman"/>
-          <w:b/>
-          <w:sz w:val="21"/>
+          <w:szCs w:val="21"/>
+        </w:rPr>
+        <w:t>，这种现象叫作互感，这种感应电动势叫作</w:t>
+      </w:r>
+      <w:r>
+        <w:rPr>
+          <w:b/>
           <w:szCs w:val="21"/>
           <w:u w:val="thick"/>
         </w:rPr>
@@ -2767,8 +2268,6 @@
       </w:r>
       <w:r>
         <w:rPr>
-          <w:rFonts w:ascii="Times New Roman" w:hAnsi="Times New Roman" w:eastAsia="宋体"/>
-          <w:sz w:val="21"/>
           <w:szCs w:val="21"/>
         </w:rPr>
         <w:t>。</w:t>
@@ -2777,35 +2276,27 @@
     <w:p>
       <w:pPr>
         <w:snapToGrid w:val="0"/>
-        <w:spacing w:line="300" w:lineRule="auto" w:before="0" w:after="0"/>
-        <w:jc w:val="left"/>
-        <w:rPr>
-          <w:sz w:val="21"/>
-          <w:szCs w:val="21"/>
-        </w:rPr>
-      </w:pPr>
-      <w:r>
-        <w:rPr>
-          <w:rFonts w:ascii="Times New Roman" w:hAnsi="Times New Roman" w:eastAsia="宋体"/>
-          <w:sz w:val="21"/>
-          <w:szCs w:val="21"/>
-        </w:rPr>
-        <w:lastRenderedPageBreak/>
+        <w:spacing w:line="300" w:lineRule="auto"/>
+        <w:jc w:val="left"/>
+        <w:rPr>
+          <w:szCs w:val="21"/>
+        </w:rPr>
+      </w:pPr>
+      <w:r>
+        <w:rPr>
+          <w:szCs w:val="21"/>
+        </w:rPr>
         <w:t>15</w:t>
       </w:r>
       <w:r>
         <w:rPr>
-          <w:rFonts w:ascii="Times New Roman" w:hAnsi="Times New Roman" w:eastAsia="宋体"/>
-          <w:sz w:val="21"/>
           <w:szCs w:val="21"/>
         </w:rPr>
         <w:t>．应用：利用互感现象可以把能量由一个线圈传递到另一个线圈，如</w:t>
       </w:r>
       <w:r>
         <w:rPr>
-          <w:rFonts w:eastAsia="宋体" w:ascii="Times New Roman" w:hAnsi="Times New Roman"/>
-          <w:b/>
-          <w:sz w:val="21"/>
+          <w:b/>
           <w:szCs w:val="21"/>
           <w:u w:val="thick"/>
         </w:rPr>
@@ -2813,8 +2304,6 @@
       </w:r>
       <w:r>
         <w:rPr>
-          <w:rFonts w:ascii="Times New Roman" w:hAnsi="Times New Roman" w:eastAsia="宋体"/>
-          <w:sz w:val="21"/>
           <w:szCs w:val="21"/>
         </w:rPr>
         <w:t>就是利用互感现象制成的。</w:t>
@@ -2823,35 +2312,27 @@
     <w:p>
       <w:pPr>
         <w:snapToGrid w:val="0"/>
-        <w:spacing w:line="300" w:lineRule="auto" w:before="0" w:after="0"/>
-        <w:jc w:val="left"/>
-        <w:rPr>
-          <w:rFonts w:hint="eastAsia"/>
-          <w:sz w:val="21"/>
-          <w:szCs w:val="21"/>
-        </w:rPr>
-      </w:pPr>
-      <w:r>
-        <w:rPr>
-          <w:rFonts w:ascii="Times New Roman" w:hAnsi="Times New Roman" w:eastAsia="宋体"/>
-          <w:sz w:val="21"/>
+        <w:spacing w:line="300" w:lineRule="auto"/>
+        <w:jc w:val="left"/>
+        <w:rPr>
+          <w:szCs w:val="21"/>
+        </w:rPr>
+      </w:pPr>
+      <w:r>
+        <w:rPr>
           <w:szCs w:val="21"/>
         </w:rPr>
         <w:t>16</w:t>
       </w:r>
       <w:r>
         <w:rPr>
-          <w:rFonts w:ascii="Times New Roman" w:hAnsi="Times New Roman" w:eastAsia="宋体"/>
-          <w:sz w:val="21"/>
           <w:szCs w:val="21"/>
         </w:rPr>
         <w:t>．危害：互感现象不仅可以发生于绕在同一铁芯上的两个线圈之间，而且可以发生于任何两个</w:t>
       </w:r>
       <w:r>
         <w:rPr>
-          <w:rFonts w:eastAsia="宋体" w:ascii="Times New Roman" w:hAnsi="Times New Roman"/>
-          <w:b/>
-          <w:sz w:val="21"/>
+          <w:b/>
           <w:szCs w:val="21"/>
           <w:u w:val="thick"/>
         </w:rPr>
@@ -2859,8 +2340,6 @@
       </w:r>
       <w:r>
         <w:rPr>
-          <w:rFonts w:ascii="Times New Roman" w:hAnsi="Times New Roman" w:eastAsia="宋体"/>
-          <w:sz w:val="21"/>
           <w:szCs w:val="21"/>
         </w:rPr>
         <w:t>的电路之间，在电力工程和电子电路中，互感现象有时会影响电路的正常工作，要设法减小互感。</w:t>
@@ -2869,46 +2348,37 @@
     <w:p>
       <w:pPr>
         <w:snapToGrid w:val="0"/>
-        <w:spacing w:line="300" w:lineRule="auto" w:before="0" w:after="0"/>
-        <w:jc w:val="left"/>
-        <w:rPr>
-          <w:rFonts w:hint="eastAsia"/>
-          <w:sz w:val="21"/>
-          <w:szCs w:val="21"/>
-        </w:rPr>
-      </w:pPr>
-    </w:p>
-    <w:p>
-      <w:pPr>
-        <w:snapToGrid w:val="0"/>
-        <w:spacing w:line="300" w:lineRule="auto" w:before="0" w:after="0"/>
-        <w:jc w:val="left"/>
-        <w:rPr>
-          <w:sz w:val="21"/>
-          <w:szCs w:val="21"/>
-        </w:rPr>
-      </w:pPr>
-      <w:r>
-        <w:rPr>
-          <w:rFonts w:ascii="Times New Roman" w:hAnsi="Times New Roman" w:eastAsia="宋体"/>
-          <w:sz w:val="21"/>
+        <w:spacing w:line="300" w:lineRule="auto"/>
+        <w:jc w:val="left"/>
+        <w:rPr>
+          <w:szCs w:val="21"/>
+        </w:rPr>
+      </w:pPr>
+    </w:p>
+    <w:p>
+      <w:pPr>
+        <w:snapToGrid w:val="0"/>
+        <w:spacing w:line="300" w:lineRule="auto"/>
+        <w:jc w:val="left"/>
+        <w:rPr>
+          <w:szCs w:val="21"/>
+        </w:rPr>
+      </w:pPr>
+      <w:r>
+        <w:rPr>
           <w:szCs w:val="21"/>
         </w:rPr>
         <w:t>17</w:t>
       </w:r>
       <w:r>
         <w:rPr>
-          <w:rFonts w:ascii="Times New Roman" w:hAnsi="Times New Roman" w:eastAsia="宋体"/>
-          <w:sz w:val="21"/>
           <w:szCs w:val="21"/>
         </w:rPr>
         <w:t>．当一个线圈中的电流</w:t>
       </w:r>
       <w:r>
         <w:rPr>
-          <w:rFonts w:eastAsia="宋体" w:ascii="Times New Roman" w:hAnsi="Times New Roman"/>
-          <w:b/>
-          <w:sz w:val="21"/>
+          <w:b/>
           <w:szCs w:val="21"/>
           <w:u w:val="thick"/>
         </w:rPr>
@@ -2916,17 +2386,19 @@
       </w:r>
       <w:r>
         <w:rPr>
-          <w:rFonts w:ascii="Times New Roman" w:hAnsi="Times New Roman" w:eastAsia="宋体"/>
-          <w:sz w:val="21"/>
-          <w:szCs w:val="21"/>
-        </w:rPr>
-        <w:t>时，它所产生的</w:t>
-      </w:r>
-      <w:r>
-        <w:rPr>
-          <w:rFonts w:eastAsia="宋体" w:ascii="Times New Roman" w:hAnsi="Times New Roman"/>
-          <w:b/>
-          <w:sz w:val="21"/>
+          <w:szCs w:val="21"/>
+        </w:rPr>
+        <w:t>时，它所产生</w:t>
+      </w:r>
+      <w:r>
+        <w:rPr>
+          <w:szCs w:val="21"/>
+        </w:rPr>
+        <w:t>的</w:t>
+      </w:r>
+      <w:r>
+        <w:rPr>
+          <w:b/>
           <w:szCs w:val="21"/>
           <w:u w:val="thick"/>
         </w:rPr>
@@ -2934,17 +2406,13 @@
       </w:r>
       <w:r>
         <w:rPr>
-          <w:rFonts w:ascii="Times New Roman" w:hAnsi="Times New Roman" w:eastAsia="宋体"/>
-          <w:sz w:val="21"/>
           <w:szCs w:val="21"/>
         </w:rPr>
         <w:t>的磁场在线圈</w:t>
       </w:r>
       <w:r>
         <w:rPr>
-          <w:rFonts w:eastAsia="宋体" w:ascii="Times New Roman" w:hAnsi="Times New Roman"/>
-          <w:b/>
-          <w:sz w:val="21"/>
+          <w:b/>
           <w:szCs w:val="21"/>
           <w:u w:val="thick"/>
         </w:rPr>
@@ -2952,27 +2420,13 @@
       </w:r>
       <w:r>
         <w:rPr>
-          <w:rFonts w:ascii="Times New Roman" w:hAnsi="Times New Roman" w:eastAsia="宋体"/>
-          <w:sz w:val="21"/>
-          <w:szCs w:val="21"/>
-        </w:rPr>
-        <w:t>激发出感应电动势，这种现象称为自感。由于自感而产生的感应电动势</w:t>
-      </w:r>
-      <w:proofErr w:type="gramStart"/>
-      <w:r>
-        <w:rPr>
-          <w:rFonts w:ascii="Times New Roman" w:hAnsi="Times New Roman" w:eastAsia="宋体"/>
-          <w:sz w:val="21"/>
-          <w:szCs w:val="21"/>
-        </w:rPr>
-        <w:t>叫作</w:t>
-      </w:r>
-      <w:proofErr w:type="gramEnd"/>
-      <w:r>
-        <w:rPr>
-          <w:rFonts w:eastAsia="宋体" w:ascii="Times New Roman" w:hAnsi="Times New Roman"/>
-          <w:b/>
-          <w:sz w:val="21"/>
+          <w:szCs w:val="21"/>
+        </w:rPr>
+        <w:t>激发出感应电动势，这种现象称为自感。由于自感而产生的感应电动势叫作</w:t>
+      </w:r>
+      <w:r>
+        <w:rPr>
+          <w:b/>
           <w:szCs w:val="21"/>
           <w:u w:val="thick"/>
         </w:rPr>
@@ -2980,8 +2434,6 @@
       </w:r>
       <w:r>
         <w:rPr>
-          <w:rFonts w:ascii="Times New Roman" w:hAnsi="Times New Roman" w:eastAsia="宋体"/>
-          <w:sz w:val="21"/>
           <w:szCs w:val="21"/>
         </w:rPr>
         <w:t>。</w:t>
@@ -2990,34 +2442,27 @@
     <w:p>
       <w:pPr>
         <w:snapToGrid w:val="0"/>
-        <w:spacing w:line="300" w:lineRule="auto" w:before="0" w:after="0"/>
-        <w:jc w:val="left"/>
-        <w:rPr>
-          <w:sz w:val="21"/>
-          <w:szCs w:val="21"/>
-        </w:rPr>
-      </w:pPr>
-      <w:r>
-        <w:rPr>
-          <w:rFonts w:ascii="Times New Roman" w:hAnsi="Times New Roman" w:eastAsia="宋体"/>
-          <w:sz w:val="21"/>
+        <w:spacing w:line="300" w:lineRule="auto"/>
+        <w:jc w:val="left"/>
+        <w:rPr>
+          <w:szCs w:val="21"/>
+        </w:rPr>
+      </w:pPr>
+      <w:r>
+        <w:rPr>
           <w:szCs w:val="21"/>
         </w:rPr>
         <w:t>18</w:t>
       </w:r>
       <w:r>
         <w:rPr>
-          <w:rFonts w:ascii="Times New Roman" w:hAnsi="Times New Roman" w:eastAsia="宋体"/>
-          <w:sz w:val="21"/>
           <w:szCs w:val="21"/>
         </w:rPr>
         <w:t>．自感电动势的作用：</w:t>
       </w:r>
       <w:r>
         <w:rPr>
-          <w:rFonts w:eastAsia="宋体" w:ascii="Times New Roman" w:hAnsi="Times New Roman"/>
-          <w:b/>
-          <w:sz w:val="21"/>
+          <w:b/>
           <w:szCs w:val="21"/>
           <w:u w:val="thick"/>
         </w:rPr>
@@ -3025,8 +2470,6 @@
       </w:r>
       <w:r>
         <w:rPr>
-          <w:rFonts w:ascii="Times New Roman" w:hAnsi="Times New Roman" w:eastAsia="宋体"/>
-          <w:sz w:val="21"/>
           <w:szCs w:val="21"/>
         </w:rPr>
         <w:t>。</w:t>
@@ -3035,25 +2478,20 @@
     <w:p>
       <w:pPr>
         <w:snapToGrid w:val="0"/>
-        <w:spacing w:line="300" w:lineRule="auto" w:before="0" w:after="0"/>
-        <w:jc w:val="left"/>
-        <w:rPr>
-          <w:sz w:val="21"/>
-          <w:szCs w:val="21"/>
-        </w:rPr>
-      </w:pPr>
-      <w:r>
-        <w:rPr>
-          <w:rFonts w:ascii="Times New Roman" w:hAnsi="Times New Roman" w:eastAsia="宋体"/>
-          <w:sz w:val="21"/>
+        <w:spacing w:line="300" w:lineRule="auto"/>
+        <w:jc w:val="left"/>
+        <w:rPr>
+          <w:szCs w:val="21"/>
+        </w:rPr>
+      </w:pPr>
+      <w:r>
+        <w:rPr>
           <w:szCs w:val="21"/>
         </w:rPr>
         <w:t>19</w:t>
       </w:r>
       <w:r>
         <w:rPr>
-          <w:rFonts w:ascii="Times New Roman" w:hAnsi="Times New Roman" w:eastAsia="宋体"/>
-          <w:sz w:val="21"/>
           <w:szCs w:val="21"/>
         </w:rPr>
         <w:t>．对电感线圈阻碍作用的理解</w:t>
@@ -3062,42 +2500,33 @@
     <w:p>
       <w:pPr>
         <w:snapToGrid w:val="0"/>
-        <w:spacing w:line="300" w:lineRule="auto" w:before="0" w:after="0"/>
-        <w:jc w:val="left"/>
-        <w:rPr>
-          <w:sz w:val="21"/>
-          <w:szCs w:val="21"/>
-        </w:rPr>
-      </w:pPr>
-      <w:r>
-        <w:rPr>
-          <w:rFonts w:ascii="Times New Roman" w:hAnsi="Times New Roman" w:eastAsia="宋体"/>
-          <w:sz w:val="21"/>
+        <w:spacing w:line="300" w:lineRule="auto"/>
+        <w:jc w:val="left"/>
+        <w:rPr>
+          <w:szCs w:val="21"/>
+        </w:rPr>
+      </w:pPr>
+      <w:r>
+        <w:rPr>
           <w:szCs w:val="21"/>
         </w:rPr>
         <w:t>（</w:t>
       </w:r>
       <w:r>
         <w:rPr>
-          <w:rFonts w:ascii="Times New Roman" w:hAnsi="Times New Roman" w:eastAsia="宋体"/>
-          <w:sz w:val="21"/>
           <w:szCs w:val="21"/>
         </w:rPr>
         <w:t>1</w:t>
       </w:r>
       <w:r>
         <w:rPr>
-          <w:rFonts w:ascii="Times New Roman" w:hAnsi="Times New Roman" w:eastAsia="宋体"/>
-          <w:sz w:val="21"/>
           <w:szCs w:val="21"/>
         </w:rPr>
         <w:t>）若电路中的电流正在改变，电感线圈会产生自感电动势</w:t>
       </w:r>
       <w:r>
         <w:rPr>
-          <w:rFonts w:eastAsia="宋体" w:ascii="Times New Roman" w:hAnsi="Times New Roman"/>
-          <w:b/>
-          <w:sz w:val="21"/>
+          <w:b/>
           <w:szCs w:val="21"/>
           <w:u w:val="thick"/>
         </w:rPr>
@@ -3105,8 +2534,6 @@
       </w:r>
       <w:r>
         <w:rPr>
-          <w:rFonts w:ascii="Times New Roman" w:hAnsi="Times New Roman" w:eastAsia="宋体"/>
-          <w:sz w:val="21"/>
           <w:szCs w:val="21"/>
         </w:rPr>
         <w:t>电路中电流的变化，使通过电感线圈的电流不能突变。</w:t>
@@ -3115,42 +2542,33 @@
     <w:p>
       <w:pPr>
         <w:snapToGrid w:val="0"/>
-        <w:spacing w:line="300" w:lineRule="auto" w:before="0" w:after="0"/>
-        <w:jc w:val="left"/>
-        <w:rPr>
-          <w:sz w:val="21"/>
-          <w:szCs w:val="21"/>
-        </w:rPr>
-      </w:pPr>
-      <w:r>
-        <w:rPr>
-          <w:rFonts w:ascii="Times New Roman" w:hAnsi="Times New Roman" w:eastAsia="宋体"/>
-          <w:sz w:val="21"/>
+        <w:spacing w:line="300" w:lineRule="auto"/>
+        <w:jc w:val="left"/>
+        <w:rPr>
+          <w:szCs w:val="21"/>
+        </w:rPr>
+      </w:pPr>
+      <w:r>
+        <w:rPr>
           <w:szCs w:val="21"/>
         </w:rPr>
         <w:t>（</w:t>
       </w:r>
       <w:r>
         <w:rPr>
-          <w:rFonts w:ascii="Times New Roman" w:hAnsi="Times New Roman" w:eastAsia="宋体"/>
-          <w:sz w:val="21"/>
           <w:szCs w:val="21"/>
         </w:rPr>
         <w:t>2</w:t>
       </w:r>
       <w:r>
         <w:rPr>
-          <w:rFonts w:ascii="Times New Roman" w:hAnsi="Times New Roman" w:eastAsia="宋体"/>
-          <w:sz w:val="21"/>
           <w:szCs w:val="21"/>
         </w:rPr>
         <w:t>）若电路中的电流是稳定的，电感线圈相当于一段导线，其阻碍作用是</w:t>
       </w:r>
       <w:r>
         <w:rPr>
-          <w:rFonts w:eastAsia="宋体" w:ascii="Times New Roman" w:hAnsi="Times New Roman"/>
-          <w:b/>
-          <w:sz w:val="21"/>
+          <w:b/>
           <w:szCs w:val="21"/>
           <w:u w:val="thick"/>
         </w:rPr>
@@ -3158,8 +2576,6 @@
       </w:r>
       <w:r>
         <w:rPr>
-          <w:rFonts w:ascii="Times New Roman" w:hAnsi="Times New Roman" w:eastAsia="宋体"/>
-          <w:sz w:val="21"/>
           <w:szCs w:val="21"/>
         </w:rPr>
         <w:t>。</w:t>
@@ -3168,33 +2584,26 @@
     <w:p>
       <w:pPr>
         <w:snapToGrid w:val="0"/>
-        <w:spacing w:line="300" w:lineRule="auto" w:before="0" w:after="0"/>
-        <w:jc w:val="left"/>
-        <w:rPr>
-          <w:sz w:val="21"/>
-          <w:szCs w:val="21"/>
-        </w:rPr>
-      </w:pPr>
-      <w:r>
-        <w:rPr>
-          <w:rFonts w:ascii="Times New Roman" w:hAnsi="Times New Roman" w:eastAsia="宋体"/>
-          <w:sz w:val="21"/>
+        <w:spacing w:line="300" w:lineRule="auto"/>
+        <w:jc w:val="left"/>
+        <w:rPr>
+          <w:szCs w:val="21"/>
+        </w:rPr>
+      </w:pPr>
+      <w:r>
+        <w:rPr>
           <w:szCs w:val="21"/>
         </w:rPr>
         <w:t>（</w:t>
       </w:r>
       <w:r>
         <w:rPr>
-          <w:rFonts w:ascii="Times New Roman" w:hAnsi="Times New Roman" w:eastAsia="宋体"/>
-          <w:sz w:val="21"/>
           <w:szCs w:val="21"/>
         </w:rPr>
         <w:t>3</w:t>
       </w:r>
       <w:r>
         <w:rPr>
-          <w:rFonts w:ascii="Times New Roman" w:hAnsi="Times New Roman" w:eastAsia="宋体"/>
-          <w:sz w:val="21"/>
           <w:szCs w:val="21"/>
         </w:rPr>
         <w:t>）线圈通电和断电时线圈中电流的变化规律如图。</w:t>
@@ -3203,24 +2612,21 @@
     <w:p>
       <w:pPr>
         <w:snapToGrid w:val="0"/>
-        <w:spacing w:line="300" w:lineRule="auto" w:before="0" w:after="0"/>
-        <w:jc w:val="left"/>
-        <w:rPr>
-          <w:rFonts w:hint="eastAsia"/>
-          <w:sz w:val="21"/>
-          <w:szCs w:val="21"/>
-        </w:rPr>
-      </w:pPr>
-      <w:r>
-        <w:rPr>
-          <w:rFonts w:eastAsia="宋体" w:ascii="Times New Roman" w:hAnsi="Times New Roman"/>
+        <w:spacing w:line="300" w:lineRule="auto"/>
+        <w:jc w:val="left"/>
+        <w:rPr>
+          <w:szCs w:val="21"/>
+        </w:rPr>
+      </w:pPr>
+      <w:r>
+        <w:rPr>
           <w:noProof/>
           <w:kern w:val="0"/>
-          <w:sz w:val="21"/>
-          <w:szCs w:val="21"/>
-        </w:rPr>
+          <w:szCs w:val="21"/>
+        </w:rPr>
+        <w:lastRenderedPageBreak/>
         <w:drawing>
-          <wp:inline distT="0" distB="0" distL="0" distR="0" wp14:anchorId="25C39923" wp14:editId="5BD69DAB">
+          <wp:inline distT="0" distB="0" distL="0" distR="0" wp14:anchorId="2FC08D03" wp14:editId="08EE8389">
             <wp:extent cx="2505075" cy="1066800"/>
             <wp:effectExtent l="0" t="0" r="0" b="0"/>
             <wp:docPr id="100015" name="图片 100015" descr="@@@165d9836-cc4d-45e3-bb70-5e1c4957936d"/>
@@ -3237,7 +2643,7 @@
                     </pic:cNvPicPr>
                   </pic:nvPicPr>
                   <pic:blipFill>
-                    <a:blip r:embed="rId13"/>
+                    <a:blip r:embed="rId12"/>
                     <a:stretch>
                       <a:fillRect/>
                     </a:stretch>
@@ -3261,37 +2667,30 @@
     <w:p>
       <w:pPr>
         <w:snapToGrid w:val="0"/>
-        <w:spacing w:line="300" w:lineRule="auto" w:before="0" w:after="0"/>
-        <w:jc w:val="left"/>
-        <w:rPr>
-          <w:rFonts w:hint="eastAsia"/>
-          <w:sz w:val="21"/>
-          <w:szCs w:val="21"/>
-        </w:rPr>
-      </w:pPr>
-    </w:p>
-    <w:p>
-      <w:pPr>
-        <w:snapToGrid w:val="0"/>
-        <w:spacing w:line="300" w:lineRule="auto" w:before="0" w:after="0"/>
-        <w:jc w:val="left"/>
-        <w:rPr>
-          <w:sz w:val="21"/>
-          <w:szCs w:val="21"/>
-        </w:rPr>
-      </w:pPr>
-      <w:r>
-        <w:rPr>
-          <w:rFonts w:ascii="Times New Roman" w:hAnsi="Times New Roman" w:eastAsia="宋体"/>
-          <w:sz w:val="21"/>
+        <w:spacing w:line="300" w:lineRule="auto"/>
+        <w:jc w:val="left"/>
+        <w:rPr>
+          <w:szCs w:val="21"/>
+        </w:rPr>
+      </w:pPr>
+    </w:p>
+    <w:p>
+      <w:pPr>
+        <w:snapToGrid w:val="0"/>
+        <w:spacing w:line="300" w:lineRule="auto"/>
+        <w:jc w:val="left"/>
+        <w:rPr>
+          <w:szCs w:val="21"/>
+        </w:rPr>
+      </w:pPr>
+      <w:r>
+        <w:rPr>
           <w:szCs w:val="21"/>
         </w:rPr>
         <w:t>20</w:t>
       </w:r>
       <w:r>
         <w:rPr>
-          <w:rFonts w:ascii="Times New Roman" w:hAnsi="Times New Roman" w:eastAsia="宋体"/>
-          <w:sz w:val="21"/>
           <w:szCs w:val="21"/>
         </w:rPr>
         <w:t>．自感电动势</w:t>
@@ -3300,67 +2699,46 @@
     <w:p>
       <w:pPr>
         <w:snapToGrid w:val="0"/>
-        <w:spacing w:line="300" w:lineRule="auto" w:before="0" w:after="0"/>
-        <w:jc w:val="left"/>
-        <w:rPr>
-          <w:sz w:val="21"/>
-          <w:szCs w:val="21"/>
-        </w:rPr>
-      </w:pPr>
-      <w:r>
-        <w:rPr>
-          <w:rFonts w:ascii="Times New Roman" w:hAnsi="Times New Roman" w:eastAsia="宋体"/>
-          <w:sz w:val="21"/>
+        <w:spacing w:line="300" w:lineRule="auto"/>
+        <w:jc w:val="left"/>
+        <w:rPr>
+          <w:szCs w:val="21"/>
+        </w:rPr>
+      </w:pPr>
+      <w:r>
+        <w:rPr>
           <w:szCs w:val="21"/>
         </w:rPr>
         <w:t>（</w:t>
       </w:r>
       <w:r>
         <w:rPr>
-          <w:rFonts w:ascii="Times New Roman" w:hAnsi="Times New Roman" w:eastAsia="宋体"/>
-          <w:sz w:val="21"/>
           <w:szCs w:val="21"/>
         </w:rPr>
         <w:t>1</w:t>
       </w:r>
       <w:r>
         <w:rPr>
-          <w:rFonts w:ascii="Times New Roman" w:hAnsi="Times New Roman" w:eastAsia="宋体"/>
-          <w:sz w:val="21"/>
           <w:szCs w:val="21"/>
         </w:rPr>
         <w:t>）表达式：</w:t>
       </w:r>
       <w:r>
         <w:rPr>
-          <w:rFonts w:eastAsia="宋体" w:ascii="Times New Roman" w:hAnsi="Times New Roman"/>
           <w:i/>
-          <w:sz w:val="21"/>
           <w:szCs w:val="21"/>
         </w:rPr>
         <w:t>E</w:t>
       </w:r>
       <w:r>
         <w:rPr>
-          <w:rFonts w:ascii="Times New Roman" w:hAnsi="Times New Roman" w:eastAsia="宋体"/>
-          <w:sz w:val="21"/>
           <w:szCs w:val="21"/>
         </w:rPr>
         <w:t>＝</w:t>
       </w:r>
       <w:r>
         <w:rPr>
-          <w:rFonts w:eastAsia="宋体" w:ascii="Times New Roman" w:hAnsi="Times New Roman"/>
-          <w:sz w:val="21"/>
-          <w:szCs w:val="21"/>
-        </w:rPr>
-        <w:t/>
-      </w:r>
-      <w:r>
-        <w:rPr>
-          <w:rFonts w:eastAsia="宋体" w:ascii="Times New Roman" w:hAnsi="Times New Roman"/>
-          <w:b/>
-          <w:sz w:val="21"/>
+          <w:b/>
           <w:szCs w:val="21"/>
           <w:u w:val="thick"/>
         </w:rPr>
@@ -3372,8 +2750,8 @@
             <m:ctrlPr>
               <w:rPr>
                 <w:rFonts w:ascii="Cambria Math" w:hAnsi="Cambria Math"/>
+                <w:b/>
                 <w:szCs w:val="21"/>
-                <w:b/>
                 <w:u w:val="thick"/>
               </w:rPr>
             </m:ctrlPr>
@@ -3381,21 +2759,22 @@
           <m:num>
             <m:r>
               <m:rPr>
-                <m:sty m:val="p"/>
+                <m:sty m:val="b"/>
               </m:rPr>
               <w:rPr>
                 <w:rFonts w:ascii="Cambria Math" w:hAnsi="Cambria Math" w:cs="Cambria Math"/>
                 <w:szCs w:val="21"/>
-                <w:b/>
                 <w:u w:val="thick"/>
               </w:rPr>
               <m:t>Δ</m:t>
             </m:r>
             <m:r>
+              <m:rPr>
+                <m:sty m:val="bi"/>
+              </m:rPr>
               <w:rPr>
                 <w:rFonts w:ascii="Cambria Math" w:hAnsi="Cambria Math" w:cs="Cambria Math"/>
                 <w:szCs w:val="21"/>
-                <w:b/>
                 <w:u w:val="thick"/>
               </w:rPr>
               <m:t>I</m:t>
@@ -3404,21 +2783,22 @@
           <m:den>
             <m:r>
               <m:rPr>
-                <m:sty m:val="p"/>
+                <m:sty m:val="b"/>
               </m:rPr>
               <w:rPr>
                 <w:rFonts w:ascii="Cambria Math" w:hAnsi="Cambria Math" w:cs="Cambria Math"/>
                 <w:szCs w:val="21"/>
-                <w:b/>
                 <w:u w:val="thick"/>
               </w:rPr>
               <m:t>Δ</m:t>
             </m:r>
             <m:r>
+              <m:rPr>
+                <m:sty m:val="bi"/>
+              </m:rPr>
               <w:rPr>
                 <w:rFonts w:ascii="Cambria Math" w:hAnsi="Cambria Math" w:cs="Cambria Math"/>
                 <w:szCs w:val="21"/>
-                <w:b/>
                 <w:u w:val="thick"/>
               </w:rPr>
               <m:t>t</m:t>
@@ -3428,8 +2808,6 @@
       </m:oMath>
       <w:r>
         <w:rPr>
-          <w:rFonts w:ascii="Times New Roman" w:hAnsi="Times New Roman" w:eastAsia="宋体"/>
-          <w:sz w:val="21"/>
           <w:szCs w:val="21"/>
         </w:rPr>
         <w:t>。</w:t>
@@ -3438,49 +2816,38 @@
     <w:p>
       <w:pPr>
         <w:snapToGrid w:val="0"/>
-        <w:spacing w:line="300" w:lineRule="auto" w:before="0" w:after="0"/>
-        <w:jc w:val="left"/>
-        <w:rPr>
-          <w:sz w:val="21"/>
-          <w:szCs w:val="21"/>
-        </w:rPr>
-      </w:pPr>
-      <w:r>
-        <w:rPr>
-          <w:rFonts w:ascii="Times New Roman" w:hAnsi="Times New Roman" w:eastAsia="宋体"/>
-          <w:sz w:val="21"/>
+        <w:spacing w:line="300" w:lineRule="auto"/>
+        <w:jc w:val="left"/>
+        <w:rPr>
+          <w:szCs w:val="21"/>
+        </w:rPr>
+      </w:pPr>
+      <w:r>
+        <w:rPr>
           <w:szCs w:val="21"/>
         </w:rPr>
         <w:t>（</w:t>
       </w:r>
       <w:r>
         <w:rPr>
-          <w:rFonts w:ascii="Times New Roman" w:hAnsi="Times New Roman" w:eastAsia="宋体"/>
-          <w:sz w:val="21"/>
           <w:szCs w:val="21"/>
         </w:rPr>
         <w:t>2</w:t>
       </w:r>
       <w:r>
         <w:rPr>
-          <w:rFonts w:ascii="Times New Roman" w:hAnsi="Times New Roman" w:eastAsia="宋体"/>
-          <w:sz w:val="21"/>
           <w:szCs w:val="21"/>
         </w:rPr>
         <w:t>）理解：</w:t>
       </w:r>
       <w:r>
         <w:rPr>
-          <w:rFonts w:ascii="Times New Roman" w:hAnsi="Times New Roman" w:eastAsia="宋体"/>
-          <w:sz w:val="21"/>
           <w:szCs w:val="21"/>
         </w:rPr>
         <w:t>①</w:t>
       </w:r>
       <w:r>
         <w:rPr>
-          <w:rFonts w:ascii="Times New Roman" w:hAnsi="Times New Roman" w:eastAsia="宋体"/>
-          <w:sz w:val="21"/>
           <w:szCs w:val="21"/>
         </w:rPr>
         <w:t>公式中</w:t>
@@ -3537,17 +2904,13 @@
       </m:oMath>
       <w:r>
         <w:rPr>
-          <w:rFonts w:ascii="Times New Roman" w:hAnsi="Times New Roman" w:eastAsia="宋体"/>
-          <w:sz w:val="21"/>
           <w:szCs w:val="21"/>
         </w:rPr>
         <w:t>为</w:t>
       </w:r>
       <w:r>
         <w:rPr>
-          <w:rFonts w:ascii="Times New Roman" w:hAnsi="Times New Roman" w:eastAsia="宋体"/>
-          <w:b/>
-          <w:sz w:val="21"/>
+          <w:b/>
           <w:szCs w:val="21"/>
           <w:u w:val="thick"/>
         </w:rPr>
@@ -3555,17 +2918,13 @@
       </w:r>
       <w:r>
         <w:rPr>
-          <w:rFonts w:ascii="Times New Roman" w:hAnsi="Times New Roman" w:eastAsia="宋体"/>
-          <w:sz w:val="21"/>
           <w:szCs w:val="21"/>
         </w:rPr>
         <w:t>，电流变化越快，电流变化率越大，自感电动势也越</w:t>
       </w:r>
       <w:r>
         <w:rPr>
-          <w:rFonts w:eastAsia="宋体" w:ascii="Times New Roman" w:hAnsi="Times New Roman"/>
-          <w:b/>
-          <w:sz w:val="21"/>
+          <w:b/>
           <w:szCs w:val="21"/>
           <w:u w:val="thick"/>
         </w:rPr>
@@ -3573,8 +2932,6 @@
       </w:r>
       <w:r>
         <w:rPr>
-          <w:rFonts w:ascii="Times New Roman" w:hAnsi="Times New Roman" w:eastAsia="宋体"/>
-          <w:sz w:val="21"/>
           <w:szCs w:val="21"/>
         </w:rPr>
         <w:t>。</w:t>
@@ -3583,51 +2940,40 @@
     <w:p>
       <w:pPr>
         <w:snapToGrid w:val="0"/>
-        <w:spacing w:line="300" w:lineRule="auto" w:before="0" w:after="0"/>
-        <w:jc w:val="left"/>
-        <w:rPr>
-          <w:sz w:val="21"/>
-          <w:szCs w:val="21"/>
-        </w:rPr>
-      </w:pPr>
-      <w:r>
-        <w:rPr>
-          <w:rFonts w:ascii="Times New Roman" w:hAnsi="Times New Roman" w:eastAsia="宋体"/>
-          <w:sz w:val="21"/>
+        <w:spacing w:line="300" w:lineRule="auto"/>
+        <w:jc w:val="left"/>
+        <w:rPr>
+          <w:szCs w:val="21"/>
+        </w:rPr>
+      </w:pPr>
+      <w:r>
+        <w:rPr>
           <w:szCs w:val="21"/>
         </w:rPr>
         <w:t>②</w:t>
       </w:r>
       <w:r>
         <w:rPr>
-          <w:rFonts w:ascii="Times New Roman" w:hAnsi="Times New Roman" w:eastAsia="宋体"/>
-          <w:sz w:val="21"/>
           <w:szCs w:val="21"/>
         </w:rPr>
         <w:t>公式中</w:t>
       </w:r>
       <w:r>
         <w:rPr>
-          <w:rFonts w:eastAsia="宋体" w:ascii="Times New Roman" w:hAnsi="Times New Roman"/>
           <w:i/>
-          <w:sz w:val="21"/>
           <w:szCs w:val="21"/>
         </w:rPr>
         <w:t>L</w:t>
       </w:r>
       <w:r>
         <w:rPr>
-          <w:rFonts w:ascii="Times New Roman" w:hAnsi="Times New Roman" w:eastAsia="宋体"/>
-          <w:sz w:val="21"/>
           <w:szCs w:val="21"/>
         </w:rPr>
         <w:t>为线圈的</w:t>
       </w:r>
       <w:r>
         <w:rPr>
-          <w:rFonts w:eastAsia="宋体" w:ascii="Times New Roman" w:hAnsi="Times New Roman"/>
-          <w:b/>
-          <w:sz w:val="21"/>
+          <w:b/>
           <w:szCs w:val="21"/>
           <w:u w:val="thick"/>
         </w:rPr>
@@ -3635,8 +2981,6 @@
       </w:r>
       <w:r>
         <w:rPr>
-          <w:rFonts w:ascii="Times New Roman" w:hAnsi="Times New Roman" w:eastAsia="宋体"/>
-          <w:sz w:val="21"/>
           <w:szCs w:val="21"/>
         </w:rPr>
         <w:t>。</w:t>
@@ -3645,47 +2989,32 @@
     <w:p>
       <w:pPr>
         <w:snapToGrid w:val="0"/>
-        <w:spacing w:line="300" w:lineRule="auto" w:before="0" w:after="0"/>
-        <w:jc w:val="left"/>
-        <w:rPr>
-          <w:sz w:val="21"/>
-          <w:szCs w:val="21"/>
-        </w:rPr>
-      </w:pPr>
-      <w:r>
-        <w:rPr>
-          <w:rFonts w:ascii="Times New Roman" w:hAnsi="Times New Roman" w:eastAsia="宋体"/>
-          <w:sz w:val="21"/>
+        <w:spacing w:line="300" w:lineRule="auto"/>
+        <w:jc w:val="left"/>
+        <w:rPr>
+          <w:szCs w:val="21"/>
+        </w:rPr>
+      </w:pPr>
+      <w:r>
+        <w:rPr>
           <w:szCs w:val="21"/>
         </w:rPr>
         <w:t>21</w:t>
       </w:r>
       <w:r>
         <w:rPr>
-          <w:rFonts w:ascii="Times New Roman" w:hAnsi="Times New Roman" w:eastAsia="宋体"/>
-          <w:sz w:val="21"/>
           <w:szCs w:val="21"/>
         </w:rPr>
         <w:t>．用思维导图描绘自感系数的物理意义、决定因素及单位：</w:t>
       </w:r>
       <w:r>
         <w:rPr>
-          <w:rFonts w:eastAsia="宋体" w:ascii="Times New Roman" w:hAnsi="Times New Roman"/>
-          <w:sz w:val="21"/>
-          <w:szCs w:val="21"/>
-        </w:rPr>
-        <w:t/>
-      </w:r>
-      <w:r>
-        <w:rPr>
-          <w:rFonts w:eastAsia="宋体" w:ascii="Times New Roman" w:hAnsi="Times New Roman"/>
           <w:noProof/>
           <w:kern w:val="0"/>
-          <w:sz w:val="21"/>
           <w:szCs w:val="21"/>
         </w:rPr>
         <w:drawing>
-          <wp:inline distT="0" distB="0" distL="0" distR="0" wp14:anchorId="536B8DAD" wp14:editId="6026F68B">
+          <wp:inline distT="0" distB="0" distL="0" distR="0" wp14:anchorId="4138D145" wp14:editId="3BC12E3E">
             <wp:extent cx="2552700" cy="1390650"/>
             <wp:effectExtent l="0" t="0" r="0" b="0"/>
             <wp:docPr id="100017" name="图片 100017" descr="@@@f3b82ba8-02a5-41f1-ace7-2c94da834f29"/>
@@ -3702,7 +3031,7 @@
                     </pic:cNvPicPr>
                   </pic:nvPicPr>
                   <pic:blipFill>
-                    <a:blip r:embed="rId14"/>
+                    <a:blip r:embed="rId13"/>
                     <a:stretch>
                       <a:fillRect/>
                     </a:stretch>
@@ -3726,25 +3055,20 @@
     <w:p>
       <w:pPr>
         <w:snapToGrid w:val="0"/>
-        <w:spacing w:line="300" w:lineRule="auto" w:before="0" w:after="0"/>
-        <w:jc w:val="left"/>
-        <w:rPr>
-          <w:sz w:val="21"/>
-          <w:szCs w:val="21"/>
-        </w:rPr>
-      </w:pPr>
-      <w:r>
-        <w:rPr>
-          <w:rFonts w:ascii="Times New Roman" w:hAnsi="Times New Roman" w:eastAsia="宋体"/>
-          <w:sz w:val="21"/>
+        <w:spacing w:line="300" w:lineRule="auto"/>
+        <w:jc w:val="left"/>
+        <w:rPr>
+          <w:szCs w:val="21"/>
+        </w:rPr>
+      </w:pPr>
+      <w:r>
+        <w:rPr>
           <w:szCs w:val="21"/>
         </w:rPr>
         <w:t>22</w:t>
       </w:r>
       <w:r>
         <w:rPr>
-          <w:rFonts w:ascii="Times New Roman" w:hAnsi="Times New Roman" w:eastAsia="宋体"/>
-          <w:sz w:val="21"/>
           <w:szCs w:val="21"/>
         </w:rPr>
         <w:t>．磁场的能量</w:t>
@@ -3753,42 +3077,33 @@
     <w:p>
       <w:pPr>
         <w:snapToGrid w:val="0"/>
-        <w:spacing w:line="300" w:lineRule="auto" w:before="0" w:after="0"/>
-        <w:jc w:val="left"/>
-        <w:rPr>
-          <w:sz w:val="21"/>
-          <w:szCs w:val="21"/>
-        </w:rPr>
-      </w:pPr>
-      <w:r>
-        <w:rPr>
-          <w:rFonts w:ascii="Times New Roman" w:hAnsi="Times New Roman" w:eastAsia="宋体"/>
-          <w:sz w:val="21"/>
+        <w:spacing w:line="300" w:lineRule="auto"/>
+        <w:jc w:val="left"/>
+        <w:rPr>
+          <w:szCs w:val="21"/>
+        </w:rPr>
+      </w:pPr>
+      <w:r>
+        <w:rPr>
           <w:szCs w:val="21"/>
         </w:rPr>
         <w:t>（</w:t>
       </w:r>
       <w:r>
         <w:rPr>
-          <w:rFonts w:ascii="Times New Roman" w:hAnsi="Times New Roman" w:eastAsia="宋体"/>
-          <w:sz w:val="21"/>
           <w:szCs w:val="21"/>
         </w:rPr>
         <w:t>1</w:t>
       </w:r>
       <w:r>
         <w:rPr>
-          <w:rFonts w:ascii="Times New Roman" w:hAnsi="Times New Roman" w:eastAsia="宋体"/>
-          <w:sz w:val="21"/>
           <w:szCs w:val="21"/>
         </w:rPr>
         <w:t>）线圈中电流从无到有时，磁场也是从无到有，</w:t>
       </w:r>
       <w:r>
         <w:rPr>
-          <w:rFonts w:eastAsia="宋体" w:ascii="Times New Roman" w:hAnsi="Times New Roman"/>
-          <w:b/>
-          <w:sz w:val="21"/>
+          <w:b/>
           <w:szCs w:val="21"/>
           <w:u w:val="thick"/>
         </w:rPr>
@@ -3796,8 +3111,6 @@
       </w:r>
       <w:r>
         <w:rPr>
-          <w:rFonts w:ascii="Times New Roman" w:hAnsi="Times New Roman" w:eastAsia="宋体"/>
-          <w:sz w:val="21"/>
           <w:szCs w:val="21"/>
         </w:rPr>
         <w:t>把能量输送给磁场，储存在磁场中。</w:t>
@@ -3806,42 +3119,33 @@
     <w:p>
       <w:pPr>
         <w:snapToGrid w:val="0"/>
-        <w:spacing w:line="300" w:lineRule="auto" w:before="0" w:after="0"/>
-        <w:jc w:val="left"/>
-        <w:rPr>
-          <w:sz w:val="21"/>
-          <w:szCs w:val="21"/>
-        </w:rPr>
-      </w:pPr>
-      <w:r>
-        <w:rPr>
-          <w:rFonts w:ascii="Times New Roman" w:hAnsi="Times New Roman" w:eastAsia="宋体"/>
-          <w:sz w:val="21"/>
+        <w:spacing w:line="300" w:lineRule="auto"/>
+        <w:jc w:val="left"/>
+        <w:rPr>
+          <w:szCs w:val="21"/>
+        </w:rPr>
+      </w:pPr>
+      <w:r>
+        <w:rPr>
           <w:szCs w:val="21"/>
         </w:rPr>
         <w:t>（</w:t>
       </w:r>
       <w:r>
         <w:rPr>
-          <w:rFonts w:ascii="Times New Roman" w:hAnsi="Times New Roman" w:eastAsia="宋体"/>
-          <w:sz w:val="21"/>
           <w:szCs w:val="21"/>
         </w:rPr>
         <w:t>2</w:t>
       </w:r>
       <w:r>
         <w:rPr>
-          <w:rFonts w:ascii="Times New Roman" w:hAnsi="Times New Roman" w:eastAsia="宋体"/>
-          <w:sz w:val="21"/>
           <w:szCs w:val="21"/>
         </w:rPr>
         <w:t>）线圈中电流减小时，</w:t>
       </w:r>
       <w:r>
         <w:rPr>
-          <w:rFonts w:eastAsia="宋体" w:ascii="Times New Roman" w:hAnsi="Times New Roman"/>
-          <w:b/>
-          <w:sz w:val="21"/>
+          <w:b/>
           <w:szCs w:val="21"/>
           <w:u w:val="thick"/>
         </w:rPr>
@@ -3849,8 +3153,6 @@
       </w:r>
       <w:r>
         <w:rPr>
-          <w:rFonts w:ascii="Times New Roman" w:hAnsi="Times New Roman" w:eastAsia="宋体"/>
-          <w:sz w:val="21"/>
           <w:szCs w:val="21"/>
         </w:rPr>
         <w:t>中的能量释放出来转化为电能。</w:t>
@@ -3859,17 +3161,16 @@
     <w:p>
       <w:pPr>
         <w:snapToGrid w:val="0"/>
-        <w:spacing w:line="300" w:lineRule="auto" w:before="0" w:after="0"/>
-        <w:jc w:val="left"/>
-        <w:rPr>
-          <w:sz w:val="21"/>
+        <w:spacing w:line="300" w:lineRule="auto"/>
+        <w:jc w:val="left"/>
+        <w:rPr>
           <w:szCs w:val="21"/>
         </w:rPr>
       </w:pPr>
     </w:p>
     <w:sectPr>
-      <w:footerReference w:type="even" r:id="rId15"/>
-      <w:footerReference w:type="default" r:id="rId16"/>
+      <w:footerReference w:type="even" r:id="rId14"/>
+      <w:footerReference w:type="default" r:id="rId15"/>
       <w:pgSz w:w="11906" w:h="16838" w:code="9"/>
       <w:pgMar w:top="720" w:right="720" w:bottom="720" w:left="720" w:header="720" w:footer="720" w:gutter="0"/>
       <w:cols w:sep="1" w:space="425"/>
@@ -3880,7 +3181,7 @@
 </file>
 
 <file path=word/endnotes.xml><?xml version="1.0" encoding="utf-8"?>
-<w:endnotes xmlns:wpc="http://schemas.microsoft.com/office/word/2010/wordprocessingCanvas" xmlns:cx="http://schemas.microsoft.com/office/drawing/2014/chartex" xmlns:cx1="http://schemas.microsoft.com/office/drawing/2015/9/8/chartex" xmlns:cx2="http://schemas.microsoft.com/office/drawing/2015/10/21/chartex" xmlns:cx3="http://schemas.microsoft.com/office/drawing/2016/5/9/chartex" xmlns:cx4="http://schemas.microsoft.com/office/drawing/2016/5/10/chartex" xmlns:cx5="http://schemas.microsoft.com/office/drawing/2016/5/11/chartex" xmlns:cx6="http://schemas.microsoft.com/office/drawing/2016/5/12/chartex" xmlns:cx7="http://schemas.microsoft.com/office/drawing/2016/5/13/chartex" xmlns:cx8="http://schemas.microsoft.com/office/drawing/2016/5/14/chartex" xmlns:mc="http://schemas.openxmlformats.org/markup-compatibility/2006" xmlns:aink="http://schemas.microsoft.com/office/drawing/2016/ink" xmlns:am3d="http://schemas.microsoft.com/office/drawing/2017/model3d" xmlns:o="urn:schemas-microsoft-com:office:office" xmlns:oel="http://schemas.microsoft.com/office/2019/extlst" xmlns:r="http://schemas.openxmlformats.org/officeDocument/2006/relationships" xmlns:m="http://schemas.openxmlformats.org/officeDocument/2006/math" xmlns:v="urn:schemas-microsoft-com:vml" xmlns:wp14="http://schemas.microsoft.com/office/word/2010/wordprocessingDrawing" xmlns:wp="http://schemas.openxmlformats.org/drawingml/2006/wordprocessingDrawing" xmlns:w10="urn:schemas-microsoft-com:office:word" xmlns:w="http://schemas.openxmlformats.org/wordprocessingml/2006/main" xmlns:w14="http://schemas.microsoft.com/office/word/2010/wordml" xmlns:w15="http://schemas.microsoft.com/office/word/2012/wordml" xmlns:w16cex="http://schemas.microsoft.com/office/word/2018/wordml/cex" xmlns:w16cid="http://schemas.microsoft.com/office/word/2016/wordml/cid" xmlns:w16="http://schemas.microsoft.com/office/word/2018/wordml" xmlns:w16sdtdh="http://schemas.microsoft.com/office/word/2020/wordml/sdtdatahash" xmlns:w16se="http://schemas.microsoft.com/office/word/2015/wordml/symex" xmlns:wpg="http://schemas.microsoft.com/office/word/2010/wordprocessingGroup" xmlns:wpi="http://schemas.microsoft.com/office/word/2010/wordprocessingInk" xmlns:wne="http://schemas.microsoft.com/office/word/2006/wordml" xmlns:wps="http://schemas.microsoft.com/office/word/2010/wordprocessingShape" mc:Ignorable="w14 w15 w16se w16cid w16 w16cex w16sdtdh wp14">
+<w:endnotes xmlns:wpc="http://schemas.microsoft.com/office/word/2010/wordprocessingCanvas" xmlns:cx="http://schemas.microsoft.com/office/drawing/2014/chartex" xmlns:cx1="http://schemas.microsoft.com/office/drawing/2015/9/8/chartex" xmlns:cx2="http://schemas.microsoft.com/office/drawing/2015/10/21/chartex" xmlns:cx3="http://schemas.microsoft.com/office/drawing/2016/5/9/chartex" xmlns:cx4="http://schemas.microsoft.com/office/drawing/2016/5/10/chartex" xmlns:cx5="http://schemas.microsoft.com/office/drawing/2016/5/11/chartex" xmlns:cx6="http://schemas.microsoft.com/office/drawing/2016/5/12/chartex" xmlns:cx7="http://schemas.microsoft.com/office/drawing/2016/5/13/chartex" xmlns:cx8="http://schemas.microsoft.com/office/drawing/2016/5/14/chartex" xmlns:mc="http://schemas.openxmlformats.org/markup-compatibility/2006" xmlns:aink="http://schemas.microsoft.com/office/drawing/2016/ink" xmlns:am3d="http://schemas.microsoft.com/office/drawing/2017/model3d" xmlns:o="urn:schemas-microsoft-com:office:office" xmlns:r="http://schemas.openxmlformats.org/officeDocument/2006/relationships" xmlns:m="http://schemas.openxmlformats.org/officeDocument/2006/math" xmlns:v="urn:schemas-microsoft-com:vml" xmlns:wp14="http://schemas.microsoft.com/office/word/2010/wordprocessingDrawing" xmlns:wp="http://schemas.openxmlformats.org/drawingml/2006/wordprocessingDrawing" xmlns:w10="urn:schemas-microsoft-com:office:word" xmlns:w="http://schemas.openxmlformats.org/wordprocessingml/2006/main" xmlns:w14="http://schemas.microsoft.com/office/word/2010/wordml" xmlns:w15="http://schemas.microsoft.com/office/word/2012/wordml" xmlns:w16cex="http://schemas.microsoft.com/office/word/2018/wordml/cex" xmlns:w16cid="http://schemas.microsoft.com/office/word/2016/wordml/cid" xmlns:w16="http://schemas.microsoft.com/office/word/2018/wordml" xmlns:w16sdtdh="http://schemas.microsoft.com/office/word/2020/wordml/sdtdatahash" xmlns:w16se="http://schemas.microsoft.com/office/word/2015/wordml/symex" xmlns:wpg="http://schemas.microsoft.com/office/word/2010/wordprocessingGroup" xmlns:wpi="http://schemas.microsoft.com/office/word/2010/wordprocessingInk" xmlns:wne="http://schemas.microsoft.com/office/word/2006/wordml" xmlns:wps="http://schemas.microsoft.com/office/word/2010/wordprocessingShape" mc:Ignorable="w14 w15 w16se w16cid w16 w16cex w16sdtdh wp14">
   <w:endnote w:type="separator" w:id="-1">
     <w:p>
       <w:r>
@@ -3899,7 +3200,7 @@
 </file>
 
 <file path=word/footer1.xml><?xml version="1.0" encoding="utf-8"?>
-<w:ftr xmlns:wpc="http://schemas.microsoft.com/office/word/2010/wordprocessingCanvas" xmlns:cx="http://schemas.microsoft.com/office/drawing/2014/chartex" xmlns:cx1="http://schemas.microsoft.com/office/drawing/2015/9/8/chartex" xmlns:cx2="http://schemas.microsoft.com/office/drawing/2015/10/21/chartex" xmlns:cx3="http://schemas.microsoft.com/office/drawing/2016/5/9/chartex" xmlns:cx4="http://schemas.microsoft.com/office/drawing/2016/5/10/chartex" xmlns:cx5="http://schemas.microsoft.com/office/drawing/2016/5/11/chartex" xmlns:cx6="http://schemas.microsoft.com/office/drawing/2016/5/12/chartex" xmlns:cx7="http://schemas.microsoft.com/office/drawing/2016/5/13/chartex" xmlns:cx8="http://schemas.microsoft.com/office/drawing/2016/5/14/chartex" xmlns:mc="http://schemas.openxmlformats.org/markup-compatibility/2006" xmlns:aink="http://schemas.microsoft.com/office/drawing/2016/ink" xmlns:am3d="http://schemas.microsoft.com/office/drawing/2017/model3d" xmlns:o="urn:schemas-microsoft-com:office:office" xmlns:oel="http://schemas.microsoft.com/office/2019/extlst" xmlns:r="http://schemas.openxmlformats.org/officeDocument/2006/relationships" xmlns:m="http://schemas.openxmlformats.org/officeDocument/2006/math" xmlns:v="urn:schemas-microsoft-com:vml" xmlns:wp14="http://schemas.microsoft.com/office/word/2010/wordprocessingDrawing" xmlns:wp="http://schemas.openxmlformats.org/drawingml/2006/wordprocessingDrawing" xmlns:w10="urn:schemas-microsoft-com:office:word" xmlns:w="http://schemas.openxmlformats.org/wordprocessingml/2006/main" xmlns:w14="http://schemas.microsoft.com/office/word/2010/wordml" xmlns:w15="http://schemas.microsoft.com/office/word/2012/wordml" xmlns:w16cex="http://schemas.microsoft.com/office/word/2018/wordml/cex" xmlns:w16cid="http://schemas.microsoft.com/office/word/2016/wordml/cid" xmlns:w16="http://schemas.microsoft.com/office/word/2018/wordml" xmlns:w16sdtdh="http://schemas.microsoft.com/office/word/2020/wordml/sdtdatahash" xmlns:w16se="http://schemas.microsoft.com/office/word/2015/wordml/symex" xmlns:wpg="http://schemas.microsoft.com/office/word/2010/wordprocessingGroup" xmlns:wpi="http://schemas.microsoft.com/office/word/2010/wordprocessingInk" xmlns:wne="http://schemas.microsoft.com/office/word/2006/wordml" xmlns:wps="http://schemas.microsoft.com/office/word/2010/wordprocessingShape" mc:Ignorable="w14 w15 w16se w16cid w16 w16cex w16sdtdh wp14">
+<w:ftr xmlns:wpc="http://schemas.microsoft.com/office/word/2010/wordprocessingCanvas" xmlns:cx="http://schemas.microsoft.com/office/drawing/2014/chartex" xmlns:cx1="http://schemas.microsoft.com/office/drawing/2015/9/8/chartex" xmlns:cx2="http://schemas.microsoft.com/office/drawing/2015/10/21/chartex" xmlns:cx3="http://schemas.microsoft.com/office/drawing/2016/5/9/chartex" xmlns:cx4="http://schemas.microsoft.com/office/drawing/2016/5/10/chartex" xmlns:cx5="http://schemas.microsoft.com/office/drawing/2016/5/11/chartex" xmlns:cx6="http://schemas.microsoft.com/office/drawing/2016/5/12/chartex" xmlns:cx7="http://schemas.microsoft.com/office/drawing/2016/5/13/chartex" xmlns:cx8="http://schemas.microsoft.com/office/drawing/2016/5/14/chartex" xmlns:mc="http://schemas.openxmlformats.org/markup-compatibility/2006" xmlns:aink="http://schemas.microsoft.com/office/drawing/2016/ink" xmlns:am3d="http://schemas.microsoft.com/office/drawing/2017/model3d" xmlns:o="urn:schemas-microsoft-com:office:office" xmlns:r="http://schemas.openxmlformats.org/officeDocument/2006/relationships" xmlns:m="http://schemas.openxmlformats.org/officeDocument/2006/math" xmlns:v="urn:schemas-microsoft-com:vml" xmlns:wp14="http://schemas.microsoft.com/office/word/2010/wordprocessingDrawing" xmlns:wp="http://schemas.openxmlformats.org/drawingml/2006/wordprocessingDrawing" xmlns:w10="urn:schemas-microsoft-com:office:word" xmlns:w="http://schemas.openxmlformats.org/wordprocessingml/2006/main" xmlns:w14="http://schemas.microsoft.com/office/word/2010/wordml" xmlns:w15="http://schemas.microsoft.com/office/word/2012/wordml" xmlns:w16cex="http://schemas.microsoft.com/office/word/2018/wordml/cex" xmlns:w16cid="http://schemas.microsoft.com/office/word/2016/wordml/cid" xmlns:w16="http://schemas.microsoft.com/office/word/2018/wordml" xmlns:w16sdtdh="http://schemas.microsoft.com/office/word/2020/wordml/sdtdatahash" xmlns:w16se="http://schemas.microsoft.com/office/word/2015/wordml/symex" xmlns:wpg="http://schemas.microsoft.com/office/word/2010/wordprocessingGroup" xmlns:wpi="http://schemas.microsoft.com/office/word/2010/wordprocessingInk" xmlns:wne="http://schemas.microsoft.com/office/word/2006/wordml" xmlns:wps="http://schemas.microsoft.com/office/word/2010/wordprocessingShape" mc:Ignorable="w14 w15 w16se w16cid w16 w16cex w16sdtdh wp14">
   <w:p>
     <w:pPr>
       <w:jc w:val="center"/>
@@ -4011,218 +3312,170 @@
 </file>
 
 <file path=word/footer2.xml><?xml version="1.0" encoding="utf-8"?>
-<w:ftr xmlns:wpc="http://schemas.microsoft.com/office/word/2010/wordprocessingCanvas" xmlns:cx="http://schemas.microsoft.com/office/drawing/2014/chartex" xmlns:cx1="http://schemas.microsoft.com/office/drawing/2015/9/8/chartex" xmlns:cx2="http://schemas.microsoft.com/office/drawing/2015/10/21/chartex" xmlns:cx3="http://schemas.microsoft.com/office/drawing/2016/5/9/chartex" xmlns:cx4="http://schemas.microsoft.com/office/drawing/2016/5/10/chartex" xmlns:cx5="http://schemas.microsoft.com/office/drawing/2016/5/11/chartex" xmlns:cx6="http://schemas.microsoft.com/office/drawing/2016/5/12/chartex" xmlns:cx7="http://schemas.microsoft.com/office/drawing/2016/5/13/chartex" xmlns:cx8="http://schemas.microsoft.com/office/drawing/2016/5/14/chartex" xmlns:mc="http://schemas.openxmlformats.org/markup-compatibility/2006" xmlns:aink="http://schemas.microsoft.com/office/drawing/2016/ink" xmlns:am3d="http://schemas.microsoft.com/office/drawing/2017/model3d" xmlns:o="urn:schemas-microsoft-com:office:office" xmlns:oel="http://schemas.microsoft.com/office/2019/extlst" xmlns:r="http://schemas.openxmlformats.org/officeDocument/2006/relationships" xmlns:m="http://schemas.openxmlformats.org/officeDocument/2006/math" xmlns:v="urn:schemas-microsoft-com:vml" xmlns:wp14="http://schemas.microsoft.com/office/word/2010/wordprocessingDrawing" xmlns:wp="http://schemas.openxmlformats.org/drawingml/2006/wordprocessingDrawing" xmlns:w10="urn:schemas-microsoft-com:office:word" xmlns:w="http://schemas.openxmlformats.org/wordprocessingml/2006/main" xmlns:w14="http://schemas.microsoft.com/office/word/2010/wordml" xmlns:w15="http://schemas.microsoft.com/office/word/2012/wordml" xmlns:w16cex="http://schemas.microsoft.com/office/word/2018/wordml/cex" xmlns:w16cid="http://schemas.microsoft.com/office/word/2016/wordml/cid" xmlns:w16="http://schemas.microsoft.com/office/word/2018/wordml" xmlns:w16sdtdh="http://schemas.microsoft.com/office/word/2020/wordml/sdtdatahash" xmlns:w16se="http://schemas.microsoft.com/office/word/2015/wordml/symex" xmlns:wpg="http://schemas.microsoft.com/office/word/2010/wordprocessingGroup" xmlns:wpi="http://schemas.microsoft.com/office/word/2010/wordprocessingInk" xmlns:wne="http://schemas.microsoft.com/office/word/2006/wordml" xmlns:wps="http://schemas.microsoft.com/office/word/2010/wordprocessingShape" mc:Ignorable="w14 w15 w16se w16cid w16 w16cex w16sdtdh wp14">
+<w:ftr xmlns:wpc="http://schemas.microsoft.com/office/word/2010/wordprocessingCanvas" xmlns:cx="http://schemas.microsoft.com/office/drawing/2014/chartex" xmlns:cx1="http://schemas.microsoft.com/office/drawing/2015/9/8/chartex" xmlns:cx2="http://schemas.microsoft.com/office/drawing/2015/10/21/chartex" xmlns:cx3="http://schemas.microsoft.com/office/drawing/2016/5/9/chartex" xmlns:cx4="http://schemas.microsoft.com/office/drawing/2016/5/10/chartex" xmlns:cx5="http://schemas.microsoft.com/office/drawing/2016/5/11/chartex" xmlns:cx6="http://schemas.microsoft.com/office/drawing/2016/5/12/chartex" xmlns:cx7="http://schemas.microsoft.com/office/drawing/2016/5/13/chartex" xmlns:cx8="http://schemas.microsoft.com/office/drawing/2016/5/14/chartex" xmlns:mc="http://schemas.openxmlformats.org/markup-compatibility/2006" xmlns:aink="http://schemas.microsoft.com/office/drawing/2016/ink" xmlns:am3d="http://schemas.microsoft.com/office/drawing/2017/model3d" xmlns:o="urn:schemas-microsoft-com:office:office" xmlns:r="http://schemas.openxmlformats.org/officeDocument/2006/relationships" xmlns:m="http://schemas.openxmlformats.org/officeDocument/2006/math" xmlns:v="urn:schemas-microsoft-com:vml" xmlns:wp14="http://schemas.microsoft.com/office/word/2010/wordprocessingDrawing" xmlns:wp="http://schemas.openxmlformats.org/drawingml/2006/wordprocessingDrawing" xmlns:w10="urn:schemas-microsoft-com:office:word" xmlns:w="http://schemas.openxmlformats.org/wordprocessingml/2006/main" xmlns:w14="http://schemas.microsoft.com/office/word/2010/wordml" xmlns:w15="http://schemas.microsoft.com/office/word/2012/wordml" xmlns:w16cex="http://schemas.microsoft.com/office/word/2018/wordml/cex" xmlns:w16cid="http://schemas.microsoft.com/office/word/2016/wordml/cid" xmlns:w16="http://schemas.microsoft.com/office/word/2018/wordml" xmlns:w16sdtdh="http://schemas.microsoft.com/office/word/2020/wordml/sdtdatahash" xmlns:w16se="http://schemas.microsoft.com/office/word/2015/wordml/symex" xmlns:wpg="http://schemas.microsoft.com/office/word/2010/wordprocessingGroup" xmlns:wpi="http://schemas.microsoft.com/office/word/2010/wordprocessingInk" xmlns:wne="http://schemas.microsoft.com/office/word/2006/wordml" xmlns:wps="http://schemas.microsoft.com/office/word/2010/wordprocessingShape" mc:Ignorable="w14 w15 w16se w16cid w16 w16cex w16sdtdh wp14">
   <w:p>
     <w:pPr>
-      <w:spacing w:before="0" w:after="0" w:line="300" w:lineRule="auto"/>
+      <w:spacing w:line="300" w:lineRule="auto"/>
       <w:jc w:val="left"/>
       <w:rPr>
-        <w:sz w:val="21"/>
         <w:szCs w:val="21"/>
       </w:rPr>
     </w:pPr>
     <w:r>
       <w:rPr>
-        <w:rFonts w:hint="eastAsia" w:ascii="Times New Roman" w:hAnsi="Times New Roman" w:eastAsia="宋体"/>
-        <w:sz w:val="21"/>
+        <w:rFonts w:hint="eastAsia"/>
         <w:szCs w:val="21"/>
       </w:rPr>
       <w:t>试卷第</w:t>
     </w:r>
     <w:r>
       <w:rPr>
-        <w:rFonts w:ascii="Times New Roman" w:hAnsi="Times New Roman" w:eastAsia="宋体"/>
-        <w:sz w:val="21"/>
         <w:szCs w:val="21"/>
       </w:rPr>
       <w:fldChar w:fldCharType="begin"/>
     </w:r>
     <w:r>
       <w:rPr>
-        <w:rFonts w:ascii="Times New Roman" w:hAnsi="Times New Roman" w:eastAsia="宋体"/>
-        <w:sz w:val="21"/>
         <w:szCs w:val="21"/>
       </w:rPr>
       <w:instrText xml:space="preserve"> =</w:instrText>
     </w:r>
     <w:r>
       <w:rPr>
-        <w:rFonts w:ascii="Times New Roman" w:hAnsi="Times New Roman" w:eastAsia="宋体"/>
-        <w:sz w:val="21"/>
         <w:szCs w:val="21"/>
       </w:rPr>
       <w:fldChar w:fldCharType="begin"/>
     </w:r>
     <w:r>
       <w:rPr>
-        <w:rFonts w:ascii="Times New Roman" w:hAnsi="Times New Roman" w:eastAsia="宋体"/>
-        <w:sz w:val="21"/>
         <w:szCs w:val="21"/>
       </w:rPr>
       <w:instrText xml:space="preserve">page  </w:instrText>
     </w:r>
     <w:r>
       <w:rPr>
-        <w:rFonts w:ascii="Times New Roman" w:hAnsi="Times New Roman" w:eastAsia="宋体"/>
-        <w:sz w:val="21"/>
         <w:szCs w:val="21"/>
       </w:rPr>
       <w:fldChar w:fldCharType="separate"/>
     </w:r>
     <w:r>
       <w:rPr>
-        <w:rFonts w:ascii="Times New Roman" w:hAnsi="Times New Roman" w:eastAsia="宋体"/>
         <w:noProof/>
-        <w:sz w:val="21"/>
         <w:szCs w:val="21"/>
       </w:rPr>
-      <w:instrText>1</w:instrText>
+      <w:instrText>3</w:instrText>
     </w:r>
     <w:r>
       <w:rPr>
-        <w:rFonts w:ascii="Times New Roman" w:hAnsi="Times New Roman" w:eastAsia="宋体"/>
         <w:noProof/>
-        <w:sz w:val="21"/>
         <w:szCs w:val="21"/>
       </w:rPr>
       <w:fldChar w:fldCharType="end"/>
     </w:r>
     <w:r>
       <w:rPr>
-        <w:rFonts w:ascii="Times New Roman" w:hAnsi="Times New Roman" w:eastAsia="宋体"/>
-        <w:sz w:val="21"/>
         <w:szCs w:val="21"/>
       </w:rPr>
       <w:instrText xml:space="preserve"> </w:instrText>
     </w:r>
     <w:r>
       <w:rPr>
-        <w:rFonts w:ascii="Times New Roman" w:hAnsi="Times New Roman" w:eastAsia="宋体"/>
-        <w:sz w:val="21"/>
         <w:szCs w:val="21"/>
       </w:rPr>
       <w:fldChar w:fldCharType="separate"/>
     </w:r>
     <w:r>
       <w:rPr>
-        <w:rFonts w:ascii="Times New Roman" w:hAnsi="Times New Roman" w:eastAsia="宋体"/>
         <w:noProof/>
-        <w:sz w:val="21"/>
         <w:szCs w:val="21"/>
       </w:rPr>
-      <w:t>1</w:t>
+      <w:t>3</w:t>
     </w:r>
     <w:r>
       <w:rPr>
-        <w:rFonts w:ascii="Times New Roman" w:hAnsi="Times New Roman" w:eastAsia="宋体"/>
-        <w:sz w:val="21"/>
         <w:szCs w:val="21"/>
       </w:rPr>
       <w:fldChar w:fldCharType="end"/>
     </w:r>
     <w:r>
       <w:rPr>
-        <w:rFonts w:hint="eastAsia" w:ascii="Times New Roman" w:hAnsi="Times New Roman" w:eastAsia="宋体"/>
-        <w:sz w:val="21"/>
+        <w:rFonts w:hint="eastAsia"/>
         <w:szCs w:val="21"/>
       </w:rPr>
       <w:t>页，共</w:t>
     </w:r>
     <w:r>
       <w:rPr>
-        <w:rFonts w:ascii="Times New Roman" w:hAnsi="Times New Roman" w:eastAsia="宋体"/>
-        <w:sz w:val="21"/>
         <w:szCs w:val="21"/>
       </w:rPr>
       <w:fldChar w:fldCharType="begin"/>
     </w:r>
     <w:r>
       <w:rPr>
-        <w:rFonts w:ascii="Times New Roman" w:hAnsi="Times New Roman" w:eastAsia="宋体"/>
-        <w:sz w:val="21"/>
         <w:szCs w:val="21"/>
       </w:rPr>
       <w:instrText xml:space="preserve"> =</w:instrText>
     </w:r>
     <w:r>
       <w:rPr>
-        <w:rFonts w:ascii="Times New Roman" w:hAnsi="Times New Roman" w:eastAsia="宋体"/>
-        <w:sz w:val="21"/>
         <w:szCs w:val="21"/>
       </w:rPr>
       <w:fldChar w:fldCharType="begin"/>
     </w:r>
     <w:r>
       <w:rPr>
-        <w:rFonts w:ascii="Times New Roman" w:hAnsi="Times New Roman" w:eastAsia="宋体"/>
-        <w:sz w:val="21"/>
         <w:szCs w:val="21"/>
       </w:rPr>
       <w:instrText xml:space="preserve">sectionpages  </w:instrText>
     </w:r>
     <w:r>
       <w:rPr>
-        <w:rFonts w:ascii="Times New Roman" w:hAnsi="Times New Roman" w:eastAsia="宋体"/>
-        <w:sz w:val="21"/>
         <w:szCs w:val="21"/>
       </w:rPr>
       <w:fldChar w:fldCharType="separate"/>
     </w:r>
     <w:r>
       <w:rPr>
-        <w:rFonts w:ascii="Times New Roman" w:hAnsi="Times New Roman" w:eastAsia="宋体"/>
         <w:noProof/>
-        <w:sz w:val="21"/>
         <w:szCs w:val="21"/>
       </w:rPr>
       <w:instrText>4</w:instrText>
     </w:r>
     <w:r>
       <w:rPr>
-        <w:rFonts w:ascii="Times New Roman" w:hAnsi="Times New Roman" w:eastAsia="宋体"/>
         <w:noProof/>
-        <w:sz w:val="21"/>
         <w:szCs w:val="21"/>
       </w:rPr>
       <w:fldChar w:fldCharType="end"/>
     </w:r>
     <w:r>
       <w:rPr>
-        <w:rFonts w:ascii="Times New Roman" w:hAnsi="Times New Roman" w:eastAsia="宋体"/>
-        <w:sz w:val="21"/>
         <w:szCs w:val="21"/>
       </w:rPr>
       <w:instrText xml:space="preserve"> </w:instrText>
     </w:r>
     <w:r>
       <w:rPr>
-        <w:rFonts w:ascii="Times New Roman" w:hAnsi="Times New Roman" w:eastAsia="宋体"/>
-        <w:sz w:val="21"/>
         <w:szCs w:val="21"/>
       </w:rPr>
       <w:fldChar w:fldCharType="separate"/>
     </w:r>
     <w:r>
       <w:rPr>
-        <w:rFonts w:ascii="Times New Roman" w:hAnsi="Times New Roman" w:eastAsia="宋体"/>
         <w:noProof/>
-        <w:sz w:val="21"/>
         <w:szCs w:val="21"/>
       </w:rPr>
       <w:t>4</w:t>
     </w:r>
     <w:r>
       <w:rPr>
-        <w:rFonts w:ascii="Times New Roman" w:hAnsi="Times New Roman" w:eastAsia="宋体"/>
-        <w:sz w:val="21"/>
         <w:szCs w:val="21"/>
       </w:rPr>
       <w:fldChar w:fldCharType="end"/>
     </w:r>
     <w:r>
       <w:rPr>
-        <w:rFonts w:hint="eastAsia" w:ascii="Times New Roman" w:hAnsi="Times New Roman" w:eastAsia="宋体"/>
-        <w:sz w:val="21"/>
+        <w:rFonts w:hint="eastAsia"/>
         <w:szCs w:val="21"/>
       </w:rPr>
       <w:t>页</w:t>
@@ -4232,7 +3485,7 @@
 </file>
 
 <file path=word/footnotes.xml><?xml version="1.0" encoding="utf-8"?>
-<w:footnotes xmlns:wpc="http://schemas.microsoft.com/office/word/2010/wordprocessingCanvas" xmlns:cx="http://schemas.microsoft.com/office/drawing/2014/chartex" xmlns:cx1="http://schemas.microsoft.com/office/drawing/2015/9/8/chartex" xmlns:cx2="http://schemas.microsoft.com/office/drawing/2015/10/21/chartex" xmlns:cx3="http://schemas.microsoft.com/office/drawing/2016/5/9/chartex" xmlns:cx4="http://schemas.microsoft.com/office/drawing/2016/5/10/chartex" xmlns:cx5="http://schemas.microsoft.com/office/drawing/2016/5/11/chartex" xmlns:cx6="http://schemas.microsoft.com/office/drawing/2016/5/12/chartex" xmlns:cx7="http://schemas.microsoft.com/office/drawing/2016/5/13/chartex" xmlns:cx8="http://schemas.microsoft.com/office/drawing/2016/5/14/chartex" xmlns:mc="http://schemas.openxmlformats.org/markup-compatibility/2006" xmlns:aink="http://schemas.microsoft.com/office/drawing/2016/ink" xmlns:am3d="http://schemas.microsoft.com/office/drawing/2017/model3d" xmlns:o="urn:schemas-microsoft-com:office:office" xmlns:oel="http://schemas.microsoft.com/office/2019/extlst" xmlns:r="http://schemas.openxmlformats.org/officeDocument/2006/relationships" xmlns:m="http://schemas.openxmlformats.org/officeDocument/2006/math" xmlns:v="urn:schemas-microsoft-com:vml" xmlns:wp14="http://schemas.microsoft.com/office/word/2010/wordprocessingDrawing" xmlns:wp="http://schemas.openxmlformats.org/drawingml/2006/wordprocessingDrawing" xmlns:w10="urn:schemas-microsoft-com:office:word" xmlns:w="http://schemas.openxmlformats.org/wordprocessingml/2006/main" xmlns:w14="http://schemas.microsoft.com/office/word/2010/wordml" xmlns:w15="http://schemas.microsoft.com/office/word/2012/wordml" xmlns:w16cex="http://schemas.microsoft.com/office/word/2018/wordml/cex" xmlns:w16cid="http://schemas.microsoft.com/office/word/2016/wordml/cid" xmlns:w16="http://schemas.microsoft.com/office/word/2018/wordml" xmlns:w16sdtdh="http://schemas.microsoft.com/office/word/2020/wordml/sdtdatahash" xmlns:w16se="http://schemas.microsoft.com/office/word/2015/wordml/symex" xmlns:wpg="http://schemas.microsoft.com/office/word/2010/wordprocessingGroup" xmlns:wpi="http://schemas.microsoft.com/office/word/2010/wordprocessingInk" xmlns:wne="http://schemas.microsoft.com/office/word/2006/wordml" xmlns:wps="http://schemas.microsoft.com/office/word/2010/wordprocessingShape" mc:Ignorable="w14 w15 w16se w16cid w16 w16cex w16sdtdh wp14">
+<w:footnotes xmlns:wpc="http://schemas.microsoft.com/office/word/2010/wordprocessingCanvas" xmlns:cx="http://schemas.microsoft.com/office/drawing/2014/chartex" xmlns:cx1="http://schemas.microsoft.com/office/drawing/2015/9/8/chartex" xmlns:cx2="http://schemas.microsoft.com/office/drawing/2015/10/21/chartex" xmlns:cx3="http://schemas.microsoft.com/office/drawing/2016/5/9/chartex" xmlns:cx4="http://schemas.microsoft.com/office/drawing/2016/5/10/chartex" xmlns:cx5="http://schemas.microsoft.com/office/drawing/2016/5/11/chartex" xmlns:cx6="http://schemas.microsoft.com/office/drawing/2016/5/12/chartex" xmlns:cx7="http://schemas.microsoft.com/office/drawing/2016/5/13/chartex" xmlns:cx8="http://schemas.microsoft.com/office/drawing/2016/5/14/chartex" xmlns:mc="http://schemas.openxmlformats.org/markup-compatibility/2006" xmlns:aink="http://schemas.microsoft.com/office/drawing/2016/ink" xmlns:am3d="http://schemas.microsoft.com/office/drawing/2017/model3d" xmlns:o="urn:schemas-microsoft-com:office:office" xmlns:r="http://schemas.openxmlformats.org/officeDocument/2006/relationships" xmlns:m="http://schemas.openxmlformats.org/officeDocument/2006/math" xmlns:v="urn:schemas-microsoft-com:vml" xmlns:wp14="http://schemas.microsoft.com/office/word/2010/wordprocessingDrawing" xmlns:wp="http://schemas.openxmlformats.org/drawingml/2006/wordprocessingDrawing" xmlns:w10="urn:schemas-microsoft-com:office:word" xmlns:w="http://schemas.openxmlformats.org/wordprocessingml/2006/main" xmlns:w14="http://schemas.microsoft.com/office/word/2010/wordml" xmlns:w15="http://schemas.microsoft.com/office/word/2012/wordml" xmlns:w16cex="http://schemas.microsoft.com/office/word/2018/wordml/cex" xmlns:w16cid="http://schemas.microsoft.com/office/word/2016/wordml/cid" xmlns:w16="http://schemas.microsoft.com/office/word/2018/wordml" xmlns:w16sdtdh="http://schemas.microsoft.com/office/word/2020/wordml/sdtdatahash" xmlns:w16se="http://schemas.microsoft.com/office/word/2015/wordml/symex" xmlns:wpg="http://schemas.microsoft.com/office/word/2010/wordprocessingGroup" xmlns:wpi="http://schemas.microsoft.com/office/word/2010/wordprocessingInk" xmlns:wne="http://schemas.microsoft.com/office/word/2006/wordml" xmlns:wps="http://schemas.microsoft.com/office/word/2010/wordprocessingShape" mc:Ignorable="w14 w15 w16se w16cid w16 w16cex w16sdtdh wp14">
   <w:footnote w:type="separator" w:id="-1">
     <w:p>
       <w:r>

--- a/高中物理/高中物理同步/人教版选必2 第2章 电磁感应·知识清单（完成）.docx
+++ b/高中物理/高中物理同步/人教版选必2 第2章 电磁感应·知识清单（完成）.docx
@@ -1121,7 +1121,7 @@
           <m:fPr>
             <m:ctrlPr>
               <w:rPr>
-                <w:rFonts w:ascii="Cambria Math" w:hAnsi="Cambria Math"/>
+                <w:rFonts w:ascii="Times New Roman" w:hAnsi="Times New Roman"/>
                 <w:b/>
                 <w:szCs w:val="21"/>
                 <w:u w:val="thick"/>
@@ -1134,7 +1134,7 @@
                 <m:sty m:val="b"/>
               </m:rPr>
               <w:rPr>
-                <w:rFonts w:ascii="Cambria Math" w:hAnsi="Cambria Math" w:cs="Cambria Math"/>
+                <w:rFonts w:ascii="Times New Roman" w:hAnsi="Times New Roman" w:cs="Cambria Math"/>
                 <w:szCs w:val="21"/>
                 <w:u w:val="thick"/>
               </w:rPr>
@@ -1147,7 +1147,7 @@
                 <m:sty m:val="b"/>
               </m:rPr>
               <w:rPr>
-                <w:rFonts w:ascii="Cambria Math" w:hAnsi="Cambria Math" w:cs="Cambria Math"/>
+                <w:rFonts w:ascii="Times New Roman" w:hAnsi="Times New Roman" w:cs="Cambria Math"/>
                 <w:szCs w:val="21"/>
                 <w:u w:val="thick"/>
               </w:rPr>
@@ -1158,7 +1158,7 @@
                 <m:sty m:val="bi"/>
               </m:rPr>
               <w:rPr>
-                <w:rFonts w:ascii="Cambria Math" w:hAnsi="Cambria Math" w:cs="Cambria Math"/>
+                <w:rFonts w:ascii="Times New Roman" w:hAnsi="Times New Roman" w:cs="Cambria Math"/>
                 <w:szCs w:val="21"/>
                 <w:u w:val="thick"/>
               </w:rPr>
@@ -1321,7 +1321,7 @@
           <m:fPr>
             <m:ctrlPr>
               <w:rPr>
-                <w:rFonts w:ascii="Cambria Math" w:hAnsi="Cambria Math"/>
+                <w:rFonts w:ascii="Times New Roman" w:hAnsi="Times New Roman"/>
                 <w:b/>
                 <w:szCs w:val="21"/>
                 <w:u w:val="thick"/>
@@ -1334,7 +1334,7 @@
                 <m:sty m:val="b"/>
               </m:rPr>
               <w:rPr>
-                <w:rFonts w:ascii="Cambria Math" w:hAnsi="Cambria Math" w:cs="Cambria Math"/>
+                <w:rFonts w:ascii="Times New Roman" w:hAnsi="Times New Roman" w:cs="Cambria Math"/>
                 <w:szCs w:val="21"/>
                 <w:u w:val="thick"/>
               </w:rPr>
@@ -1347,7 +1347,7 @@
                 <m:sty m:val="b"/>
               </m:rPr>
               <w:rPr>
-                <w:rFonts w:ascii="Cambria Math" w:hAnsi="Cambria Math" w:cs="Cambria Math"/>
+                <w:rFonts w:ascii="Times New Roman" w:hAnsi="Times New Roman" w:cs="Cambria Math"/>
                 <w:szCs w:val="21"/>
                 <w:u w:val="thick"/>
               </w:rPr>
@@ -1358,7 +1358,7 @@
                 <m:sty m:val="bi"/>
               </m:rPr>
               <w:rPr>
-                <w:rFonts w:ascii="Cambria Math" w:hAnsi="Cambria Math" w:cs="Cambria Math"/>
+                <w:rFonts w:ascii="Times New Roman" w:hAnsi="Times New Roman" w:cs="Cambria Math"/>
                 <w:szCs w:val="21"/>
                 <w:u w:val="thick"/>
               </w:rPr>
@@ -2749,7 +2749,7 @@
           <m:fPr>
             <m:ctrlPr>
               <w:rPr>
-                <w:rFonts w:ascii="Cambria Math" w:hAnsi="Cambria Math"/>
+                <w:rFonts w:ascii="Times New Roman" w:hAnsi="Times New Roman"/>
                 <w:b/>
                 <w:szCs w:val="21"/>
                 <w:u w:val="thick"/>
@@ -2762,7 +2762,7 @@
                 <m:sty m:val="b"/>
               </m:rPr>
               <w:rPr>
-                <w:rFonts w:ascii="Cambria Math" w:hAnsi="Cambria Math" w:cs="Cambria Math"/>
+                <w:rFonts w:ascii="Times New Roman" w:hAnsi="Times New Roman" w:cs="Cambria Math"/>
                 <w:szCs w:val="21"/>
                 <w:u w:val="thick"/>
               </w:rPr>
@@ -2773,7 +2773,7 @@
                 <m:sty m:val="bi"/>
               </m:rPr>
               <w:rPr>
-                <w:rFonts w:ascii="Cambria Math" w:hAnsi="Cambria Math" w:cs="Cambria Math"/>
+                <w:rFonts w:ascii="Times New Roman" w:hAnsi="Times New Roman" w:cs="Cambria Math"/>
                 <w:szCs w:val="21"/>
                 <w:u w:val="thick"/>
               </w:rPr>
@@ -2786,7 +2786,7 @@
                 <m:sty m:val="b"/>
               </m:rPr>
               <w:rPr>
-                <w:rFonts w:ascii="Cambria Math" w:hAnsi="Cambria Math" w:cs="Cambria Math"/>
+                <w:rFonts w:ascii="Times New Roman" w:hAnsi="Times New Roman" w:cs="Cambria Math"/>
                 <w:szCs w:val="21"/>
                 <w:u w:val="thick"/>
               </w:rPr>
@@ -2797,7 +2797,7 @@
                 <m:sty m:val="bi"/>
               </m:rPr>
               <w:rPr>
-                <w:rFonts w:ascii="Cambria Math" w:hAnsi="Cambria Math" w:cs="Cambria Math"/>
+                <w:rFonts w:ascii="Times New Roman" w:hAnsi="Times New Roman" w:cs="Cambria Math"/>
                 <w:szCs w:val="21"/>
                 <w:u w:val="thick"/>
               </w:rPr>
@@ -2857,7 +2857,7 @@
           <m:fPr>
             <m:ctrlPr>
               <w:rPr>
-                <w:rFonts w:ascii="Cambria Math" w:hAnsi="Cambria Math"/>
+                <w:rFonts w:ascii="Times New Roman" w:hAnsi="Times New Roman"/>
                 <w:szCs w:val="21"/>
               </w:rPr>
             </m:ctrlPr>
@@ -2868,14 +2868,14 @@
                 <m:sty m:val="p"/>
               </m:rPr>
               <w:rPr>
-                <w:rFonts w:ascii="Cambria Math" w:hAnsi="Cambria Math" w:cs="Cambria Math"/>
+                <w:rFonts w:ascii="Times New Roman" w:hAnsi="Times New Roman" w:cs="Cambria Math"/>
                 <w:szCs w:val="21"/>
               </w:rPr>
               <m:t>Δ</m:t>
             </m:r>
             <m:r>
               <w:rPr>
-                <w:rFonts w:ascii="Cambria Math" w:hAnsi="Cambria Math" w:cs="Cambria Math"/>
+                <w:rFonts w:ascii="Times New Roman" w:hAnsi="Times New Roman" w:cs="Cambria Math"/>
                 <w:szCs w:val="21"/>
               </w:rPr>
               <m:t>I</m:t>
@@ -2887,14 +2887,14 @@
                 <m:sty m:val="p"/>
               </m:rPr>
               <w:rPr>
-                <w:rFonts w:ascii="Cambria Math" w:hAnsi="Cambria Math" w:cs="Cambria Math"/>
+                <w:rFonts w:ascii="Times New Roman" w:hAnsi="Times New Roman" w:cs="Cambria Math"/>
                 <w:szCs w:val="21"/>
               </w:rPr>
               <m:t>Δ</m:t>
             </m:r>
             <m:r>
               <w:rPr>
-                <w:rFonts w:ascii="Cambria Math" w:hAnsi="Cambria Math" w:cs="Cambria Math"/>
+                <w:rFonts w:ascii="Times New Roman" w:hAnsi="Times New Roman" w:cs="Cambria Math"/>
                 <w:szCs w:val="21"/>
               </w:rPr>
               <m:t>t</m:t>
@@ -3169,10 +3169,10 @@
       </w:pPr>
     </w:p>
     <w:sectPr>
-      <w:footerReference w:type="even" r:id="rId14"/>
-      <w:footerReference w:type="default" r:id="rId15"/>
-      <w:pgSz w:w="11906" w:h="16838" w:code="9"/>
+      <w:footerReference w:type="default" r:id="rId14"/>
+      <w:pgSz w:w="11906" w:h="16838"/>
       <w:pgMar w:top="720" w:right="720" w:bottom="720" w:left="720" w:header="720" w:footer="720" w:gutter="0"/>
+      <w:pgNumType w:start="1"/>
       <w:cols w:sep="1" w:space="425"/>
       <w:docGrid w:type="lines" w:linePitch="312"/>
     </w:sectPr>
@@ -3200,285 +3200,54 @@
 </file>
 
 <file path=word/footer1.xml><?xml version="1.0" encoding="utf-8"?>
-<w:ftr xmlns:wpc="http://schemas.microsoft.com/office/word/2010/wordprocessingCanvas" xmlns:cx="http://schemas.microsoft.com/office/drawing/2014/chartex" xmlns:cx1="http://schemas.microsoft.com/office/drawing/2015/9/8/chartex" xmlns:cx2="http://schemas.microsoft.com/office/drawing/2015/10/21/chartex" xmlns:cx3="http://schemas.microsoft.com/office/drawing/2016/5/9/chartex" xmlns:cx4="http://schemas.microsoft.com/office/drawing/2016/5/10/chartex" xmlns:cx5="http://schemas.microsoft.com/office/drawing/2016/5/11/chartex" xmlns:cx6="http://schemas.microsoft.com/office/drawing/2016/5/12/chartex" xmlns:cx7="http://schemas.microsoft.com/office/drawing/2016/5/13/chartex" xmlns:cx8="http://schemas.microsoft.com/office/drawing/2016/5/14/chartex" xmlns:mc="http://schemas.openxmlformats.org/markup-compatibility/2006" xmlns:aink="http://schemas.microsoft.com/office/drawing/2016/ink" xmlns:am3d="http://schemas.microsoft.com/office/drawing/2017/model3d" xmlns:o="urn:schemas-microsoft-com:office:office" xmlns:r="http://schemas.openxmlformats.org/officeDocument/2006/relationships" xmlns:m="http://schemas.openxmlformats.org/officeDocument/2006/math" xmlns:v="urn:schemas-microsoft-com:vml" xmlns:wp14="http://schemas.microsoft.com/office/word/2010/wordprocessingDrawing" xmlns:wp="http://schemas.openxmlformats.org/drawingml/2006/wordprocessingDrawing" xmlns:w10="urn:schemas-microsoft-com:office:word" xmlns:w="http://schemas.openxmlformats.org/wordprocessingml/2006/main" xmlns:w14="http://schemas.microsoft.com/office/word/2010/wordml" xmlns:w15="http://schemas.microsoft.com/office/word/2012/wordml" xmlns:w16cex="http://schemas.microsoft.com/office/word/2018/wordml/cex" xmlns:w16cid="http://schemas.microsoft.com/office/word/2016/wordml/cid" xmlns:w16="http://schemas.microsoft.com/office/word/2018/wordml" xmlns:w16sdtdh="http://schemas.microsoft.com/office/word/2020/wordml/sdtdatahash" xmlns:w16se="http://schemas.microsoft.com/office/word/2015/wordml/symex" xmlns:wpg="http://schemas.microsoft.com/office/word/2010/wordprocessingGroup" xmlns:wpi="http://schemas.microsoft.com/office/word/2010/wordprocessingInk" xmlns:wne="http://schemas.microsoft.com/office/word/2006/wordml" xmlns:wps="http://schemas.microsoft.com/office/word/2010/wordprocessingShape" mc:Ignorable="w14 w15 w16se w16cid w16 w16cex w16sdtdh wp14">
+<w:ftr xmlns:w="http://schemas.openxmlformats.org/wordprocessingml/2006/main" xmlns:r="http://schemas.openxmlformats.org/officeDocument/2006/relationships">
   <w:p>
     <w:pPr>
       <w:jc w:val="center"/>
     </w:pPr>
     <w:r>
       <w:rPr>
-        <w:rFonts w:hint="eastAsia"/>
+        <w:rFonts w:ascii="Times New Roman" w:hAnsi="Times New Roman" w:eastAsia="宋体"/>
+        <w:sz w:val="21"/>
+        <w:szCs w:val="21"/>
       </w:rPr>
-      <w:t>试卷第</w:t>
+      <w:t xml:space="preserve">第</w:t>
     </w:r>
-    <w:r>
-      <w:fldChar w:fldCharType="begin"/>
-    </w:r>
-    <w:r>
-      <w:instrText xml:space="preserve"> =</w:instrText>
-    </w:r>
-    <w:r>
-      <w:fldChar w:fldCharType="begin"/>
-    </w:r>
-    <w:r>
-      <w:instrText xml:space="preserve">page  </w:instrText>
-    </w:r>
-    <w:r>
-      <w:fldChar w:fldCharType="separate"/>
-    </w:r>
+    <w:fldSimple w:instr=" PAGE ">
+      <w:r>
+        <w:rPr>
+          <w:rFonts w:ascii="Times New Roman" w:hAnsi="Times New Roman" w:eastAsia="宋体"/>
+          <w:sz w:val="21"/>
+          <w:szCs w:val="21"/>
+        </w:rPr>
+        <w:t xml:space="preserve">1</w:t>
+      </w:r>
+    </w:fldSimple>
     <w:r>
       <w:rPr>
-        <w:noProof/>
+        <w:rFonts w:ascii="Times New Roman" w:hAnsi="Times New Roman" w:eastAsia="宋体"/>
+        <w:sz w:val="21"/>
+        <w:szCs w:val="21"/>
       </w:rPr>
-      <w:instrText>2</w:instrText>
+      <w:t xml:space="preserve">页（共</w:t>
     </w:r>
+    <w:fldSimple w:instr=" NUMPAGES ">
+      <w:r>
+        <w:rPr>
+          <w:rFonts w:ascii="Times New Roman" w:hAnsi="Times New Roman" w:eastAsia="宋体"/>
+          <w:sz w:val="21"/>
+          <w:szCs w:val="21"/>
+        </w:rPr>
+        <w:t xml:space="preserve">1</w:t>
+      </w:r>
+    </w:fldSimple>
     <w:r>
       <w:rPr>
-        <w:noProof/>
-      </w:rPr>
-      <w:fldChar w:fldCharType="end"/>
-    </w:r>
-    <w:r>
-      <w:instrText xml:space="preserve"> </w:instrText>
-    </w:r>
-    <w:r>
-      <w:fldChar w:fldCharType="separate"/>
-    </w:r>
-    <w:r>
-      <w:rPr>
-        <w:noProof/>
-      </w:rPr>
-      <w:t>2</w:t>
-    </w:r>
-    <w:r>
-      <w:fldChar w:fldCharType="end"/>
-    </w:r>
-    <w:r>
-      <w:rPr>
-        <w:rFonts w:hint="eastAsia"/>
-      </w:rPr>
-      <w:t>页，共</w:t>
-    </w:r>
-    <w:r>
-      <w:fldChar w:fldCharType="begin"/>
-    </w:r>
-    <w:r>
-      <w:instrText xml:space="preserve"> =</w:instrText>
-    </w:r>
-    <w:r>
-      <w:fldChar w:fldCharType="begin"/>
-    </w:r>
-    <w:r>
-      <w:instrText xml:space="preserve">sectionpages  </w:instrText>
-    </w:r>
-    <w:r>
-      <w:fldChar w:fldCharType="separate"/>
-    </w:r>
-    <w:r>
-      <w:rPr>
-        <w:noProof/>
-      </w:rPr>
-      <w:instrText>4</w:instrText>
-    </w:r>
-    <w:r>
-      <w:rPr>
-        <w:noProof/>
-      </w:rPr>
-      <w:fldChar w:fldCharType="end"/>
-    </w:r>
-    <w:r>
-      <w:instrText xml:space="preserve"> </w:instrText>
-    </w:r>
-    <w:r>
-      <w:fldChar w:fldCharType="separate"/>
-    </w:r>
-    <w:r>
-      <w:rPr>
-        <w:noProof/>
-      </w:rPr>
-      <w:t>4</w:t>
-    </w:r>
-    <w:r>
-      <w:fldChar w:fldCharType="end"/>
-    </w:r>
-    <w:r>
-      <w:rPr>
-        <w:rFonts w:hint="eastAsia"/>
-      </w:rPr>
-      <w:t>页</w:t>
-    </w:r>
-  </w:p>
-</w:ftr>
-</file>
-
-<file path=word/footer2.xml><?xml version="1.0" encoding="utf-8"?>
-<w:ftr xmlns:wpc="http://schemas.microsoft.com/office/word/2010/wordprocessingCanvas" xmlns:cx="http://schemas.microsoft.com/office/drawing/2014/chartex" xmlns:cx1="http://schemas.microsoft.com/office/drawing/2015/9/8/chartex" xmlns:cx2="http://schemas.microsoft.com/office/drawing/2015/10/21/chartex" xmlns:cx3="http://schemas.microsoft.com/office/drawing/2016/5/9/chartex" xmlns:cx4="http://schemas.microsoft.com/office/drawing/2016/5/10/chartex" xmlns:cx5="http://schemas.microsoft.com/office/drawing/2016/5/11/chartex" xmlns:cx6="http://schemas.microsoft.com/office/drawing/2016/5/12/chartex" xmlns:cx7="http://schemas.microsoft.com/office/drawing/2016/5/13/chartex" xmlns:cx8="http://schemas.microsoft.com/office/drawing/2016/5/14/chartex" xmlns:mc="http://schemas.openxmlformats.org/markup-compatibility/2006" xmlns:aink="http://schemas.microsoft.com/office/drawing/2016/ink" xmlns:am3d="http://schemas.microsoft.com/office/drawing/2017/model3d" xmlns:o="urn:schemas-microsoft-com:office:office" xmlns:r="http://schemas.openxmlformats.org/officeDocument/2006/relationships" xmlns:m="http://schemas.openxmlformats.org/officeDocument/2006/math" xmlns:v="urn:schemas-microsoft-com:vml" xmlns:wp14="http://schemas.microsoft.com/office/word/2010/wordprocessingDrawing" xmlns:wp="http://schemas.openxmlformats.org/drawingml/2006/wordprocessingDrawing" xmlns:w10="urn:schemas-microsoft-com:office:word" xmlns:w="http://schemas.openxmlformats.org/wordprocessingml/2006/main" xmlns:w14="http://schemas.microsoft.com/office/word/2010/wordml" xmlns:w15="http://schemas.microsoft.com/office/word/2012/wordml" xmlns:w16cex="http://schemas.microsoft.com/office/word/2018/wordml/cex" xmlns:w16cid="http://schemas.microsoft.com/office/word/2016/wordml/cid" xmlns:w16="http://schemas.microsoft.com/office/word/2018/wordml" xmlns:w16sdtdh="http://schemas.microsoft.com/office/word/2020/wordml/sdtdatahash" xmlns:w16se="http://schemas.microsoft.com/office/word/2015/wordml/symex" xmlns:wpg="http://schemas.microsoft.com/office/word/2010/wordprocessingGroup" xmlns:wpi="http://schemas.microsoft.com/office/word/2010/wordprocessingInk" xmlns:wne="http://schemas.microsoft.com/office/word/2006/wordml" xmlns:wps="http://schemas.microsoft.com/office/word/2010/wordprocessingShape" mc:Ignorable="w14 w15 w16se w16cid w16 w16cex w16sdtdh wp14">
-  <w:p>
-    <w:pPr>
-      <w:spacing w:line="300" w:lineRule="auto"/>
-      <w:jc w:val="left"/>
-      <w:rPr>
+        <w:rFonts w:ascii="Times New Roman" w:hAnsi="Times New Roman" w:eastAsia="宋体"/>
+        <w:sz w:val="21"/>
         <w:szCs w:val="21"/>
       </w:rPr>
-    </w:pPr>
-    <w:r>
-      <w:rPr>
-        <w:rFonts w:hint="eastAsia"/>
-        <w:szCs w:val="21"/>
-      </w:rPr>
-      <w:t>试卷第</w:t>
-    </w:r>
-    <w:r>
-      <w:rPr>
-        <w:szCs w:val="21"/>
-      </w:rPr>
-      <w:fldChar w:fldCharType="begin"/>
-    </w:r>
-    <w:r>
-      <w:rPr>
-        <w:szCs w:val="21"/>
-      </w:rPr>
-      <w:instrText xml:space="preserve"> =</w:instrText>
-    </w:r>
-    <w:r>
-      <w:rPr>
-        <w:szCs w:val="21"/>
-      </w:rPr>
-      <w:fldChar w:fldCharType="begin"/>
-    </w:r>
-    <w:r>
-      <w:rPr>
-        <w:szCs w:val="21"/>
-      </w:rPr>
-      <w:instrText xml:space="preserve">page  </w:instrText>
-    </w:r>
-    <w:r>
-      <w:rPr>
-        <w:szCs w:val="21"/>
-      </w:rPr>
-      <w:fldChar w:fldCharType="separate"/>
-    </w:r>
-    <w:r>
-      <w:rPr>
-        <w:noProof/>
-        <w:szCs w:val="21"/>
-      </w:rPr>
-      <w:instrText>3</w:instrText>
-    </w:r>
-    <w:r>
-      <w:rPr>
-        <w:noProof/>
-        <w:szCs w:val="21"/>
-      </w:rPr>
-      <w:fldChar w:fldCharType="end"/>
-    </w:r>
-    <w:r>
-      <w:rPr>
-        <w:szCs w:val="21"/>
-      </w:rPr>
-      <w:instrText xml:space="preserve"> </w:instrText>
-    </w:r>
-    <w:r>
-      <w:rPr>
-        <w:szCs w:val="21"/>
-      </w:rPr>
-      <w:fldChar w:fldCharType="separate"/>
-    </w:r>
-    <w:r>
-      <w:rPr>
-        <w:noProof/>
-        <w:szCs w:val="21"/>
-      </w:rPr>
-      <w:t>3</w:t>
-    </w:r>
-    <w:r>
-      <w:rPr>
-        <w:szCs w:val="21"/>
-      </w:rPr>
-      <w:fldChar w:fldCharType="end"/>
-    </w:r>
-    <w:r>
-      <w:rPr>
-        <w:rFonts w:hint="eastAsia"/>
-        <w:szCs w:val="21"/>
-      </w:rPr>
-      <w:t>页，共</w:t>
-    </w:r>
-    <w:r>
-      <w:rPr>
-        <w:szCs w:val="21"/>
-      </w:rPr>
-      <w:fldChar w:fldCharType="begin"/>
-    </w:r>
-    <w:r>
-      <w:rPr>
-        <w:szCs w:val="21"/>
-      </w:rPr>
-      <w:instrText xml:space="preserve"> =</w:instrText>
-    </w:r>
-    <w:r>
-      <w:rPr>
-        <w:szCs w:val="21"/>
-      </w:rPr>
-      <w:fldChar w:fldCharType="begin"/>
-    </w:r>
-    <w:r>
-      <w:rPr>
-        <w:szCs w:val="21"/>
-      </w:rPr>
-      <w:instrText xml:space="preserve">sectionpages  </w:instrText>
-    </w:r>
-    <w:r>
-      <w:rPr>
-        <w:szCs w:val="21"/>
-      </w:rPr>
-      <w:fldChar w:fldCharType="separate"/>
-    </w:r>
-    <w:r>
-      <w:rPr>
-        <w:noProof/>
-        <w:szCs w:val="21"/>
-      </w:rPr>
-      <w:instrText>4</w:instrText>
-    </w:r>
-    <w:r>
-      <w:rPr>
-        <w:noProof/>
-        <w:szCs w:val="21"/>
-      </w:rPr>
-      <w:fldChar w:fldCharType="end"/>
-    </w:r>
-    <w:r>
-      <w:rPr>
-        <w:szCs w:val="21"/>
-      </w:rPr>
-      <w:instrText xml:space="preserve"> </w:instrText>
-    </w:r>
-    <w:r>
-      <w:rPr>
-        <w:szCs w:val="21"/>
-      </w:rPr>
-      <w:fldChar w:fldCharType="separate"/>
-    </w:r>
-    <w:r>
-      <w:rPr>
-        <w:noProof/>
-        <w:szCs w:val="21"/>
-      </w:rPr>
-      <w:t>4</w:t>
-    </w:r>
-    <w:r>
-      <w:rPr>
-        <w:szCs w:val="21"/>
-      </w:rPr>
-      <w:fldChar w:fldCharType="end"/>
-    </w:r>
-    <w:r>
-      <w:rPr>
-        <w:rFonts w:hint="eastAsia"/>
-        <w:szCs w:val="21"/>
-      </w:rPr>
-      <w:t>页</w:t>
+      <w:t xml:space="preserve">页）</w:t>
     </w:r>
   </w:p>
 </w:ftr>

--- a/高中物理/高中物理同步/人教版选必2 第2章 电磁感应·知识清单（完成）.docx
+++ b/高中物理/高中物理同步/人教版选必2 第2章 电磁感应·知识清单（完成）.docx
@@ -238,9 +238,8 @@
       </w:r>
       <w:r>
         <w:rPr>
-          <w:b/>
-          <w:szCs w:val="21"/>
-          <w:u w:val="thick"/>
+          <w:szCs w:val="21"/>
+          <w:bdr w:val="single" w:sz="8" w:space="0" w:color="auto"/>
         </w:rPr>
         <w:t>阻碍</w:t>
       </w:r>
@@ -252,9 +251,8 @@
       </w:r>
       <w:r>
         <w:rPr>
-          <w:b/>
-          <w:szCs w:val="21"/>
-          <w:u w:val="thick"/>
+          <w:szCs w:val="21"/>
+          <w:bdr w:val="single" w:sz="8" w:space="0" w:color="auto"/>
         </w:rPr>
         <w:t>磁通量的变化</w:t>
       </w:r>
@@ -346,9 +344,8 @@
       </w:r>
       <w:r>
         <w:rPr>
-          <w:b/>
-          <w:szCs w:val="21"/>
-          <w:u w:val="thick"/>
+          <w:szCs w:val="21"/>
+          <w:bdr w:val="single" w:sz="8" w:space="0" w:color="auto"/>
         </w:rPr>
         <w:t>感应电流产生的磁场</w:t>
       </w:r>
@@ -394,9 +391,8 @@
       </w:r>
       <w:r>
         <w:rPr>
-          <w:b/>
-          <w:szCs w:val="21"/>
-          <w:u w:val="thick"/>
+          <w:szCs w:val="21"/>
+          <w:bdr w:val="single" w:sz="8" w:space="0" w:color="auto"/>
         </w:rPr>
         <w:t>阻碍引起感应电流的磁通量的变化</w:t>
       </w:r>
@@ -448,9 +444,8 @@
       </w:r>
       <w:r>
         <w:rPr>
-          <w:b/>
-          <w:szCs w:val="21"/>
-          <w:u w:val="thick"/>
+          <w:szCs w:val="21"/>
+          <w:bdr w:val="single" w:sz="8" w:space="0" w:color="auto"/>
         </w:rPr>
         <w:t>相反</w:t>
       </w:r>
@@ -462,9 +457,8 @@
       </w:r>
       <w:r>
         <w:rPr>
-          <w:b/>
-          <w:szCs w:val="21"/>
-          <w:u w:val="thick"/>
+          <w:szCs w:val="21"/>
+          <w:bdr w:val="single" w:sz="8" w:space="0" w:color="auto"/>
         </w:rPr>
         <w:t>相同</w:t>
       </w:r>
@@ -516,9 +510,8 @@
       </w:r>
       <w:r>
         <w:rPr>
-          <w:b/>
-          <w:szCs w:val="21"/>
-          <w:u w:val="thick"/>
+          <w:szCs w:val="21"/>
+          <w:bdr w:val="single" w:sz="8" w:space="0" w:color="auto"/>
         </w:rPr>
         <w:t>不是</w:t>
       </w:r>
@@ -648,9 +641,8 @@
       </w:r>
       <w:r>
         <w:rPr>
-          <w:b/>
-          <w:szCs w:val="21"/>
-          <w:u w:val="thick"/>
+          <w:szCs w:val="21"/>
+          <w:bdr w:val="single" w:sz="8" w:space="0" w:color="auto"/>
         </w:rPr>
         <w:t>电能</w:t>
       </w:r>
@@ -662,9 +654,8 @@
       </w:r>
       <w:r>
         <w:rPr>
-          <w:b/>
-          <w:szCs w:val="21"/>
-          <w:u w:val="thick"/>
+          <w:szCs w:val="21"/>
+          <w:bdr w:val="single" w:sz="8" w:space="0" w:color="auto"/>
         </w:rPr>
         <w:t>守恒</w:t>
       </w:r>
@@ -769,67 +760,255 @@
       </w:r>
       <w:r>
         <w:rPr>
+          <w:szCs w:val="21"/>
+          <w:bdr w:val="single" w:sz="8" w:space="0" w:color="auto"/>
+        </w:rPr>
+        <w:t>右手</w:t>
+      </w:r>
+      <w:r>
+        <w:rPr>
+          <w:szCs w:val="21"/>
+        </w:rPr>
+        <w:t>，使拇指与其余四个手指垂直，并且都与手掌在同一个平面内；让磁感线从掌心进入，并使</w:t>
+      </w:r>
+      <w:r>
+        <w:rPr>
+          <w:szCs w:val="21"/>
+          <w:bdr w:val="single" w:sz="8" w:space="0" w:color="auto"/>
+        </w:rPr>
+        <w:t>拇指</w:t>
+      </w:r>
+      <w:r>
+        <w:rPr>
+          <w:szCs w:val="21"/>
+        </w:rPr>
+        <w:t>指向导线运动的方向，这时</w:t>
+      </w:r>
+      <w:r>
+        <w:rPr>
+          <w:szCs w:val="21"/>
+          <w:bdr w:val="single" w:sz="8" w:space="0" w:color="auto"/>
+        </w:rPr>
+        <w:t>四指</w:t>
+      </w:r>
+      <w:r>
+        <w:rPr>
+          <w:szCs w:val="21"/>
+        </w:rPr>
+        <w:t>所指的方向就是感应电流的方向。</w:t>
+      </w:r>
+    </w:p>
+    <w:p>
+      <w:pPr>
+        <w:snapToGrid w:val="0"/>
+        <w:spacing w:line="300" w:lineRule="auto"/>
+        <w:jc w:val="left"/>
+        <w:rPr>
+          <w:szCs w:val="21"/>
+        </w:rPr>
+      </w:pPr>
+      <w:r>
+        <w:rPr>
+          <w:szCs w:val="21"/>
+        </w:rPr>
+        <w:t>5</w:t>
+      </w:r>
+      <w:r>
+        <w:rPr>
+          <w:szCs w:val="21"/>
+        </w:rPr>
+        <w:t>．两点说明：</w:t>
+      </w:r>
+    </w:p>
+    <w:p>
+      <w:pPr>
+        <w:snapToGrid w:val="0"/>
+        <w:spacing w:line="300" w:lineRule="auto"/>
+        <w:jc w:val="left"/>
+        <w:rPr>
+          <w:szCs w:val="21"/>
+        </w:rPr>
+      </w:pPr>
+      <w:r>
+        <w:rPr>
+          <w:szCs w:val="21"/>
+        </w:rPr>
+        <w:t>（</w:t>
+      </w:r>
+      <w:r>
+        <w:rPr>
+          <w:szCs w:val="21"/>
+        </w:rPr>
+        <w:t>1</w:t>
+      </w:r>
+      <w:r>
+        <w:rPr>
+          <w:szCs w:val="21"/>
+        </w:rPr>
+        <w:t>）大拇指所指的方向是导体相对磁场切割磁感线的运动方向，既可以是导体运动而磁场未动，也可以是导体未动而磁场运动，还可以是两者以不同速度同时运动。</w:t>
+      </w:r>
+    </w:p>
+    <w:p>
+      <w:pPr>
+        <w:snapToGrid w:val="0"/>
+        <w:spacing w:line="300" w:lineRule="auto"/>
+        <w:jc w:val="left"/>
+        <w:rPr>
+          <w:szCs w:val="21"/>
+        </w:rPr>
+      </w:pPr>
+      <w:r>
+        <w:rPr>
+          <w:szCs w:val="21"/>
+        </w:rPr>
+        <w:t>（</w:t>
+      </w:r>
+      <w:r>
+        <w:rPr>
+          <w:szCs w:val="21"/>
+        </w:rPr>
+        <w:t>2</w:t>
+      </w:r>
+      <w:r>
+        <w:rPr>
+          <w:szCs w:val="21"/>
+        </w:rPr>
+        <w:t>）四指指向电流方向，切割磁感线的导体相当于</w:t>
+      </w:r>
+      <w:r>
+        <w:rPr>
+          <w:szCs w:val="21"/>
+          <w:bdr w:val="single" w:sz="8" w:space="0" w:color="auto"/>
+        </w:rPr>
+        <w:t>电源</w:t>
+      </w:r>
+      <w:r>
+        <w:rPr>
+          <w:szCs w:val="21"/>
+        </w:rPr>
+        <w:t>。</w:t>
+      </w:r>
+    </w:p>
+    <w:p>
+      <w:pPr>
+        <w:snapToGrid w:val="0"/>
+        <w:spacing w:line="300" w:lineRule="auto"/>
+        <w:jc w:val="left"/>
+        <w:rPr>
+          <w:szCs w:val="21"/>
+        </w:rPr>
+      </w:pPr>
+    </w:p>
+    <w:p>
+      <w:pPr>
+        <w:spacing w:line="300" w:lineRule="auto"/>
+        <w:jc w:val="left"/>
+        <w:rPr>
+          <w:szCs w:val="21"/>
+        </w:rPr>
+      </w:pPr>
+      <w:r>
+        <w:rPr>
           <w:b/>
           <w:szCs w:val="21"/>
-          <w:u w:val="thick"/>
-        </w:rPr>
-        <w:t>右手</w:t>
-      </w:r>
-      <w:r>
-        <w:rPr>
-          <w:szCs w:val="21"/>
-        </w:rPr>
-        <w:t>，使拇指与其余四个手指垂直，并且都与手掌在同一个平面内；让磁感线从掌心进入，并使</w:t>
+        </w:rPr>
+        <w:t xml:space="preserve">2.2 </w:t>
       </w:r>
       <w:r>
         <w:rPr>
           <w:b/>
           <w:szCs w:val="21"/>
-          <w:u w:val="thick"/>
-        </w:rPr>
-        <w:t>拇指</w:t>
-      </w:r>
-      <w:r>
-        <w:rPr>
-          <w:szCs w:val="21"/>
-        </w:rPr>
-        <w:t>指向导线运动的方向，这时</w:t>
-      </w:r>
-      <w:r>
-        <w:rPr>
-          <w:b/>
-          <w:szCs w:val="21"/>
-          <w:u w:val="thick"/>
-        </w:rPr>
-        <w:t>四指</w:t>
-      </w:r>
-      <w:r>
-        <w:rPr>
-          <w:szCs w:val="21"/>
-        </w:rPr>
-        <w:t>所指的方向就是感应电流的方向。</w:t>
-      </w:r>
-    </w:p>
-    <w:p>
-      <w:pPr>
-        <w:snapToGrid w:val="0"/>
-        <w:spacing w:line="300" w:lineRule="auto"/>
-        <w:jc w:val="left"/>
-        <w:rPr>
-          <w:szCs w:val="21"/>
-        </w:rPr>
-      </w:pPr>
-      <w:r>
-        <w:rPr>
-          <w:szCs w:val="21"/>
-        </w:rPr>
-        <w:t>5</w:t>
-      </w:r>
-      <w:r>
-        <w:rPr>
-          <w:szCs w:val="21"/>
-        </w:rPr>
-        <w:t>．两点说明：</w:t>
+        </w:rPr>
+        <w:t>法拉第电磁感应定律</w:t>
+      </w:r>
+    </w:p>
+    <w:p>
+      <w:pPr>
+        <w:snapToGrid w:val="0"/>
+        <w:spacing w:line="300" w:lineRule="auto"/>
+        <w:jc w:val="left"/>
+        <w:rPr>
+          <w:szCs w:val="21"/>
+        </w:rPr>
+      </w:pPr>
+      <w:r>
+        <w:rPr>
+          <w:szCs w:val="21"/>
+        </w:rPr>
+        <w:t>6</w:t>
+      </w:r>
+      <w:r>
+        <w:rPr>
+          <w:szCs w:val="21"/>
+        </w:rPr>
+        <w:t>．感应电动势</w:t>
+      </w:r>
+      <w:r>
+        <w:rPr>
+          <w:rFonts w:hint="eastAsia"/>
+          <w:szCs w:val="21"/>
+        </w:rPr>
+        <w:t>：</w:t>
+      </w:r>
+      <w:r>
+        <w:rPr>
+          <w:szCs w:val="21"/>
+        </w:rPr>
+        <w:t>在</w:t>
+      </w:r>
+      <w:r>
+        <w:rPr>
+          <w:szCs w:val="21"/>
+          <w:bdr w:val="single" w:sz="8" w:space="0" w:color="auto"/>
+        </w:rPr>
+        <w:t>电磁感应</w:t>
+      </w:r>
+      <w:r>
+        <w:rPr>
+          <w:szCs w:val="21"/>
+        </w:rPr>
+        <w:t>现象中产生的电动势叫作</w:t>
+      </w:r>
+      <w:r>
+        <w:rPr>
+          <w:szCs w:val="21"/>
+        </w:rPr>
+        <w:t>感应电动势，产生感应电动势的那部分导体相当于</w:t>
+      </w:r>
+      <w:r>
+        <w:rPr>
+          <w:szCs w:val="21"/>
+          <w:bdr w:val="single" w:sz="8" w:space="0" w:color="auto"/>
+        </w:rPr>
+        <w:t>电源</w:t>
+      </w:r>
+      <w:r>
+        <w:rPr>
+          <w:szCs w:val="21"/>
+        </w:rPr>
+        <w:t>。</w:t>
+      </w:r>
+    </w:p>
+    <w:p>
+      <w:pPr>
+        <w:snapToGrid w:val="0"/>
+        <w:spacing w:line="300" w:lineRule="auto"/>
+        <w:jc w:val="left"/>
+        <w:rPr>
+          <w:szCs w:val="21"/>
+        </w:rPr>
+      </w:pPr>
+      <w:r>
+        <w:rPr>
+          <w:szCs w:val="21"/>
+        </w:rPr>
+        <w:t>7</w:t>
+      </w:r>
+      <w:r>
+        <w:rPr>
+          <w:szCs w:val="21"/>
+        </w:rPr>
+        <w:t>．法拉第电磁感应定律</w:t>
       </w:r>
     </w:p>
     <w:p>
@@ -857,7 +1036,20 @@
         <w:rPr>
           <w:szCs w:val="21"/>
         </w:rPr>
-        <w:t>）大拇指所指的方向是导体相对磁场切割磁感线的运动方向，既可以是导体运动而磁场未动，也可以是导体未动而磁场运动，还可以是两者以不同速度同时运动。</w:t>
+        <w:t>）内容：闭合电路中感应电动势的大小，跟穿过这一电路的</w:t>
+      </w:r>
+      <w:r>
+        <w:rPr>
+          <w:szCs w:val="21"/>
+          <w:bdr w:val="single" w:sz="8" w:space="0" w:color="auto"/>
+        </w:rPr>
+        <w:t>磁通量的变化率</w:t>
+      </w:r>
+      <w:r>
+        <w:rPr>
+          <w:szCs w:val="21"/>
+        </w:rPr>
+        <w:t>成正比。</w:t>
       </w:r>
     </w:p>
     <w:p>
@@ -885,214 +1077,6 @@
         <w:rPr>
           <w:szCs w:val="21"/>
         </w:rPr>
-        <w:t>）四指指向电流方向，切割磁感线的导体相当于</w:t>
-      </w:r>
-      <w:r>
-        <w:rPr>
-          <w:b/>
-          <w:szCs w:val="21"/>
-          <w:u w:val="thick"/>
-        </w:rPr>
-        <w:t>电源</w:t>
-      </w:r>
-      <w:r>
-        <w:rPr>
-          <w:szCs w:val="21"/>
-        </w:rPr>
-        <w:t>。</w:t>
-      </w:r>
-    </w:p>
-    <w:p>
-      <w:pPr>
-        <w:snapToGrid w:val="0"/>
-        <w:spacing w:line="300" w:lineRule="auto"/>
-        <w:jc w:val="left"/>
-        <w:rPr>
-          <w:szCs w:val="21"/>
-        </w:rPr>
-      </w:pPr>
-    </w:p>
-    <w:p>
-      <w:pPr>
-        <w:spacing w:line="300" w:lineRule="auto"/>
-        <w:jc w:val="left"/>
-        <w:rPr>
-          <w:szCs w:val="21"/>
-        </w:rPr>
-      </w:pPr>
-      <w:r>
-        <w:rPr>
-          <w:b/>
-          <w:szCs w:val="21"/>
-        </w:rPr>
-        <w:t xml:space="preserve">2.2 </w:t>
-      </w:r>
-      <w:r>
-        <w:rPr>
-          <w:b/>
-          <w:szCs w:val="21"/>
-        </w:rPr>
-        <w:t>法拉第电磁感应定律</w:t>
-      </w:r>
-    </w:p>
-    <w:p>
-      <w:pPr>
-        <w:snapToGrid w:val="0"/>
-        <w:spacing w:line="300" w:lineRule="auto"/>
-        <w:jc w:val="left"/>
-        <w:rPr>
-          <w:szCs w:val="21"/>
-        </w:rPr>
-      </w:pPr>
-      <w:r>
-        <w:rPr>
-          <w:szCs w:val="21"/>
-        </w:rPr>
-        <w:t>6</w:t>
-      </w:r>
-      <w:r>
-        <w:rPr>
-          <w:szCs w:val="21"/>
-        </w:rPr>
-        <w:t>．感应电动势</w:t>
-      </w:r>
-      <w:r>
-        <w:rPr>
-          <w:rFonts w:hint="eastAsia"/>
-          <w:szCs w:val="21"/>
-        </w:rPr>
-        <w:t>：</w:t>
-      </w:r>
-      <w:r>
-        <w:rPr>
-          <w:szCs w:val="21"/>
-        </w:rPr>
-        <w:t>在</w:t>
-      </w:r>
-      <w:r>
-        <w:rPr>
-          <w:b/>
-          <w:szCs w:val="21"/>
-          <w:u w:val="thick"/>
-        </w:rPr>
-        <w:t>电磁感应</w:t>
-      </w:r>
-      <w:r>
-        <w:rPr>
-          <w:szCs w:val="21"/>
-        </w:rPr>
-        <w:t>现象中产生的电动势叫作</w:t>
-      </w:r>
-      <w:r>
-        <w:rPr>
-          <w:szCs w:val="21"/>
-        </w:rPr>
-        <w:t>感应电动势，产生感应电动势的那部分导体相当于</w:t>
-      </w:r>
-      <w:r>
-        <w:rPr>
-          <w:b/>
-          <w:szCs w:val="21"/>
-          <w:u w:val="thick"/>
-        </w:rPr>
-        <w:t>电源</w:t>
-      </w:r>
-      <w:r>
-        <w:rPr>
-          <w:szCs w:val="21"/>
-        </w:rPr>
-        <w:t>。</w:t>
-      </w:r>
-    </w:p>
-    <w:p>
-      <w:pPr>
-        <w:snapToGrid w:val="0"/>
-        <w:spacing w:line="300" w:lineRule="auto"/>
-        <w:jc w:val="left"/>
-        <w:rPr>
-          <w:szCs w:val="21"/>
-        </w:rPr>
-      </w:pPr>
-      <w:r>
-        <w:rPr>
-          <w:szCs w:val="21"/>
-        </w:rPr>
-        <w:t>7</w:t>
-      </w:r>
-      <w:r>
-        <w:rPr>
-          <w:szCs w:val="21"/>
-        </w:rPr>
-        <w:t>．法拉第电磁感应定律</w:t>
-      </w:r>
-    </w:p>
-    <w:p>
-      <w:pPr>
-        <w:snapToGrid w:val="0"/>
-        <w:spacing w:line="300" w:lineRule="auto"/>
-        <w:jc w:val="left"/>
-        <w:rPr>
-          <w:szCs w:val="21"/>
-        </w:rPr>
-      </w:pPr>
-      <w:r>
-        <w:rPr>
-          <w:szCs w:val="21"/>
-        </w:rPr>
-        <w:t>（</w:t>
-      </w:r>
-      <w:r>
-        <w:rPr>
-          <w:szCs w:val="21"/>
-        </w:rPr>
-        <w:t>1</w:t>
-      </w:r>
-      <w:r>
-        <w:rPr>
-          <w:szCs w:val="21"/>
-        </w:rPr>
-        <w:t>）内容：闭合电路中感应电动势的大小，跟穿过这一电路的</w:t>
-      </w:r>
-      <w:r>
-        <w:rPr>
-          <w:b/>
-          <w:szCs w:val="21"/>
-          <w:u w:val="thick"/>
-        </w:rPr>
-        <w:t>磁通量的变化率</w:t>
-      </w:r>
-      <w:r>
-        <w:rPr>
-          <w:szCs w:val="21"/>
-        </w:rPr>
-        <w:t>成正比。</w:t>
-      </w:r>
-    </w:p>
-    <w:p>
-      <w:pPr>
-        <w:snapToGrid w:val="0"/>
-        <w:spacing w:line="300" w:lineRule="auto"/>
-        <w:jc w:val="left"/>
-        <w:rPr>
-          <w:szCs w:val="21"/>
-        </w:rPr>
-      </w:pPr>
-      <w:r>
-        <w:rPr>
-          <w:szCs w:val="21"/>
-        </w:rPr>
-        <w:t>（</w:t>
-      </w:r>
-      <w:r>
-        <w:rPr>
-          <w:szCs w:val="21"/>
-        </w:rPr>
-        <w:t>2</w:t>
-      </w:r>
-      <w:r>
-        <w:rPr>
-          <w:szCs w:val="21"/>
-        </w:rPr>
         <w:t>）公式：</w:t>
       </w:r>
       <w:r>
@@ -1110,9 +1094,8 @@
       </w:r>
       <w:r>
         <w:rPr>
-          <w:b/>
-          <w:szCs w:val="21"/>
-          <w:u w:val="thick"/>
+          <w:szCs w:val="21"/>
+          <w:bdr w:val="single" w:sz="8" w:space="0" w:color="auto"/>
         </w:rPr>
         <w:t>n</w:t>
       </w:r>
@@ -1122,21 +1105,19 @@
             <m:ctrlPr>
               <w:rPr>
                 <w:rFonts w:ascii="Times New Roman" w:hAnsi="Times New Roman"/>
-                <w:b/>
                 <w:szCs w:val="21"/>
-                <w:u w:val="thick"/>
+                <w:bdr w:val="single" w:sz="8" w:space="0" w:color="auto"/>
               </w:rPr>
             </m:ctrlPr>
           </m:fPr>
           <m:num>
             <m:r>
               <m:rPr>
-                <m:sty m:val="b"/>
+                <m:sty m:val="p"/>
               </m:rPr>
               <w:rPr>
                 <w:rFonts w:ascii="Times New Roman" w:hAnsi="Times New Roman" w:cs="Cambria Math"/>
                 <w:szCs w:val="21"/>
-                <w:u w:val="thick"/>
               </w:rPr>
               <m:t>ΔΦ</m:t>
             </m:r>
@@ -1144,23 +1125,21 @@
           <m:den>
             <m:r>
               <m:rPr>
-                <m:sty m:val="b"/>
+                <m:sty m:val="p"/>
               </m:rPr>
               <w:rPr>
                 <w:rFonts w:ascii="Times New Roman" w:hAnsi="Times New Roman" w:cs="Cambria Math"/>
                 <w:szCs w:val="21"/>
-                <w:u w:val="thick"/>
               </w:rPr>
               <m:t>Δ</m:t>
             </m:r>
             <m:r>
               <m:rPr>
-                <m:sty m:val="bi"/>
+                <m:sty m:val="i"/>
               </m:rPr>
               <w:rPr>
                 <w:rFonts w:ascii="Times New Roman" w:hAnsi="Times New Roman" w:cs="Cambria Math"/>
                 <w:szCs w:val="21"/>
-                <w:u w:val="thick"/>
               </w:rPr>
               <m:t>t</m:t>
             </m:r>
@@ -1216,25 +1195,22 @@
       </w:r>
       <w:r>
         <w:rPr>
-          <w:b/>
-          <w:szCs w:val="21"/>
-          <w:u w:val="thick"/>
+          <w:szCs w:val="21"/>
+          <w:bdr w:val="single" w:sz="8" w:space="0" w:color="auto"/>
         </w:rPr>
         <w:t>韦伯（</w:t>
       </w:r>
       <w:r>
         <w:rPr>
-          <w:b/>
-          <w:szCs w:val="21"/>
-          <w:u w:val="thick"/>
+          <w:szCs w:val="21"/>
+          <w:bdr w:val="single" w:sz="8" w:space="0" w:color="auto"/>
         </w:rPr>
         <w:t>Wb</w:t>
       </w:r>
       <w:r>
         <w:rPr>
-          <w:b/>
-          <w:szCs w:val="21"/>
-          <w:u w:val="thick"/>
+          <w:szCs w:val="21"/>
+          <w:bdr w:val="single" w:sz="8" w:space="0" w:color="auto"/>
         </w:rPr>
         <w:t>）</w:t>
       </w:r>
@@ -1246,25 +1222,22 @@
       </w:r>
       <w:r>
         <w:rPr>
-          <w:b/>
-          <w:szCs w:val="21"/>
-          <w:u w:val="thick"/>
+          <w:szCs w:val="21"/>
+          <w:bdr w:val="single" w:sz="8" w:space="0" w:color="auto"/>
         </w:rPr>
         <w:t>伏（</w:t>
       </w:r>
       <w:r>
         <w:rPr>
-          <w:b/>
-          <w:szCs w:val="21"/>
-          <w:u w:val="thick"/>
+          <w:szCs w:val="21"/>
+          <w:bdr w:val="single" w:sz="8" w:space="0" w:color="auto"/>
         </w:rPr>
         <w:t>V</w:t>
       </w:r>
       <w:r>
         <w:rPr>
-          <w:b/>
-          <w:szCs w:val="21"/>
-          <w:u w:val="thick"/>
+          <w:szCs w:val="21"/>
+          <w:bdr w:val="single" w:sz="8" w:space="0" w:color="auto"/>
         </w:rPr>
         <w:t>）</w:t>
       </w:r>
@@ -1322,21 +1295,19 @@
             <m:ctrlPr>
               <w:rPr>
                 <w:rFonts w:ascii="Times New Roman" w:hAnsi="Times New Roman"/>
-                <w:b/>
                 <w:szCs w:val="21"/>
-                <w:u w:val="thick"/>
+                <w:bdr w:val="single" w:sz="8" w:space="0" w:color="auto"/>
               </w:rPr>
             </m:ctrlPr>
           </m:fPr>
           <m:num>
             <m:r>
               <m:rPr>
-                <m:sty m:val="b"/>
+                <m:sty m:val="p"/>
               </m:rPr>
               <w:rPr>
                 <w:rFonts w:ascii="Times New Roman" w:hAnsi="Times New Roman" w:cs="Cambria Math"/>
                 <w:szCs w:val="21"/>
-                <w:u w:val="thick"/>
               </w:rPr>
               <m:t>ΔΦ</m:t>
             </m:r>
@@ -1344,23 +1315,21 @@
           <m:den>
             <m:r>
               <m:rPr>
-                <m:sty m:val="b"/>
+                <m:sty m:val="p"/>
               </m:rPr>
               <w:rPr>
                 <w:rFonts w:ascii="Times New Roman" w:hAnsi="Times New Roman" w:cs="Cambria Math"/>
                 <w:szCs w:val="21"/>
-                <w:u w:val="thick"/>
               </w:rPr>
               <m:t>Δ</m:t>
             </m:r>
             <m:r>
               <m:rPr>
-                <m:sty m:val="bi"/>
+                <m:sty m:val="i"/>
               </m:rPr>
               <w:rPr>
                 <w:rFonts w:ascii="Times New Roman" w:hAnsi="Times New Roman" w:cs="Cambria Math"/>
                 <w:szCs w:val="21"/>
-                <w:u w:val="thick"/>
               </w:rPr>
               <m:t>t</m:t>
             </m:r>
@@ -1375,9 +1344,8 @@
       </w:r>
       <w:r>
         <w:rPr>
-          <w:b/>
-          <w:szCs w:val="21"/>
-          <w:u w:val="thick"/>
+          <w:szCs w:val="21"/>
+          <w:bdr w:val="single" w:sz="8" w:space="0" w:color="auto"/>
         </w:rPr>
         <w:t>均匀</w:t>
       </w:r>
@@ -1506,46 +1474,302 @@
       </w:r>
       <w:r>
         <w:rPr>
+          <w:szCs w:val="21"/>
+          <w:bdr w:val="single" w:sz="8" w:space="0" w:color="auto"/>
+        </w:rPr>
+        <w:t>动生电动势</w:t>
+      </w:r>
+      <w:r>
+        <w:rPr>
+          <w:szCs w:val="21"/>
+        </w:rPr>
+        <w:t>。</w:t>
+      </w:r>
+    </w:p>
+    <w:p>
+      <w:pPr>
+        <w:snapToGrid w:val="0"/>
+        <w:spacing w:line="300" w:lineRule="auto"/>
+        <w:jc w:val="left"/>
+        <w:rPr>
+          <w:szCs w:val="21"/>
+        </w:rPr>
+      </w:pPr>
+      <w:r>
+        <w:rPr>
+          <w:szCs w:val="21"/>
+        </w:rPr>
+        <w:t>②</w:t>
+      </w:r>
+      <w:r>
+        <w:rPr>
+          <w:szCs w:val="21"/>
+        </w:rPr>
+        <w:t>导线垂直于磁场方向运动，</w:t>
+      </w:r>
+      <w:r>
+        <w:rPr>
+          <w:i/>
+          <w:szCs w:val="21"/>
+        </w:rPr>
+        <w:t>B</w:t>
+      </w:r>
+      <w:r>
+        <w:rPr>
+          <w:szCs w:val="21"/>
+        </w:rPr>
+        <w:t>、</w:t>
+      </w:r>
+      <w:r>
+        <w:rPr>
+          <w:i/>
+          <w:szCs w:val="21"/>
+        </w:rPr>
+        <w:t>l</w:t>
+      </w:r>
+      <w:r>
+        <w:rPr>
+          <w:szCs w:val="21"/>
+        </w:rPr>
+        <w:t>、</w:t>
+      </w:r>
+      <w:r>
+        <w:rPr>
+          <w:i/>
+          <w:szCs w:val="21"/>
+        </w:rPr>
+        <w:t>v</w:t>
+      </w:r>
+      <w:r>
+        <w:rPr>
+          <w:szCs w:val="21"/>
+        </w:rPr>
+        <w:t>两两垂直时，感应电动势</w:t>
+      </w:r>
+      <w:r>
+        <w:rPr>
+          <w:i/>
+          <w:szCs w:val="21"/>
+        </w:rPr>
+        <w:t>E</w:t>
+      </w:r>
+      <w:r>
+        <w:rPr>
+          <w:szCs w:val="21"/>
+        </w:rPr>
+        <w:t>＝</w:t>
+      </w:r>
+      <w:r>
+        <w:rPr>
+          <w:szCs w:val="21"/>
+          <w:bdr w:val="single" w:sz="8" w:space="0" w:color="auto"/>
+        </w:rPr>
+        <w:t>Blv</w:t>
+      </w:r>
+      <w:r>
+        <w:rPr>
+          <w:szCs w:val="21"/>
+        </w:rPr>
+        <w:t>。</w:t>
+      </w:r>
+    </w:p>
+    <w:p>
+      <w:pPr>
+        <w:snapToGrid w:val="0"/>
+        <w:spacing w:line="300" w:lineRule="auto"/>
+        <w:jc w:val="left"/>
+        <w:rPr>
+          <w:szCs w:val="21"/>
+        </w:rPr>
+      </w:pPr>
+      <w:r>
+        <w:rPr>
+          <w:szCs w:val="21"/>
+        </w:rPr>
+        <w:t>③</w:t>
+      </w:r>
+      <w:r>
+        <w:rPr>
+          <w:szCs w:val="21"/>
+        </w:rPr>
+        <w:t>导线运动的方向与磁感线方向夹角为</w:t>
+      </w:r>
+      <w:r>
+        <w:rPr>
+          <w:i/>
+          <w:szCs w:val="21"/>
+        </w:rPr>
+        <w:t>θ</w:t>
+      </w:r>
+      <w:r>
+        <w:rPr>
+          <w:szCs w:val="21"/>
+        </w:rPr>
+        <w:t>时，感应电动势</w:t>
+      </w:r>
+      <w:r>
+        <w:rPr>
+          <w:i/>
+          <w:szCs w:val="21"/>
+        </w:rPr>
+        <w:t>E</w:t>
+      </w:r>
+      <w:r>
+        <w:rPr>
+          <w:szCs w:val="21"/>
+        </w:rPr>
+        <w:t>＝</w:t>
+      </w:r>
+      <w:r>
+        <w:rPr>
+          <w:szCs w:val="21"/>
+          <w:bdr w:val="single" w:sz="8" w:space="0" w:color="auto"/>
+        </w:rPr>
+        <w:t>Blvsin θ</w:t>
+      </w:r>
+      <w:r>
+        <w:rPr>
+          <w:szCs w:val="21"/>
+        </w:rPr>
+        <w:t>。</w:t>
+      </w:r>
+    </w:p>
+    <w:p>
+      <w:pPr>
+        <w:snapToGrid w:val="0"/>
+        <w:spacing w:line="300" w:lineRule="auto"/>
+        <w:jc w:val="left"/>
+        <w:rPr>
+          <w:szCs w:val="21"/>
+        </w:rPr>
+      </w:pPr>
+    </w:p>
+    <w:p>
+      <w:pPr>
+        <w:spacing w:line="300" w:lineRule="auto"/>
+        <w:jc w:val="left"/>
+        <w:rPr>
+          <w:szCs w:val="21"/>
+        </w:rPr>
+      </w:pPr>
+      <w:r>
+        <w:rPr>
           <w:b/>
           <w:szCs w:val="21"/>
-          <w:u w:val="thick"/>
-        </w:rPr>
-        <w:t>动生电动势</w:t>
-      </w:r>
-      <w:r>
-        <w:rPr>
-          <w:szCs w:val="21"/>
-        </w:rPr>
-        <w:t>。</w:t>
-      </w:r>
-    </w:p>
-    <w:p>
-      <w:pPr>
-        <w:snapToGrid w:val="0"/>
-        <w:spacing w:line="300" w:lineRule="auto"/>
-        <w:jc w:val="left"/>
-        <w:rPr>
-          <w:szCs w:val="21"/>
-        </w:rPr>
-      </w:pPr>
-      <w:r>
-        <w:rPr>
-          <w:szCs w:val="21"/>
-        </w:rPr>
-        <w:t>②</w:t>
-      </w:r>
-      <w:r>
-        <w:rPr>
-          <w:szCs w:val="21"/>
-        </w:rPr>
-        <w:t>导线垂直于磁场方向运动，</w:t>
-      </w:r>
-      <w:r>
-        <w:rPr>
-          <w:i/>
-          <w:szCs w:val="21"/>
-        </w:rPr>
-        <w:t>B</w:t>
+        </w:rPr>
+        <w:t xml:space="preserve">2.3 </w:t>
+      </w:r>
+      <w:r>
+        <w:rPr>
+          <w:b/>
+          <w:szCs w:val="21"/>
+        </w:rPr>
+        <w:t>涡流、电磁阻尼和电磁驱动</w:t>
+      </w:r>
+    </w:p>
+    <w:p>
+      <w:pPr>
+        <w:snapToGrid w:val="0"/>
+        <w:spacing w:line="300" w:lineRule="auto"/>
+        <w:jc w:val="left"/>
+        <w:rPr>
+          <w:szCs w:val="21"/>
+        </w:rPr>
+      </w:pPr>
+      <w:r>
+        <w:rPr>
+          <w:szCs w:val="21"/>
+        </w:rPr>
+        <w:t>10</w:t>
+      </w:r>
+      <w:r>
+        <w:rPr>
+          <w:szCs w:val="21"/>
+        </w:rPr>
+        <w:t>．涡流：当某线圈中的</w:t>
+      </w:r>
+      <w:r>
+        <w:rPr>
+          <w:szCs w:val="21"/>
+          <w:bdr w:val="single" w:sz="8" w:space="0" w:color="auto"/>
+        </w:rPr>
+        <w:t>电流</w:t>
+      </w:r>
+      <w:r>
+        <w:rPr>
+          <w:szCs w:val="21"/>
+        </w:rPr>
+        <w:t>随时间变化时，由于电磁感应，这个线圈附近的任何导体，如果穿过它的磁通量发生变化，导体内都会产生</w:t>
+      </w:r>
+      <w:r>
+        <w:rPr>
+          <w:szCs w:val="21"/>
+          <w:bdr w:val="single" w:sz="8" w:space="0" w:color="auto"/>
+        </w:rPr>
+        <w:t>感应电流</w:t>
+      </w:r>
+      <w:r>
+        <w:rPr>
+          <w:szCs w:val="21"/>
+        </w:rPr>
+        <w:t>，用图表示这样的感应电流，就像水中的漩涡，所以把它叫作涡电流，简称涡流。</w:t>
+      </w:r>
+    </w:p>
+    <w:p>
+      <w:pPr>
+        <w:snapToGrid w:val="0"/>
+        <w:spacing w:line="300" w:lineRule="auto"/>
+        <w:jc w:val="left"/>
+        <w:rPr>
+          <w:szCs w:val="21"/>
+        </w:rPr>
+      </w:pPr>
+      <w:r>
+        <w:rPr>
+          <w:szCs w:val="21"/>
+        </w:rPr>
+        <w:t>11</w:t>
+      </w:r>
+      <w:r>
+        <w:rPr>
+          <w:szCs w:val="21"/>
+        </w:rPr>
+        <w:t>．涡流的应用与防止</w:t>
+      </w:r>
+    </w:p>
+    <w:p>
+      <w:pPr>
+        <w:snapToGrid w:val="0"/>
+        <w:spacing w:line="300" w:lineRule="auto"/>
+        <w:jc w:val="left"/>
+        <w:rPr>
+          <w:szCs w:val="21"/>
+        </w:rPr>
+      </w:pPr>
+      <w:r>
+        <w:rPr>
+          <w:szCs w:val="21"/>
+        </w:rPr>
+        <w:t>（</w:t>
+      </w:r>
+      <w:r>
+        <w:rPr>
+          <w:szCs w:val="21"/>
+        </w:rPr>
+        <w:t>1</w:t>
+      </w:r>
+      <w:r>
+        <w:rPr>
+          <w:szCs w:val="21"/>
+        </w:rPr>
+        <w:t>）应用：</w:t>
+      </w:r>
+      <w:r>
+        <w:rPr>
+          <w:szCs w:val="21"/>
+          <w:bdr w:val="single" w:sz="8" w:space="0" w:color="auto"/>
+        </w:rPr>
+        <w:t>真空冶炼炉</w:t>
       </w:r>
       <w:r>
         <w:rPr>
@@ -1555,10 +1779,10 @@
       </w:r>
       <w:r>
         <w:rPr>
-          <w:i/>
-          <w:szCs w:val="21"/>
-        </w:rPr>
-        <w:t>l</w:t>
+          <w:szCs w:val="21"/>
+          <w:bdr w:val="single" w:sz="8" w:space="0" w:color="auto"/>
+        </w:rPr>
+        <w:t>探雷器</w:t>
       </w:r>
       <w:r>
         <w:rPr>
@@ -1568,210 +1792,16 @@
       </w:r>
       <w:r>
         <w:rPr>
-          <w:i/>
-          <w:szCs w:val="21"/>
-        </w:rPr>
-        <w:t>v</w:t>
-      </w:r>
-      <w:r>
-        <w:rPr>
-          <w:szCs w:val="21"/>
-        </w:rPr>
-        <w:t>两两垂直时，感应电动势</w:t>
-      </w:r>
-      <w:r>
-        <w:rPr>
-          <w:i/>
-          <w:szCs w:val="21"/>
-        </w:rPr>
-        <w:t>E</w:t>
-      </w:r>
-      <w:r>
-        <w:rPr>
-          <w:szCs w:val="21"/>
-        </w:rPr>
-        <w:t>＝</w:t>
-      </w:r>
-      <w:r>
-        <w:rPr>
-          <w:b/>
-          <w:szCs w:val="21"/>
-          <w:u w:val="thick"/>
-        </w:rPr>
-        <w:t>Blv</w:t>
-      </w:r>
-      <w:r>
-        <w:rPr>
-          <w:szCs w:val="21"/>
-        </w:rPr>
-        <w:t>。</w:t>
-      </w:r>
-    </w:p>
-    <w:p>
-      <w:pPr>
-        <w:snapToGrid w:val="0"/>
-        <w:spacing w:line="300" w:lineRule="auto"/>
-        <w:jc w:val="left"/>
-        <w:rPr>
-          <w:szCs w:val="21"/>
-        </w:rPr>
-      </w:pPr>
-      <w:r>
-        <w:rPr>
-          <w:szCs w:val="21"/>
-        </w:rPr>
-        <w:t>③</w:t>
-      </w:r>
-      <w:r>
-        <w:rPr>
-          <w:szCs w:val="21"/>
-        </w:rPr>
-        <w:t>导线运动的方向与磁感线方向夹角为</w:t>
-      </w:r>
-      <w:r>
-        <w:rPr>
-          <w:i/>
-          <w:szCs w:val="21"/>
-        </w:rPr>
-        <w:t>θ</w:t>
-      </w:r>
-      <w:r>
-        <w:rPr>
-          <w:szCs w:val="21"/>
-        </w:rPr>
-        <w:t>时，感应电动势</w:t>
-      </w:r>
-      <w:r>
-        <w:rPr>
-          <w:i/>
-          <w:szCs w:val="21"/>
-        </w:rPr>
-        <w:t>E</w:t>
-      </w:r>
-      <w:r>
-        <w:rPr>
-          <w:szCs w:val="21"/>
-        </w:rPr>
-        <w:t>＝</w:t>
-      </w:r>
-      <w:r>
-        <w:rPr>
-          <w:b/>
-          <w:szCs w:val="21"/>
-          <w:u w:val="thick"/>
-        </w:rPr>
-        <w:t>Blvsin θ</w:t>
-      </w:r>
-      <w:r>
-        <w:rPr>
-          <w:szCs w:val="21"/>
-        </w:rPr>
-        <w:t>。</w:t>
-      </w:r>
-    </w:p>
-    <w:p>
-      <w:pPr>
-        <w:snapToGrid w:val="0"/>
-        <w:spacing w:line="300" w:lineRule="auto"/>
-        <w:jc w:val="left"/>
-        <w:rPr>
-          <w:szCs w:val="21"/>
-        </w:rPr>
-      </w:pPr>
-    </w:p>
-    <w:p>
-      <w:pPr>
-        <w:spacing w:line="300" w:lineRule="auto"/>
-        <w:jc w:val="left"/>
-        <w:rPr>
-          <w:szCs w:val="21"/>
-        </w:rPr>
-      </w:pPr>
-      <w:r>
-        <w:rPr>
-          <w:b/>
-          <w:szCs w:val="21"/>
-        </w:rPr>
-        <w:t xml:space="preserve">2.3 </w:t>
-      </w:r>
-      <w:r>
-        <w:rPr>
-          <w:b/>
-          <w:szCs w:val="21"/>
-        </w:rPr>
-        <w:t>涡流、电磁阻尼和电磁驱动</w:t>
-      </w:r>
-    </w:p>
-    <w:p>
-      <w:pPr>
-        <w:snapToGrid w:val="0"/>
-        <w:spacing w:line="300" w:lineRule="auto"/>
-        <w:jc w:val="left"/>
-        <w:rPr>
-          <w:szCs w:val="21"/>
-        </w:rPr>
-      </w:pPr>
-      <w:r>
-        <w:rPr>
-          <w:szCs w:val="21"/>
-        </w:rPr>
-        <w:t>10</w:t>
-      </w:r>
-      <w:r>
-        <w:rPr>
-          <w:szCs w:val="21"/>
-        </w:rPr>
-        <w:t>．涡流：当某线圈中的</w:t>
-      </w:r>
-      <w:r>
-        <w:rPr>
-          <w:b/>
-          <w:szCs w:val="21"/>
-          <w:u w:val="thick"/>
-        </w:rPr>
-        <w:t>电流</w:t>
-      </w:r>
-      <w:r>
-        <w:rPr>
-          <w:szCs w:val="21"/>
-        </w:rPr>
-        <w:t>随时间变化时，由于电磁感应，这个线圈附近的任何导体，如果穿过它的磁通量发生变化，导体内都会产生</w:t>
-      </w:r>
-      <w:r>
-        <w:rPr>
-          <w:b/>
-          <w:szCs w:val="21"/>
-          <w:u w:val="thick"/>
-        </w:rPr>
-        <w:t>感应电流</w:t>
-      </w:r>
-      <w:r>
-        <w:rPr>
-          <w:szCs w:val="21"/>
-        </w:rPr>
-        <w:t>，用图表示这样的感应电流，就像水中的漩涡，所以把它叫作涡电流，简称涡流。</w:t>
-      </w:r>
-    </w:p>
-    <w:p>
-      <w:pPr>
-        <w:snapToGrid w:val="0"/>
-        <w:spacing w:line="300" w:lineRule="auto"/>
-        <w:jc w:val="left"/>
-        <w:rPr>
-          <w:szCs w:val="21"/>
-        </w:rPr>
-      </w:pPr>
-      <w:r>
-        <w:rPr>
-          <w:szCs w:val="21"/>
-        </w:rPr>
-        <w:t>11</w:t>
-      </w:r>
-      <w:r>
-        <w:rPr>
-          <w:szCs w:val="21"/>
-        </w:rPr>
-        <w:t>．涡流的应用与防止</w:t>
+          <w:szCs w:val="21"/>
+          <w:bdr w:val="single" w:sz="8" w:space="0" w:color="auto"/>
+        </w:rPr>
+        <w:t>安检门</w:t>
+      </w:r>
+      <w:r>
+        <w:rPr>
+          <w:szCs w:val="21"/>
+        </w:rPr>
+        <w:t>等。</w:t>
       </w:r>
     </w:p>
     <w:p>
@@ -1793,76 +1823,6 @@
         <w:rPr>
           <w:szCs w:val="21"/>
         </w:rPr>
-        <w:t>1</w:t>
-      </w:r>
-      <w:r>
-        <w:rPr>
-          <w:szCs w:val="21"/>
-        </w:rPr>
-        <w:t>）应用：</w:t>
-      </w:r>
-      <w:r>
-        <w:rPr>
-          <w:b/>
-          <w:szCs w:val="21"/>
-          <w:u w:val="thick"/>
-        </w:rPr>
-        <w:t>真空冶炼炉</w:t>
-      </w:r>
-      <w:r>
-        <w:rPr>
-          <w:szCs w:val="21"/>
-        </w:rPr>
-        <w:t>、</w:t>
-      </w:r>
-      <w:r>
-        <w:rPr>
-          <w:b/>
-          <w:szCs w:val="21"/>
-          <w:u w:val="thick"/>
-        </w:rPr>
-        <w:t>探雷器</w:t>
-      </w:r>
-      <w:r>
-        <w:rPr>
-          <w:szCs w:val="21"/>
-        </w:rPr>
-        <w:t>、</w:t>
-      </w:r>
-      <w:r>
-        <w:rPr>
-          <w:b/>
-          <w:szCs w:val="21"/>
-          <w:u w:val="thick"/>
-        </w:rPr>
-        <w:t>安检门</w:t>
-      </w:r>
-      <w:r>
-        <w:rPr>
-          <w:szCs w:val="21"/>
-        </w:rPr>
-        <w:t>等。</w:t>
-      </w:r>
-    </w:p>
-    <w:p>
-      <w:pPr>
-        <w:snapToGrid w:val="0"/>
-        <w:spacing w:line="300" w:lineRule="auto"/>
-        <w:jc w:val="left"/>
-        <w:rPr>
-          <w:szCs w:val="21"/>
-        </w:rPr>
-      </w:pPr>
-      <w:r>
-        <w:rPr>
-          <w:szCs w:val="21"/>
-        </w:rPr>
-        <w:t>（</w:t>
-      </w:r>
-      <w:r>
-        <w:rPr>
-          <w:szCs w:val="21"/>
-        </w:rPr>
         <w:t>2</w:t>
       </w:r>
       <w:r>
@@ -1873,9 +1833,8 @@
       </w:r>
       <w:r>
         <w:rPr>
-          <w:b/>
-          <w:szCs w:val="21"/>
-          <w:u w:val="thick"/>
+          <w:szCs w:val="21"/>
+          <w:bdr w:val="single" w:sz="8" w:space="0" w:color="auto"/>
         </w:rPr>
         <w:t>硅钢</w:t>
       </w:r>
@@ -1887,9 +1846,8 @@
       </w:r>
       <w:r>
         <w:rPr>
-          <w:b/>
-          <w:szCs w:val="21"/>
-          <w:u w:val="thick"/>
+          <w:szCs w:val="21"/>
+          <w:bdr w:val="single" w:sz="8" w:space="0" w:color="auto"/>
         </w:rPr>
         <w:t>硅钢片</w:t>
       </w:r>
@@ -1987,23 +1945,529 @@
       </w:r>
       <w:r>
         <w:rPr>
+          <w:szCs w:val="21"/>
+          <w:bdr w:val="single" w:sz="8" w:space="0" w:color="auto"/>
+        </w:rPr>
+        <w:t>导体在磁场中运动</w:t>
+      </w:r>
+      <w:r>
+        <w:rPr>
+          <w:szCs w:val="21"/>
+        </w:rPr>
+        <w:t>时，感应电流会使导体受到安培力作用，安培力总是</w:t>
+      </w:r>
+      <w:r>
+        <w:rPr>
+          <w:szCs w:val="21"/>
+          <w:bdr w:val="single" w:sz="8" w:space="0" w:color="auto"/>
+        </w:rPr>
+        <w:t>阻碍</w:t>
+      </w:r>
+      <w:r>
+        <w:rPr>
+          <w:szCs w:val="21"/>
+        </w:rPr>
+        <w:t>导体的运动，这种现象称为电磁阻尼。</w:t>
+      </w:r>
+    </w:p>
+    <w:p>
+      <w:pPr>
+        <w:snapToGrid w:val="0"/>
+        <w:spacing w:line="300" w:lineRule="auto"/>
+        <w:jc w:val="left"/>
+        <w:rPr>
+          <w:szCs w:val="21"/>
+        </w:rPr>
+      </w:pPr>
+      <w:r>
+        <w:rPr>
+          <w:szCs w:val="21"/>
+        </w:rPr>
+        <w:t>13</w:t>
+      </w:r>
+      <w:r>
+        <w:rPr>
+          <w:szCs w:val="21"/>
+        </w:rPr>
+        <w:t>．电磁驱动</w:t>
+      </w:r>
+    </w:p>
+    <w:p>
+      <w:pPr>
+        <w:snapToGrid w:val="0"/>
+        <w:spacing w:line="300" w:lineRule="auto"/>
+        <w:jc w:val="left"/>
+        <w:rPr>
+          <w:szCs w:val="21"/>
+        </w:rPr>
+      </w:pPr>
+      <w:r>
+        <w:rPr>
+          <w:szCs w:val="21"/>
+        </w:rPr>
+        <w:t>（</w:t>
+      </w:r>
+      <w:r>
+        <w:rPr>
+          <w:szCs w:val="21"/>
+        </w:rPr>
+        <w:t>1</w:t>
+      </w:r>
+      <w:r>
+        <w:rPr>
+          <w:szCs w:val="21"/>
+        </w:rPr>
+        <w:t>）如果</w:t>
+      </w:r>
+      <w:r>
+        <w:rPr>
+          <w:szCs w:val="21"/>
+          <w:bdr w:val="single" w:sz="8" w:space="0" w:color="auto"/>
+        </w:rPr>
+        <w:t>磁场相对于导体转动</w:t>
+      </w:r>
+      <w:r>
+        <w:rPr>
+          <w:szCs w:val="21"/>
+        </w:rPr>
+        <w:t>，在导体中会产生感应电流，感应电流使导体受到</w:t>
+      </w:r>
+      <w:r>
+        <w:rPr>
+          <w:szCs w:val="21"/>
+          <w:bdr w:val="single" w:sz="8" w:space="0" w:color="auto"/>
+        </w:rPr>
+        <w:t>安培力</w:t>
+      </w:r>
+      <w:r>
+        <w:rPr>
+          <w:szCs w:val="21"/>
+        </w:rPr>
+        <w:t>的作用，</w:t>
+      </w:r>
+      <w:r>
+        <w:rPr>
+          <w:szCs w:val="21"/>
+          <w:bdr w:val="single" w:sz="8" w:space="0" w:color="auto"/>
+        </w:rPr>
+        <w:t>安培力</w:t>
+      </w:r>
+      <w:r>
+        <w:rPr>
+          <w:szCs w:val="21"/>
+        </w:rPr>
+        <w:t>使导体运动起来，这种作用常常称为电磁驱动。</w:t>
+      </w:r>
+    </w:p>
+    <w:p>
+      <w:pPr>
+        <w:snapToGrid w:val="0"/>
+        <w:spacing w:line="300" w:lineRule="auto"/>
+        <w:jc w:val="left"/>
+        <w:rPr>
+          <w:szCs w:val="21"/>
+        </w:rPr>
+      </w:pPr>
+      <w:r>
+        <w:rPr>
+          <w:szCs w:val="21"/>
+        </w:rPr>
+        <w:t>（</w:t>
+      </w:r>
+      <w:r>
+        <w:rPr>
+          <w:szCs w:val="21"/>
+        </w:rPr>
+        <w:t>2</w:t>
+      </w:r>
+      <w:r>
+        <w:rPr>
+          <w:szCs w:val="21"/>
+        </w:rPr>
+        <w:t>）交流感应电动机是利用</w:t>
+      </w:r>
+      <w:r>
+        <w:rPr>
+          <w:szCs w:val="21"/>
+          <w:bdr w:val="single" w:sz="8" w:space="0" w:color="auto"/>
+        </w:rPr>
+        <w:t>电磁驱动</w:t>
+      </w:r>
+      <w:r>
+        <w:rPr>
+          <w:szCs w:val="21"/>
+        </w:rPr>
+        <w:t>的原理工作的，把</w:t>
+      </w:r>
+      <w:r>
+        <w:rPr>
+          <w:szCs w:val="21"/>
+          <w:bdr w:val="single" w:sz="8" w:space="0" w:color="auto"/>
+        </w:rPr>
+        <w:t>电能</w:t>
+      </w:r>
+      <w:r>
+        <w:rPr>
+          <w:szCs w:val="21"/>
+        </w:rPr>
+        <w:t>转化成</w:t>
+      </w:r>
+      <w:r>
+        <w:rPr>
+          <w:szCs w:val="21"/>
+          <w:bdr w:val="single" w:sz="8" w:space="0" w:color="auto"/>
+        </w:rPr>
+        <w:t>机械能</w:t>
+      </w:r>
+      <w:r>
+        <w:rPr>
+          <w:szCs w:val="21"/>
+        </w:rPr>
+        <w:t>。</w:t>
+      </w:r>
+    </w:p>
+    <w:p>
+      <w:pPr>
+        <w:snapToGrid w:val="0"/>
+        <w:spacing w:line="300" w:lineRule="auto"/>
+        <w:jc w:val="left"/>
+        <w:rPr>
+          <w:szCs w:val="21"/>
+        </w:rPr>
+      </w:pPr>
+    </w:p>
+    <w:p>
+      <w:pPr>
+        <w:spacing w:line="300" w:lineRule="auto"/>
+        <w:jc w:val="left"/>
+        <w:rPr>
+          <w:szCs w:val="21"/>
+        </w:rPr>
+      </w:pPr>
+      <w:r>
+        <w:rPr>
           <w:b/>
           <w:szCs w:val="21"/>
-          <w:u w:val="thick"/>
-        </w:rPr>
-        <w:t>导体在磁场中运动</w:t>
-      </w:r>
-      <w:r>
-        <w:rPr>
-          <w:szCs w:val="21"/>
-        </w:rPr>
-        <w:t>时，感应电流会使导体受到安培力作用，安培力总是</w:t>
+        </w:rPr>
+        <w:t xml:space="preserve">2.4 </w:t>
       </w:r>
       <w:r>
         <w:rPr>
           <w:b/>
           <w:szCs w:val="21"/>
-          <w:u w:val="thick"/>
+        </w:rPr>
+        <w:t>互感和自感</w:t>
+      </w:r>
+    </w:p>
+    <w:p>
+      <w:pPr>
+        <w:snapToGrid w:val="0"/>
+        <w:spacing w:line="300" w:lineRule="auto"/>
+        <w:jc w:val="left"/>
+        <w:rPr>
+          <w:szCs w:val="21"/>
+        </w:rPr>
+      </w:pPr>
+      <w:r>
+        <w:rPr>
+          <w:szCs w:val="21"/>
+        </w:rPr>
+        <w:t>14</w:t>
+      </w:r>
+      <w:r>
+        <w:rPr>
+          <w:szCs w:val="21"/>
+        </w:rPr>
+        <w:t>．互感和互感电动势：两个相互靠近的线圈，当一个线圈中的电流变化时，它所产生的</w:t>
+      </w:r>
+      <w:r>
+        <w:rPr>
+          <w:szCs w:val="21"/>
+          <w:bdr w:val="single" w:sz="8" w:space="0" w:color="auto"/>
+        </w:rPr>
+        <w:t>变化的磁场</w:t>
+      </w:r>
+      <w:r>
+        <w:rPr>
+          <w:szCs w:val="21"/>
+        </w:rPr>
+        <w:t>会在另一个线圈中产生</w:t>
+      </w:r>
+      <w:r>
+        <w:rPr>
+          <w:szCs w:val="21"/>
+          <w:bdr w:val="single" w:sz="8" w:space="0" w:color="auto"/>
+        </w:rPr>
+        <w:t>感应电动势</w:t>
+      </w:r>
+      <w:r>
+        <w:rPr>
+          <w:szCs w:val="21"/>
+        </w:rPr>
+        <w:t>，这种现象叫作互感，这种感应电动势叫作</w:t>
+      </w:r>
+      <w:r>
+        <w:rPr>
+          <w:szCs w:val="21"/>
+          <w:bdr w:val="single" w:sz="8" w:space="0" w:color="auto"/>
+        </w:rPr>
+        <w:t>互感电动势</w:t>
+      </w:r>
+      <w:r>
+        <w:rPr>
+          <w:szCs w:val="21"/>
+        </w:rPr>
+        <w:t>。</w:t>
+      </w:r>
+    </w:p>
+    <w:p>
+      <w:pPr>
+        <w:snapToGrid w:val="0"/>
+        <w:spacing w:line="300" w:lineRule="auto"/>
+        <w:jc w:val="left"/>
+        <w:rPr>
+          <w:szCs w:val="21"/>
+        </w:rPr>
+      </w:pPr>
+      <w:r>
+        <w:rPr>
+          <w:szCs w:val="21"/>
+        </w:rPr>
+        <w:t>15</w:t>
+      </w:r>
+      <w:r>
+        <w:rPr>
+          <w:szCs w:val="21"/>
+        </w:rPr>
+        <w:t>．应用：利用互感现象可以把能量由一个线圈传递到另一个线圈，如</w:t>
+      </w:r>
+      <w:r>
+        <w:rPr>
+          <w:szCs w:val="21"/>
+          <w:bdr w:val="single" w:sz="8" w:space="0" w:color="auto"/>
+        </w:rPr>
+        <w:t>变压器</w:t>
+      </w:r>
+      <w:r>
+        <w:rPr>
+          <w:szCs w:val="21"/>
+        </w:rPr>
+        <w:t>就是利用互感现象制成的。</w:t>
+      </w:r>
+    </w:p>
+    <w:p>
+      <w:pPr>
+        <w:snapToGrid w:val="0"/>
+        <w:spacing w:line="300" w:lineRule="auto"/>
+        <w:jc w:val="left"/>
+        <w:rPr>
+          <w:szCs w:val="21"/>
+        </w:rPr>
+      </w:pPr>
+      <w:r>
+        <w:rPr>
+          <w:szCs w:val="21"/>
+        </w:rPr>
+        <w:t>16</w:t>
+      </w:r>
+      <w:r>
+        <w:rPr>
+          <w:szCs w:val="21"/>
+        </w:rPr>
+        <w:t>．危害：互感现象不仅可以发生于绕在同一铁芯上的两个线圈之间，而且可以发生于任何两个</w:t>
+      </w:r>
+      <w:r>
+        <w:rPr>
+          <w:szCs w:val="21"/>
+          <w:bdr w:val="single" w:sz="8" w:space="0" w:color="auto"/>
+        </w:rPr>
+        <w:t>相互靠近</w:t>
+      </w:r>
+      <w:r>
+        <w:rPr>
+          <w:szCs w:val="21"/>
+        </w:rPr>
+        <w:t>的电路之间，在电力工程和电子电路中，互感现象有时会影响电路的正常工作，要设法减小互感。</w:t>
+      </w:r>
+    </w:p>
+    <w:p>
+      <w:pPr>
+        <w:snapToGrid w:val="0"/>
+        <w:spacing w:line="300" w:lineRule="auto"/>
+        <w:jc w:val="left"/>
+        <w:rPr>
+          <w:szCs w:val="21"/>
+        </w:rPr>
+      </w:pPr>
+    </w:p>
+    <w:p>
+      <w:pPr>
+        <w:snapToGrid w:val="0"/>
+        <w:spacing w:line="300" w:lineRule="auto"/>
+        <w:jc w:val="left"/>
+        <w:rPr>
+          <w:szCs w:val="21"/>
+        </w:rPr>
+      </w:pPr>
+      <w:r>
+        <w:rPr>
+          <w:szCs w:val="21"/>
+        </w:rPr>
+        <w:t>17</w:t>
+      </w:r>
+      <w:r>
+        <w:rPr>
+          <w:szCs w:val="21"/>
+        </w:rPr>
+        <w:t>．当一个线圈中的电流</w:t>
+      </w:r>
+      <w:r>
+        <w:rPr>
+          <w:szCs w:val="21"/>
+          <w:bdr w:val="single" w:sz="8" w:space="0" w:color="auto"/>
+        </w:rPr>
+        <w:t>变化</w:t>
+      </w:r>
+      <w:r>
+        <w:rPr>
+          <w:szCs w:val="21"/>
+        </w:rPr>
+        <w:t>时，它所产生</w:t>
+      </w:r>
+      <w:r>
+        <w:rPr>
+          <w:szCs w:val="21"/>
+        </w:rPr>
+        <w:t>的</w:t>
+      </w:r>
+      <w:r>
+        <w:rPr>
+          <w:szCs w:val="21"/>
+          <w:bdr w:val="single" w:sz="8" w:space="0" w:color="auto"/>
+        </w:rPr>
+        <w:t>变化</w:t>
+      </w:r>
+      <w:r>
+        <w:rPr>
+          <w:szCs w:val="21"/>
+        </w:rPr>
+        <w:t>的磁场在线圈</w:t>
+      </w:r>
+      <w:r>
+        <w:rPr>
+          <w:szCs w:val="21"/>
+          <w:bdr w:val="single" w:sz="8" w:space="0" w:color="auto"/>
+        </w:rPr>
+        <w:t>本身</w:t>
+      </w:r>
+      <w:r>
+        <w:rPr>
+          <w:szCs w:val="21"/>
+        </w:rPr>
+        <w:t>激发出感应电动势，这种现象称为自感。由于自感而产生的感应电动势叫作</w:t>
+      </w:r>
+      <w:r>
+        <w:rPr>
+          <w:szCs w:val="21"/>
+          <w:bdr w:val="single" w:sz="8" w:space="0" w:color="auto"/>
+        </w:rPr>
+        <w:t>自感电动势</w:t>
+      </w:r>
+      <w:r>
+        <w:rPr>
+          <w:szCs w:val="21"/>
+        </w:rPr>
+        <w:t>。</w:t>
+      </w:r>
+    </w:p>
+    <w:p>
+      <w:pPr>
+        <w:snapToGrid w:val="0"/>
+        <w:spacing w:line="300" w:lineRule="auto"/>
+        <w:jc w:val="left"/>
+        <w:rPr>
+          <w:szCs w:val="21"/>
+        </w:rPr>
+      </w:pPr>
+      <w:r>
+        <w:rPr>
+          <w:szCs w:val="21"/>
+        </w:rPr>
+        <w:t>18</w:t>
+      </w:r>
+      <w:r>
+        <w:rPr>
+          <w:szCs w:val="21"/>
+        </w:rPr>
+        <w:t>．自感电动势的作用：</w:t>
+      </w:r>
+      <w:r>
+        <w:rPr>
+          <w:szCs w:val="21"/>
+          <w:bdr w:val="single" w:sz="8" w:space="0" w:color="auto"/>
+        </w:rPr>
+        <w:t>阻碍原电流的变化，而不是阻止，原电流仍在变化，只是使原电流的变化时间变长，即总是起着推迟电流变化的作用</w:t>
+      </w:r>
+      <w:r>
+        <w:rPr>
+          <w:szCs w:val="21"/>
+        </w:rPr>
+        <w:t>。</w:t>
+      </w:r>
+    </w:p>
+    <w:p>
+      <w:pPr>
+        <w:snapToGrid w:val="0"/>
+        <w:spacing w:line="300" w:lineRule="auto"/>
+        <w:jc w:val="left"/>
+        <w:rPr>
+          <w:szCs w:val="21"/>
+        </w:rPr>
+      </w:pPr>
+      <w:r>
+        <w:rPr>
+          <w:szCs w:val="21"/>
+        </w:rPr>
+        <w:t>19</w:t>
+      </w:r>
+      <w:r>
+        <w:rPr>
+          <w:szCs w:val="21"/>
+        </w:rPr>
+        <w:t>．对电感线圈阻碍作用的理解</w:t>
+      </w:r>
+    </w:p>
+    <w:p>
+      <w:pPr>
+        <w:snapToGrid w:val="0"/>
+        <w:spacing w:line="300" w:lineRule="auto"/>
+        <w:jc w:val="left"/>
+        <w:rPr>
+          <w:szCs w:val="21"/>
+        </w:rPr>
+      </w:pPr>
+      <w:r>
+        <w:rPr>
+          <w:szCs w:val="21"/>
+        </w:rPr>
+        <w:t>（</w:t>
+      </w:r>
+      <w:r>
+        <w:rPr>
+          <w:szCs w:val="21"/>
+        </w:rPr>
+        <w:t>1</w:t>
+      </w:r>
+      <w:r>
+        <w:rPr>
+          <w:szCs w:val="21"/>
+        </w:rPr>
+        <w:t>）若电路中的电流正在改变，电感线圈会产生自感电动势</w:t>
+      </w:r>
+      <w:r>
+        <w:rPr>
+          <w:szCs w:val="21"/>
+          <w:bdr w:val="single" w:sz="8" w:space="0" w:color="auto"/>
         </w:rPr>
         <w:t>阻碍</w:t>
       </w:r>
@@ -2011,29 +2475,7 @@
         <w:rPr>
           <w:szCs w:val="21"/>
         </w:rPr>
-        <w:t>导体的运动，这种现象称为电磁阻尼。</w:t>
-      </w:r>
-    </w:p>
-    <w:p>
-      <w:pPr>
-        <w:snapToGrid w:val="0"/>
-        <w:spacing w:line="300" w:lineRule="auto"/>
-        <w:jc w:val="left"/>
-        <w:rPr>
-          <w:szCs w:val="21"/>
-        </w:rPr>
-      </w:pPr>
-      <w:r>
-        <w:rPr>
-          <w:szCs w:val="21"/>
-        </w:rPr>
-        <w:t>13</w:t>
-      </w:r>
-      <w:r>
-        <w:rPr>
-          <w:szCs w:val="21"/>
-        </w:rPr>
-        <w:t>．电磁驱动</w:t>
+        <w:t>电路中电流的变化，使通过电感线圈的电流不能突变。</w:t>
       </w:r>
     </w:p>
     <w:p>
@@ -2055,522 +2497,18 @@
         <w:rPr>
           <w:szCs w:val="21"/>
         </w:rPr>
-        <w:t>1</w:t>
-      </w:r>
-      <w:r>
-        <w:rPr>
-          <w:szCs w:val="21"/>
-        </w:rPr>
-        <w:t>）如果</w:t>
-      </w:r>
-      <w:r>
-        <w:rPr>
-          <w:b/>
-          <w:szCs w:val="21"/>
-          <w:u w:val="thick"/>
-        </w:rPr>
-        <w:t>磁场相对于导体转动</w:t>
-      </w:r>
-      <w:r>
-        <w:rPr>
-          <w:szCs w:val="21"/>
-        </w:rPr>
-        <w:t>，在导体中会产生感应电流，感应电流使导体受到</w:t>
-      </w:r>
-      <w:r>
-        <w:rPr>
-          <w:b/>
-          <w:szCs w:val="21"/>
-          <w:u w:val="thick"/>
-        </w:rPr>
-        <w:t>安培力</w:t>
-      </w:r>
-      <w:r>
-        <w:rPr>
-          <w:szCs w:val="21"/>
-        </w:rPr>
-        <w:t>的作用，</w:t>
-      </w:r>
-      <w:r>
-        <w:rPr>
-          <w:b/>
-          <w:szCs w:val="21"/>
-          <w:u w:val="thick"/>
-        </w:rPr>
-        <w:t>安培力</w:t>
-      </w:r>
-      <w:r>
-        <w:rPr>
-          <w:szCs w:val="21"/>
-        </w:rPr>
-        <w:t>使导体运动起来，这种作用常常称为电磁驱动。</w:t>
-      </w:r>
-    </w:p>
-    <w:p>
-      <w:pPr>
-        <w:snapToGrid w:val="0"/>
-        <w:spacing w:line="300" w:lineRule="auto"/>
-        <w:jc w:val="left"/>
-        <w:rPr>
-          <w:szCs w:val="21"/>
-        </w:rPr>
-      </w:pPr>
-      <w:r>
-        <w:rPr>
-          <w:szCs w:val="21"/>
-        </w:rPr>
-        <w:t>（</w:t>
-      </w:r>
-      <w:r>
-        <w:rPr>
-          <w:szCs w:val="21"/>
-        </w:rPr>
         <w:t>2</w:t>
       </w:r>
       <w:r>
         <w:rPr>
           <w:szCs w:val="21"/>
         </w:rPr>
-        <w:t>）交流感应电动机是利用</w:t>
-      </w:r>
-      <w:r>
-        <w:rPr>
-          <w:b/>
-          <w:szCs w:val="21"/>
-          <w:u w:val="thick"/>
-        </w:rPr>
-        <w:t>电磁驱动</w:t>
-      </w:r>
-      <w:r>
-        <w:rPr>
-          <w:szCs w:val="21"/>
-        </w:rPr>
-        <w:t>的原理工作的，把</w:t>
-      </w:r>
-      <w:r>
-        <w:rPr>
-          <w:b/>
-          <w:szCs w:val="21"/>
-          <w:u w:val="thick"/>
-        </w:rPr>
-        <w:t>电能</w:t>
-      </w:r>
-      <w:r>
-        <w:rPr>
-          <w:szCs w:val="21"/>
-        </w:rPr>
-        <w:t>转化成</w:t>
-      </w:r>
-      <w:r>
-        <w:rPr>
-          <w:b/>
-          <w:szCs w:val="21"/>
-          <w:u w:val="thick"/>
-        </w:rPr>
-        <w:t>机械能</w:t>
-      </w:r>
-      <w:r>
-        <w:rPr>
-          <w:szCs w:val="21"/>
-        </w:rPr>
-        <w:t>。</w:t>
-      </w:r>
-    </w:p>
-    <w:p>
-      <w:pPr>
-        <w:snapToGrid w:val="0"/>
-        <w:spacing w:line="300" w:lineRule="auto"/>
-        <w:jc w:val="left"/>
-        <w:rPr>
-          <w:szCs w:val="21"/>
-        </w:rPr>
-      </w:pPr>
-    </w:p>
-    <w:p>
-      <w:pPr>
-        <w:spacing w:line="300" w:lineRule="auto"/>
-        <w:jc w:val="left"/>
-        <w:rPr>
-          <w:szCs w:val="21"/>
-        </w:rPr>
-      </w:pPr>
-      <w:r>
-        <w:rPr>
-          <w:b/>
-          <w:szCs w:val="21"/>
-        </w:rPr>
-        <w:t xml:space="preserve">2.4 </w:t>
-      </w:r>
-      <w:r>
-        <w:rPr>
-          <w:b/>
-          <w:szCs w:val="21"/>
-        </w:rPr>
-        <w:t>互感和自感</w:t>
-      </w:r>
-    </w:p>
-    <w:p>
-      <w:pPr>
-        <w:snapToGrid w:val="0"/>
-        <w:spacing w:line="300" w:lineRule="auto"/>
-        <w:jc w:val="left"/>
-        <w:rPr>
-          <w:szCs w:val="21"/>
-        </w:rPr>
-      </w:pPr>
-      <w:r>
-        <w:rPr>
-          <w:szCs w:val="21"/>
-        </w:rPr>
-        <w:t>14</w:t>
-      </w:r>
-      <w:r>
-        <w:rPr>
-          <w:szCs w:val="21"/>
-        </w:rPr>
-        <w:t>．互感和互感电动势：两个相互靠近的线圈，当一个线圈中的电流变化时，它所产生的</w:t>
-      </w:r>
-      <w:r>
-        <w:rPr>
-          <w:b/>
-          <w:szCs w:val="21"/>
-          <w:u w:val="thick"/>
-        </w:rPr>
-        <w:t>变化的磁场</w:t>
-      </w:r>
-      <w:r>
-        <w:rPr>
-          <w:szCs w:val="21"/>
-        </w:rPr>
-        <w:t>会在另一个线圈中产生</w:t>
-      </w:r>
-      <w:r>
-        <w:rPr>
-          <w:b/>
-          <w:szCs w:val="21"/>
-          <w:u w:val="thick"/>
-        </w:rPr>
-        <w:t>感应电动势</w:t>
-      </w:r>
-      <w:r>
-        <w:rPr>
-          <w:szCs w:val="21"/>
-        </w:rPr>
-        <w:t>，这种现象叫作互感，这种感应电动势叫作</w:t>
-      </w:r>
-      <w:r>
-        <w:rPr>
-          <w:b/>
-          <w:szCs w:val="21"/>
-          <w:u w:val="thick"/>
-        </w:rPr>
-        <w:t>互感电动势</w:t>
-      </w:r>
-      <w:r>
-        <w:rPr>
-          <w:szCs w:val="21"/>
-        </w:rPr>
-        <w:t>。</w:t>
-      </w:r>
-    </w:p>
-    <w:p>
-      <w:pPr>
-        <w:snapToGrid w:val="0"/>
-        <w:spacing w:line="300" w:lineRule="auto"/>
-        <w:jc w:val="left"/>
-        <w:rPr>
-          <w:szCs w:val="21"/>
-        </w:rPr>
-      </w:pPr>
-      <w:r>
-        <w:rPr>
-          <w:szCs w:val="21"/>
-        </w:rPr>
-        <w:t>15</w:t>
-      </w:r>
-      <w:r>
-        <w:rPr>
-          <w:szCs w:val="21"/>
-        </w:rPr>
-        <w:t>．应用：利用互感现象可以把能量由一个线圈传递到另一个线圈，如</w:t>
-      </w:r>
-      <w:r>
-        <w:rPr>
-          <w:b/>
-          <w:szCs w:val="21"/>
-          <w:u w:val="thick"/>
-        </w:rPr>
-        <w:t>变压器</w:t>
-      </w:r>
-      <w:r>
-        <w:rPr>
-          <w:szCs w:val="21"/>
-        </w:rPr>
-        <w:t>就是利用互感现象制成的。</w:t>
-      </w:r>
-    </w:p>
-    <w:p>
-      <w:pPr>
-        <w:snapToGrid w:val="0"/>
-        <w:spacing w:line="300" w:lineRule="auto"/>
-        <w:jc w:val="left"/>
-        <w:rPr>
-          <w:szCs w:val="21"/>
-        </w:rPr>
-      </w:pPr>
-      <w:r>
-        <w:rPr>
-          <w:szCs w:val="21"/>
-        </w:rPr>
-        <w:t>16</w:t>
-      </w:r>
-      <w:r>
-        <w:rPr>
-          <w:szCs w:val="21"/>
-        </w:rPr>
-        <w:t>．危害：互感现象不仅可以发生于绕在同一铁芯上的两个线圈之间，而且可以发生于任何两个</w:t>
-      </w:r>
-      <w:r>
-        <w:rPr>
-          <w:b/>
-          <w:szCs w:val="21"/>
-          <w:u w:val="thick"/>
-        </w:rPr>
-        <w:t>相互靠近</w:t>
-      </w:r>
-      <w:r>
-        <w:rPr>
-          <w:szCs w:val="21"/>
-        </w:rPr>
-        <w:t>的电路之间，在电力工程和电子电路中，互感现象有时会影响电路的正常工作，要设法减小互感。</w:t>
-      </w:r>
-    </w:p>
-    <w:p>
-      <w:pPr>
-        <w:snapToGrid w:val="0"/>
-        <w:spacing w:line="300" w:lineRule="auto"/>
-        <w:jc w:val="left"/>
-        <w:rPr>
-          <w:szCs w:val="21"/>
-        </w:rPr>
-      </w:pPr>
-    </w:p>
-    <w:p>
-      <w:pPr>
-        <w:snapToGrid w:val="0"/>
-        <w:spacing w:line="300" w:lineRule="auto"/>
-        <w:jc w:val="left"/>
-        <w:rPr>
-          <w:szCs w:val="21"/>
-        </w:rPr>
-      </w:pPr>
-      <w:r>
-        <w:rPr>
-          <w:szCs w:val="21"/>
-        </w:rPr>
-        <w:t>17</w:t>
-      </w:r>
-      <w:r>
-        <w:rPr>
-          <w:szCs w:val="21"/>
-        </w:rPr>
-        <w:t>．当一个线圈中的电流</w:t>
-      </w:r>
-      <w:r>
-        <w:rPr>
-          <w:b/>
-          <w:szCs w:val="21"/>
-          <w:u w:val="thick"/>
-        </w:rPr>
-        <w:t>变化</w:t>
-      </w:r>
-      <w:r>
-        <w:rPr>
-          <w:szCs w:val="21"/>
-        </w:rPr>
-        <w:t>时，它所产生</w:t>
-      </w:r>
-      <w:r>
-        <w:rPr>
-          <w:szCs w:val="21"/>
-        </w:rPr>
-        <w:t>的</w:t>
-      </w:r>
-      <w:r>
-        <w:rPr>
-          <w:b/>
-          <w:szCs w:val="21"/>
-          <w:u w:val="thick"/>
-        </w:rPr>
-        <w:t>变化</w:t>
-      </w:r>
-      <w:r>
-        <w:rPr>
-          <w:szCs w:val="21"/>
-        </w:rPr>
-        <w:t>的磁场在线圈</w:t>
-      </w:r>
-      <w:r>
-        <w:rPr>
-          <w:b/>
-          <w:szCs w:val="21"/>
-          <w:u w:val="thick"/>
-        </w:rPr>
-        <w:t>本身</w:t>
-      </w:r>
-      <w:r>
-        <w:rPr>
-          <w:szCs w:val="21"/>
-        </w:rPr>
-        <w:t>激发出感应电动势，这种现象称为自感。由于自感而产生的感应电动势叫作</w:t>
-      </w:r>
-      <w:r>
-        <w:rPr>
-          <w:b/>
-          <w:szCs w:val="21"/>
-          <w:u w:val="thick"/>
-        </w:rPr>
-        <w:t>自感电动势</w:t>
-      </w:r>
-      <w:r>
-        <w:rPr>
-          <w:szCs w:val="21"/>
-        </w:rPr>
-        <w:t>。</w:t>
-      </w:r>
-    </w:p>
-    <w:p>
-      <w:pPr>
-        <w:snapToGrid w:val="0"/>
-        <w:spacing w:line="300" w:lineRule="auto"/>
-        <w:jc w:val="left"/>
-        <w:rPr>
-          <w:szCs w:val="21"/>
-        </w:rPr>
-      </w:pPr>
-      <w:r>
-        <w:rPr>
-          <w:szCs w:val="21"/>
-        </w:rPr>
-        <w:t>18</w:t>
-      </w:r>
-      <w:r>
-        <w:rPr>
-          <w:szCs w:val="21"/>
-        </w:rPr>
-        <w:t>．自感电动势的作用：</w:t>
-      </w:r>
-      <w:r>
-        <w:rPr>
-          <w:b/>
-          <w:szCs w:val="21"/>
-          <w:u w:val="thick"/>
-        </w:rPr>
-        <w:t>阻碍原电流的变化，而不是阻止，原电流仍在变化，只是使原电流的变化时间变长，即总是起着推迟电流变化的作用</w:t>
-      </w:r>
-      <w:r>
-        <w:rPr>
-          <w:szCs w:val="21"/>
-        </w:rPr>
-        <w:t>。</w:t>
-      </w:r>
-    </w:p>
-    <w:p>
-      <w:pPr>
-        <w:snapToGrid w:val="0"/>
-        <w:spacing w:line="300" w:lineRule="auto"/>
-        <w:jc w:val="left"/>
-        <w:rPr>
-          <w:szCs w:val="21"/>
-        </w:rPr>
-      </w:pPr>
-      <w:r>
-        <w:rPr>
-          <w:szCs w:val="21"/>
-        </w:rPr>
-        <w:t>19</w:t>
-      </w:r>
-      <w:r>
-        <w:rPr>
-          <w:szCs w:val="21"/>
-        </w:rPr>
-        <w:t>．对电感线圈阻碍作用的理解</w:t>
-      </w:r>
-    </w:p>
-    <w:p>
-      <w:pPr>
-        <w:snapToGrid w:val="0"/>
-        <w:spacing w:line="300" w:lineRule="auto"/>
-        <w:jc w:val="left"/>
-        <w:rPr>
-          <w:szCs w:val="21"/>
-        </w:rPr>
-      </w:pPr>
-      <w:r>
-        <w:rPr>
-          <w:szCs w:val="21"/>
-        </w:rPr>
-        <w:t>（</w:t>
-      </w:r>
-      <w:r>
-        <w:rPr>
-          <w:szCs w:val="21"/>
-        </w:rPr>
-        <w:t>1</w:t>
-      </w:r>
-      <w:r>
-        <w:rPr>
-          <w:szCs w:val="21"/>
-        </w:rPr>
-        <w:t>）若电路中的电流正在改变，电感线圈会产生自感电动势</w:t>
-      </w:r>
-      <w:r>
-        <w:rPr>
-          <w:b/>
-          <w:szCs w:val="21"/>
-          <w:u w:val="thick"/>
-        </w:rPr>
-        <w:t>阻碍</w:t>
-      </w:r>
-      <w:r>
-        <w:rPr>
-          <w:szCs w:val="21"/>
-        </w:rPr>
-        <w:t>电路中电流的变化，使通过电感线圈的电流不能突变。</w:t>
-      </w:r>
-    </w:p>
-    <w:p>
-      <w:pPr>
-        <w:snapToGrid w:val="0"/>
-        <w:spacing w:line="300" w:lineRule="auto"/>
-        <w:jc w:val="left"/>
-        <w:rPr>
-          <w:szCs w:val="21"/>
-        </w:rPr>
-      </w:pPr>
-      <w:r>
-        <w:rPr>
-          <w:szCs w:val="21"/>
-        </w:rPr>
-        <w:t>（</w:t>
-      </w:r>
-      <w:r>
-        <w:rPr>
-          <w:szCs w:val="21"/>
-        </w:rPr>
-        <w:t>2</w:t>
-      </w:r>
-      <w:r>
-        <w:rPr>
-          <w:szCs w:val="21"/>
-        </w:rPr>
         <w:t>）若电路中的电流是稳定的，电感线圈相当于一段导线，其阻碍作用是</w:t>
       </w:r>
       <w:r>
         <w:rPr>
-          <w:b/>
-          <w:szCs w:val="21"/>
-          <w:u w:val="thick"/>
+          <w:szCs w:val="21"/>
+          <w:bdr w:val="single" w:sz="8" w:space="0" w:color="auto"/>
         </w:rPr>
         <w:t>由绕制线圈的导线的电阻引起的</w:t>
       </w:r>
@@ -2738,9 +2676,8 @@
       </w:r>
       <w:r>
         <w:rPr>
-          <w:b/>
-          <w:szCs w:val="21"/>
-          <w:u w:val="thick"/>
+          <w:szCs w:val="21"/>
+          <w:bdr w:val="single" w:sz="8" w:space="0" w:color="auto"/>
         </w:rPr>
         <w:t>L</w:t>
       </w:r>
@@ -2750,32 +2687,29 @@
             <m:ctrlPr>
               <w:rPr>
                 <w:rFonts w:ascii="Times New Roman" w:hAnsi="Times New Roman"/>
-                <w:b/>
                 <w:szCs w:val="21"/>
-                <w:u w:val="thick"/>
+                <w:bdr w:val="single" w:sz="8" w:space="0" w:color="auto"/>
               </w:rPr>
             </m:ctrlPr>
           </m:fPr>
           <m:num>
             <m:r>
               <m:rPr>
-                <m:sty m:val="b"/>
+                <m:sty m:val="p"/>
               </m:rPr>
               <w:rPr>
                 <w:rFonts w:ascii="Times New Roman" w:hAnsi="Times New Roman" w:cs="Cambria Math"/>
                 <w:szCs w:val="21"/>
-                <w:u w:val="thick"/>
               </w:rPr>
               <m:t>Δ</m:t>
             </m:r>
             <m:r>
               <m:rPr>
-                <m:sty m:val="bi"/>
+                <m:sty m:val="i"/>
               </m:rPr>
               <w:rPr>
                 <w:rFonts w:ascii="Times New Roman" w:hAnsi="Times New Roman" w:cs="Cambria Math"/>
                 <w:szCs w:val="21"/>
-                <w:u w:val="thick"/>
               </w:rPr>
               <m:t>I</m:t>
             </m:r>
@@ -2783,23 +2717,21 @@
           <m:den>
             <m:r>
               <m:rPr>
-                <m:sty m:val="b"/>
+                <m:sty m:val="p"/>
               </m:rPr>
               <w:rPr>
                 <w:rFonts w:ascii="Times New Roman" w:hAnsi="Times New Roman" w:cs="Cambria Math"/>
                 <w:szCs w:val="21"/>
-                <w:u w:val="thick"/>
               </w:rPr>
               <m:t>Δ</m:t>
             </m:r>
             <m:r>
               <m:rPr>
-                <m:sty m:val="bi"/>
+                <m:sty m:val="i"/>
               </m:rPr>
               <w:rPr>
                 <w:rFonts w:ascii="Times New Roman" w:hAnsi="Times New Roman" w:cs="Cambria Math"/>
                 <w:szCs w:val="21"/>
-                <w:u w:val="thick"/>
               </w:rPr>
               <m:t>t</m:t>
             </m:r>
@@ -2910,9 +2842,8 @@
       </w:r>
       <w:r>
         <w:rPr>
-          <w:b/>
-          <w:szCs w:val="21"/>
-          <w:u w:val="thick"/>
+          <w:szCs w:val="21"/>
+          <w:bdr w:val="single" w:sz="8" w:space="0" w:color="auto"/>
         </w:rPr>
         <w:t>电流的变化率</w:t>
       </w:r>
@@ -2924,9 +2855,8 @@
       </w:r>
       <w:r>
         <w:rPr>
-          <w:b/>
-          <w:szCs w:val="21"/>
-          <w:u w:val="thick"/>
+          <w:szCs w:val="21"/>
+          <w:bdr w:val="single" w:sz="8" w:space="0" w:color="auto"/>
         </w:rPr>
         <w:t>大</w:t>
       </w:r>
@@ -2973,9 +2903,8 @@
       </w:r>
       <w:r>
         <w:rPr>
-          <w:b/>
-          <w:szCs w:val="21"/>
-          <w:u w:val="thick"/>
+          <w:szCs w:val="21"/>
+          <w:bdr w:val="single" w:sz="8" w:space="0" w:color="auto"/>
         </w:rPr>
         <w:t>自感系数</w:t>
       </w:r>
@@ -3103,9 +3032,8 @@
       </w:r>
       <w:r>
         <w:rPr>
-          <w:b/>
-          <w:szCs w:val="21"/>
-          <w:u w:val="thick"/>
+          <w:szCs w:val="21"/>
+          <w:bdr w:val="single" w:sz="8" w:space="0" w:color="auto"/>
         </w:rPr>
         <w:t>电源</w:t>
       </w:r>
@@ -3145,9 +3073,8 @@
       </w:r>
       <w:r>
         <w:rPr>
-          <w:b/>
-          <w:szCs w:val="21"/>
-          <w:u w:val="thick"/>
+          <w:szCs w:val="21"/>
+          <w:bdr w:val="single" w:sz="8" w:space="0" w:color="auto"/>
         </w:rPr>
         <w:t>磁场</w:t>
       </w:r>
@@ -3171,7 +3098,7 @@
     <w:sectPr>
       <w:footerReference w:type="default" r:id="rId14"/>
       <w:pgSz w:w="11906" w:h="16838"/>
-      <w:pgMar w:top="720" w:right="720" w:bottom="720" w:left="720" w:header="720" w:footer="720" w:gutter="0"/>
+      <w:pgMar w:top="850" w:right="850" w:bottom="850" w:left="850" w:header="850" w:footer="850" w:gutter="0"/>
       <w:pgNumType w:start="1"/>
       <w:cols w:sep="1" w:space="425"/>
       <w:docGrid w:type="lines" w:linePitch="312"/>
@@ -3205,6 +3132,14 @@
     <w:pPr>
       <w:jc w:val="center"/>
     </w:pPr>
+    <w:r>
+      <w:rPr>
+        <w:rFonts w:ascii="Times New Roman" w:hAnsi="Times New Roman" w:eastAsia="宋体"/>
+        <w:sz w:val="21"/>
+        <w:szCs w:val="21"/>
+      </w:rPr>
+      <w:t xml:space="preserve">第2章·清单　</w:t>
+    </w:r>
     <w:r>
       <w:rPr>
         <w:rFonts w:ascii="Times New Roman" w:hAnsi="Times New Roman" w:eastAsia="宋体"/>

--- a/高中物理/高中物理同步/人教版选必2 第2章 电磁感应·知识清单（完成）.docx
+++ b/高中物理/高中物理同步/人教版选必2 第2章 电磁感应·知识清单（完成）.docx
@@ -14,36 +14,46 @@
       </w:pPr>
       <w:r>
         <w:rPr>
+          <w:rFonts w:ascii="Times New Roman" w:hAnsi="Times New Roman" w:eastAsia="宋体" w:cs="Times New Roman"/>
           <w:b/>
           <w:szCs w:val="21"/>
+          <w:sz w:val="21"/>
         </w:rPr>
         <w:t>人教版选必</w:t>
       </w:r>
       <w:r>
         <w:rPr>
+          <w:rFonts w:ascii="Times New Roman" w:hAnsi="Times New Roman" w:eastAsia="宋体" w:cs="Times New Roman"/>
           <w:b/>
           <w:szCs w:val="21"/>
+          <w:sz w:val="21"/>
         </w:rPr>
         <w:t xml:space="preserve">2 </w:t>
       </w:r>
       <w:r>
         <w:rPr>
+          <w:rFonts w:ascii="Times New Roman" w:hAnsi="Times New Roman" w:eastAsia="宋体" w:cs="Times New Roman"/>
           <w:b/>
           <w:szCs w:val="21"/>
+          <w:sz w:val="21"/>
         </w:rPr>
         <w:t>第</w:t>
       </w:r>
       <w:r>
         <w:rPr>
+          <w:rFonts w:ascii="Times New Roman" w:hAnsi="Times New Roman" w:eastAsia="宋体" w:cs="Times New Roman"/>
           <w:b/>
           <w:szCs w:val="21"/>
+          <w:sz w:val="21"/>
         </w:rPr>
         <w:t>2</w:t>
       </w:r>
       <w:r>
         <w:rPr>
+          <w:rFonts w:ascii="Times New Roman" w:hAnsi="Times New Roman" w:eastAsia="宋体" w:cs="Times New Roman"/>
           <w:b/>
           <w:szCs w:val="21"/>
+          <w:sz w:val="21"/>
         </w:rPr>
         <w:t>章</w:t>
       </w:r>
@@ -56,22 +66,28 @@
       </w:r>
       <w:r>
         <w:rPr>
+          <w:rFonts w:ascii="Times New Roman" w:hAnsi="Times New Roman" w:eastAsia="宋体" w:cs="Times New Roman"/>
           <w:b/>
           <w:szCs w:val="21"/>
+          <w:sz w:val="21"/>
         </w:rPr>
         <w:t>电磁感应</w:t>
       </w:r>
       <w:r>
         <w:rPr>
+          <w:rFonts w:ascii="Times New Roman" w:hAnsi="Times New Roman" w:eastAsia="宋体" w:cs="Times New Roman"/>
           <w:b/>
           <w:szCs w:val="21"/>
+          <w:sz w:val="21"/>
         </w:rPr>
         <w:t>·</w:t>
       </w:r>
       <w:r>
         <w:rPr>
+          <w:rFonts w:ascii="Times New Roman" w:hAnsi="Times New Roman" w:eastAsia="宋体" w:cs="Times New Roman"/>
           <w:b/>
           <w:szCs w:val="21"/>
+          <w:sz w:val="21"/>
         </w:rPr>
         <w:t>知识清单（完成）</w:t>
       </w:r>
@@ -202,15 +218,19 @@
       </w:pPr>
       <w:r>
         <w:rPr>
+          <w:rFonts w:ascii="Times New Roman" w:hAnsi="Times New Roman" w:eastAsia="宋体" w:cs="Times New Roman"/>
           <w:b/>
           <w:szCs w:val="21"/>
+          <w:sz w:val="21"/>
         </w:rPr>
         <w:t xml:space="preserve">2.1 </w:t>
       </w:r>
       <w:r>
         <w:rPr>
+          <w:rFonts w:ascii="Times New Roman" w:hAnsi="Times New Roman" w:eastAsia="宋体" w:cs="Times New Roman"/>
           <w:b/>
           <w:szCs w:val="21"/>
+          <w:sz w:val="21"/>
         </w:rPr>
         <w:t>楞次定律</w:t>
       </w:r>
@@ -226,39 +246,51 @@
       </w:pPr>
       <w:r>
         <w:rPr>
-          <w:szCs w:val="21"/>
+          <w:rFonts w:ascii="Times New Roman" w:hAnsi="Times New Roman" w:eastAsia="宋体" w:cs="Times New Roman"/>
+          <w:szCs w:val="21"/>
+          <w:sz w:val="21"/>
         </w:rPr>
         <w:t>1</w:t>
       </w:r>
       <w:r>
         <w:rPr>
-          <w:szCs w:val="21"/>
+          <w:rFonts w:ascii="Times New Roman" w:hAnsi="Times New Roman" w:eastAsia="宋体" w:cs="Times New Roman"/>
+          <w:szCs w:val="21"/>
+          <w:sz w:val="21"/>
         </w:rPr>
         <w:t>．内容：感应电流具有这样的方向，即感应电流的磁场总要</w:t>
       </w:r>
       <w:r>
         <w:rPr>
-          <w:szCs w:val="21"/>
+          <w:rFonts w:ascii="Times New Roman" w:hAnsi="Times New Roman" w:eastAsia="宋体" w:cs="Times New Roman"/>
+          <w:szCs w:val="21"/>
+          <w:sz w:val="21"/>
           <w:bdr w:val="single" w:sz="8" w:space="0" w:color="auto"/>
         </w:rPr>
         <w:t>阻碍</w:t>
       </w:r>
       <w:r>
         <w:rPr>
-          <w:szCs w:val="21"/>
+          <w:rFonts w:ascii="Times New Roman" w:hAnsi="Times New Roman" w:eastAsia="宋体" w:cs="Times New Roman"/>
+          <w:szCs w:val="21"/>
+          <w:sz w:val="21"/>
         </w:rPr>
         <w:t>引起感应电流的</w:t>
       </w:r>
       <w:r>
         <w:rPr>
-          <w:szCs w:val="21"/>
+          <w:rFonts w:ascii="Times New Roman" w:hAnsi="Times New Roman" w:eastAsia="宋体" w:cs="Times New Roman"/>
+          <w:szCs w:val="21"/>
+          <w:sz w:val="21"/>
           <w:bdr w:val="single" w:sz="8" w:space="0" w:color="auto"/>
         </w:rPr>
         <w:t>磁通量的变化</w:t>
       </w:r>
       <w:r>
         <w:rPr>
-          <w:szCs w:val="21"/>
+          <w:rFonts w:ascii="Times New Roman" w:hAnsi="Times New Roman" w:eastAsia="宋体" w:cs="Times New Roman"/>
+          <w:szCs w:val="21"/>
+          <w:sz w:val="21"/>
         </w:rPr>
         <w:t>。</w:t>
       </w:r>
@@ -274,37 +306,49 @@
       </w:pPr>
       <w:r>
         <w:rPr>
-          <w:szCs w:val="21"/>
+          <w:rFonts w:ascii="Times New Roman" w:hAnsi="Times New Roman" w:eastAsia="宋体" w:cs="Times New Roman"/>
+          <w:szCs w:val="21"/>
+          <w:sz w:val="21"/>
         </w:rPr>
         <w:t>2</w:t>
       </w:r>
       <w:r>
         <w:rPr>
-          <w:szCs w:val="21"/>
+          <w:rFonts w:ascii="Times New Roman" w:hAnsi="Times New Roman" w:eastAsia="宋体" w:cs="Times New Roman"/>
+          <w:szCs w:val="21"/>
+          <w:sz w:val="21"/>
         </w:rPr>
         <w:t>．理解楞次定律中</w:t>
       </w:r>
       <w:r>
         <w:rPr>
-          <w:szCs w:val="21"/>
+          <w:rFonts w:ascii="Times New Roman" w:hAnsi="Times New Roman" w:eastAsia="宋体" w:cs="Times New Roman"/>
+          <w:szCs w:val="21"/>
+          <w:sz w:val="21"/>
         </w:rPr>
         <w:t>“</w:t>
       </w:r>
       <w:r>
         <w:rPr>
-          <w:szCs w:val="21"/>
+          <w:rFonts w:ascii="Times New Roman" w:hAnsi="Times New Roman" w:eastAsia="宋体" w:cs="Times New Roman"/>
+          <w:szCs w:val="21"/>
+          <w:sz w:val="21"/>
         </w:rPr>
         <w:t>阻碍</w:t>
       </w:r>
       <w:r>
         <w:rPr>
-          <w:szCs w:val="21"/>
+          <w:rFonts w:ascii="Times New Roman" w:hAnsi="Times New Roman" w:eastAsia="宋体" w:cs="Times New Roman"/>
+          <w:szCs w:val="21"/>
+          <w:sz w:val="21"/>
         </w:rPr>
         <w:t>”</w:t>
       </w:r>
       <w:r>
         <w:rPr>
-          <w:szCs w:val="21"/>
+          <w:rFonts w:ascii="Times New Roman" w:hAnsi="Times New Roman" w:eastAsia="宋体" w:cs="Times New Roman"/>
+          <w:szCs w:val="21"/>
+          <w:sz w:val="21"/>
         </w:rPr>
         <w:t>的含义</w:t>
       </w:r>
@@ -320,38 +364,50 @@
       </w:pPr>
       <w:r>
         <w:rPr>
-          <w:szCs w:val="21"/>
+          <w:rFonts w:ascii="Times New Roman" w:hAnsi="Times New Roman" w:eastAsia="宋体" w:cs="Times New Roman"/>
+          <w:szCs w:val="21"/>
+          <w:sz w:val="21"/>
         </w:rPr>
         <w:t>（</w:t>
       </w:r>
       <w:r>
         <w:rPr>
-          <w:szCs w:val="21"/>
+          <w:rFonts w:ascii="Times New Roman" w:hAnsi="Times New Roman" w:eastAsia="宋体" w:cs="Times New Roman"/>
+          <w:szCs w:val="21"/>
+          <w:sz w:val="21"/>
         </w:rPr>
         <w:t>1</w:t>
       </w:r>
       <w:r>
         <w:rPr>
-          <w:szCs w:val="21"/>
+          <w:rFonts w:ascii="Times New Roman" w:hAnsi="Times New Roman" w:eastAsia="宋体" w:cs="Times New Roman"/>
+          <w:szCs w:val="21"/>
+          <w:sz w:val="21"/>
         </w:rPr>
         <w:t>）谁阻碍</w:t>
       </w:r>
       <w:r>
         <w:rPr>
-          <w:szCs w:val="21"/>
+          <w:rFonts w:ascii="Times New Roman" w:hAnsi="Times New Roman" w:eastAsia="宋体" w:cs="Times New Roman"/>
+          <w:szCs w:val="21"/>
+          <w:sz w:val="21"/>
         </w:rPr>
         <w:t>——</w:t>
       </w:r>
       <w:r>
         <w:rPr>
-          <w:szCs w:val="21"/>
+          <w:rFonts w:ascii="Times New Roman" w:hAnsi="Times New Roman" w:eastAsia="宋体" w:cs="Times New Roman"/>
+          <w:szCs w:val="21"/>
+          <w:sz w:val="21"/>
           <w:bdr w:val="single" w:sz="8" w:space="0" w:color="auto"/>
         </w:rPr>
         <w:t>感应电流产生的磁场</w:t>
       </w:r>
       <w:r>
         <w:rPr>
-          <w:szCs w:val="21"/>
+          <w:rFonts w:ascii="Times New Roman" w:hAnsi="Times New Roman" w:eastAsia="宋体" w:cs="Times New Roman"/>
+          <w:szCs w:val="21"/>
+          <w:sz w:val="21"/>
         </w:rPr>
         <w:t>。</w:t>
       </w:r>
@@ -367,38 +423,50 @@
       </w:pPr>
       <w:r>
         <w:rPr>
-          <w:szCs w:val="21"/>
+          <w:rFonts w:ascii="Times New Roman" w:hAnsi="Times New Roman" w:eastAsia="宋体" w:cs="Times New Roman"/>
+          <w:szCs w:val="21"/>
+          <w:sz w:val="21"/>
         </w:rPr>
         <w:t>（</w:t>
       </w:r>
       <w:r>
         <w:rPr>
-          <w:szCs w:val="21"/>
+          <w:rFonts w:ascii="Times New Roman" w:hAnsi="Times New Roman" w:eastAsia="宋体" w:cs="Times New Roman"/>
+          <w:szCs w:val="21"/>
+          <w:sz w:val="21"/>
         </w:rPr>
         <w:t>2</w:t>
       </w:r>
       <w:r>
         <w:rPr>
-          <w:szCs w:val="21"/>
+          <w:rFonts w:ascii="Times New Roman" w:hAnsi="Times New Roman" w:eastAsia="宋体" w:cs="Times New Roman"/>
+          <w:szCs w:val="21"/>
+          <w:sz w:val="21"/>
         </w:rPr>
         <w:t>）阻碍谁</w:t>
       </w:r>
       <w:r>
         <w:rPr>
-          <w:szCs w:val="21"/>
+          <w:rFonts w:ascii="Times New Roman" w:hAnsi="Times New Roman" w:eastAsia="宋体" w:cs="Times New Roman"/>
+          <w:szCs w:val="21"/>
+          <w:sz w:val="21"/>
         </w:rPr>
         <w:t>——</w:t>
       </w:r>
       <w:r>
         <w:rPr>
-          <w:szCs w:val="21"/>
+          <w:rFonts w:ascii="Times New Roman" w:hAnsi="Times New Roman" w:eastAsia="宋体" w:cs="Times New Roman"/>
+          <w:szCs w:val="21"/>
+          <w:sz w:val="21"/>
           <w:bdr w:val="single" w:sz="8" w:space="0" w:color="auto"/>
         </w:rPr>
         <w:t>阻碍引起感应电流的磁通量的变化</w:t>
       </w:r>
       <w:r>
         <w:rPr>
-          <w:szCs w:val="21"/>
+          <w:rFonts w:ascii="Times New Roman" w:hAnsi="Times New Roman" w:eastAsia="宋体" w:cs="Times New Roman"/>
+          <w:szCs w:val="21"/>
+          <w:sz w:val="21"/>
         </w:rPr>
         <w:t>。</w:t>
       </w:r>
@@ -414,57 +482,75 @@
       </w:pPr>
       <w:r>
         <w:rPr>
-          <w:szCs w:val="21"/>
+          <w:rFonts w:ascii="Times New Roman" w:hAnsi="Times New Roman" w:eastAsia="宋体" w:cs="Times New Roman"/>
+          <w:szCs w:val="21"/>
+          <w:sz w:val="21"/>
         </w:rPr>
         <w:t>（</w:t>
       </w:r>
       <w:r>
         <w:rPr>
-          <w:szCs w:val="21"/>
+          <w:rFonts w:ascii="Times New Roman" w:hAnsi="Times New Roman" w:eastAsia="宋体" w:cs="Times New Roman"/>
+          <w:szCs w:val="21"/>
+          <w:sz w:val="21"/>
         </w:rPr>
         <w:t>3</w:t>
       </w:r>
       <w:r>
         <w:rPr>
-          <w:szCs w:val="21"/>
+          <w:rFonts w:ascii="Times New Roman" w:hAnsi="Times New Roman" w:eastAsia="宋体" w:cs="Times New Roman"/>
+          <w:szCs w:val="21"/>
+          <w:sz w:val="21"/>
         </w:rPr>
         <w:t>）如何阻碍</w:t>
       </w:r>
       <w:r>
         <w:rPr>
-          <w:szCs w:val="21"/>
+          <w:rFonts w:ascii="Times New Roman" w:hAnsi="Times New Roman" w:eastAsia="宋体" w:cs="Times New Roman"/>
+          <w:szCs w:val="21"/>
+          <w:sz w:val="21"/>
         </w:rPr>
         <w:t>——</w:t>
       </w:r>
       <w:r>
         <w:rPr>
-          <w:szCs w:val="21"/>
+          <w:rFonts w:ascii="Times New Roman" w:hAnsi="Times New Roman" w:eastAsia="宋体" w:cs="Times New Roman"/>
+          <w:szCs w:val="21"/>
+          <w:sz w:val="21"/>
         </w:rPr>
         <w:t>当原磁通量增加时，感应电流产生的磁场方向与原磁场方向</w:t>
       </w:r>
       <w:r>
         <w:rPr>
-          <w:szCs w:val="21"/>
+          <w:rFonts w:ascii="Times New Roman" w:hAnsi="Times New Roman" w:eastAsia="宋体" w:cs="Times New Roman"/>
+          <w:szCs w:val="21"/>
+          <w:sz w:val="21"/>
           <w:bdr w:val="single" w:sz="8" w:space="0" w:color="auto"/>
         </w:rPr>
         <w:t>相反</w:t>
       </w:r>
       <w:r>
         <w:rPr>
-          <w:szCs w:val="21"/>
+          <w:rFonts w:ascii="Times New Roman" w:hAnsi="Times New Roman" w:eastAsia="宋体" w:cs="Times New Roman"/>
+          <w:szCs w:val="21"/>
+          <w:sz w:val="21"/>
         </w:rPr>
         <w:t>；当原磁通量减少时，感应电流产生的磁场方向与原磁场方向</w:t>
       </w:r>
       <w:r>
         <w:rPr>
-          <w:szCs w:val="21"/>
+          <w:rFonts w:ascii="Times New Roman" w:hAnsi="Times New Roman" w:eastAsia="宋体" w:cs="Times New Roman"/>
+          <w:szCs w:val="21"/>
+          <w:sz w:val="21"/>
           <w:bdr w:val="single" w:sz="8" w:space="0" w:color="auto"/>
         </w:rPr>
         <w:t>相同</w:t>
       </w:r>
       <w:r>
         <w:rPr>
-          <w:szCs w:val="21"/>
+          <w:rFonts w:ascii="Times New Roman" w:hAnsi="Times New Roman" w:eastAsia="宋体" w:cs="Times New Roman"/>
+          <w:szCs w:val="21"/>
+          <w:sz w:val="21"/>
         </w:rPr>
         <w:t>。</w:t>
       </w:r>
@@ -480,92 +566,122 @@
       </w:pPr>
       <w:r>
         <w:rPr>
-          <w:szCs w:val="21"/>
+          <w:rFonts w:ascii="Times New Roman" w:hAnsi="Times New Roman" w:eastAsia="宋体" w:cs="Times New Roman"/>
+          <w:szCs w:val="21"/>
+          <w:sz w:val="21"/>
         </w:rPr>
         <w:t>（</w:t>
       </w:r>
       <w:r>
         <w:rPr>
-          <w:szCs w:val="21"/>
+          <w:rFonts w:ascii="Times New Roman" w:hAnsi="Times New Roman" w:eastAsia="宋体" w:cs="Times New Roman"/>
+          <w:szCs w:val="21"/>
+          <w:sz w:val="21"/>
         </w:rPr>
         <w:t>4</w:t>
       </w:r>
       <w:r>
         <w:rPr>
-          <w:szCs w:val="21"/>
+          <w:rFonts w:ascii="Times New Roman" w:hAnsi="Times New Roman" w:eastAsia="宋体" w:cs="Times New Roman"/>
+          <w:szCs w:val="21"/>
+          <w:sz w:val="21"/>
         </w:rPr>
         <w:t>）阻碍效果</w:t>
       </w:r>
       <w:r>
         <w:rPr>
-          <w:szCs w:val="21"/>
+          <w:rFonts w:ascii="Times New Roman" w:hAnsi="Times New Roman" w:eastAsia="宋体" w:cs="Times New Roman"/>
+          <w:szCs w:val="21"/>
+          <w:sz w:val="21"/>
         </w:rPr>
         <w:t>——</w:t>
       </w:r>
       <w:r>
         <w:rPr>
-          <w:szCs w:val="21"/>
+          <w:rFonts w:ascii="Times New Roman" w:hAnsi="Times New Roman" w:eastAsia="宋体" w:cs="Times New Roman"/>
+          <w:szCs w:val="21"/>
+          <w:sz w:val="21"/>
         </w:rPr>
         <w:t>阻碍并</w:t>
       </w:r>
       <w:r>
         <w:rPr>
-          <w:szCs w:val="21"/>
+          <w:rFonts w:ascii="Times New Roman" w:hAnsi="Times New Roman" w:eastAsia="宋体" w:cs="Times New Roman"/>
+          <w:szCs w:val="21"/>
+          <w:sz w:val="21"/>
           <w:bdr w:val="single" w:sz="8" w:space="0" w:color="auto"/>
         </w:rPr>
         <w:t>不是</w:t>
       </w:r>
       <w:r>
         <w:rPr>
-          <w:szCs w:val="21"/>
+          <w:rFonts w:ascii="Times New Roman" w:hAnsi="Times New Roman" w:eastAsia="宋体" w:cs="Times New Roman"/>
+          <w:szCs w:val="21"/>
+          <w:sz w:val="21"/>
         </w:rPr>
         <w:t>（填</w:t>
       </w:r>
       <w:r>
         <w:rPr>
-          <w:szCs w:val="21"/>
+          <w:rFonts w:ascii="Times New Roman" w:hAnsi="Times New Roman" w:eastAsia="宋体" w:cs="Times New Roman"/>
+          <w:szCs w:val="21"/>
+          <w:sz w:val="21"/>
         </w:rPr>
         <w:t>“</w:t>
       </w:r>
       <w:r>
         <w:rPr>
-          <w:szCs w:val="21"/>
+          <w:rFonts w:ascii="Times New Roman" w:hAnsi="Times New Roman" w:eastAsia="宋体" w:cs="Times New Roman"/>
+          <w:szCs w:val="21"/>
+          <w:sz w:val="21"/>
         </w:rPr>
         <w:t>是</w:t>
       </w:r>
       <w:r>
         <w:rPr>
-          <w:szCs w:val="21"/>
+          <w:rFonts w:ascii="Times New Roman" w:hAnsi="Times New Roman" w:eastAsia="宋体" w:cs="Times New Roman"/>
+          <w:szCs w:val="21"/>
+          <w:sz w:val="21"/>
         </w:rPr>
         <w:t>”</w:t>
       </w:r>
       <w:r>
         <w:rPr>
-          <w:szCs w:val="21"/>
+          <w:rFonts w:ascii="Times New Roman" w:hAnsi="Times New Roman" w:eastAsia="宋体" w:cs="Times New Roman"/>
+          <w:szCs w:val="21"/>
+          <w:sz w:val="21"/>
         </w:rPr>
         <w:t>或</w:t>
       </w:r>
       <w:r>
         <w:rPr>
-          <w:szCs w:val="21"/>
+          <w:rFonts w:ascii="Times New Roman" w:hAnsi="Times New Roman" w:eastAsia="宋体" w:cs="Times New Roman"/>
+          <w:szCs w:val="21"/>
+          <w:sz w:val="21"/>
         </w:rPr>
         <w:t>“</w:t>
       </w:r>
       <w:r>
         <w:rPr>
-          <w:szCs w:val="21"/>
+          <w:rFonts w:ascii="Times New Roman" w:hAnsi="Times New Roman" w:eastAsia="宋体" w:cs="Times New Roman"/>
+          <w:szCs w:val="21"/>
+          <w:sz w:val="21"/>
         </w:rPr>
         <w:t>不是</w:t>
       </w:r>
       <w:r>
         <w:rPr>
-          <w:szCs w:val="21"/>
+          <w:rFonts w:ascii="Times New Roman" w:hAnsi="Times New Roman" w:eastAsia="宋体" w:cs="Times New Roman"/>
+          <w:szCs w:val="21"/>
+          <w:sz w:val="21"/>
         </w:rPr>
         <w:t>”</w:t>
       </w:r>
       <w:r>
         <w:rPr>
-          <w:szCs w:val="21"/>
+          <w:rFonts w:ascii="Times New Roman" w:hAnsi="Times New Roman" w:eastAsia="宋体" w:cs="Times New Roman"/>
+          <w:szCs w:val="21"/>
+          <w:sz w:val="21"/>
         </w:rPr>
         <w:t>）阻止。只是延缓了磁通量的变化，这种变化还将继续进行。</w:t>
       </w:r>
@@ -581,94 +697,123 @@
       </w:pPr>
       <w:r>
         <w:rPr>
-          <w:szCs w:val="21"/>
+          <w:rFonts w:ascii="Times New Roman" w:hAnsi="Times New Roman" w:eastAsia="宋体" w:cs="Times New Roman"/>
+          <w:szCs w:val="21"/>
+          <w:sz w:val="21"/>
         </w:rPr>
         <w:t>3</w:t>
       </w:r>
       <w:r>
         <w:rPr>
-          <w:szCs w:val="21"/>
+          <w:rFonts w:ascii="Times New Roman" w:hAnsi="Times New Roman" w:eastAsia="宋体" w:cs="Times New Roman"/>
+          <w:szCs w:val="21"/>
+          <w:sz w:val="21"/>
         </w:rPr>
         <w:t>．从能量的角度理解楞次定律：电磁感应产生的过程是其他形式的能转化为电能的过程。楞次定律中的</w:t>
       </w:r>
       <w:r>
         <w:rPr>
-          <w:szCs w:val="21"/>
+          <w:rFonts w:ascii="Times New Roman" w:hAnsi="Times New Roman" w:eastAsia="宋体" w:cs="Times New Roman"/>
+          <w:szCs w:val="21"/>
+          <w:sz w:val="21"/>
         </w:rPr>
         <w:t>“</w:t>
       </w:r>
       <w:r>
         <w:rPr>
-          <w:szCs w:val="21"/>
+          <w:rFonts w:ascii="Times New Roman" w:hAnsi="Times New Roman" w:eastAsia="宋体" w:cs="Times New Roman"/>
+          <w:szCs w:val="21"/>
+          <w:sz w:val="21"/>
         </w:rPr>
         <w:t>阻碍</w:t>
       </w:r>
       <w:r>
         <w:rPr>
-          <w:szCs w:val="21"/>
+          <w:rFonts w:ascii="Times New Roman" w:hAnsi="Times New Roman" w:eastAsia="宋体" w:cs="Times New Roman"/>
+          <w:szCs w:val="21"/>
+          <w:sz w:val="21"/>
         </w:rPr>
         <w:t>”</w:t>
       </w:r>
       <w:r>
         <w:rPr>
-          <w:szCs w:val="21"/>
+          <w:rFonts w:ascii="Times New Roman" w:hAnsi="Times New Roman" w:eastAsia="宋体" w:cs="Times New Roman"/>
+          <w:szCs w:val="21"/>
+          <w:sz w:val="21"/>
         </w:rPr>
         <w:t>作用，是能量守恒的必然结果。在克服</w:t>
       </w:r>
       <w:r>
         <w:rPr>
-          <w:szCs w:val="21"/>
+          <w:rFonts w:ascii="Times New Roman" w:hAnsi="Times New Roman" w:eastAsia="宋体" w:cs="Times New Roman"/>
+          <w:szCs w:val="21"/>
+          <w:sz w:val="21"/>
         </w:rPr>
         <w:t>“</w:t>
       </w:r>
       <w:r>
         <w:rPr>
-          <w:szCs w:val="21"/>
+          <w:rFonts w:ascii="Times New Roman" w:hAnsi="Times New Roman" w:eastAsia="宋体" w:cs="Times New Roman"/>
+          <w:szCs w:val="21"/>
+          <w:sz w:val="21"/>
         </w:rPr>
         <w:t>阻碍</w:t>
       </w:r>
       <w:r>
         <w:rPr>
-          <w:szCs w:val="21"/>
+          <w:rFonts w:ascii="Times New Roman" w:hAnsi="Times New Roman" w:eastAsia="宋体" w:cs="Times New Roman"/>
+          <w:szCs w:val="21"/>
+          <w:sz w:val="21"/>
         </w:rPr>
         <w:t>”</w:t>
       </w:r>
       <w:r>
         <w:rPr>
-          <w:szCs w:val="21"/>
+          <w:rFonts w:ascii="Times New Roman" w:hAnsi="Times New Roman" w:eastAsia="宋体" w:cs="Times New Roman"/>
+          <w:szCs w:val="21"/>
+          <w:sz w:val="21"/>
         </w:rPr>
         <w:t>的过程中，其他形式的能转化为</w:t>
       </w:r>
       <w:r>
         <w:rPr>
-          <w:szCs w:val="21"/>
+          <w:rFonts w:ascii="Times New Roman" w:hAnsi="Times New Roman" w:eastAsia="宋体" w:cs="Times New Roman"/>
+          <w:szCs w:val="21"/>
+          <w:sz w:val="21"/>
           <w:bdr w:val="single" w:sz="8" w:space="0" w:color="auto"/>
         </w:rPr>
         <w:t>电能</w:t>
       </w:r>
       <w:r>
         <w:rPr>
-          <w:szCs w:val="21"/>
+          <w:rFonts w:ascii="Times New Roman" w:hAnsi="Times New Roman" w:eastAsia="宋体" w:cs="Times New Roman"/>
+          <w:szCs w:val="21"/>
+          <w:sz w:val="21"/>
         </w:rPr>
         <w:t>，在转化过程中总能量</w:t>
       </w:r>
       <w:r>
         <w:rPr>
-          <w:szCs w:val="21"/>
+          <w:rFonts w:ascii="Times New Roman" w:hAnsi="Times New Roman" w:eastAsia="宋体" w:cs="Times New Roman"/>
+          <w:szCs w:val="21"/>
+          <w:sz w:val="21"/>
           <w:bdr w:val="single" w:sz="8" w:space="0" w:color="auto"/>
         </w:rPr>
         <w:t>守恒</w:t>
       </w:r>
       <w:r>
         <w:rPr>
-          <w:szCs w:val="21"/>
+          <w:rFonts w:ascii="Times New Roman" w:hAnsi="Times New Roman" w:eastAsia="宋体" w:cs="Times New Roman"/>
+          <w:szCs w:val="21"/>
+          <w:sz w:val="21"/>
         </w:rPr>
         <w:t>。</w:t>
       </w:r>
       <w:r>
         <w:rPr>
-          <w:rFonts w:hint="eastAsia"/>
-          <w:szCs w:val="21"/>
+          <w:rFonts w:hint="eastAsia" w:ascii="Times New Roman" w:hAnsi="Times New Roman" w:eastAsia="宋体" w:cs="Times New Roman"/>
+          <w:szCs w:val="21"/>
+          <w:sz w:val="21"/>
         </w:rPr>
         <w:t>（如果不是阻碍的话那就是感应电流和磁场能量同时增大，不符合能量守恒）</w:t>
       </w:r>
@@ -748,52 +893,68 @@
       </w:pPr>
       <w:r>
         <w:rPr>
-          <w:szCs w:val="21"/>
+          <w:rFonts w:ascii="Times New Roman" w:hAnsi="Times New Roman" w:eastAsia="宋体" w:cs="Times New Roman"/>
+          <w:szCs w:val="21"/>
+          <w:sz w:val="21"/>
         </w:rPr>
         <w:t>4</w:t>
       </w:r>
       <w:r>
         <w:rPr>
-          <w:szCs w:val="21"/>
+          <w:rFonts w:ascii="Times New Roman" w:hAnsi="Times New Roman" w:eastAsia="宋体" w:cs="Times New Roman"/>
+          <w:szCs w:val="21"/>
+          <w:sz w:val="21"/>
         </w:rPr>
         <w:t>．右手定则：伸开</w:t>
       </w:r>
       <w:r>
         <w:rPr>
-          <w:szCs w:val="21"/>
+          <w:rFonts w:ascii="Times New Roman" w:hAnsi="Times New Roman" w:eastAsia="宋体" w:cs="Times New Roman"/>
+          <w:szCs w:val="21"/>
+          <w:sz w:val="21"/>
           <w:bdr w:val="single" w:sz="8" w:space="0" w:color="auto"/>
         </w:rPr>
         <w:t>右手</w:t>
       </w:r>
       <w:r>
         <w:rPr>
-          <w:szCs w:val="21"/>
+          <w:rFonts w:ascii="Times New Roman" w:hAnsi="Times New Roman" w:eastAsia="宋体" w:cs="Times New Roman"/>
+          <w:szCs w:val="21"/>
+          <w:sz w:val="21"/>
         </w:rPr>
         <w:t>，使拇指与其余四个手指垂直，并且都与手掌在同一个平面内；让磁感线从掌心进入，并使</w:t>
       </w:r>
       <w:r>
         <w:rPr>
-          <w:szCs w:val="21"/>
+          <w:rFonts w:ascii="Times New Roman" w:hAnsi="Times New Roman" w:eastAsia="宋体" w:cs="Times New Roman"/>
+          <w:szCs w:val="21"/>
+          <w:sz w:val="21"/>
           <w:bdr w:val="single" w:sz="8" w:space="0" w:color="auto"/>
         </w:rPr>
         <w:t>拇指</w:t>
       </w:r>
       <w:r>
         <w:rPr>
-          <w:szCs w:val="21"/>
+          <w:rFonts w:ascii="Times New Roman" w:hAnsi="Times New Roman" w:eastAsia="宋体" w:cs="Times New Roman"/>
+          <w:szCs w:val="21"/>
+          <w:sz w:val="21"/>
         </w:rPr>
         <w:t>指向导线运动的方向，这时</w:t>
       </w:r>
       <w:r>
         <w:rPr>
-          <w:szCs w:val="21"/>
+          <w:rFonts w:ascii="Times New Roman" w:hAnsi="Times New Roman" w:eastAsia="宋体" w:cs="Times New Roman"/>
+          <w:szCs w:val="21"/>
+          <w:sz w:val="21"/>
           <w:bdr w:val="single" w:sz="8" w:space="0" w:color="auto"/>
         </w:rPr>
         <w:t>四指</w:t>
       </w:r>
       <w:r>
         <w:rPr>
-          <w:szCs w:val="21"/>
+          <w:rFonts w:ascii="Times New Roman" w:hAnsi="Times New Roman" w:eastAsia="宋体" w:cs="Times New Roman"/>
+          <w:szCs w:val="21"/>
+          <w:sz w:val="21"/>
         </w:rPr>
         <w:t>所指的方向就是感应电流的方向。</w:t>
       </w:r>
@@ -809,13 +970,17 @@
       </w:pPr>
       <w:r>
         <w:rPr>
-          <w:szCs w:val="21"/>
+          <w:rFonts w:ascii="Times New Roman" w:hAnsi="Times New Roman" w:eastAsia="宋体" w:cs="Times New Roman"/>
+          <w:szCs w:val="21"/>
+          <w:sz w:val="21"/>
         </w:rPr>
         <w:t>5</w:t>
       </w:r>
       <w:r>
         <w:rPr>
-          <w:szCs w:val="21"/>
+          <w:rFonts w:ascii="Times New Roman" w:hAnsi="Times New Roman" w:eastAsia="宋体" w:cs="Times New Roman"/>
+          <w:szCs w:val="21"/>
+          <w:sz w:val="21"/>
         </w:rPr>
         <w:t>．两点说明：</w:t>
       </w:r>
@@ -831,19 +996,25 @@
       </w:pPr>
       <w:r>
         <w:rPr>
-          <w:szCs w:val="21"/>
+          <w:rFonts w:ascii="Times New Roman" w:hAnsi="Times New Roman" w:eastAsia="宋体" w:cs="Times New Roman"/>
+          <w:szCs w:val="21"/>
+          <w:sz w:val="21"/>
         </w:rPr>
         <w:t>（</w:t>
       </w:r>
       <w:r>
         <w:rPr>
-          <w:szCs w:val="21"/>
+          <w:rFonts w:ascii="Times New Roman" w:hAnsi="Times New Roman" w:eastAsia="宋体" w:cs="Times New Roman"/>
+          <w:szCs w:val="21"/>
+          <w:sz w:val="21"/>
         </w:rPr>
         <w:t>1</w:t>
       </w:r>
       <w:r>
         <w:rPr>
-          <w:szCs w:val="21"/>
+          <w:rFonts w:ascii="Times New Roman" w:hAnsi="Times New Roman" w:eastAsia="宋体" w:cs="Times New Roman"/>
+          <w:szCs w:val="21"/>
+          <w:sz w:val="21"/>
         </w:rPr>
         <w:t>）大拇指所指的方向是导体相对磁场切割磁感线的运动方向，既可以是导体运动而磁场未动，也可以是导体未动而磁场运动，还可以是两者以不同速度同时运动。</w:t>
       </w:r>
@@ -859,32 +1030,42 @@
       </w:pPr>
       <w:r>
         <w:rPr>
-          <w:szCs w:val="21"/>
+          <w:rFonts w:ascii="Times New Roman" w:hAnsi="Times New Roman" w:eastAsia="宋体" w:cs="Times New Roman"/>
+          <w:szCs w:val="21"/>
+          <w:sz w:val="21"/>
         </w:rPr>
         <w:t>（</w:t>
       </w:r>
       <w:r>
         <w:rPr>
-          <w:szCs w:val="21"/>
+          <w:rFonts w:ascii="Times New Roman" w:hAnsi="Times New Roman" w:eastAsia="宋体" w:cs="Times New Roman"/>
+          <w:szCs w:val="21"/>
+          <w:sz w:val="21"/>
         </w:rPr>
         <w:t>2</w:t>
       </w:r>
       <w:r>
         <w:rPr>
-          <w:szCs w:val="21"/>
+          <w:rFonts w:ascii="Times New Roman" w:hAnsi="Times New Roman" w:eastAsia="宋体" w:cs="Times New Roman"/>
+          <w:szCs w:val="21"/>
+          <w:sz w:val="21"/>
         </w:rPr>
         <w:t>）四指指向电流方向，切割磁感线的导体相当于</w:t>
       </w:r>
       <w:r>
         <w:rPr>
-          <w:szCs w:val="21"/>
+          <w:rFonts w:ascii="Times New Roman" w:hAnsi="Times New Roman" w:eastAsia="宋体" w:cs="Times New Roman"/>
+          <w:szCs w:val="21"/>
+          <w:sz w:val="21"/>
           <w:bdr w:val="single" w:sz="8" w:space="0" w:color="auto"/>
         </w:rPr>
         <w:t>电源</w:t>
       </w:r>
       <w:r>
         <w:rPr>
-          <w:szCs w:val="21"/>
+          <w:rFonts w:ascii="Times New Roman" w:hAnsi="Times New Roman" w:eastAsia="宋体" w:cs="Times New Roman"/>
+          <w:szCs w:val="21"/>
+          <w:sz w:val="21"/>
         </w:rPr>
         <w:t>。</w:t>
       </w:r>
@@ -909,15 +1090,19 @@
       </w:pPr>
       <w:r>
         <w:rPr>
+          <w:rFonts w:ascii="Times New Roman" w:hAnsi="Times New Roman" w:eastAsia="宋体" w:cs="Times New Roman"/>
           <w:b/>
           <w:szCs w:val="21"/>
+          <w:sz w:val="21"/>
         </w:rPr>
         <w:t xml:space="preserve">2.2 </w:t>
       </w:r>
       <w:r>
         <w:rPr>
+          <w:rFonts w:ascii="Times New Roman" w:hAnsi="Times New Roman" w:eastAsia="宋体" w:cs="Times New Roman"/>
           <w:b/>
           <w:szCs w:val="21"/>
+          <w:sz w:val="21"/>
         </w:rPr>
         <w:t>法拉第电磁感应定律</w:t>
       </w:r>
@@ -933,58 +1118,75 @@
       </w:pPr>
       <w:r>
         <w:rPr>
-          <w:szCs w:val="21"/>
+          <w:rFonts w:ascii="Times New Roman" w:hAnsi="Times New Roman" w:eastAsia="宋体" w:cs="Times New Roman"/>
+          <w:szCs w:val="21"/>
+          <w:sz w:val="21"/>
         </w:rPr>
         <w:t>6</w:t>
       </w:r>
       <w:r>
         <w:rPr>
-          <w:szCs w:val="21"/>
+          <w:rFonts w:ascii="Times New Roman" w:hAnsi="Times New Roman" w:eastAsia="宋体" w:cs="Times New Roman"/>
+          <w:szCs w:val="21"/>
+          <w:sz w:val="21"/>
         </w:rPr>
         <w:t>．感应电动势</w:t>
       </w:r>
       <w:r>
         <w:rPr>
-          <w:rFonts w:hint="eastAsia"/>
-          <w:szCs w:val="21"/>
+          <w:rFonts w:hint="eastAsia" w:ascii="Times New Roman" w:hAnsi="Times New Roman" w:eastAsia="宋体" w:cs="Times New Roman"/>
+          <w:szCs w:val="21"/>
+          <w:sz w:val="21"/>
         </w:rPr>
         <w:t>：</w:t>
       </w:r>
       <w:r>
         <w:rPr>
-          <w:szCs w:val="21"/>
+          <w:rFonts w:ascii="Times New Roman" w:hAnsi="Times New Roman" w:eastAsia="宋体" w:cs="Times New Roman"/>
+          <w:szCs w:val="21"/>
+          <w:sz w:val="21"/>
         </w:rPr>
         <w:t>在</w:t>
       </w:r>
       <w:r>
         <w:rPr>
-          <w:szCs w:val="21"/>
+          <w:rFonts w:ascii="Times New Roman" w:hAnsi="Times New Roman" w:eastAsia="宋体" w:cs="Times New Roman"/>
+          <w:szCs w:val="21"/>
+          <w:sz w:val="21"/>
           <w:bdr w:val="single" w:sz="8" w:space="0" w:color="auto"/>
         </w:rPr>
         <w:t>电磁感应</w:t>
       </w:r>
       <w:r>
         <w:rPr>
-          <w:szCs w:val="21"/>
+          <w:rFonts w:ascii="Times New Roman" w:hAnsi="Times New Roman" w:eastAsia="宋体" w:cs="Times New Roman"/>
+          <w:szCs w:val="21"/>
+          <w:sz w:val="21"/>
         </w:rPr>
         <w:t>现象中产生的电动势叫作</w:t>
       </w:r>
       <w:r>
         <w:rPr>
-          <w:szCs w:val="21"/>
+          <w:rFonts w:ascii="Times New Roman" w:hAnsi="Times New Roman" w:eastAsia="宋体" w:cs="Times New Roman"/>
+          <w:szCs w:val="21"/>
+          <w:sz w:val="21"/>
         </w:rPr>
         <w:t>感应电动势，产生感应电动势的那部分导体相当于</w:t>
       </w:r>
       <w:r>
         <w:rPr>
-          <w:szCs w:val="21"/>
+          <w:rFonts w:ascii="Times New Roman" w:hAnsi="Times New Roman" w:eastAsia="宋体" w:cs="Times New Roman"/>
+          <w:szCs w:val="21"/>
+          <w:sz w:val="21"/>
           <w:bdr w:val="single" w:sz="8" w:space="0" w:color="auto"/>
         </w:rPr>
         <w:t>电源</w:t>
       </w:r>
       <w:r>
         <w:rPr>
-          <w:szCs w:val="21"/>
+          <w:rFonts w:ascii="Times New Roman" w:hAnsi="Times New Roman" w:eastAsia="宋体" w:cs="Times New Roman"/>
+          <w:szCs w:val="21"/>
+          <w:sz w:val="21"/>
         </w:rPr>
         <w:t>。</w:t>
       </w:r>
@@ -1000,13 +1202,17 @@
       </w:pPr>
       <w:r>
         <w:rPr>
-          <w:szCs w:val="21"/>
+          <w:rFonts w:ascii="Times New Roman" w:hAnsi="Times New Roman" w:eastAsia="宋体" w:cs="Times New Roman"/>
+          <w:szCs w:val="21"/>
+          <w:sz w:val="21"/>
         </w:rPr>
         <w:t>7</w:t>
       </w:r>
       <w:r>
         <w:rPr>
-          <w:szCs w:val="21"/>
+          <w:rFonts w:ascii="Times New Roman" w:hAnsi="Times New Roman" w:eastAsia="宋体" w:cs="Times New Roman"/>
+          <w:szCs w:val="21"/>
+          <w:sz w:val="21"/>
         </w:rPr>
         <w:t>．法拉第电磁感应定律</w:t>
       </w:r>
@@ -1022,32 +1228,42 @@
       </w:pPr>
       <w:r>
         <w:rPr>
-          <w:szCs w:val="21"/>
+          <w:rFonts w:ascii="Times New Roman" w:hAnsi="Times New Roman" w:eastAsia="宋体" w:cs="Times New Roman"/>
+          <w:szCs w:val="21"/>
+          <w:sz w:val="21"/>
         </w:rPr>
         <w:t>（</w:t>
       </w:r>
       <w:r>
         <w:rPr>
-          <w:szCs w:val="21"/>
+          <w:rFonts w:ascii="Times New Roman" w:hAnsi="Times New Roman" w:eastAsia="宋体" w:cs="Times New Roman"/>
+          <w:szCs w:val="21"/>
+          <w:sz w:val="21"/>
         </w:rPr>
         <w:t>1</w:t>
       </w:r>
       <w:r>
         <w:rPr>
-          <w:szCs w:val="21"/>
+          <w:rFonts w:ascii="Times New Roman" w:hAnsi="Times New Roman" w:eastAsia="宋体" w:cs="Times New Roman"/>
+          <w:szCs w:val="21"/>
+          <w:sz w:val="21"/>
         </w:rPr>
         <w:t>）内容：闭合电路中感应电动势的大小，跟穿过这一电路的</w:t>
       </w:r>
       <w:r>
         <w:rPr>
-          <w:szCs w:val="21"/>
+          <w:rFonts w:ascii="Times New Roman" w:hAnsi="Times New Roman" w:eastAsia="宋体" w:cs="Times New Roman"/>
+          <w:szCs w:val="21"/>
+          <w:sz w:val="21"/>
           <w:bdr w:val="single" w:sz="8" w:space="0" w:color="auto"/>
         </w:rPr>
         <w:t>磁通量的变化率</w:t>
       </w:r>
       <w:r>
         <w:rPr>
-          <w:szCs w:val="21"/>
+          <w:rFonts w:ascii="Times New Roman" w:hAnsi="Times New Roman" w:eastAsia="宋体" w:cs="Times New Roman"/>
+          <w:szCs w:val="21"/>
+          <w:sz w:val="21"/>
         </w:rPr>
         <w:t>成正比。</w:t>
       </w:r>
@@ -1063,38 +1279,50 @@
       </w:pPr>
       <w:r>
         <w:rPr>
-          <w:szCs w:val="21"/>
+          <w:rFonts w:ascii="Times New Roman" w:hAnsi="Times New Roman" w:eastAsia="宋体" w:cs="Times New Roman"/>
+          <w:szCs w:val="21"/>
+          <w:sz w:val="21"/>
         </w:rPr>
         <w:t>（</w:t>
       </w:r>
       <w:r>
         <w:rPr>
-          <w:szCs w:val="21"/>
+          <w:rFonts w:ascii="Times New Roman" w:hAnsi="Times New Roman" w:eastAsia="宋体" w:cs="Times New Roman"/>
+          <w:szCs w:val="21"/>
+          <w:sz w:val="21"/>
         </w:rPr>
         <w:t>2</w:t>
       </w:r>
       <w:r>
         <w:rPr>
-          <w:szCs w:val="21"/>
+          <w:rFonts w:ascii="Times New Roman" w:hAnsi="Times New Roman" w:eastAsia="宋体" w:cs="Times New Roman"/>
+          <w:szCs w:val="21"/>
+          <w:sz w:val="21"/>
         </w:rPr>
         <w:t>）公式：</w:t>
       </w:r>
       <w:r>
         <w:rPr>
+          <w:rFonts w:ascii="Times New Roman" w:hAnsi="Times New Roman" w:eastAsia="宋体" w:cs="Times New Roman"/>
           <w:i/>
           <w:szCs w:val="21"/>
+          <w:sz w:val="21"/>
         </w:rPr>
         <w:t>E</w:t>
       </w:r>
       <w:r>
         <w:rPr>
-          <w:szCs w:val="21"/>
+          <w:rFonts w:ascii="Times New Roman" w:hAnsi="Times New Roman" w:eastAsia="宋体" w:cs="Times New Roman"/>
+          <w:szCs w:val="21"/>
+          <w:sz w:val="21"/>
         </w:rPr>
         <w:t>＝</w:t>
       </w:r>
       <w:r>
         <w:rPr>
-          <w:szCs w:val="21"/>
+          <w:rFonts w:ascii="Times New Roman" w:hAnsi="Times New Roman" w:eastAsia="宋体" w:cs="Times New Roman"/>
+          <w:szCs w:val="21"/>
+          <w:sz w:val="21"/>
           <w:bdr w:val="single" w:sz="8" w:space="0" w:color="auto"/>
         </w:rPr>
         <w:t>n</w:t>
@@ -1148,20 +1376,26 @@
       </m:oMath>
       <w:r>
         <w:rPr>
-          <w:szCs w:val="21"/>
+          <w:rFonts w:ascii="Times New Roman" w:hAnsi="Times New Roman" w:eastAsia="宋体" w:cs="Times New Roman"/>
+          <w:szCs w:val="21"/>
+          <w:sz w:val="21"/>
         </w:rPr>
         <w:t>，其中</w:t>
       </w:r>
       <w:r>
         <w:rPr>
+          <w:rFonts w:ascii="Times New Roman" w:hAnsi="Times New Roman" w:eastAsia="宋体" w:cs="Times New Roman"/>
           <w:i/>
           <w:szCs w:val="21"/>
+          <w:sz w:val="21"/>
         </w:rPr>
         <w:t>n</w:t>
       </w:r>
       <w:r>
         <w:rPr>
-          <w:szCs w:val="21"/>
+          <w:rFonts w:ascii="Times New Roman" w:hAnsi="Times New Roman" w:eastAsia="宋体" w:cs="Times New Roman"/>
+          <w:szCs w:val="21"/>
+          <w:sz w:val="21"/>
         </w:rPr>
         <w:t>为线圈的匝数。</w:t>
       </w:r>
@@ -1177,73 +1411,95 @@
       </w:pPr>
       <w:r>
         <w:rPr>
-          <w:szCs w:val="21"/>
+          <w:rFonts w:ascii="Times New Roman" w:hAnsi="Times New Roman" w:eastAsia="宋体" w:cs="Times New Roman"/>
+          <w:szCs w:val="21"/>
+          <w:sz w:val="21"/>
         </w:rPr>
         <w:t>（</w:t>
       </w:r>
       <w:r>
         <w:rPr>
-          <w:szCs w:val="21"/>
+          <w:rFonts w:ascii="Times New Roman" w:hAnsi="Times New Roman" w:eastAsia="宋体" w:cs="Times New Roman"/>
+          <w:szCs w:val="21"/>
+          <w:sz w:val="21"/>
         </w:rPr>
         <w:t>3</w:t>
       </w:r>
       <w:r>
         <w:rPr>
-          <w:szCs w:val="21"/>
+          <w:rFonts w:ascii="Times New Roman" w:hAnsi="Times New Roman" w:eastAsia="宋体" w:cs="Times New Roman"/>
+          <w:szCs w:val="21"/>
+          <w:sz w:val="21"/>
         </w:rPr>
         <w:t>）在国际单位制中，磁通量的单位是</w:t>
       </w:r>
       <w:r>
         <w:rPr>
-          <w:szCs w:val="21"/>
+          <w:rFonts w:ascii="Times New Roman" w:hAnsi="Times New Roman" w:eastAsia="宋体" w:cs="Times New Roman"/>
+          <w:szCs w:val="21"/>
+          <w:sz w:val="21"/>
           <w:bdr w:val="single" w:sz="8" w:space="0" w:color="auto"/>
         </w:rPr>
         <w:t>韦伯（</w:t>
       </w:r>
       <w:r>
         <w:rPr>
-          <w:szCs w:val="21"/>
+          <w:rFonts w:ascii="Times New Roman" w:hAnsi="Times New Roman" w:eastAsia="宋体" w:cs="Times New Roman"/>
+          <w:szCs w:val="21"/>
+          <w:sz w:val="21"/>
           <w:bdr w:val="single" w:sz="8" w:space="0" w:color="auto"/>
         </w:rPr>
         <w:t>Wb</w:t>
       </w:r>
       <w:r>
         <w:rPr>
-          <w:szCs w:val="21"/>
+          <w:rFonts w:ascii="Times New Roman" w:hAnsi="Times New Roman" w:eastAsia="宋体" w:cs="Times New Roman"/>
+          <w:szCs w:val="21"/>
+          <w:sz w:val="21"/>
           <w:bdr w:val="single" w:sz="8" w:space="0" w:color="auto"/>
         </w:rPr>
         <w:t>）</w:t>
       </w:r>
       <w:r>
         <w:rPr>
-          <w:szCs w:val="21"/>
+          <w:rFonts w:ascii="Times New Roman" w:hAnsi="Times New Roman" w:eastAsia="宋体" w:cs="Times New Roman"/>
+          <w:szCs w:val="21"/>
+          <w:sz w:val="21"/>
         </w:rPr>
         <w:t>，感应电动势的单位是</w:t>
       </w:r>
       <w:r>
         <w:rPr>
-          <w:szCs w:val="21"/>
+          <w:rFonts w:ascii="Times New Roman" w:hAnsi="Times New Roman" w:eastAsia="宋体" w:cs="Times New Roman"/>
+          <w:szCs w:val="21"/>
+          <w:sz w:val="21"/>
           <w:bdr w:val="single" w:sz="8" w:space="0" w:color="auto"/>
         </w:rPr>
         <w:t>伏（</w:t>
       </w:r>
       <w:r>
         <w:rPr>
-          <w:szCs w:val="21"/>
+          <w:rFonts w:ascii="Times New Roman" w:hAnsi="Times New Roman" w:eastAsia="宋体" w:cs="Times New Roman"/>
+          <w:szCs w:val="21"/>
+          <w:sz w:val="21"/>
           <w:bdr w:val="single" w:sz="8" w:space="0" w:color="auto"/>
         </w:rPr>
         <w:t>V</w:t>
       </w:r>
       <w:r>
         <w:rPr>
-          <w:szCs w:val="21"/>
+          <w:rFonts w:ascii="Times New Roman" w:hAnsi="Times New Roman" w:eastAsia="宋体" w:cs="Times New Roman"/>
+          <w:szCs w:val="21"/>
+          <w:sz w:val="21"/>
           <w:bdr w:val="single" w:sz="8" w:space="0" w:color="auto"/>
         </w:rPr>
         <w:t>）</w:t>
       </w:r>
       <w:r>
         <w:rPr>
-          <w:szCs w:val="21"/>
+          <w:rFonts w:ascii="Times New Roman" w:hAnsi="Times New Roman" w:eastAsia="宋体" w:cs="Times New Roman"/>
+          <w:szCs w:val="21"/>
+          <w:sz w:val="21"/>
         </w:rPr>
         <w:t>。注意：公式只表示感应电动势的大小。至于感应电流的方向，可由楞次定律判定。</w:t>
       </w:r>
@@ -1259,33 +1515,43 @@
       </w:pPr>
       <w:r>
         <w:rPr>
-          <w:szCs w:val="21"/>
+          <w:rFonts w:ascii="Times New Roman" w:hAnsi="Times New Roman" w:eastAsia="宋体" w:cs="Times New Roman"/>
+          <w:szCs w:val="21"/>
+          <w:sz w:val="21"/>
         </w:rPr>
         <w:t>8</w:t>
       </w:r>
       <w:r>
         <w:rPr>
-          <w:szCs w:val="21"/>
+          <w:rFonts w:ascii="Times New Roman" w:hAnsi="Times New Roman" w:eastAsia="宋体" w:cs="Times New Roman"/>
+          <w:szCs w:val="21"/>
+          <w:sz w:val="21"/>
         </w:rPr>
         <w:t>．公式</w:t>
       </w:r>
       <w:r>
         <w:rPr>
+          <w:rFonts w:ascii="Times New Roman" w:hAnsi="Times New Roman" w:eastAsia="宋体" w:cs="Times New Roman"/>
           <w:i/>
           <w:szCs w:val="21"/>
+          <w:sz w:val="21"/>
         </w:rPr>
         <w:t>E</w:t>
       </w:r>
       <w:r>
         <w:rPr>
-          <w:szCs w:val="21"/>
+          <w:rFonts w:ascii="Times New Roman" w:hAnsi="Times New Roman" w:eastAsia="宋体" w:cs="Times New Roman"/>
+          <w:szCs w:val="21"/>
+          <w:sz w:val="21"/>
         </w:rPr>
         <w:t>＝</w:t>
       </w:r>
       <w:r>
         <w:rPr>
+          <w:rFonts w:ascii="Times New Roman" w:hAnsi="Times New Roman" w:eastAsia="宋体" w:cs="Times New Roman"/>
           <w:i/>
           <w:szCs w:val="21"/>
+          <w:sz w:val="21"/>
         </w:rPr>
         <w:t>n</w:t>
       </w:r>
@@ -1338,20 +1604,26 @@
       </m:oMath>
       <w:r>
         <w:rPr>
-          <w:szCs w:val="21"/>
+          <w:rFonts w:ascii="Times New Roman" w:hAnsi="Times New Roman" w:eastAsia="宋体" w:cs="Times New Roman"/>
+          <w:szCs w:val="21"/>
+          <w:sz w:val="21"/>
         </w:rPr>
         <w:t>求解的是一个回路中某段时间内的平均电动势，只有在磁通量随时间</w:t>
       </w:r>
       <w:r>
         <w:rPr>
-          <w:szCs w:val="21"/>
+          <w:rFonts w:ascii="Times New Roman" w:hAnsi="Times New Roman" w:eastAsia="宋体" w:cs="Times New Roman"/>
+          <w:szCs w:val="21"/>
+          <w:sz w:val="21"/>
           <w:bdr w:val="single" w:sz="8" w:space="0" w:color="auto"/>
         </w:rPr>
         <w:t>均匀</w:t>
       </w:r>
       <w:r>
         <w:rPr>
-          <w:szCs w:val="21"/>
+          <w:rFonts w:ascii="Times New Roman" w:hAnsi="Times New Roman" w:eastAsia="宋体" w:cs="Times New Roman"/>
+          <w:szCs w:val="21"/>
+          <w:sz w:val="21"/>
         </w:rPr>
         <w:t>变化时，瞬时值才等于平均值。</w:t>
       </w:r>
@@ -1378,20 +1650,26 @@
       </w:pPr>
       <w:r>
         <w:rPr>
-          <w:szCs w:val="21"/>
+          <w:rFonts w:ascii="Times New Roman" w:hAnsi="Times New Roman" w:eastAsia="宋体" w:cs="Times New Roman"/>
+          <w:szCs w:val="21"/>
+          <w:sz w:val="21"/>
         </w:rPr>
         <w:t>9</w:t>
       </w:r>
       <w:r>
         <w:rPr>
-          <w:szCs w:val="21"/>
+          <w:rFonts w:ascii="Times New Roman" w:hAnsi="Times New Roman" w:eastAsia="宋体" w:cs="Times New Roman"/>
+          <w:szCs w:val="21"/>
+          <w:sz w:val="21"/>
         </w:rPr>
         <w:t>．</w:t>
       </w:r>
       <w:r>
         <w:rPr>
+          <w:rFonts w:ascii="Times New Roman" w:hAnsi="Times New Roman" w:eastAsia="宋体" w:cs="Times New Roman"/>
           <w:b/>
           <w:szCs w:val="21"/>
+          <w:sz w:val="21"/>
         </w:rPr>
         <w:t>导体棒切割磁感线时的感应电动势</w:t>
       </w:r>
@@ -1461,27 +1739,35 @@
       </w:pPr>
       <w:r>
         <w:rPr>
-          <w:szCs w:val="21"/>
+          <w:rFonts w:ascii="Times New Roman" w:hAnsi="Times New Roman" w:eastAsia="宋体" w:cs="Times New Roman"/>
+          <w:szCs w:val="21"/>
+          <w:sz w:val="21"/>
         </w:rPr>
         <w:lastRenderedPageBreak/>
         <w:t>①</w:t>
       </w:r>
       <w:r>
         <w:rPr>
-          <w:szCs w:val="21"/>
+          <w:rFonts w:ascii="Times New Roman" w:hAnsi="Times New Roman" w:eastAsia="宋体" w:cs="Times New Roman"/>
+          <w:szCs w:val="21"/>
+          <w:sz w:val="21"/>
         </w:rPr>
         <w:t>由于导体运动而产生的电动势叫作</w:t>
       </w:r>
       <w:r>
         <w:rPr>
-          <w:szCs w:val="21"/>
+          <w:rFonts w:ascii="Times New Roman" w:hAnsi="Times New Roman" w:eastAsia="宋体" w:cs="Times New Roman"/>
+          <w:szCs w:val="21"/>
+          <w:sz w:val="21"/>
           <w:bdr w:val="single" w:sz="8" w:space="0" w:color="auto"/>
         </w:rPr>
         <w:t>动生电动势</w:t>
       </w:r>
       <w:r>
         <w:rPr>
-          <w:szCs w:val="21"/>
+          <w:rFonts w:ascii="Times New Roman" w:hAnsi="Times New Roman" w:eastAsia="宋体" w:cs="Times New Roman"/>
+          <w:szCs w:val="21"/>
+          <w:sz w:val="21"/>
         </w:rPr>
         <w:t>。</w:t>
       </w:r>
@@ -1497,78 +1783,102 @@
       </w:pPr>
       <w:r>
         <w:rPr>
-          <w:szCs w:val="21"/>
+          <w:rFonts w:ascii="Times New Roman" w:hAnsi="Times New Roman" w:eastAsia="宋体" w:cs="Times New Roman"/>
+          <w:szCs w:val="21"/>
+          <w:sz w:val="21"/>
         </w:rPr>
         <w:t>②</w:t>
       </w:r>
       <w:r>
         <w:rPr>
-          <w:szCs w:val="21"/>
+          <w:rFonts w:ascii="Times New Roman" w:hAnsi="Times New Roman" w:eastAsia="宋体" w:cs="Times New Roman"/>
+          <w:szCs w:val="21"/>
+          <w:sz w:val="21"/>
         </w:rPr>
         <w:t>导线垂直于磁场方向运动，</w:t>
       </w:r>
       <w:r>
         <w:rPr>
+          <w:rFonts w:ascii="Times New Roman" w:hAnsi="Times New Roman" w:eastAsia="宋体" w:cs="Times New Roman"/>
           <w:i/>
           <w:szCs w:val="21"/>
+          <w:sz w:val="21"/>
         </w:rPr>
         <w:t>B</w:t>
       </w:r>
       <w:r>
         <w:rPr>
-          <w:szCs w:val="21"/>
+          <w:rFonts w:ascii="Times New Roman" w:hAnsi="Times New Roman" w:eastAsia="宋体" w:cs="Times New Roman"/>
+          <w:szCs w:val="21"/>
+          <w:sz w:val="21"/>
         </w:rPr>
         <w:t>、</w:t>
       </w:r>
       <w:r>
         <w:rPr>
+          <w:rFonts w:ascii="Times New Roman" w:hAnsi="Times New Roman" w:eastAsia="宋体" w:cs="Times New Roman"/>
           <w:i/>
           <w:szCs w:val="21"/>
+          <w:sz w:val="21"/>
         </w:rPr>
         <w:t>l</w:t>
       </w:r>
       <w:r>
         <w:rPr>
-          <w:szCs w:val="21"/>
+          <w:rFonts w:ascii="Times New Roman" w:hAnsi="Times New Roman" w:eastAsia="宋体" w:cs="Times New Roman"/>
+          <w:szCs w:val="21"/>
+          <w:sz w:val="21"/>
         </w:rPr>
         <w:t>、</w:t>
       </w:r>
       <w:r>
         <w:rPr>
+          <w:rFonts w:ascii="Times New Roman" w:hAnsi="Times New Roman" w:eastAsia="宋体" w:cs="Times New Roman"/>
           <w:i/>
           <w:szCs w:val="21"/>
+          <w:sz w:val="21"/>
         </w:rPr>
         <w:t>v</w:t>
       </w:r>
       <w:r>
         <w:rPr>
-          <w:szCs w:val="21"/>
+          <w:rFonts w:ascii="Times New Roman" w:hAnsi="Times New Roman" w:eastAsia="宋体" w:cs="Times New Roman"/>
+          <w:szCs w:val="21"/>
+          <w:sz w:val="21"/>
         </w:rPr>
         <w:t>两两垂直时，感应电动势</w:t>
       </w:r>
       <w:r>
         <w:rPr>
+          <w:rFonts w:ascii="Times New Roman" w:hAnsi="Times New Roman" w:eastAsia="宋体" w:cs="Times New Roman"/>
           <w:i/>
           <w:szCs w:val="21"/>
+          <w:sz w:val="21"/>
         </w:rPr>
         <w:t>E</w:t>
       </w:r>
       <w:r>
         <w:rPr>
-          <w:szCs w:val="21"/>
+          <w:rFonts w:ascii="Times New Roman" w:hAnsi="Times New Roman" w:eastAsia="宋体" w:cs="Times New Roman"/>
+          <w:szCs w:val="21"/>
+          <w:sz w:val="21"/>
         </w:rPr>
         <w:t>＝</w:t>
       </w:r>
       <w:r>
         <w:rPr>
-          <w:szCs w:val="21"/>
+          <w:rFonts w:ascii="Times New Roman" w:hAnsi="Times New Roman" w:eastAsia="宋体" w:cs="Times New Roman"/>
+          <w:szCs w:val="21"/>
+          <w:sz w:val="21"/>
           <w:bdr w:val="single" w:sz="8" w:space="0" w:color="auto"/>
         </w:rPr>
         <w:t>Blv</w:t>
       </w:r>
       <w:r>
         <w:rPr>
-          <w:szCs w:val="21"/>
+          <w:rFonts w:ascii="Times New Roman" w:hAnsi="Times New Roman" w:eastAsia="宋体" w:cs="Times New Roman"/>
+          <w:szCs w:val="21"/>
+          <w:sz w:val="21"/>
         </w:rPr>
         <w:t>。</w:t>
       </w:r>
@@ -1584,52 +1894,68 @@
       </w:pPr>
       <w:r>
         <w:rPr>
-          <w:szCs w:val="21"/>
+          <w:rFonts w:ascii="Times New Roman" w:hAnsi="Times New Roman" w:eastAsia="宋体" w:cs="Times New Roman"/>
+          <w:szCs w:val="21"/>
+          <w:sz w:val="21"/>
         </w:rPr>
         <w:t>③</w:t>
       </w:r>
       <w:r>
         <w:rPr>
-          <w:szCs w:val="21"/>
+          <w:rFonts w:ascii="Times New Roman" w:hAnsi="Times New Roman" w:eastAsia="宋体" w:cs="Times New Roman"/>
+          <w:szCs w:val="21"/>
+          <w:sz w:val="21"/>
         </w:rPr>
         <w:t>导线运动的方向与磁感线方向夹角为</w:t>
       </w:r>
       <w:r>
         <w:rPr>
+          <w:rFonts w:ascii="Times New Roman" w:hAnsi="Times New Roman" w:eastAsia="宋体" w:cs="Times New Roman"/>
           <w:i/>
           <w:szCs w:val="21"/>
+          <w:sz w:val="21"/>
         </w:rPr>
         <w:t>θ</w:t>
       </w:r>
       <w:r>
         <w:rPr>
-          <w:szCs w:val="21"/>
+          <w:rFonts w:ascii="Times New Roman" w:hAnsi="Times New Roman" w:eastAsia="宋体" w:cs="Times New Roman"/>
+          <w:szCs w:val="21"/>
+          <w:sz w:val="21"/>
         </w:rPr>
         <w:t>时，感应电动势</w:t>
       </w:r>
       <w:r>
         <w:rPr>
+          <w:rFonts w:ascii="Times New Roman" w:hAnsi="Times New Roman" w:eastAsia="宋体" w:cs="Times New Roman"/>
           <w:i/>
           <w:szCs w:val="21"/>
+          <w:sz w:val="21"/>
         </w:rPr>
         <w:t>E</w:t>
       </w:r>
       <w:r>
         <w:rPr>
-          <w:szCs w:val="21"/>
+          <w:rFonts w:ascii="Times New Roman" w:hAnsi="Times New Roman" w:eastAsia="宋体" w:cs="Times New Roman"/>
+          <w:szCs w:val="21"/>
+          <w:sz w:val="21"/>
         </w:rPr>
         <w:t>＝</w:t>
       </w:r>
       <w:r>
         <w:rPr>
-          <w:szCs w:val="21"/>
+          <w:rFonts w:ascii="Times New Roman" w:hAnsi="Times New Roman" w:eastAsia="宋体" w:cs="Times New Roman"/>
+          <w:szCs w:val="21"/>
+          <w:sz w:val="21"/>
           <w:bdr w:val="single" w:sz="8" w:space="0" w:color="auto"/>
         </w:rPr>
         <w:t>Blvsin θ</w:t>
       </w:r>
       <w:r>
         <w:rPr>
-          <w:szCs w:val="21"/>
+          <w:rFonts w:ascii="Times New Roman" w:hAnsi="Times New Roman" w:eastAsia="宋体" w:cs="Times New Roman"/>
+          <w:szCs w:val="21"/>
+          <w:sz w:val="21"/>
         </w:rPr>
         <w:t>。</w:t>
       </w:r>
@@ -1654,15 +1980,19 @@
       </w:pPr>
       <w:r>
         <w:rPr>
+          <w:rFonts w:ascii="Times New Roman" w:hAnsi="Times New Roman" w:eastAsia="宋体" w:cs="Times New Roman"/>
           <w:b/>
           <w:szCs w:val="21"/>
+          <w:sz w:val="21"/>
         </w:rPr>
         <w:t xml:space="preserve">2.3 </w:t>
       </w:r>
       <w:r>
         <w:rPr>
+          <w:rFonts w:ascii="Times New Roman" w:hAnsi="Times New Roman" w:eastAsia="宋体" w:cs="Times New Roman"/>
           <w:b/>
           <w:szCs w:val="21"/>
+          <w:sz w:val="21"/>
         </w:rPr>
         <w:t>涡流、电磁阻尼和电磁驱动</w:t>
       </w:r>
@@ -1678,39 +2008,51 @@
       </w:pPr>
       <w:r>
         <w:rPr>
-          <w:szCs w:val="21"/>
+          <w:rFonts w:ascii="Times New Roman" w:hAnsi="Times New Roman" w:eastAsia="宋体" w:cs="Times New Roman"/>
+          <w:szCs w:val="21"/>
+          <w:sz w:val="21"/>
         </w:rPr>
         <w:t>10</w:t>
       </w:r>
       <w:r>
         <w:rPr>
-          <w:szCs w:val="21"/>
+          <w:rFonts w:ascii="Times New Roman" w:hAnsi="Times New Roman" w:eastAsia="宋体" w:cs="Times New Roman"/>
+          <w:szCs w:val="21"/>
+          <w:sz w:val="21"/>
         </w:rPr>
         <w:t>．涡流：当某线圈中的</w:t>
       </w:r>
       <w:r>
         <w:rPr>
-          <w:szCs w:val="21"/>
+          <w:rFonts w:ascii="Times New Roman" w:hAnsi="Times New Roman" w:eastAsia="宋体" w:cs="Times New Roman"/>
+          <w:szCs w:val="21"/>
+          <w:sz w:val="21"/>
           <w:bdr w:val="single" w:sz="8" w:space="0" w:color="auto"/>
         </w:rPr>
         <w:t>电流</w:t>
       </w:r>
       <w:r>
         <w:rPr>
-          <w:szCs w:val="21"/>
+          <w:rFonts w:ascii="Times New Roman" w:hAnsi="Times New Roman" w:eastAsia="宋体" w:cs="Times New Roman"/>
+          <w:szCs w:val="21"/>
+          <w:sz w:val="21"/>
         </w:rPr>
         <w:t>随时间变化时，由于电磁感应，这个线圈附近的任何导体，如果穿过它的磁通量发生变化，导体内都会产生</w:t>
       </w:r>
       <w:r>
         <w:rPr>
-          <w:szCs w:val="21"/>
+          <w:rFonts w:ascii="Times New Roman" w:hAnsi="Times New Roman" w:eastAsia="宋体" w:cs="Times New Roman"/>
+          <w:szCs w:val="21"/>
+          <w:sz w:val="21"/>
           <w:bdr w:val="single" w:sz="8" w:space="0" w:color="auto"/>
         </w:rPr>
         <w:t>感应电流</w:t>
       </w:r>
       <w:r>
         <w:rPr>
-          <w:szCs w:val="21"/>
+          <w:rFonts w:ascii="Times New Roman" w:hAnsi="Times New Roman" w:eastAsia="宋体" w:cs="Times New Roman"/>
+          <w:szCs w:val="21"/>
+          <w:sz w:val="21"/>
         </w:rPr>
         <w:t>，用图表示这样的感应电流，就像水中的漩涡，所以把它叫作涡电流，简称涡流。</w:t>
       </w:r>
@@ -1726,13 +2068,17 @@
       </w:pPr>
       <w:r>
         <w:rPr>
-          <w:szCs w:val="21"/>
+          <w:rFonts w:ascii="Times New Roman" w:hAnsi="Times New Roman" w:eastAsia="宋体" w:cs="Times New Roman"/>
+          <w:szCs w:val="21"/>
+          <w:sz w:val="21"/>
         </w:rPr>
         <w:t>11</w:t>
       </w:r>
       <w:r>
         <w:rPr>
-          <w:szCs w:val="21"/>
+          <w:rFonts w:ascii="Times New Roman" w:hAnsi="Times New Roman" w:eastAsia="宋体" w:cs="Times New Roman"/>
+          <w:szCs w:val="21"/>
+          <w:sz w:val="21"/>
         </w:rPr>
         <w:t>．涡流的应用与防止</w:t>
       </w:r>
@@ -1748,58 +2094,76 @@
       </w:pPr>
       <w:r>
         <w:rPr>
-          <w:szCs w:val="21"/>
+          <w:rFonts w:ascii="Times New Roman" w:hAnsi="Times New Roman" w:eastAsia="宋体" w:cs="Times New Roman"/>
+          <w:szCs w:val="21"/>
+          <w:sz w:val="21"/>
         </w:rPr>
         <w:t>（</w:t>
       </w:r>
       <w:r>
         <w:rPr>
-          <w:szCs w:val="21"/>
+          <w:rFonts w:ascii="Times New Roman" w:hAnsi="Times New Roman" w:eastAsia="宋体" w:cs="Times New Roman"/>
+          <w:szCs w:val="21"/>
+          <w:sz w:val="21"/>
         </w:rPr>
         <w:t>1</w:t>
       </w:r>
       <w:r>
         <w:rPr>
-          <w:szCs w:val="21"/>
+          <w:rFonts w:ascii="Times New Roman" w:hAnsi="Times New Roman" w:eastAsia="宋体" w:cs="Times New Roman"/>
+          <w:szCs w:val="21"/>
+          <w:sz w:val="21"/>
         </w:rPr>
         <w:t>）应用：</w:t>
       </w:r>
       <w:r>
         <w:rPr>
-          <w:szCs w:val="21"/>
+          <w:rFonts w:ascii="Times New Roman" w:hAnsi="Times New Roman" w:eastAsia="宋体" w:cs="Times New Roman"/>
+          <w:szCs w:val="21"/>
+          <w:sz w:val="21"/>
           <w:bdr w:val="single" w:sz="8" w:space="0" w:color="auto"/>
         </w:rPr>
         <w:t>真空冶炼炉</w:t>
       </w:r>
       <w:r>
         <w:rPr>
-          <w:szCs w:val="21"/>
+          <w:rFonts w:ascii="Times New Roman" w:hAnsi="Times New Roman" w:eastAsia="宋体" w:cs="Times New Roman"/>
+          <w:szCs w:val="21"/>
+          <w:sz w:val="21"/>
         </w:rPr>
         <w:t>、</w:t>
       </w:r>
       <w:r>
         <w:rPr>
-          <w:szCs w:val="21"/>
+          <w:rFonts w:ascii="Times New Roman" w:hAnsi="Times New Roman" w:eastAsia="宋体" w:cs="Times New Roman"/>
+          <w:szCs w:val="21"/>
+          <w:sz w:val="21"/>
           <w:bdr w:val="single" w:sz="8" w:space="0" w:color="auto"/>
         </w:rPr>
         <w:t>探雷器</w:t>
       </w:r>
       <w:r>
         <w:rPr>
-          <w:szCs w:val="21"/>
+          <w:rFonts w:ascii="Times New Roman" w:hAnsi="Times New Roman" w:eastAsia="宋体" w:cs="Times New Roman"/>
+          <w:szCs w:val="21"/>
+          <w:sz w:val="21"/>
         </w:rPr>
         <w:t>、</w:t>
       </w:r>
       <w:r>
         <w:rPr>
-          <w:szCs w:val="21"/>
+          <w:rFonts w:ascii="Times New Roman" w:hAnsi="Times New Roman" w:eastAsia="宋体" w:cs="Times New Roman"/>
+          <w:szCs w:val="21"/>
+          <w:sz w:val="21"/>
           <w:bdr w:val="single" w:sz="8" w:space="0" w:color="auto"/>
         </w:rPr>
         <w:t>安检门</w:t>
       </w:r>
       <w:r>
         <w:rPr>
-          <w:szCs w:val="21"/>
+          <w:rFonts w:ascii="Times New Roman" w:hAnsi="Times New Roman" w:eastAsia="宋体" w:cs="Times New Roman"/>
+          <w:szCs w:val="21"/>
+          <w:sz w:val="21"/>
         </w:rPr>
         <w:t>等。</w:t>
       </w:r>
@@ -1815,45 +2179,59 @@
       </w:pPr>
       <w:r>
         <w:rPr>
-          <w:szCs w:val="21"/>
+          <w:rFonts w:ascii="Times New Roman" w:hAnsi="Times New Roman" w:eastAsia="宋体" w:cs="Times New Roman"/>
+          <w:szCs w:val="21"/>
+          <w:sz w:val="21"/>
         </w:rPr>
         <w:t>（</w:t>
       </w:r>
       <w:r>
         <w:rPr>
-          <w:szCs w:val="21"/>
+          <w:rFonts w:ascii="Times New Roman" w:hAnsi="Times New Roman" w:eastAsia="宋体" w:cs="Times New Roman"/>
+          <w:szCs w:val="21"/>
+          <w:sz w:val="21"/>
         </w:rPr>
         <w:t>2</w:t>
       </w:r>
       <w:r>
         <w:rPr>
-          <w:szCs w:val="21"/>
+          <w:rFonts w:ascii="Times New Roman" w:hAnsi="Times New Roman" w:eastAsia="宋体" w:cs="Times New Roman"/>
+          <w:szCs w:val="21"/>
+          <w:sz w:val="21"/>
         </w:rPr>
         <w:t>）防止：为了减小电动机、变压器铁芯上的涡流，常用电阻率较大的</w:t>
       </w:r>
       <w:r>
         <w:rPr>
-          <w:szCs w:val="21"/>
+          <w:rFonts w:ascii="Times New Roman" w:hAnsi="Times New Roman" w:eastAsia="宋体" w:cs="Times New Roman"/>
+          <w:szCs w:val="21"/>
+          <w:sz w:val="21"/>
           <w:bdr w:val="single" w:sz="8" w:space="0" w:color="auto"/>
         </w:rPr>
         <w:t>硅钢</w:t>
       </w:r>
       <w:r>
         <w:rPr>
-          <w:szCs w:val="21"/>
+          <w:rFonts w:ascii="Times New Roman" w:hAnsi="Times New Roman" w:eastAsia="宋体" w:cs="Times New Roman"/>
+          <w:szCs w:val="21"/>
+          <w:sz w:val="21"/>
         </w:rPr>
         <w:t>做材料，或者用相互绝缘的</w:t>
       </w:r>
       <w:r>
         <w:rPr>
-          <w:szCs w:val="21"/>
+          <w:rFonts w:ascii="Times New Roman" w:hAnsi="Times New Roman" w:eastAsia="宋体" w:cs="Times New Roman"/>
+          <w:szCs w:val="21"/>
+          <w:sz w:val="21"/>
           <w:bdr w:val="single" w:sz="8" w:space="0" w:color="auto"/>
         </w:rPr>
         <w:t>硅钢片</w:t>
       </w:r>
       <w:r>
         <w:rPr>
-          <w:szCs w:val="21"/>
+          <w:rFonts w:ascii="Times New Roman" w:hAnsi="Times New Roman" w:eastAsia="宋体" w:cs="Times New Roman"/>
+          <w:szCs w:val="21"/>
+          <w:sz w:val="21"/>
         </w:rPr>
         <w:t>叠成铁芯来代替整块硅钢铁芯。</w:t>
       </w:r>
@@ -1933,39 +2311,51 @@
       </w:pPr>
       <w:r>
         <w:rPr>
-          <w:szCs w:val="21"/>
+          <w:rFonts w:ascii="Times New Roman" w:hAnsi="Times New Roman" w:eastAsia="宋体" w:cs="Times New Roman"/>
+          <w:szCs w:val="21"/>
+          <w:sz w:val="21"/>
         </w:rPr>
         <w:t>12</w:t>
       </w:r>
       <w:r>
         <w:rPr>
-          <w:szCs w:val="21"/>
+          <w:rFonts w:ascii="Times New Roman" w:hAnsi="Times New Roman" w:eastAsia="宋体" w:cs="Times New Roman"/>
+          <w:szCs w:val="21"/>
+          <w:sz w:val="21"/>
         </w:rPr>
         <w:t>．电磁阻尼：当</w:t>
       </w:r>
       <w:r>
         <w:rPr>
-          <w:szCs w:val="21"/>
+          <w:rFonts w:ascii="Times New Roman" w:hAnsi="Times New Roman" w:eastAsia="宋体" w:cs="Times New Roman"/>
+          <w:szCs w:val="21"/>
+          <w:sz w:val="21"/>
           <w:bdr w:val="single" w:sz="8" w:space="0" w:color="auto"/>
         </w:rPr>
         <w:t>导体在磁场中运动</w:t>
       </w:r>
       <w:r>
         <w:rPr>
-          <w:szCs w:val="21"/>
+          <w:rFonts w:ascii="Times New Roman" w:hAnsi="Times New Roman" w:eastAsia="宋体" w:cs="Times New Roman"/>
+          <w:szCs w:val="21"/>
+          <w:sz w:val="21"/>
         </w:rPr>
         <w:t>时，感应电流会使导体受到安培力作用，安培力总是</w:t>
       </w:r>
       <w:r>
         <w:rPr>
-          <w:szCs w:val="21"/>
+          <w:rFonts w:ascii="Times New Roman" w:hAnsi="Times New Roman" w:eastAsia="宋体" w:cs="Times New Roman"/>
+          <w:szCs w:val="21"/>
+          <w:sz w:val="21"/>
           <w:bdr w:val="single" w:sz="8" w:space="0" w:color="auto"/>
         </w:rPr>
         <w:t>阻碍</w:t>
       </w:r>
       <w:r>
         <w:rPr>
-          <w:szCs w:val="21"/>
+          <w:rFonts w:ascii="Times New Roman" w:hAnsi="Times New Roman" w:eastAsia="宋体" w:cs="Times New Roman"/>
+          <w:szCs w:val="21"/>
+          <w:sz w:val="21"/>
         </w:rPr>
         <w:t>导体的运动，这种现象称为电磁阻尼。</w:t>
       </w:r>
@@ -1981,13 +2371,17 @@
       </w:pPr>
       <w:r>
         <w:rPr>
-          <w:szCs w:val="21"/>
+          <w:rFonts w:ascii="Times New Roman" w:hAnsi="Times New Roman" w:eastAsia="宋体" w:cs="Times New Roman"/>
+          <w:szCs w:val="21"/>
+          <w:sz w:val="21"/>
         </w:rPr>
         <w:t>13</w:t>
       </w:r>
       <w:r>
         <w:rPr>
-          <w:szCs w:val="21"/>
+          <w:rFonts w:ascii="Times New Roman" w:hAnsi="Times New Roman" w:eastAsia="宋体" w:cs="Times New Roman"/>
+          <w:szCs w:val="21"/>
+          <w:sz w:val="21"/>
         </w:rPr>
         <w:t>．电磁驱动</w:t>
       </w:r>
@@ -2003,58 +2397,76 @@
       </w:pPr>
       <w:r>
         <w:rPr>
-          <w:szCs w:val="21"/>
+          <w:rFonts w:ascii="Times New Roman" w:hAnsi="Times New Roman" w:eastAsia="宋体" w:cs="Times New Roman"/>
+          <w:szCs w:val="21"/>
+          <w:sz w:val="21"/>
         </w:rPr>
         <w:t>（</w:t>
       </w:r>
       <w:r>
         <w:rPr>
-          <w:szCs w:val="21"/>
+          <w:rFonts w:ascii="Times New Roman" w:hAnsi="Times New Roman" w:eastAsia="宋体" w:cs="Times New Roman"/>
+          <w:szCs w:val="21"/>
+          <w:sz w:val="21"/>
         </w:rPr>
         <w:t>1</w:t>
       </w:r>
       <w:r>
         <w:rPr>
-          <w:szCs w:val="21"/>
+          <w:rFonts w:ascii="Times New Roman" w:hAnsi="Times New Roman" w:eastAsia="宋体" w:cs="Times New Roman"/>
+          <w:szCs w:val="21"/>
+          <w:sz w:val="21"/>
         </w:rPr>
         <w:t>）如果</w:t>
       </w:r>
       <w:r>
         <w:rPr>
-          <w:szCs w:val="21"/>
+          <w:rFonts w:ascii="Times New Roman" w:hAnsi="Times New Roman" w:eastAsia="宋体" w:cs="Times New Roman"/>
+          <w:szCs w:val="21"/>
+          <w:sz w:val="21"/>
           <w:bdr w:val="single" w:sz="8" w:space="0" w:color="auto"/>
         </w:rPr>
         <w:t>磁场相对于导体转动</w:t>
       </w:r>
       <w:r>
         <w:rPr>
-          <w:szCs w:val="21"/>
+          <w:rFonts w:ascii="Times New Roman" w:hAnsi="Times New Roman" w:eastAsia="宋体" w:cs="Times New Roman"/>
+          <w:szCs w:val="21"/>
+          <w:sz w:val="21"/>
         </w:rPr>
         <w:t>，在导体中会产生感应电流，感应电流使导体受到</w:t>
       </w:r>
       <w:r>
         <w:rPr>
-          <w:szCs w:val="21"/>
+          <w:rFonts w:ascii="Times New Roman" w:hAnsi="Times New Roman" w:eastAsia="宋体" w:cs="Times New Roman"/>
+          <w:szCs w:val="21"/>
+          <w:sz w:val="21"/>
           <w:bdr w:val="single" w:sz="8" w:space="0" w:color="auto"/>
         </w:rPr>
         <w:t>安培力</w:t>
       </w:r>
       <w:r>
         <w:rPr>
-          <w:szCs w:val="21"/>
+          <w:rFonts w:ascii="Times New Roman" w:hAnsi="Times New Roman" w:eastAsia="宋体" w:cs="Times New Roman"/>
+          <w:szCs w:val="21"/>
+          <w:sz w:val="21"/>
         </w:rPr>
         <w:t>的作用，</w:t>
       </w:r>
       <w:r>
         <w:rPr>
-          <w:szCs w:val="21"/>
+          <w:rFonts w:ascii="Times New Roman" w:hAnsi="Times New Roman" w:eastAsia="宋体" w:cs="Times New Roman"/>
+          <w:szCs w:val="21"/>
+          <w:sz w:val="21"/>
           <w:bdr w:val="single" w:sz="8" w:space="0" w:color="auto"/>
         </w:rPr>
         <w:t>安培力</w:t>
       </w:r>
       <w:r>
         <w:rPr>
-          <w:szCs w:val="21"/>
+          <w:rFonts w:ascii="Times New Roman" w:hAnsi="Times New Roman" w:eastAsia="宋体" w:cs="Times New Roman"/>
+          <w:szCs w:val="21"/>
+          <w:sz w:val="21"/>
         </w:rPr>
         <w:t>使导体运动起来，这种作用常常称为电磁驱动。</w:t>
       </w:r>
@@ -2070,58 +2482,76 @@
       </w:pPr>
       <w:r>
         <w:rPr>
-          <w:szCs w:val="21"/>
+          <w:rFonts w:ascii="Times New Roman" w:hAnsi="Times New Roman" w:eastAsia="宋体" w:cs="Times New Roman"/>
+          <w:szCs w:val="21"/>
+          <w:sz w:val="21"/>
         </w:rPr>
         <w:t>（</w:t>
       </w:r>
       <w:r>
         <w:rPr>
-          <w:szCs w:val="21"/>
+          <w:rFonts w:ascii="Times New Roman" w:hAnsi="Times New Roman" w:eastAsia="宋体" w:cs="Times New Roman"/>
+          <w:szCs w:val="21"/>
+          <w:sz w:val="21"/>
         </w:rPr>
         <w:t>2</w:t>
       </w:r>
       <w:r>
         <w:rPr>
-          <w:szCs w:val="21"/>
+          <w:rFonts w:ascii="Times New Roman" w:hAnsi="Times New Roman" w:eastAsia="宋体" w:cs="Times New Roman"/>
+          <w:szCs w:val="21"/>
+          <w:sz w:val="21"/>
         </w:rPr>
         <w:t>）交流感应电动机是利用</w:t>
       </w:r>
       <w:r>
         <w:rPr>
-          <w:szCs w:val="21"/>
+          <w:rFonts w:ascii="Times New Roman" w:hAnsi="Times New Roman" w:eastAsia="宋体" w:cs="Times New Roman"/>
+          <w:szCs w:val="21"/>
+          <w:sz w:val="21"/>
           <w:bdr w:val="single" w:sz="8" w:space="0" w:color="auto"/>
         </w:rPr>
         <w:t>电磁驱动</w:t>
       </w:r>
       <w:r>
         <w:rPr>
-          <w:szCs w:val="21"/>
+          <w:rFonts w:ascii="Times New Roman" w:hAnsi="Times New Roman" w:eastAsia="宋体" w:cs="Times New Roman"/>
+          <w:szCs w:val="21"/>
+          <w:sz w:val="21"/>
         </w:rPr>
         <w:t>的原理工作的，把</w:t>
       </w:r>
       <w:r>
         <w:rPr>
-          <w:szCs w:val="21"/>
+          <w:rFonts w:ascii="Times New Roman" w:hAnsi="Times New Roman" w:eastAsia="宋体" w:cs="Times New Roman"/>
+          <w:szCs w:val="21"/>
+          <w:sz w:val="21"/>
           <w:bdr w:val="single" w:sz="8" w:space="0" w:color="auto"/>
         </w:rPr>
         <w:t>电能</w:t>
       </w:r>
       <w:r>
         <w:rPr>
-          <w:szCs w:val="21"/>
+          <w:rFonts w:ascii="Times New Roman" w:hAnsi="Times New Roman" w:eastAsia="宋体" w:cs="Times New Roman"/>
+          <w:szCs w:val="21"/>
+          <w:sz w:val="21"/>
         </w:rPr>
         <w:t>转化成</w:t>
       </w:r>
       <w:r>
         <w:rPr>
-          <w:szCs w:val="21"/>
+          <w:rFonts w:ascii="Times New Roman" w:hAnsi="Times New Roman" w:eastAsia="宋体" w:cs="Times New Roman"/>
+          <w:szCs w:val="21"/>
+          <w:sz w:val="21"/>
           <w:bdr w:val="single" w:sz="8" w:space="0" w:color="auto"/>
         </w:rPr>
         <w:t>机械能</w:t>
       </w:r>
       <w:r>
         <w:rPr>
-          <w:szCs w:val="21"/>
+          <w:rFonts w:ascii="Times New Roman" w:hAnsi="Times New Roman" w:eastAsia="宋体" w:cs="Times New Roman"/>
+          <w:szCs w:val="21"/>
+          <w:sz w:val="21"/>
         </w:rPr>
         <w:t>。</w:t>
       </w:r>
@@ -2146,15 +2576,19 @@
       </w:pPr>
       <w:r>
         <w:rPr>
+          <w:rFonts w:ascii="Times New Roman" w:hAnsi="Times New Roman" w:eastAsia="宋体" w:cs="Times New Roman"/>
           <w:b/>
           <w:szCs w:val="21"/>
+          <w:sz w:val="21"/>
         </w:rPr>
         <w:t xml:space="preserve">2.4 </w:t>
       </w:r>
       <w:r>
         <w:rPr>
+          <w:rFonts w:ascii="Times New Roman" w:hAnsi="Times New Roman" w:eastAsia="宋体" w:cs="Times New Roman"/>
           <w:b/>
           <w:szCs w:val="21"/>
+          <w:sz w:val="21"/>
         </w:rPr>
         <w:t>互感和自感</w:t>
       </w:r>
@@ -2170,52 +2604,68 @@
       </w:pPr>
       <w:r>
         <w:rPr>
-          <w:szCs w:val="21"/>
+          <w:rFonts w:ascii="Times New Roman" w:hAnsi="Times New Roman" w:eastAsia="宋体" w:cs="Times New Roman"/>
+          <w:szCs w:val="21"/>
+          <w:sz w:val="21"/>
         </w:rPr>
         <w:t>14</w:t>
       </w:r>
       <w:r>
         <w:rPr>
-          <w:szCs w:val="21"/>
+          <w:rFonts w:ascii="Times New Roman" w:hAnsi="Times New Roman" w:eastAsia="宋体" w:cs="Times New Roman"/>
+          <w:szCs w:val="21"/>
+          <w:sz w:val="21"/>
         </w:rPr>
         <w:t>．互感和互感电动势：两个相互靠近的线圈，当一个线圈中的电流变化时，它所产生的</w:t>
       </w:r>
       <w:r>
         <w:rPr>
-          <w:szCs w:val="21"/>
+          <w:rFonts w:ascii="Times New Roman" w:hAnsi="Times New Roman" w:eastAsia="宋体" w:cs="Times New Roman"/>
+          <w:szCs w:val="21"/>
+          <w:sz w:val="21"/>
           <w:bdr w:val="single" w:sz="8" w:space="0" w:color="auto"/>
         </w:rPr>
         <w:t>变化的磁场</w:t>
       </w:r>
       <w:r>
         <w:rPr>
-          <w:szCs w:val="21"/>
+          <w:rFonts w:ascii="Times New Roman" w:hAnsi="Times New Roman" w:eastAsia="宋体" w:cs="Times New Roman"/>
+          <w:szCs w:val="21"/>
+          <w:sz w:val="21"/>
         </w:rPr>
         <w:t>会在另一个线圈中产生</w:t>
       </w:r>
       <w:r>
         <w:rPr>
-          <w:szCs w:val="21"/>
+          <w:rFonts w:ascii="Times New Roman" w:hAnsi="Times New Roman" w:eastAsia="宋体" w:cs="Times New Roman"/>
+          <w:szCs w:val="21"/>
+          <w:sz w:val="21"/>
           <w:bdr w:val="single" w:sz="8" w:space="0" w:color="auto"/>
         </w:rPr>
         <w:t>感应电动势</w:t>
       </w:r>
       <w:r>
         <w:rPr>
-          <w:szCs w:val="21"/>
+          <w:rFonts w:ascii="Times New Roman" w:hAnsi="Times New Roman" w:eastAsia="宋体" w:cs="Times New Roman"/>
+          <w:szCs w:val="21"/>
+          <w:sz w:val="21"/>
         </w:rPr>
         <w:t>，这种现象叫作互感，这种感应电动势叫作</w:t>
       </w:r>
       <w:r>
         <w:rPr>
-          <w:szCs w:val="21"/>
+          <w:rFonts w:ascii="Times New Roman" w:hAnsi="Times New Roman" w:eastAsia="宋体" w:cs="Times New Roman"/>
+          <w:szCs w:val="21"/>
+          <w:sz w:val="21"/>
           <w:bdr w:val="single" w:sz="8" w:space="0" w:color="auto"/>
         </w:rPr>
         <w:t>互感电动势</w:t>
       </w:r>
       <w:r>
         <w:rPr>
-          <w:szCs w:val="21"/>
+          <w:rFonts w:ascii="Times New Roman" w:hAnsi="Times New Roman" w:eastAsia="宋体" w:cs="Times New Roman"/>
+          <w:szCs w:val="21"/>
+          <w:sz w:val="21"/>
         </w:rPr>
         <w:t>。</w:t>
       </w:r>
@@ -2231,26 +2681,34 @@
       </w:pPr>
       <w:r>
         <w:rPr>
-          <w:szCs w:val="21"/>
+          <w:rFonts w:ascii="Times New Roman" w:hAnsi="Times New Roman" w:eastAsia="宋体" w:cs="Times New Roman"/>
+          <w:szCs w:val="21"/>
+          <w:sz w:val="21"/>
         </w:rPr>
         <w:t>15</w:t>
       </w:r>
       <w:r>
         <w:rPr>
-          <w:szCs w:val="21"/>
+          <w:rFonts w:ascii="Times New Roman" w:hAnsi="Times New Roman" w:eastAsia="宋体" w:cs="Times New Roman"/>
+          <w:szCs w:val="21"/>
+          <w:sz w:val="21"/>
         </w:rPr>
         <w:t>．应用：利用互感现象可以把能量由一个线圈传递到另一个线圈，如</w:t>
       </w:r>
       <w:r>
         <w:rPr>
-          <w:szCs w:val="21"/>
+          <w:rFonts w:ascii="Times New Roman" w:hAnsi="Times New Roman" w:eastAsia="宋体" w:cs="Times New Roman"/>
+          <w:szCs w:val="21"/>
+          <w:sz w:val="21"/>
           <w:bdr w:val="single" w:sz="8" w:space="0" w:color="auto"/>
         </w:rPr>
         <w:t>变压器</w:t>
       </w:r>
       <w:r>
         <w:rPr>
-          <w:szCs w:val="21"/>
+          <w:rFonts w:ascii="Times New Roman" w:hAnsi="Times New Roman" w:eastAsia="宋体" w:cs="Times New Roman"/>
+          <w:szCs w:val="21"/>
+          <w:sz w:val="21"/>
         </w:rPr>
         <w:t>就是利用互感现象制成的。</w:t>
       </w:r>
@@ -2266,26 +2724,34 @@
       </w:pPr>
       <w:r>
         <w:rPr>
-          <w:szCs w:val="21"/>
+          <w:rFonts w:ascii="Times New Roman" w:hAnsi="Times New Roman" w:eastAsia="宋体" w:cs="Times New Roman"/>
+          <w:szCs w:val="21"/>
+          <w:sz w:val="21"/>
         </w:rPr>
         <w:t>16</w:t>
       </w:r>
       <w:r>
         <w:rPr>
-          <w:szCs w:val="21"/>
+          <w:rFonts w:ascii="Times New Roman" w:hAnsi="Times New Roman" w:eastAsia="宋体" w:cs="Times New Roman"/>
+          <w:szCs w:val="21"/>
+          <w:sz w:val="21"/>
         </w:rPr>
         <w:t>．危害：互感现象不仅可以发生于绕在同一铁芯上的两个线圈之间，而且可以发生于任何两个</w:t>
       </w:r>
       <w:r>
         <w:rPr>
-          <w:szCs w:val="21"/>
+          <w:rFonts w:ascii="Times New Roman" w:hAnsi="Times New Roman" w:eastAsia="宋体" w:cs="Times New Roman"/>
+          <w:szCs w:val="21"/>
+          <w:sz w:val="21"/>
           <w:bdr w:val="single" w:sz="8" w:space="0" w:color="auto"/>
         </w:rPr>
         <w:t>相互靠近</w:t>
       </w:r>
       <w:r>
         <w:rPr>
-          <w:szCs w:val="21"/>
+          <w:rFonts w:ascii="Times New Roman" w:hAnsi="Times New Roman" w:eastAsia="宋体" w:cs="Times New Roman"/>
+          <w:szCs w:val="21"/>
+          <w:sz w:val="21"/>
         </w:rPr>
         <w:t>的电路之间，在电力工程和电子电路中，互感现象有时会影响电路的正常工作，要设法减小互感。</w:t>
       </w:r>
@@ -2311,71 +2777,93 @@
       </w:pPr>
       <w:r>
         <w:rPr>
-          <w:szCs w:val="21"/>
+          <w:rFonts w:ascii="Times New Roman" w:hAnsi="Times New Roman" w:eastAsia="宋体" w:cs="Times New Roman"/>
+          <w:szCs w:val="21"/>
+          <w:sz w:val="21"/>
         </w:rPr>
         <w:t>17</w:t>
       </w:r>
       <w:r>
         <w:rPr>
-          <w:szCs w:val="21"/>
+          <w:rFonts w:ascii="Times New Roman" w:hAnsi="Times New Roman" w:eastAsia="宋体" w:cs="Times New Roman"/>
+          <w:szCs w:val="21"/>
+          <w:sz w:val="21"/>
         </w:rPr>
         <w:t>．当一个线圈中的电流</w:t>
       </w:r>
       <w:r>
         <w:rPr>
-          <w:szCs w:val="21"/>
+          <w:rFonts w:ascii="Times New Roman" w:hAnsi="Times New Roman" w:eastAsia="宋体" w:cs="Times New Roman"/>
+          <w:szCs w:val="21"/>
+          <w:sz w:val="21"/>
           <w:bdr w:val="single" w:sz="8" w:space="0" w:color="auto"/>
         </w:rPr>
         <w:t>变化</w:t>
       </w:r>
       <w:r>
         <w:rPr>
-          <w:szCs w:val="21"/>
+          <w:rFonts w:ascii="Times New Roman" w:hAnsi="Times New Roman" w:eastAsia="宋体" w:cs="Times New Roman"/>
+          <w:szCs w:val="21"/>
+          <w:sz w:val="21"/>
         </w:rPr>
         <w:t>时，它所产生</w:t>
       </w:r>
       <w:r>
         <w:rPr>
-          <w:szCs w:val="21"/>
+          <w:rFonts w:ascii="Times New Roman" w:hAnsi="Times New Roman" w:eastAsia="宋体" w:cs="Times New Roman"/>
+          <w:szCs w:val="21"/>
+          <w:sz w:val="21"/>
         </w:rPr>
         <w:t>的</w:t>
       </w:r>
       <w:r>
         <w:rPr>
-          <w:szCs w:val="21"/>
+          <w:rFonts w:ascii="Times New Roman" w:hAnsi="Times New Roman" w:eastAsia="宋体" w:cs="Times New Roman"/>
+          <w:szCs w:val="21"/>
+          <w:sz w:val="21"/>
           <w:bdr w:val="single" w:sz="8" w:space="0" w:color="auto"/>
         </w:rPr>
         <w:t>变化</w:t>
       </w:r>
       <w:r>
         <w:rPr>
-          <w:szCs w:val="21"/>
+          <w:rFonts w:ascii="Times New Roman" w:hAnsi="Times New Roman" w:eastAsia="宋体" w:cs="Times New Roman"/>
+          <w:szCs w:val="21"/>
+          <w:sz w:val="21"/>
         </w:rPr>
         <w:t>的磁场在线圈</w:t>
       </w:r>
       <w:r>
         <w:rPr>
-          <w:szCs w:val="21"/>
+          <w:rFonts w:ascii="Times New Roman" w:hAnsi="Times New Roman" w:eastAsia="宋体" w:cs="Times New Roman"/>
+          <w:szCs w:val="21"/>
+          <w:sz w:val="21"/>
           <w:bdr w:val="single" w:sz="8" w:space="0" w:color="auto"/>
         </w:rPr>
         <w:t>本身</w:t>
       </w:r>
       <w:r>
         <w:rPr>
-          <w:szCs w:val="21"/>
+          <w:rFonts w:ascii="Times New Roman" w:hAnsi="Times New Roman" w:eastAsia="宋体" w:cs="Times New Roman"/>
+          <w:szCs w:val="21"/>
+          <w:sz w:val="21"/>
         </w:rPr>
         <w:t>激发出感应电动势，这种现象称为自感。由于自感而产生的感应电动势叫作</w:t>
       </w:r>
       <w:r>
         <w:rPr>
-          <w:szCs w:val="21"/>
+          <w:rFonts w:ascii="Times New Roman" w:hAnsi="Times New Roman" w:eastAsia="宋体" w:cs="Times New Roman"/>
+          <w:szCs w:val="21"/>
+          <w:sz w:val="21"/>
           <w:bdr w:val="single" w:sz="8" w:space="0" w:color="auto"/>
         </w:rPr>
         <w:t>自感电动势</w:t>
       </w:r>
       <w:r>
         <w:rPr>
-          <w:szCs w:val="21"/>
+          <w:rFonts w:ascii="Times New Roman" w:hAnsi="Times New Roman" w:eastAsia="宋体" w:cs="Times New Roman"/>
+          <w:szCs w:val="21"/>
+          <w:sz w:val="21"/>
         </w:rPr>
         <w:t>。</w:t>
       </w:r>
@@ -2391,26 +2879,34 @@
       </w:pPr>
       <w:r>
         <w:rPr>
-          <w:szCs w:val="21"/>
+          <w:rFonts w:ascii="Times New Roman" w:hAnsi="Times New Roman" w:eastAsia="宋体" w:cs="Times New Roman"/>
+          <w:szCs w:val="21"/>
+          <w:sz w:val="21"/>
         </w:rPr>
         <w:t>18</w:t>
       </w:r>
       <w:r>
         <w:rPr>
-          <w:szCs w:val="21"/>
+          <w:rFonts w:ascii="Times New Roman" w:hAnsi="Times New Roman" w:eastAsia="宋体" w:cs="Times New Roman"/>
+          <w:szCs w:val="21"/>
+          <w:sz w:val="21"/>
         </w:rPr>
         <w:t>．自感电动势的作用：</w:t>
       </w:r>
       <w:r>
         <w:rPr>
-          <w:szCs w:val="21"/>
+          <w:rFonts w:ascii="Times New Roman" w:hAnsi="Times New Roman" w:eastAsia="宋体" w:cs="Times New Roman"/>
+          <w:szCs w:val="21"/>
+          <w:sz w:val="21"/>
           <w:bdr w:val="single" w:sz="8" w:space="0" w:color="auto"/>
         </w:rPr>
         <w:t>阻碍原电流的变化，而不是阻止，原电流仍在变化，只是使原电流的变化时间变长，即总是起着推迟电流变化的作用</w:t>
       </w:r>
       <w:r>
         <w:rPr>
-          <w:szCs w:val="21"/>
+          <w:rFonts w:ascii="Times New Roman" w:hAnsi="Times New Roman" w:eastAsia="宋体" w:cs="Times New Roman"/>
+          <w:szCs w:val="21"/>
+          <w:sz w:val="21"/>
         </w:rPr>
         <w:t>。</w:t>
       </w:r>
@@ -2426,13 +2922,17 @@
       </w:pPr>
       <w:r>
         <w:rPr>
-          <w:szCs w:val="21"/>
+          <w:rFonts w:ascii="Times New Roman" w:hAnsi="Times New Roman" w:eastAsia="宋体" w:cs="Times New Roman"/>
+          <w:szCs w:val="21"/>
+          <w:sz w:val="21"/>
         </w:rPr>
         <w:t>19</w:t>
       </w:r>
       <w:r>
         <w:rPr>
-          <w:szCs w:val="21"/>
+          <w:rFonts w:ascii="Times New Roman" w:hAnsi="Times New Roman" w:eastAsia="宋体" w:cs="Times New Roman"/>
+          <w:szCs w:val="21"/>
+          <w:sz w:val="21"/>
         </w:rPr>
         <w:t>．对电感线圈阻碍作用的理解</w:t>
       </w:r>
@@ -2448,32 +2948,42 @@
       </w:pPr>
       <w:r>
         <w:rPr>
-          <w:szCs w:val="21"/>
+          <w:rFonts w:ascii="Times New Roman" w:hAnsi="Times New Roman" w:eastAsia="宋体" w:cs="Times New Roman"/>
+          <w:szCs w:val="21"/>
+          <w:sz w:val="21"/>
         </w:rPr>
         <w:t>（</w:t>
       </w:r>
       <w:r>
         <w:rPr>
-          <w:szCs w:val="21"/>
+          <w:rFonts w:ascii="Times New Roman" w:hAnsi="Times New Roman" w:eastAsia="宋体" w:cs="Times New Roman"/>
+          <w:szCs w:val="21"/>
+          <w:sz w:val="21"/>
         </w:rPr>
         <w:t>1</w:t>
       </w:r>
       <w:r>
         <w:rPr>
-          <w:szCs w:val="21"/>
+          <w:rFonts w:ascii="Times New Roman" w:hAnsi="Times New Roman" w:eastAsia="宋体" w:cs="Times New Roman"/>
+          <w:szCs w:val="21"/>
+          <w:sz w:val="21"/>
         </w:rPr>
         <w:t>）若电路中的电流正在改变，电感线圈会产生自感电动势</w:t>
       </w:r>
       <w:r>
         <w:rPr>
-          <w:szCs w:val="21"/>
+          <w:rFonts w:ascii="Times New Roman" w:hAnsi="Times New Roman" w:eastAsia="宋体" w:cs="Times New Roman"/>
+          <w:szCs w:val="21"/>
+          <w:sz w:val="21"/>
           <w:bdr w:val="single" w:sz="8" w:space="0" w:color="auto"/>
         </w:rPr>
         <w:t>阻碍</w:t>
       </w:r>
       <w:r>
         <w:rPr>
-          <w:szCs w:val="21"/>
+          <w:rFonts w:ascii="Times New Roman" w:hAnsi="Times New Roman" w:eastAsia="宋体" w:cs="Times New Roman"/>
+          <w:szCs w:val="21"/>
+          <w:sz w:val="21"/>
         </w:rPr>
         <w:t>电路中电流的变化，使通过电感线圈的电流不能突变。</w:t>
       </w:r>
@@ -2489,32 +2999,42 @@
       </w:pPr>
       <w:r>
         <w:rPr>
-          <w:szCs w:val="21"/>
+          <w:rFonts w:ascii="Times New Roman" w:hAnsi="Times New Roman" w:eastAsia="宋体" w:cs="Times New Roman"/>
+          <w:szCs w:val="21"/>
+          <w:sz w:val="21"/>
         </w:rPr>
         <w:t>（</w:t>
       </w:r>
       <w:r>
         <w:rPr>
-          <w:szCs w:val="21"/>
+          <w:rFonts w:ascii="Times New Roman" w:hAnsi="Times New Roman" w:eastAsia="宋体" w:cs="Times New Roman"/>
+          <w:szCs w:val="21"/>
+          <w:sz w:val="21"/>
         </w:rPr>
         <w:t>2</w:t>
       </w:r>
       <w:r>
         <w:rPr>
-          <w:szCs w:val="21"/>
+          <w:rFonts w:ascii="Times New Roman" w:hAnsi="Times New Roman" w:eastAsia="宋体" w:cs="Times New Roman"/>
+          <w:szCs w:val="21"/>
+          <w:sz w:val="21"/>
         </w:rPr>
         <w:t>）若电路中的电流是稳定的，电感线圈相当于一段导线，其阻碍作用是</w:t>
       </w:r>
       <w:r>
         <w:rPr>
-          <w:szCs w:val="21"/>
+          <w:rFonts w:ascii="Times New Roman" w:hAnsi="Times New Roman" w:eastAsia="宋体" w:cs="Times New Roman"/>
+          <w:szCs w:val="21"/>
+          <w:sz w:val="21"/>
           <w:bdr w:val="single" w:sz="8" w:space="0" w:color="auto"/>
         </w:rPr>
         <w:t>由绕制线圈的导线的电阻引起的</w:t>
       </w:r>
       <w:r>
         <w:rPr>
-          <w:szCs w:val="21"/>
+          <w:rFonts w:ascii="Times New Roman" w:hAnsi="Times New Roman" w:eastAsia="宋体" w:cs="Times New Roman"/>
+          <w:szCs w:val="21"/>
+          <w:sz w:val="21"/>
         </w:rPr>
         <w:t>。</w:t>
       </w:r>
@@ -2530,19 +3050,25 @@
       </w:pPr>
       <w:r>
         <w:rPr>
-          <w:szCs w:val="21"/>
+          <w:rFonts w:ascii="Times New Roman" w:hAnsi="Times New Roman" w:eastAsia="宋体" w:cs="Times New Roman"/>
+          <w:szCs w:val="21"/>
+          <w:sz w:val="21"/>
         </w:rPr>
         <w:t>（</w:t>
       </w:r>
       <w:r>
         <w:rPr>
-          <w:szCs w:val="21"/>
+          <w:rFonts w:ascii="Times New Roman" w:hAnsi="Times New Roman" w:eastAsia="宋体" w:cs="Times New Roman"/>
+          <w:szCs w:val="21"/>
+          <w:sz w:val="21"/>
         </w:rPr>
         <w:t>3</w:t>
       </w:r>
       <w:r>
         <w:rPr>
-          <w:szCs w:val="21"/>
+          <w:rFonts w:ascii="Times New Roman" w:hAnsi="Times New Roman" w:eastAsia="宋体" w:cs="Times New Roman"/>
+          <w:szCs w:val="21"/>
+          <w:sz w:val="21"/>
         </w:rPr>
         <w:t>）线圈通电和断电时线圈中电流的变化规律如图。</w:t>
       </w:r>
@@ -2623,13 +3149,17 @@
       </w:pPr>
       <w:r>
         <w:rPr>
-          <w:szCs w:val="21"/>
+          <w:rFonts w:ascii="Times New Roman" w:hAnsi="Times New Roman" w:eastAsia="宋体" w:cs="Times New Roman"/>
+          <w:szCs w:val="21"/>
+          <w:sz w:val="21"/>
         </w:rPr>
         <w:t>20</w:t>
       </w:r>
       <w:r>
         <w:rPr>
-          <w:szCs w:val="21"/>
+          <w:rFonts w:ascii="Times New Roman" w:hAnsi="Times New Roman" w:eastAsia="宋体" w:cs="Times New Roman"/>
+          <w:szCs w:val="21"/>
+          <w:sz w:val="21"/>
         </w:rPr>
         <w:t>．自感电动势</w:t>
       </w:r>
@@ -2645,38 +3175,50 @@
       </w:pPr>
       <w:r>
         <w:rPr>
-          <w:szCs w:val="21"/>
+          <w:rFonts w:ascii="Times New Roman" w:hAnsi="Times New Roman" w:eastAsia="宋体" w:cs="Times New Roman"/>
+          <w:szCs w:val="21"/>
+          <w:sz w:val="21"/>
         </w:rPr>
         <w:t>（</w:t>
       </w:r>
       <w:r>
         <w:rPr>
-          <w:szCs w:val="21"/>
+          <w:rFonts w:ascii="Times New Roman" w:hAnsi="Times New Roman" w:eastAsia="宋体" w:cs="Times New Roman"/>
+          <w:szCs w:val="21"/>
+          <w:sz w:val="21"/>
         </w:rPr>
         <w:t>1</w:t>
       </w:r>
       <w:r>
         <w:rPr>
-          <w:szCs w:val="21"/>
+          <w:rFonts w:ascii="Times New Roman" w:hAnsi="Times New Roman" w:eastAsia="宋体" w:cs="Times New Roman"/>
+          <w:szCs w:val="21"/>
+          <w:sz w:val="21"/>
         </w:rPr>
         <w:t>）表达式：</w:t>
       </w:r>
       <w:r>
         <w:rPr>
+          <w:rFonts w:ascii="Times New Roman" w:hAnsi="Times New Roman" w:eastAsia="宋体" w:cs="Times New Roman"/>
           <w:i/>
           <w:szCs w:val="21"/>
+          <w:sz w:val="21"/>
         </w:rPr>
         <w:t>E</w:t>
       </w:r>
       <w:r>
         <w:rPr>
-          <w:szCs w:val="21"/>
+          <w:rFonts w:ascii="Times New Roman" w:hAnsi="Times New Roman" w:eastAsia="宋体" w:cs="Times New Roman"/>
+          <w:szCs w:val="21"/>
+          <w:sz w:val="21"/>
         </w:rPr>
         <w:t>＝</w:t>
       </w:r>
       <w:r>
         <w:rPr>
-          <w:szCs w:val="21"/>
+          <w:rFonts w:ascii="Times New Roman" w:hAnsi="Times New Roman" w:eastAsia="宋体" w:cs="Times New Roman"/>
+          <w:szCs w:val="21"/>
+          <w:sz w:val="21"/>
           <w:bdr w:val="single" w:sz="8" w:space="0" w:color="auto"/>
         </w:rPr>
         <w:t>L</w:t>
@@ -2740,7 +3282,9 @@
       </m:oMath>
       <w:r>
         <w:rPr>
-          <w:szCs w:val="21"/>
+          <w:rFonts w:ascii="Times New Roman" w:hAnsi="Times New Roman" w:eastAsia="宋体" w:cs="Times New Roman"/>
+          <w:szCs w:val="21"/>
+          <w:sz w:val="21"/>
         </w:rPr>
         <w:t>。</w:t>
       </w:r>
@@ -2756,31 +3300,41 @@
       </w:pPr>
       <w:r>
         <w:rPr>
-          <w:szCs w:val="21"/>
+          <w:rFonts w:ascii="Times New Roman" w:hAnsi="Times New Roman" w:eastAsia="宋体" w:cs="Times New Roman"/>
+          <w:szCs w:val="21"/>
+          <w:sz w:val="21"/>
         </w:rPr>
         <w:t>（</w:t>
       </w:r>
       <w:r>
         <w:rPr>
-          <w:szCs w:val="21"/>
+          <w:rFonts w:ascii="Times New Roman" w:hAnsi="Times New Roman" w:eastAsia="宋体" w:cs="Times New Roman"/>
+          <w:szCs w:val="21"/>
+          <w:sz w:val="21"/>
         </w:rPr>
         <w:t>2</w:t>
       </w:r>
       <w:r>
         <w:rPr>
-          <w:szCs w:val="21"/>
+          <w:rFonts w:ascii="Times New Roman" w:hAnsi="Times New Roman" w:eastAsia="宋体" w:cs="Times New Roman"/>
+          <w:szCs w:val="21"/>
+          <w:sz w:val="21"/>
         </w:rPr>
         <w:t>）理解：</w:t>
       </w:r>
       <w:r>
         <w:rPr>
-          <w:szCs w:val="21"/>
+          <w:rFonts w:ascii="Times New Roman" w:hAnsi="Times New Roman" w:eastAsia="宋体" w:cs="Times New Roman"/>
+          <w:szCs w:val="21"/>
+          <w:sz w:val="21"/>
         </w:rPr>
         <w:t>①</w:t>
       </w:r>
       <w:r>
         <w:rPr>
-          <w:szCs w:val="21"/>
+          <w:rFonts w:ascii="Times New Roman" w:hAnsi="Times New Roman" w:eastAsia="宋体" w:cs="Times New Roman"/>
+          <w:szCs w:val="21"/>
+          <w:sz w:val="21"/>
         </w:rPr>
         <w:t>公式中</w:t>
       </w:r>
@@ -2836,33 +3390,43 @@
       </m:oMath>
       <w:r>
         <w:rPr>
-          <w:szCs w:val="21"/>
+          <w:rFonts w:ascii="Times New Roman" w:hAnsi="Times New Roman" w:eastAsia="宋体" w:cs="Times New Roman"/>
+          <w:szCs w:val="21"/>
+          <w:sz w:val="21"/>
         </w:rPr>
         <w:t>为</w:t>
       </w:r>
       <w:r>
         <w:rPr>
-          <w:szCs w:val="21"/>
+          <w:rFonts w:ascii="Times New Roman" w:hAnsi="Times New Roman" w:eastAsia="宋体" w:cs="Times New Roman"/>
+          <w:szCs w:val="21"/>
+          <w:sz w:val="21"/>
           <w:bdr w:val="single" w:sz="8" w:space="0" w:color="auto"/>
         </w:rPr>
         <w:t>电流的变化率</w:t>
       </w:r>
       <w:r>
         <w:rPr>
-          <w:szCs w:val="21"/>
+          <w:rFonts w:ascii="Times New Roman" w:hAnsi="Times New Roman" w:eastAsia="宋体" w:cs="Times New Roman"/>
+          <w:szCs w:val="21"/>
+          <w:sz w:val="21"/>
         </w:rPr>
         <w:t>，电流变化越快，电流变化率越大，自感电动势也越</w:t>
       </w:r>
       <w:r>
         <w:rPr>
-          <w:szCs w:val="21"/>
+          <w:rFonts w:ascii="Times New Roman" w:hAnsi="Times New Roman" w:eastAsia="宋体" w:cs="Times New Roman"/>
+          <w:szCs w:val="21"/>
+          <w:sz w:val="21"/>
           <w:bdr w:val="single" w:sz="8" w:space="0" w:color="auto"/>
         </w:rPr>
         <w:t>大</w:t>
       </w:r>
       <w:r>
         <w:rPr>
-          <w:szCs w:val="21"/>
+          <w:rFonts w:ascii="Times New Roman" w:hAnsi="Times New Roman" w:eastAsia="宋体" w:cs="Times New Roman"/>
+          <w:szCs w:val="21"/>
+          <w:sz w:val="21"/>
         </w:rPr>
         <w:t>。</w:t>
       </w:r>
@@ -2878,39 +3442,51 @@
       </w:pPr>
       <w:r>
         <w:rPr>
-          <w:szCs w:val="21"/>
+          <w:rFonts w:ascii="Times New Roman" w:hAnsi="Times New Roman" w:eastAsia="宋体" w:cs="Times New Roman"/>
+          <w:szCs w:val="21"/>
+          <w:sz w:val="21"/>
         </w:rPr>
         <w:t>②</w:t>
       </w:r>
       <w:r>
         <w:rPr>
-          <w:szCs w:val="21"/>
+          <w:rFonts w:ascii="Times New Roman" w:hAnsi="Times New Roman" w:eastAsia="宋体" w:cs="Times New Roman"/>
+          <w:szCs w:val="21"/>
+          <w:sz w:val="21"/>
         </w:rPr>
         <w:t>公式中</w:t>
       </w:r>
       <w:r>
         <w:rPr>
+          <w:rFonts w:ascii="Times New Roman" w:hAnsi="Times New Roman" w:eastAsia="宋体" w:cs="Times New Roman"/>
           <w:i/>
           <w:szCs w:val="21"/>
+          <w:sz w:val="21"/>
         </w:rPr>
         <w:t>L</w:t>
       </w:r>
       <w:r>
         <w:rPr>
-          <w:szCs w:val="21"/>
+          <w:rFonts w:ascii="Times New Roman" w:hAnsi="Times New Roman" w:eastAsia="宋体" w:cs="Times New Roman"/>
+          <w:szCs w:val="21"/>
+          <w:sz w:val="21"/>
         </w:rPr>
         <w:t>为线圈的</w:t>
       </w:r>
       <w:r>
         <w:rPr>
-          <w:szCs w:val="21"/>
+          <w:rFonts w:ascii="Times New Roman" w:hAnsi="Times New Roman" w:eastAsia="宋体" w:cs="Times New Roman"/>
+          <w:szCs w:val="21"/>
+          <w:sz w:val="21"/>
           <w:bdr w:val="single" w:sz="8" w:space="0" w:color="auto"/>
         </w:rPr>
         <w:t>自感系数</w:t>
       </w:r>
       <w:r>
         <w:rPr>
-          <w:szCs w:val="21"/>
+          <w:rFonts w:ascii="Times New Roman" w:hAnsi="Times New Roman" w:eastAsia="宋体" w:cs="Times New Roman"/>
+          <w:szCs w:val="21"/>
+          <w:sz w:val="21"/>
         </w:rPr>
         <w:t>。</w:t>
       </w:r>
@@ -2926,13 +3502,17 @@
       </w:pPr>
       <w:r>
         <w:rPr>
-          <w:szCs w:val="21"/>
+          <w:rFonts w:ascii="Times New Roman" w:hAnsi="Times New Roman" w:eastAsia="宋体" w:cs="Times New Roman"/>
+          <w:szCs w:val="21"/>
+          <w:sz w:val="21"/>
         </w:rPr>
         <w:t>21</w:t>
       </w:r>
       <w:r>
         <w:rPr>
-          <w:szCs w:val="21"/>
+          <w:rFonts w:ascii="Times New Roman" w:hAnsi="Times New Roman" w:eastAsia="宋体" w:cs="Times New Roman"/>
+          <w:szCs w:val="21"/>
+          <w:sz w:val="21"/>
         </w:rPr>
         <w:t>．用思维导图描绘自感系数的物理意义、决定因素及单位：</w:t>
       </w:r>
@@ -2992,13 +3572,17 @@
       </w:pPr>
       <w:r>
         <w:rPr>
-          <w:szCs w:val="21"/>
+          <w:rFonts w:ascii="Times New Roman" w:hAnsi="Times New Roman" w:eastAsia="宋体" w:cs="Times New Roman"/>
+          <w:szCs w:val="21"/>
+          <w:sz w:val="21"/>
         </w:rPr>
         <w:t>22</w:t>
       </w:r>
       <w:r>
         <w:rPr>
-          <w:szCs w:val="21"/>
+          <w:rFonts w:ascii="Times New Roman" w:hAnsi="Times New Roman" w:eastAsia="宋体" w:cs="Times New Roman"/>
+          <w:szCs w:val="21"/>
+          <w:sz w:val="21"/>
         </w:rPr>
         <w:t>．磁场的能量</w:t>
       </w:r>
@@ -3014,32 +3598,42 @@
       </w:pPr>
       <w:r>
         <w:rPr>
-          <w:szCs w:val="21"/>
+          <w:rFonts w:ascii="Times New Roman" w:hAnsi="Times New Roman" w:eastAsia="宋体" w:cs="Times New Roman"/>
+          <w:szCs w:val="21"/>
+          <w:sz w:val="21"/>
         </w:rPr>
         <w:t>（</w:t>
       </w:r>
       <w:r>
         <w:rPr>
-          <w:szCs w:val="21"/>
+          <w:rFonts w:ascii="Times New Roman" w:hAnsi="Times New Roman" w:eastAsia="宋体" w:cs="Times New Roman"/>
+          <w:szCs w:val="21"/>
+          <w:sz w:val="21"/>
         </w:rPr>
         <w:t>1</w:t>
       </w:r>
       <w:r>
         <w:rPr>
-          <w:szCs w:val="21"/>
+          <w:rFonts w:ascii="Times New Roman" w:hAnsi="Times New Roman" w:eastAsia="宋体" w:cs="Times New Roman"/>
+          <w:szCs w:val="21"/>
+          <w:sz w:val="21"/>
         </w:rPr>
         <w:t>）线圈中电流从无到有时，磁场也是从无到有，</w:t>
       </w:r>
       <w:r>
         <w:rPr>
-          <w:szCs w:val="21"/>
+          <w:rFonts w:ascii="Times New Roman" w:hAnsi="Times New Roman" w:eastAsia="宋体" w:cs="Times New Roman"/>
+          <w:szCs w:val="21"/>
+          <w:sz w:val="21"/>
           <w:bdr w:val="single" w:sz="8" w:space="0" w:color="auto"/>
         </w:rPr>
         <w:t>电源</w:t>
       </w:r>
       <w:r>
         <w:rPr>
-          <w:szCs w:val="21"/>
+          <w:rFonts w:ascii="Times New Roman" w:hAnsi="Times New Roman" w:eastAsia="宋体" w:cs="Times New Roman"/>
+          <w:szCs w:val="21"/>
+          <w:sz w:val="21"/>
         </w:rPr>
         <w:t>把能量输送给磁场，储存在磁场中。</w:t>
       </w:r>
@@ -3055,32 +3649,42 @@
       </w:pPr>
       <w:r>
         <w:rPr>
-          <w:szCs w:val="21"/>
+          <w:rFonts w:ascii="Times New Roman" w:hAnsi="Times New Roman" w:eastAsia="宋体" w:cs="Times New Roman"/>
+          <w:szCs w:val="21"/>
+          <w:sz w:val="21"/>
         </w:rPr>
         <w:t>（</w:t>
       </w:r>
       <w:r>
         <w:rPr>
-          <w:szCs w:val="21"/>
+          <w:rFonts w:ascii="Times New Roman" w:hAnsi="Times New Roman" w:eastAsia="宋体" w:cs="Times New Roman"/>
+          <w:szCs w:val="21"/>
+          <w:sz w:val="21"/>
         </w:rPr>
         <w:t>2</w:t>
       </w:r>
       <w:r>
         <w:rPr>
-          <w:szCs w:val="21"/>
+          <w:rFonts w:ascii="Times New Roman" w:hAnsi="Times New Roman" w:eastAsia="宋体" w:cs="Times New Roman"/>
+          <w:szCs w:val="21"/>
+          <w:sz w:val="21"/>
         </w:rPr>
         <w:t>）线圈中电流减小时，</w:t>
       </w:r>
       <w:r>
         <w:rPr>
-          <w:szCs w:val="21"/>
+          <w:rFonts w:ascii="Times New Roman" w:hAnsi="Times New Roman" w:eastAsia="宋体" w:cs="Times New Roman"/>
+          <w:szCs w:val="21"/>
+          <w:sz w:val="21"/>
           <w:bdr w:val="single" w:sz="8" w:space="0" w:color="auto"/>
         </w:rPr>
         <w:t>磁场</w:t>
       </w:r>
       <w:r>
         <w:rPr>
-          <w:szCs w:val="21"/>
+          <w:rFonts w:ascii="Times New Roman" w:hAnsi="Times New Roman" w:eastAsia="宋体" w:cs="Times New Roman"/>
+          <w:szCs w:val="21"/>
+          <w:sz w:val="21"/>
         </w:rPr>
         <w:t>中的能量释放出来转化为电能。</w:t>
       </w:r>
@@ -3215,7 +3819,7 @@
         <w:rFonts w:ascii="Times New Roman" w:eastAsia="宋体" w:hAnsi="Times New Roman" w:cs="Times New Roman"/>
         <w:kern w:val="2"/>
         <w:sz w:val="21"/>
-        <w:szCs w:val="22"/>
+        <w:szCs w:val="21"/>
         <w:lang w:val="en-US" w:eastAsia="zh-CN" w:bidi="ar-SA"/>
       </w:rPr>
     </w:rPrDefault>

--- a/高中物理/高中物理同步/人教版选必2 第2章 电磁感应·知识清单（完成）.docx
+++ b/高中物理/高中物理同步/人教版选必2 第2章 电磁感应·知识清单（完成）.docx
@@ -5,7 +5,7 @@
     <w:p>
       <w:pPr>
         <w:snapToGrid w:val="0"/>
-        <w:spacing w:line="300" w:lineRule="auto"/>
+        <w:spacing w:line="300" w:lineRule="auto" w:before="0" w:after="0"/>
         <w:jc w:val="left"/>
         <w:rPr>
           <w:rFonts w:hint="eastAsia"/>
@@ -95,7 +95,7 @@
     <w:p>
       <w:pPr>
         <w:snapToGrid w:val="0"/>
-        <w:spacing w:line="300" w:lineRule="auto"/>
+        <w:spacing w:line="300" w:lineRule="auto" w:before="0" w:after="0"/>
         <w:jc w:val="left"/>
         <w:rPr>
           <w:szCs w:val="21"/>
@@ -156,7 +156,7 @@
     <w:p>
       <w:pPr>
         <w:snapToGrid w:val="0"/>
-        <w:spacing w:line="300" w:lineRule="auto"/>
+        <w:spacing w:line="300" w:lineRule="auto" w:before="0" w:after="0"/>
         <w:jc w:val="left"/>
         <w:rPr>
           <w:szCs w:val="21"/>
@@ -210,7 +210,7 @@
     </w:p>
     <w:p>
       <w:pPr>
-        <w:spacing w:line="300" w:lineRule="auto"/>
+        <w:spacing w:line="300" w:lineRule="auto" w:before="0" w:after="0"/>
         <w:jc w:val="left"/>
         <w:rPr>
           <w:szCs w:val="21"/>
@@ -238,7 +238,7 @@
     <w:p>
       <w:pPr>
         <w:snapToGrid w:val="0"/>
-        <w:spacing w:line="300" w:lineRule="auto"/>
+        <w:spacing w:line="300" w:lineRule="auto" w:before="0" w:after="0"/>
         <w:jc w:val="left"/>
         <w:rPr>
           <w:szCs w:val="21"/>
@@ -298,7 +298,7 @@
     <w:p>
       <w:pPr>
         <w:snapToGrid w:val="0"/>
-        <w:spacing w:line="300" w:lineRule="auto"/>
+        <w:spacing w:line="300" w:lineRule="auto" w:before="0" w:after="0"/>
         <w:jc w:val="left"/>
         <w:rPr>
           <w:szCs w:val="21"/>
@@ -356,7 +356,7 @@
     <w:p>
       <w:pPr>
         <w:snapToGrid w:val="0"/>
-        <w:spacing w:line="300" w:lineRule="auto"/>
+        <w:spacing w:line="300" w:lineRule="auto" w:before="0" w:after="0"/>
         <w:jc w:val="left"/>
         <w:rPr>
           <w:szCs w:val="21"/>
@@ -415,7 +415,7 @@
     <w:p>
       <w:pPr>
         <w:snapToGrid w:val="0"/>
-        <w:spacing w:line="300" w:lineRule="auto"/>
+        <w:spacing w:line="300" w:lineRule="auto" w:before="0" w:after="0"/>
         <w:jc w:val="left"/>
         <w:rPr>
           <w:szCs w:val="21"/>
@@ -474,7 +474,7 @@
     <w:p>
       <w:pPr>
         <w:snapToGrid w:val="0"/>
-        <w:spacing w:line="300" w:lineRule="auto"/>
+        <w:spacing w:line="300" w:lineRule="auto" w:before="0" w:after="0"/>
         <w:jc w:val="left"/>
         <w:rPr>
           <w:szCs w:val="21"/>
@@ -558,7 +558,7 @@
     <w:p>
       <w:pPr>
         <w:snapToGrid w:val="0"/>
-        <w:spacing w:line="300" w:lineRule="auto"/>
+        <w:spacing w:line="300" w:lineRule="auto" w:before="0" w:after="0"/>
         <w:jc w:val="left"/>
         <w:rPr>
           <w:szCs w:val="21"/>
@@ -689,7 +689,7 @@
     <w:p>
       <w:pPr>
         <w:snapToGrid w:val="0"/>
-        <w:spacing w:line="300" w:lineRule="auto"/>
+        <w:spacing w:line="300" w:lineRule="auto" w:before="0" w:after="0"/>
         <w:jc w:val="left"/>
         <w:rPr>
           <w:szCs w:val="21"/>
@@ -821,17 +821,17 @@
     <w:p>
       <w:pPr>
         <w:snapToGrid w:val="0"/>
-        <w:spacing w:line="300" w:lineRule="auto"/>
-        <w:jc w:val="left"/>
-        <w:rPr>
-          <w:szCs w:val="21"/>
-        </w:rPr>
-      </w:pPr>
-    </w:p>
-    <w:p>
-      <w:pPr>
-        <w:snapToGrid w:val="0"/>
-        <w:spacing w:line="300" w:lineRule="auto"/>
+        <w:spacing w:line="300" w:lineRule="auto" w:before="0" w:after="0"/>
+        <w:jc w:val="left"/>
+        <w:rPr>
+          <w:szCs w:val="21"/>
+        </w:rPr>
+      </w:pPr>
+    </w:p>
+    <w:p>
+      <w:pPr>
+        <w:snapToGrid w:val="0"/>
+        <w:spacing w:line="300" w:lineRule="auto" w:before="0" w:after="0"/>
         <w:jc w:val="left"/>
         <w:rPr>
           <w:szCs w:val="21"/>
@@ -885,7 +885,7 @@
     <w:p>
       <w:pPr>
         <w:snapToGrid w:val="0"/>
-        <w:spacing w:line="300" w:lineRule="auto"/>
+        <w:spacing w:line="300" w:lineRule="auto" w:before="0" w:after="0"/>
         <w:jc w:val="left"/>
         <w:rPr>
           <w:szCs w:val="21"/>
@@ -962,7 +962,7 @@
     <w:p>
       <w:pPr>
         <w:snapToGrid w:val="0"/>
-        <w:spacing w:line="300" w:lineRule="auto"/>
+        <w:spacing w:line="300" w:lineRule="auto" w:before="0" w:after="0"/>
         <w:jc w:val="left"/>
         <w:rPr>
           <w:szCs w:val="21"/>
@@ -988,7 +988,7 @@
     <w:p>
       <w:pPr>
         <w:snapToGrid w:val="0"/>
-        <w:spacing w:line="300" w:lineRule="auto"/>
+        <w:spacing w:line="300" w:lineRule="auto" w:before="0" w:after="0"/>
         <w:jc w:val="left"/>
         <w:rPr>
           <w:szCs w:val="21"/>
@@ -1022,7 +1022,7 @@
     <w:p>
       <w:pPr>
         <w:snapToGrid w:val="0"/>
-        <w:spacing w:line="300" w:lineRule="auto"/>
+        <w:spacing w:line="300" w:lineRule="auto" w:before="0" w:after="0"/>
         <w:jc w:val="left"/>
         <w:rPr>
           <w:szCs w:val="21"/>
@@ -1073,16 +1073,16 @@
     <w:p>
       <w:pPr>
         <w:snapToGrid w:val="0"/>
-        <w:spacing w:line="300" w:lineRule="auto"/>
-        <w:jc w:val="left"/>
-        <w:rPr>
-          <w:szCs w:val="21"/>
-        </w:rPr>
-      </w:pPr>
-    </w:p>
-    <w:p>
-      <w:pPr>
-        <w:spacing w:line="300" w:lineRule="auto"/>
+        <w:spacing w:line="300" w:lineRule="auto" w:before="0" w:after="0"/>
+        <w:jc w:val="left"/>
+        <w:rPr>
+          <w:szCs w:val="21"/>
+        </w:rPr>
+      </w:pPr>
+    </w:p>
+    <w:p>
+      <w:pPr>
+        <w:spacing w:line="300" w:lineRule="auto" w:before="0" w:after="0"/>
         <w:jc w:val="left"/>
         <w:rPr>
           <w:szCs w:val="21"/>
@@ -1110,7 +1110,7 @@
     <w:p>
       <w:pPr>
         <w:snapToGrid w:val="0"/>
-        <w:spacing w:line="300" w:lineRule="auto"/>
+        <w:spacing w:line="300" w:lineRule="auto" w:before="0" w:after="0"/>
         <w:jc w:val="left"/>
         <w:rPr>
           <w:szCs w:val="21"/>
@@ -1194,7 +1194,7 @@
     <w:p>
       <w:pPr>
         <w:snapToGrid w:val="0"/>
-        <w:spacing w:line="300" w:lineRule="auto"/>
+        <w:spacing w:line="300" w:lineRule="auto" w:before="0" w:after="0"/>
         <w:jc w:val="left"/>
         <w:rPr>
           <w:szCs w:val="21"/>
@@ -1220,7 +1220,7 @@
     <w:p>
       <w:pPr>
         <w:snapToGrid w:val="0"/>
-        <w:spacing w:line="300" w:lineRule="auto"/>
+        <w:spacing w:line="300" w:lineRule="auto" w:before="0" w:after="0"/>
         <w:jc w:val="left"/>
         <w:rPr>
           <w:szCs w:val="21"/>
@@ -1271,7 +1271,7 @@
     <w:p>
       <w:pPr>
         <w:snapToGrid w:val="0"/>
-        <w:spacing w:line="300" w:lineRule="auto"/>
+        <w:spacing w:line="300" w:lineRule="auto" w:before="0" w:after="0"/>
         <w:jc w:val="left"/>
         <w:rPr>
           <w:szCs w:val="21"/>
@@ -1403,7 +1403,7 @@
     <w:p>
       <w:pPr>
         <w:snapToGrid w:val="0"/>
-        <w:spacing w:line="300" w:lineRule="auto"/>
+        <w:spacing w:line="300" w:lineRule="auto" w:before="0" w:after="0"/>
         <w:jc w:val="left"/>
         <w:rPr>
           <w:szCs w:val="21"/>
@@ -1507,7 +1507,7 @@
     <w:p>
       <w:pPr>
         <w:snapToGrid w:val="0"/>
-        <w:spacing w:line="300" w:lineRule="auto"/>
+        <w:spacing w:line="300" w:lineRule="auto" w:before="0" w:after="0"/>
         <w:jc w:val="left"/>
         <w:rPr>
           <w:szCs w:val="21"/>
@@ -1631,17 +1631,17 @@
     <w:p>
       <w:pPr>
         <w:snapToGrid w:val="0"/>
-        <w:spacing w:line="300" w:lineRule="auto"/>
-        <w:jc w:val="left"/>
-        <w:rPr>
-          <w:szCs w:val="21"/>
-        </w:rPr>
-      </w:pPr>
-    </w:p>
-    <w:p>
-      <w:pPr>
-        <w:snapToGrid w:val="0"/>
-        <w:spacing w:line="300" w:lineRule="auto"/>
+        <w:spacing w:line="300" w:lineRule="auto" w:before="0" w:after="0"/>
+        <w:jc w:val="left"/>
+        <w:rPr>
+          <w:szCs w:val="21"/>
+        </w:rPr>
+      </w:pPr>
+    </w:p>
+    <w:p>
+      <w:pPr>
+        <w:snapToGrid w:val="0"/>
+        <w:spacing w:line="300" w:lineRule="auto" w:before="0" w:after="0"/>
         <w:jc w:val="left"/>
         <w:rPr>
           <w:b/>
@@ -1677,7 +1677,7 @@
     <w:p>
       <w:pPr>
         <w:snapToGrid w:val="0"/>
-        <w:spacing w:line="300" w:lineRule="auto"/>
+        <w:spacing w:line="300" w:lineRule="auto" w:before="0" w:after="0"/>
         <w:jc w:val="left"/>
         <w:rPr>
           <w:szCs w:val="21"/>
@@ -1731,7 +1731,7 @@
     <w:p>
       <w:pPr>
         <w:snapToGrid w:val="0"/>
-        <w:spacing w:line="300" w:lineRule="auto"/>
+        <w:spacing w:line="300" w:lineRule="auto" w:before="0" w:after="0"/>
         <w:jc w:val="left"/>
         <w:rPr>
           <w:szCs w:val="21"/>
@@ -1775,7 +1775,7 @@
     <w:p>
       <w:pPr>
         <w:snapToGrid w:val="0"/>
-        <w:spacing w:line="300" w:lineRule="auto"/>
+        <w:spacing w:line="300" w:lineRule="auto" w:before="0" w:after="0"/>
         <w:jc w:val="left"/>
         <w:rPr>
           <w:szCs w:val="21"/>
@@ -1886,7 +1886,7 @@
     <w:p>
       <w:pPr>
         <w:snapToGrid w:val="0"/>
-        <w:spacing w:line="300" w:lineRule="auto"/>
+        <w:spacing w:line="300" w:lineRule="auto" w:before="0" w:after="0"/>
         <w:jc w:val="left"/>
         <w:rPr>
           <w:szCs w:val="21"/>
@@ -1963,16 +1963,16 @@
     <w:p>
       <w:pPr>
         <w:snapToGrid w:val="0"/>
-        <w:spacing w:line="300" w:lineRule="auto"/>
-        <w:jc w:val="left"/>
-        <w:rPr>
-          <w:szCs w:val="21"/>
-        </w:rPr>
-      </w:pPr>
-    </w:p>
-    <w:p>
-      <w:pPr>
-        <w:spacing w:line="300" w:lineRule="auto"/>
+        <w:spacing w:line="300" w:lineRule="auto" w:before="0" w:after="0"/>
+        <w:jc w:val="left"/>
+        <w:rPr>
+          <w:szCs w:val="21"/>
+        </w:rPr>
+      </w:pPr>
+    </w:p>
+    <w:p>
+      <w:pPr>
+        <w:spacing w:line="300" w:lineRule="auto" w:before="0" w:after="0"/>
         <w:jc w:val="left"/>
         <w:rPr>
           <w:szCs w:val="21"/>
@@ -2000,7 +2000,7 @@
     <w:p>
       <w:pPr>
         <w:snapToGrid w:val="0"/>
-        <w:spacing w:line="300" w:lineRule="auto"/>
+        <w:spacing w:line="300" w:lineRule="auto" w:before="0" w:after="0"/>
         <w:jc w:val="left"/>
         <w:rPr>
           <w:szCs w:val="21"/>
@@ -2060,7 +2060,7 @@
     <w:p>
       <w:pPr>
         <w:snapToGrid w:val="0"/>
-        <w:spacing w:line="300" w:lineRule="auto"/>
+        <w:spacing w:line="300" w:lineRule="auto" w:before="0" w:after="0"/>
         <w:jc w:val="left"/>
         <w:rPr>
           <w:szCs w:val="21"/>
@@ -2086,7 +2086,7 @@
     <w:p>
       <w:pPr>
         <w:snapToGrid w:val="0"/>
-        <w:spacing w:line="300" w:lineRule="auto"/>
+        <w:spacing w:line="300" w:lineRule="auto" w:before="0" w:after="0"/>
         <w:jc w:val="left"/>
         <w:rPr>
           <w:szCs w:val="21"/>
@@ -2171,7 +2171,7 @@
     <w:p>
       <w:pPr>
         <w:snapToGrid w:val="0"/>
-        <w:spacing w:line="300" w:lineRule="auto"/>
+        <w:spacing w:line="300" w:lineRule="auto" w:before="0" w:after="0"/>
         <w:jc w:val="left"/>
         <w:rPr>
           <w:szCs w:val="21"/>
@@ -2239,17 +2239,17 @@
     <w:p>
       <w:pPr>
         <w:snapToGrid w:val="0"/>
-        <w:spacing w:line="300" w:lineRule="auto"/>
-        <w:jc w:val="left"/>
-        <w:rPr>
-          <w:szCs w:val="21"/>
-        </w:rPr>
-      </w:pPr>
-    </w:p>
-    <w:p>
-      <w:pPr>
-        <w:snapToGrid w:val="0"/>
-        <w:spacing w:line="300" w:lineRule="auto"/>
+        <w:spacing w:line="300" w:lineRule="auto" w:before="0" w:after="0"/>
+        <w:jc w:val="left"/>
+        <w:rPr>
+          <w:szCs w:val="21"/>
+        </w:rPr>
+      </w:pPr>
+    </w:p>
+    <w:p>
+      <w:pPr>
+        <w:snapToGrid w:val="0"/>
+        <w:spacing w:line="300" w:lineRule="auto" w:before="0" w:after="0"/>
         <w:jc w:val="left"/>
         <w:rPr>
           <w:szCs w:val="21"/>
@@ -2303,7 +2303,7 @@
     <w:p>
       <w:pPr>
         <w:snapToGrid w:val="0"/>
-        <w:spacing w:line="300" w:lineRule="auto"/>
+        <w:spacing w:line="300" w:lineRule="auto" w:before="0" w:after="0"/>
         <w:jc w:val="left"/>
         <w:rPr>
           <w:szCs w:val="21"/>
@@ -2363,7 +2363,7 @@
     <w:p>
       <w:pPr>
         <w:snapToGrid w:val="0"/>
-        <w:spacing w:line="300" w:lineRule="auto"/>
+        <w:spacing w:line="300" w:lineRule="auto" w:before="0" w:after="0"/>
         <w:jc w:val="left"/>
         <w:rPr>
           <w:szCs w:val="21"/>
@@ -2389,7 +2389,7 @@
     <w:p>
       <w:pPr>
         <w:snapToGrid w:val="0"/>
-        <w:spacing w:line="300" w:lineRule="auto"/>
+        <w:spacing w:line="300" w:lineRule="auto" w:before="0" w:after="0"/>
         <w:jc w:val="left"/>
         <w:rPr>
           <w:szCs w:val="21"/>
@@ -2474,7 +2474,7 @@
     <w:p>
       <w:pPr>
         <w:snapToGrid w:val="0"/>
-        <w:spacing w:line="300" w:lineRule="auto"/>
+        <w:spacing w:line="300" w:lineRule="auto" w:before="0" w:after="0"/>
         <w:jc w:val="left"/>
         <w:rPr>
           <w:szCs w:val="21"/>
@@ -2559,16 +2559,16 @@
     <w:p>
       <w:pPr>
         <w:snapToGrid w:val="0"/>
-        <w:spacing w:line="300" w:lineRule="auto"/>
-        <w:jc w:val="left"/>
-        <w:rPr>
-          <w:szCs w:val="21"/>
-        </w:rPr>
-      </w:pPr>
-    </w:p>
-    <w:p>
-      <w:pPr>
-        <w:spacing w:line="300" w:lineRule="auto"/>
+        <w:spacing w:line="300" w:lineRule="auto" w:before="0" w:after="0"/>
+        <w:jc w:val="left"/>
+        <w:rPr>
+          <w:szCs w:val="21"/>
+        </w:rPr>
+      </w:pPr>
+    </w:p>
+    <w:p>
+      <w:pPr>
+        <w:spacing w:line="300" w:lineRule="auto" w:before="0" w:after="0"/>
         <w:jc w:val="left"/>
         <w:rPr>
           <w:szCs w:val="21"/>
@@ -2596,7 +2596,7 @@
     <w:p>
       <w:pPr>
         <w:snapToGrid w:val="0"/>
-        <w:spacing w:line="300" w:lineRule="auto"/>
+        <w:spacing w:line="300" w:lineRule="auto" w:before="0" w:after="0"/>
         <w:jc w:val="left"/>
         <w:rPr>
           <w:szCs w:val="21"/>
@@ -2673,7 +2673,7 @@
     <w:p>
       <w:pPr>
         <w:snapToGrid w:val="0"/>
-        <w:spacing w:line="300" w:lineRule="auto"/>
+        <w:spacing w:line="300" w:lineRule="auto" w:before="0" w:after="0"/>
         <w:jc w:val="left"/>
         <w:rPr>
           <w:szCs w:val="21"/>
@@ -2716,7 +2716,7 @@
     <w:p>
       <w:pPr>
         <w:snapToGrid w:val="0"/>
-        <w:spacing w:line="300" w:lineRule="auto"/>
+        <w:spacing w:line="300" w:lineRule="auto" w:before="0" w:after="0"/>
         <w:jc w:val="left"/>
         <w:rPr>
           <w:szCs w:val="21"/>
@@ -2759,17 +2759,17 @@
     <w:p>
       <w:pPr>
         <w:snapToGrid w:val="0"/>
-        <w:spacing w:line="300" w:lineRule="auto"/>
-        <w:jc w:val="left"/>
-        <w:rPr>
-          <w:szCs w:val="21"/>
-        </w:rPr>
-      </w:pPr>
-    </w:p>
-    <w:p>
-      <w:pPr>
-        <w:snapToGrid w:val="0"/>
-        <w:spacing w:line="300" w:lineRule="auto"/>
+        <w:spacing w:line="300" w:lineRule="auto" w:before="0" w:after="0"/>
+        <w:jc w:val="left"/>
+        <w:rPr>
+          <w:szCs w:val="21"/>
+        </w:rPr>
+      </w:pPr>
+    </w:p>
+    <w:p>
+      <w:pPr>
+        <w:snapToGrid w:val="0"/>
+        <w:spacing w:line="300" w:lineRule="auto" w:before="0" w:after="0"/>
         <w:jc w:val="left"/>
         <w:rPr>
           <w:szCs w:val="21"/>
@@ -2871,7 +2871,7 @@
     <w:p>
       <w:pPr>
         <w:snapToGrid w:val="0"/>
-        <w:spacing w:line="300" w:lineRule="auto"/>
+        <w:spacing w:line="300" w:lineRule="auto" w:before="0" w:after="0"/>
         <w:jc w:val="left"/>
         <w:rPr>
           <w:szCs w:val="21"/>
@@ -2914,7 +2914,7 @@
     <w:p>
       <w:pPr>
         <w:snapToGrid w:val="0"/>
-        <w:spacing w:line="300" w:lineRule="auto"/>
+        <w:spacing w:line="300" w:lineRule="auto" w:before="0" w:after="0"/>
         <w:jc w:val="left"/>
         <w:rPr>
           <w:szCs w:val="21"/>
@@ -2940,7 +2940,7 @@
     <w:p>
       <w:pPr>
         <w:snapToGrid w:val="0"/>
-        <w:spacing w:line="300" w:lineRule="auto"/>
+        <w:spacing w:line="300" w:lineRule="auto" w:before="0" w:after="0"/>
         <w:jc w:val="left"/>
         <w:rPr>
           <w:szCs w:val="21"/>
@@ -2991,7 +2991,7 @@
     <w:p>
       <w:pPr>
         <w:snapToGrid w:val="0"/>
-        <w:spacing w:line="300" w:lineRule="auto"/>
+        <w:spacing w:line="300" w:lineRule="auto" w:before="0" w:after="0"/>
         <w:jc w:val="left"/>
         <w:rPr>
           <w:szCs w:val="21"/>
@@ -3042,7 +3042,7 @@
     <w:p>
       <w:pPr>
         <w:snapToGrid w:val="0"/>
-        <w:spacing w:line="300" w:lineRule="auto"/>
+        <w:spacing w:line="300" w:lineRule="auto" w:before="0" w:after="0"/>
         <w:jc w:val="left"/>
         <w:rPr>
           <w:szCs w:val="21"/>
@@ -3076,7 +3076,7 @@
     <w:p>
       <w:pPr>
         <w:snapToGrid w:val="0"/>
-        <w:spacing w:line="300" w:lineRule="auto"/>
+        <w:spacing w:line="300" w:lineRule="auto" w:before="0" w:after="0"/>
         <w:jc w:val="left"/>
         <w:rPr>
           <w:szCs w:val="21"/>
@@ -3131,17 +3131,17 @@
     <w:p>
       <w:pPr>
         <w:snapToGrid w:val="0"/>
-        <w:spacing w:line="300" w:lineRule="auto"/>
-        <w:jc w:val="left"/>
-        <w:rPr>
-          <w:szCs w:val="21"/>
-        </w:rPr>
-      </w:pPr>
-    </w:p>
-    <w:p>
-      <w:pPr>
-        <w:snapToGrid w:val="0"/>
-        <w:spacing w:line="300" w:lineRule="auto"/>
+        <w:spacing w:line="300" w:lineRule="auto" w:before="0" w:after="0"/>
+        <w:jc w:val="left"/>
+        <w:rPr>
+          <w:szCs w:val="21"/>
+        </w:rPr>
+      </w:pPr>
+    </w:p>
+    <w:p>
+      <w:pPr>
+        <w:snapToGrid w:val="0"/>
+        <w:spacing w:line="300" w:lineRule="auto" w:before="0" w:after="0"/>
         <w:jc w:val="left"/>
         <w:rPr>
           <w:szCs w:val="21"/>
@@ -3167,7 +3167,7 @@
     <w:p>
       <w:pPr>
         <w:snapToGrid w:val="0"/>
-        <w:spacing w:line="300" w:lineRule="auto"/>
+        <w:spacing w:line="300" w:lineRule="auto" w:before="0" w:after="0"/>
         <w:jc w:val="left"/>
         <w:rPr>
           <w:szCs w:val="21"/>
@@ -3292,7 +3292,7 @@
     <w:p>
       <w:pPr>
         <w:snapToGrid w:val="0"/>
-        <w:spacing w:line="300" w:lineRule="auto"/>
+        <w:spacing w:line="300" w:lineRule="auto" w:before="0" w:after="0"/>
         <w:jc w:val="left"/>
         <w:rPr>
           <w:szCs w:val="21"/>
@@ -3434,7 +3434,7 @@
     <w:p>
       <w:pPr>
         <w:snapToGrid w:val="0"/>
-        <w:spacing w:line="300" w:lineRule="auto"/>
+        <w:spacing w:line="300" w:lineRule="auto" w:before="0" w:after="0"/>
         <w:jc w:val="left"/>
         <w:rPr>
           <w:szCs w:val="21"/>
@@ -3494,7 +3494,7 @@
     <w:p>
       <w:pPr>
         <w:snapToGrid w:val="0"/>
-        <w:spacing w:line="300" w:lineRule="auto"/>
+        <w:spacing w:line="300" w:lineRule="auto" w:before="0" w:after="0"/>
         <w:jc w:val="left"/>
         <w:rPr>
           <w:szCs w:val="21"/>
@@ -3564,7 +3564,7 @@
     <w:p>
       <w:pPr>
         <w:snapToGrid w:val="0"/>
-        <w:spacing w:line="300" w:lineRule="auto"/>
+        <w:spacing w:line="300" w:lineRule="auto" w:before="0" w:after="0"/>
         <w:jc w:val="left"/>
         <w:rPr>
           <w:szCs w:val="21"/>
@@ -3590,7 +3590,7 @@
     <w:p>
       <w:pPr>
         <w:snapToGrid w:val="0"/>
-        <w:spacing w:line="300" w:lineRule="auto"/>
+        <w:spacing w:line="300" w:lineRule="auto" w:before="0" w:after="0"/>
         <w:jc w:val="left"/>
         <w:rPr>
           <w:szCs w:val="21"/>
@@ -3641,7 +3641,7 @@
     <w:p>
       <w:pPr>
         <w:snapToGrid w:val="0"/>
-        <w:spacing w:line="300" w:lineRule="auto"/>
+        <w:spacing w:line="300" w:lineRule="auto" w:before="0" w:after="0"/>
         <w:jc w:val="left"/>
         <w:rPr>
           <w:szCs w:val="21"/>
@@ -3692,7 +3692,7 @@
     <w:p>
       <w:pPr>
         <w:snapToGrid w:val="0"/>
-        <w:spacing w:line="300" w:lineRule="auto"/>
+        <w:spacing w:line="300" w:lineRule="auto" w:before="0" w:after="0"/>
         <w:jc w:val="left"/>
         <w:rPr>
           <w:szCs w:val="21"/>
@@ -3731,14 +3731,14 @@
 </file>
 
 <file path=word/footer1.xml><?xml version="1.0" encoding="utf-8"?>
-<w:ftr xmlns:w="http://schemas.openxmlformats.org/wordprocessingml/2006/main" xmlns:r="http://schemas.openxmlformats.org/officeDocument/2006/relationships">
-  <w:p>
+<w:ftr xmlns:w="http://schemas.openxmlformats.org/wordprocessingml/2006/main">
+  <w:p xmlns:w="http://schemas.openxmlformats.org/wordprocessingml/2006/main">
     <w:pPr>
       <w:jc w:val="center"/>
     </w:pPr>
     <w:r>
       <w:rPr>
-        <w:rFonts w:ascii="Times New Roman" w:hAnsi="Times New Roman" w:eastAsia="宋体"/>
+        <w:rFonts w:ascii="Times New Roman" w:hAnsi="Times New Roman" w:eastAsia="宋体" w:cs="Times New Roman"/>
         <w:sz w:val="21"/>
         <w:szCs w:val="21"/>
       </w:rPr>
@@ -3746,47 +3746,107 @@
     </w:r>
     <w:r>
       <w:rPr>
-        <w:rFonts w:ascii="Times New Roman" w:hAnsi="Times New Roman" w:eastAsia="宋体"/>
+        <w:rFonts w:ascii="Times New Roman" w:hAnsi="Times New Roman" w:eastAsia="宋体" w:cs="Times New Roman"/>
         <w:sz w:val="21"/>
         <w:szCs w:val="21"/>
       </w:rPr>
-      <w:t xml:space="preserve">第</w:t>
+      <w:t>第</w:t>
     </w:r>
-    <w:fldSimple w:instr=" PAGE ">
-      <w:r>
-        <w:rPr>
-          <w:rFonts w:ascii="Times New Roman" w:hAnsi="Times New Roman" w:eastAsia="宋体"/>
-          <w:sz w:val="21"/>
-          <w:szCs w:val="21"/>
-        </w:rPr>
-        <w:t xml:space="preserve">1</w:t>
-      </w:r>
-    </w:fldSimple>
     <w:r>
       <w:rPr>
-        <w:rFonts w:ascii="Times New Roman" w:hAnsi="Times New Roman" w:eastAsia="宋体"/>
+        <w:rFonts w:ascii="Times New Roman" w:hAnsi="Times New Roman" w:eastAsia="宋体" w:cs="Times New Roman"/>
         <w:sz w:val="21"/>
         <w:szCs w:val="21"/>
       </w:rPr>
-      <w:t xml:space="preserve">页（共</w:t>
+      <w:fldChar w:fldCharType="begin"/>
     </w:r>
-    <w:fldSimple w:instr=" NUMPAGES ">
-      <w:r>
-        <w:rPr>
-          <w:rFonts w:ascii="Times New Roman" w:hAnsi="Times New Roman" w:eastAsia="宋体"/>
-          <w:sz w:val="21"/>
-          <w:szCs w:val="21"/>
-        </w:rPr>
-        <w:t xml:space="preserve">1</w:t>
-      </w:r>
-    </w:fldSimple>
     <w:r>
       <w:rPr>
-        <w:rFonts w:ascii="Times New Roman" w:hAnsi="Times New Roman" w:eastAsia="宋体"/>
+        <w:rFonts w:ascii="Times New Roman" w:hAnsi="Times New Roman" w:eastAsia="宋体" w:cs="Times New Roman"/>
         <w:sz w:val="21"/>
         <w:szCs w:val="21"/>
       </w:rPr>
-      <w:t xml:space="preserve">页）</w:t>
+      <w:instrText xml:space="preserve"> PAGE </w:instrText>
+    </w:r>
+    <w:r>
+      <w:rPr>
+        <w:rFonts w:ascii="Times New Roman" w:hAnsi="Times New Roman" w:eastAsia="宋体" w:cs="Times New Roman"/>
+        <w:sz w:val="21"/>
+        <w:szCs w:val="21"/>
+      </w:rPr>
+      <w:fldChar w:fldCharType="separate"/>
+    </w:r>
+    <w:r>
+      <w:rPr>
+        <w:rFonts w:ascii="Times New Roman" w:hAnsi="Times New Roman" w:eastAsia="宋体" w:cs="Times New Roman"/>
+        <w:sz w:val="21"/>
+        <w:szCs w:val="21"/>
+      </w:rPr>
+      <w:t>1</w:t>
+    </w:r>
+    <w:r>
+      <w:rPr>
+        <w:rFonts w:ascii="Times New Roman" w:hAnsi="Times New Roman" w:eastAsia="宋体" w:cs="Times New Roman"/>
+        <w:sz w:val="21"/>
+        <w:szCs w:val="21"/>
+      </w:rPr>
+      <w:fldChar w:fldCharType="end"/>
+    </w:r>
+    <w:r>
+      <w:rPr>
+        <w:rFonts w:ascii="Times New Roman" w:hAnsi="Times New Roman" w:eastAsia="宋体" w:cs="Times New Roman"/>
+        <w:sz w:val="21"/>
+        <w:szCs w:val="21"/>
+      </w:rPr>
+      <w:t>页（共</w:t>
+    </w:r>
+    <w:r>
+      <w:rPr>
+        <w:rFonts w:ascii="Times New Roman" w:hAnsi="Times New Roman" w:eastAsia="宋体" w:cs="Times New Roman"/>
+        <w:sz w:val="21"/>
+        <w:szCs w:val="21"/>
+      </w:rPr>
+      <w:fldChar w:fldCharType="begin"/>
+    </w:r>
+    <w:r>
+      <w:rPr>
+        <w:rFonts w:ascii="Times New Roman" w:hAnsi="Times New Roman" w:eastAsia="宋体" w:cs="Times New Roman"/>
+        <w:sz w:val="21"/>
+        <w:szCs w:val="21"/>
+      </w:rPr>
+      <w:instrText xml:space="preserve"> NUMPAGES </w:instrText>
+    </w:r>
+    <w:r>
+      <w:rPr>
+        <w:rFonts w:ascii="Times New Roman" w:hAnsi="Times New Roman" w:eastAsia="宋体" w:cs="Times New Roman"/>
+        <w:sz w:val="21"/>
+        <w:szCs w:val="21"/>
+      </w:rPr>
+      <w:fldChar w:fldCharType="separate"/>
+    </w:r>
+    <w:r>
+      <w:rPr>
+        <w:rFonts w:ascii="Times New Roman" w:hAnsi="Times New Roman" w:eastAsia="宋体" w:cs="Times New Roman"/>
+        <w:sz w:val="21"/>
+        <w:szCs w:val="21"/>
+      </w:rPr>
+      <w:t>4</w:t>
+    </w:r>
+    <w:r>
+      <w:rPr>
+        <w:rFonts w:ascii="Times New Roman" w:hAnsi="Times New Roman" w:eastAsia="宋体" w:cs="Times New Roman"/>
+        <w:sz w:val="21"/>
+        <w:szCs w:val="21"/>
+      </w:rPr>
+      <w:fldChar w:fldCharType="end"/>
+    </w:r>
+    <w:r>
+      <w:rPr>
+        <w:rFonts w:ascii="Times New Roman" w:hAnsi="Times New Roman" w:eastAsia="宋体" w:cs="Times New Roman"/>
+        <w:sz w:val="21"/>
+        <w:szCs w:val="21"/>
+      </w:rPr>
+      <w:t>页）</w:t>
     </w:r>
   </w:p>
 </w:ftr>
@@ -3816,14 +3876,16 @@
   <w:docDefaults>
     <w:rPrDefault>
       <w:rPr>
-        <w:rFonts w:ascii="Times New Roman" w:eastAsia="宋体" w:hAnsi="Times New Roman" w:cs="Times New Roman"/>
-        <w:kern w:val="2"/>
+        <w:rFonts w:ascii="Times New Roman" w:hAnsi="Times New Roman" w:eastAsia="宋体" w:cs="Times New Roman"/>
         <w:sz w:val="21"/>
         <w:szCs w:val="21"/>
-        <w:lang w:val="en-US" w:eastAsia="zh-CN" w:bidi="ar-SA"/>
       </w:rPr>
     </w:rPrDefault>
-    <w:pPrDefault/>
+    <w:pPrDefault>
+      <w:pPr>
+        <w:spacing w:before="0" w:after="0" w:line="300" w:lineRule="auto"/>
+      </w:pPr>
+    </w:pPrDefault>
   </w:docDefaults>
   <w:latentStyles w:defLockedState="0" w:defUIPriority="99" w:defSemiHidden="0" w:defUnhideWhenUsed="0" w:defQFormat="0" w:count="376">
     <w:lsdException w:name="Normal" w:uiPriority="0" w:qFormat="1"/>

--- a/高中物理/高中物理同步/人教版选必2 第2章 电磁感应·知识清单（完成）.docx
+++ b/高中物理/高中物理同步/人教版选必2 第2章 电磁感应·知识清单（完成）.docx
@@ -265,7 +265,7 @@
           <w:rFonts w:ascii="Times New Roman" w:hAnsi="Times New Roman" w:eastAsia="宋体" w:cs="Times New Roman"/>
           <w:szCs w:val="21"/>
           <w:sz w:val="21"/>
-          <w:bdr w:val="single" w:sz="8" w:space="0" w:color="auto"/>
+          <w:shd w:val="clear" w:color="auto" w:fill="D9D9D9"/>
         </w:rPr>
         <w:t>阻碍</w:t>
       </w:r>
@@ -282,7 +282,7 @@
           <w:rFonts w:ascii="Times New Roman" w:hAnsi="Times New Roman" w:eastAsia="宋体" w:cs="Times New Roman"/>
           <w:szCs w:val="21"/>
           <w:sz w:val="21"/>
-          <w:bdr w:val="single" w:sz="8" w:space="0" w:color="auto"/>
+          <w:shd w:val="clear" w:color="auto" w:fill="D9D9D9"/>
         </w:rPr>
         <w:t>磁通量的变化</w:t>
       </w:r>
@@ -399,7 +399,7 @@
           <w:rFonts w:ascii="Times New Roman" w:hAnsi="Times New Roman" w:eastAsia="宋体" w:cs="Times New Roman"/>
           <w:szCs w:val="21"/>
           <w:sz w:val="21"/>
-          <w:bdr w:val="single" w:sz="8" w:space="0" w:color="auto"/>
+          <w:shd w:val="clear" w:color="auto" w:fill="D9D9D9"/>
         </w:rPr>
         <w:t>感应电流产生的磁场</w:t>
       </w:r>
@@ -458,7 +458,7 @@
           <w:rFonts w:ascii="Times New Roman" w:hAnsi="Times New Roman" w:eastAsia="宋体" w:cs="Times New Roman"/>
           <w:szCs w:val="21"/>
           <w:sz w:val="21"/>
-          <w:bdr w:val="single" w:sz="8" w:space="0" w:color="auto"/>
+          <w:shd w:val="clear" w:color="auto" w:fill="D9D9D9"/>
         </w:rPr>
         <w:t>阻碍引起感应电流的磁通量的变化</w:t>
       </w:r>
@@ -525,7 +525,7 @@
           <w:rFonts w:ascii="Times New Roman" w:hAnsi="Times New Roman" w:eastAsia="宋体" w:cs="Times New Roman"/>
           <w:szCs w:val="21"/>
           <w:sz w:val="21"/>
-          <w:bdr w:val="single" w:sz="8" w:space="0" w:color="auto"/>
+          <w:shd w:val="clear" w:color="auto" w:fill="D9D9D9"/>
         </w:rPr>
         <w:t>相反</w:t>
       </w:r>
@@ -542,7 +542,7 @@
           <w:rFonts w:ascii="Times New Roman" w:hAnsi="Times New Roman" w:eastAsia="宋体" w:cs="Times New Roman"/>
           <w:szCs w:val="21"/>
           <w:sz w:val="21"/>
-          <w:bdr w:val="single" w:sz="8" w:space="0" w:color="auto"/>
+          <w:shd w:val="clear" w:color="auto" w:fill="D9D9D9"/>
         </w:rPr>
         <w:t>相同</w:t>
       </w:r>
@@ -609,7 +609,7 @@
           <w:rFonts w:ascii="Times New Roman" w:hAnsi="Times New Roman" w:eastAsia="宋体" w:cs="Times New Roman"/>
           <w:szCs w:val="21"/>
           <w:sz w:val="21"/>
-          <w:bdr w:val="single" w:sz="8" w:space="0" w:color="auto"/>
+          <w:shd w:val="clear" w:color="auto" w:fill="D9D9D9"/>
         </w:rPr>
         <w:t>不是</w:t>
       </w:r>
@@ -780,7 +780,7 @@
           <w:rFonts w:ascii="Times New Roman" w:hAnsi="Times New Roman" w:eastAsia="宋体" w:cs="Times New Roman"/>
           <w:szCs w:val="21"/>
           <w:sz w:val="21"/>
-          <w:bdr w:val="single" w:sz="8" w:space="0" w:color="auto"/>
+          <w:shd w:val="clear" w:color="auto" w:fill="D9D9D9"/>
         </w:rPr>
         <w:t>电能</w:t>
       </w:r>
@@ -797,7 +797,7 @@
           <w:rFonts w:ascii="Times New Roman" w:hAnsi="Times New Roman" w:eastAsia="宋体" w:cs="Times New Roman"/>
           <w:szCs w:val="21"/>
           <w:sz w:val="21"/>
-          <w:bdr w:val="single" w:sz="8" w:space="0" w:color="auto"/>
+          <w:shd w:val="clear" w:color="auto" w:fill="D9D9D9"/>
         </w:rPr>
         <w:t>守恒</w:t>
       </w:r>
@@ -912,7 +912,7 @@
           <w:rFonts w:ascii="Times New Roman" w:hAnsi="Times New Roman" w:eastAsia="宋体" w:cs="Times New Roman"/>
           <w:szCs w:val="21"/>
           <w:sz w:val="21"/>
-          <w:bdr w:val="single" w:sz="8" w:space="0" w:color="auto"/>
+          <w:shd w:val="clear" w:color="auto" w:fill="D9D9D9"/>
         </w:rPr>
         <w:t>右手</w:t>
       </w:r>
@@ -929,7 +929,7 @@
           <w:rFonts w:ascii="Times New Roman" w:hAnsi="Times New Roman" w:eastAsia="宋体" w:cs="Times New Roman"/>
           <w:szCs w:val="21"/>
           <w:sz w:val="21"/>
-          <w:bdr w:val="single" w:sz="8" w:space="0" w:color="auto"/>
+          <w:shd w:val="clear" w:color="auto" w:fill="D9D9D9"/>
         </w:rPr>
         <w:t>拇指</w:t>
       </w:r>
@@ -946,7 +946,7 @@
           <w:rFonts w:ascii="Times New Roman" w:hAnsi="Times New Roman" w:eastAsia="宋体" w:cs="Times New Roman"/>
           <w:szCs w:val="21"/>
           <w:sz w:val="21"/>
-          <w:bdr w:val="single" w:sz="8" w:space="0" w:color="auto"/>
+          <w:shd w:val="clear" w:color="auto" w:fill="D9D9D9"/>
         </w:rPr>
         <w:t>四指</w:t>
       </w:r>
@@ -1057,7 +1057,7 @@
           <w:rFonts w:ascii="Times New Roman" w:hAnsi="Times New Roman" w:eastAsia="宋体" w:cs="Times New Roman"/>
           <w:szCs w:val="21"/>
           <w:sz w:val="21"/>
-          <w:bdr w:val="single" w:sz="8" w:space="0" w:color="auto"/>
+          <w:shd w:val="clear" w:color="auto" w:fill="D9D9D9"/>
         </w:rPr>
         <w:t>电源</w:t>
       </w:r>
@@ -1153,7 +1153,7 @@
           <w:rFonts w:ascii="Times New Roman" w:hAnsi="Times New Roman" w:eastAsia="宋体" w:cs="Times New Roman"/>
           <w:szCs w:val="21"/>
           <w:sz w:val="21"/>
-          <w:bdr w:val="single" w:sz="8" w:space="0" w:color="auto"/>
+          <w:shd w:val="clear" w:color="auto" w:fill="D9D9D9"/>
         </w:rPr>
         <w:t>电磁感应</w:t>
       </w:r>
@@ -1178,7 +1178,7 @@
           <w:rFonts w:ascii="Times New Roman" w:hAnsi="Times New Roman" w:eastAsia="宋体" w:cs="Times New Roman"/>
           <w:szCs w:val="21"/>
           <w:sz w:val="21"/>
-          <w:bdr w:val="single" w:sz="8" w:space="0" w:color="auto"/>
+          <w:shd w:val="clear" w:color="auto" w:fill="D9D9D9"/>
         </w:rPr>
         <w:t>电源</w:t>
       </w:r>
@@ -1255,7 +1255,7 @@
           <w:rFonts w:ascii="Times New Roman" w:hAnsi="Times New Roman" w:eastAsia="宋体" w:cs="Times New Roman"/>
           <w:szCs w:val="21"/>
           <w:sz w:val="21"/>
-          <w:bdr w:val="single" w:sz="8" w:space="0" w:color="auto"/>
+          <w:shd w:val="clear" w:color="auto" w:fill="D9D9D9"/>
         </w:rPr>
         <w:t>磁通量的变化率</w:t>
       </w:r>
@@ -1323,7 +1323,7 @@
           <w:rFonts w:ascii="Times New Roman" w:hAnsi="Times New Roman" w:eastAsia="宋体" w:cs="Times New Roman"/>
           <w:szCs w:val="21"/>
           <w:sz w:val="21"/>
-          <w:bdr w:val="single" w:sz="8" w:space="0" w:color="auto"/>
+          <w:shd w:val="clear" w:color="auto" w:fill="D9D9D9"/>
         </w:rPr>
         <w:t>n</w:t>
       </w:r>
@@ -1334,7 +1334,7 @@
               <w:rPr>
                 <w:rFonts w:ascii="Times New Roman" w:hAnsi="Times New Roman"/>
                 <w:szCs w:val="21"/>
-                <w:bdr w:val="single" w:sz="8" w:space="0" w:color="auto"/>
+                <w:shd w:val="clear" w:color="auto" w:fill="D9D9D9"/>
               </w:rPr>
             </m:ctrlPr>
           </m:fPr>
@@ -1438,7 +1438,7 @@
           <w:rFonts w:ascii="Times New Roman" w:hAnsi="Times New Roman" w:eastAsia="宋体" w:cs="Times New Roman"/>
           <w:szCs w:val="21"/>
           <w:sz w:val="21"/>
-          <w:bdr w:val="single" w:sz="8" w:space="0" w:color="auto"/>
+          <w:shd w:val="clear" w:color="auto" w:fill="D9D9D9"/>
         </w:rPr>
         <w:t>韦伯（</w:t>
       </w:r>
@@ -1447,7 +1447,7 @@
           <w:rFonts w:ascii="Times New Roman" w:hAnsi="Times New Roman" w:eastAsia="宋体" w:cs="Times New Roman"/>
           <w:szCs w:val="21"/>
           <w:sz w:val="21"/>
-          <w:bdr w:val="single" w:sz="8" w:space="0" w:color="auto"/>
+          <w:shd w:val="clear" w:color="auto" w:fill="D9D9D9"/>
         </w:rPr>
         <w:t>Wb</w:t>
       </w:r>
@@ -1456,7 +1456,7 @@
           <w:rFonts w:ascii="Times New Roman" w:hAnsi="Times New Roman" w:eastAsia="宋体" w:cs="Times New Roman"/>
           <w:szCs w:val="21"/>
           <w:sz w:val="21"/>
-          <w:bdr w:val="single" w:sz="8" w:space="0" w:color="auto"/>
+          <w:shd w:val="clear" w:color="auto" w:fill="D9D9D9"/>
         </w:rPr>
         <w:t>）</w:t>
       </w:r>
@@ -1473,7 +1473,7 @@
           <w:rFonts w:ascii="Times New Roman" w:hAnsi="Times New Roman" w:eastAsia="宋体" w:cs="Times New Roman"/>
           <w:szCs w:val="21"/>
           <w:sz w:val="21"/>
-          <w:bdr w:val="single" w:sz="8" w:space="0" w:color="auto"/>
+          <w:shd w:val="clear" w:color="auto" w:fill="D9D9D9"/>
         </w:rPr>
         <w:t>伏（</w:t>
       </w:r>
@@ -1482,7 +1482,7 @@
           <w:rFonts w:ascii="Times New Roman" w:hAnsi="Times New Roman" w:eastAsia="宋体" w:cs="Times New Roman"/>
           <w:szCs w:val="21"/>
           <w:sz w:val="21"/>
-          <w:bdr w:val="single" w:sz="8" w:space="0" w:color="auto"/>
+          <w:shd w:val="clear" w:color="auto" w:fill="D9D9D9"/>
         </w:rPr>
         <w:t>V</w:t>
       </w:r>
@@ -1491,7 +1491,7 @@
           <w:rFonts w:ascii="Times New Roman" w:hAnsi="Times New Roman" w:eastAsia="宋体" w:cs="Times New Roman"/>
           <w:szCs w:val="21"/>
           <w:sz w:val="21"/>
-          <w:bdr w:val="single" w:sz="8" w:space="0" w:color="auto"/>
+          <w:shd w:val="clear" w:color="auto" w:fill="D9D9D9"/>
         </w:rPr>
         <w:t>）</w:t>
       </w:r>
@@ -1562,7 +1562,7 @@
               <w:rPr>
                 <w:rFonts w:ascii="Times New Roman" w:hAnsi="Times New Roman"/>
                 <w:szCs w:val="21"/>
-                <w:bdr w:val="single" w:sz="8" w:space="0" w:color="auto"/>
+                <w:shd w:val="clear" w:color="auto" w:fill="D9D9D9"/>
               </w:rPr>
             </m:ctrlPr>
           </m:fPr>
@@ -1615,7 +1615,7 @@
           <w:rFonts w:ascii="Times New Roman" w:hAnsi="Times New Roman" w:eastAsia="宋体" w:cs="Times New Roman"/>
           <w:szCs w:val="21"/>
           <w:sz w:val="21"/>
-          <w:bdr w:val="single" w:sz="8" w:space="0" w:color="auto"/>
+          <w:shd w:val="clear" w:color="auto" w:fill="D9D9D9"/>
         </w:rPr>
         <w:t>均匀</w:t>
       </w:r>
@@ -1759,7 +1759,7 @@
           <w:rFonts w:ascii="Times New Roman" w:hAnsi="Times New Roman" w:eastAsia="宋体" w:cs="Times New Roman"/>
           <w:szCs w:val="21"/>
           <w:sz w:val="21"/>
-          <w:bdr w:val="single" w:sz="8" w:space="0" w:color="auto"/>
+          <w:shd w:val="clear" w:color="auto" w:fill="D9D9D9"/>
         </w:rPr>
         <w:t>动生电动势</w:t>
       </w:r>
@@ -1870,7 +1870,7 @@
           <w:rFonts w:ascii="Times New Roman" w:hAnsi="Times New Roman" w:eastAsia="宋体" w:cs="Times New Roman"/>
           <w:szCs w:val="21"/>
           <w:sz w:val="21"/>
-          <w:bdr w:val="single" w:sz="8" w:space="0" w:color="auto"/>
+          <w:shd w:val="clear" w:color="auto" w:fill="D9D9D9"/>
         </w:rPr>
         <w:t>Blv</w:t>
       </w:r>
@@ -1947,7 +1947,7 @@
           <w:rFonts w:ascii="Times New Roman" w:hAnsi="Times New Roman" w:eastAsia="宋体" w:cs="Times New Roman"/>
           <w:szCs w:val="21"/>
           <w:sz w:val="21"/>
-          <w:bdr w:val="single" w:sz="8" w:space="0" w:color="auto"/>
+          <w:shd w:val="clear" w:color="auto" w:fill="D9D9D9"/>
         </w:rPr>
         <w:t>Blvsin θ</w:t>
       </w:r>
@@ -2027,7 +2027,7 @@
           <w:rFonts w:ascii="Times New Roman" w:hAnsi="Times New Roman" w:eastAsia="宋体" w:cs="Times New Roman"/>
           <w:szCs w:val="21"/>
           <w:sz w:val="21"/>
-          <w:bdr w:val="single" w:sz="8" w:space="0" w:color="auto"/>
+          <w:shd w:val="clear" w:color="auto" w:fill="D9D9D9"/>
         </w:rPr>
         <w:t>电流</w:t>
       </w:r>
@@ -2044,7 +2044,7 @@
           <w:rFonts w:ascii="Times New Roman" w:hAnsi="Times New Roman" w:eastAsia="宋体" w:cs="Times New Roman"/>
           <w:szCs w:val="21"/>
           <w:sz w:val="21"/>
-          <w:bdr w:val="single" w:sz="8" w:space="0" w:color="auto"/>
+          <w:shd w:val="clear" w:color="auto" w:fill="D9D9D9"/>
         </w:rPr>
         <w:t>感应电流</w:t>
       </w:r>
@@ -2121,7 +2121,7 @@
           <w:rFonts w:ascii="Times New Roman" w:hAnsi="Times New Roman" w:eastAsia="宋体" w:cs="Times New Roman"/>
           <w:szCs w:val="21"/>
           <w:sz w:val="21"/>
-          <w:bdr w:val="single" w:sz="8" w:space="0" w:color="auto"/>
+          <w:shd w:val="clear" w:color="auto" w:fill="D9D9D9"/>
         </w:rPr>
         <w:t>真空冶炼炉</w:t>
       </w:r>
@@ -2138,7 +2138,7 @@
           <w:rFonts w:ascii="Times New Roman" w:hAnsi="Times New Roman" w:eastAsia="宋体" w:cs="Times New Roman"/>
           <w:szCs w:val="21"/>
           <w:sz w:val="21"/>
-          <w:bdr w:val="single" w:sz="8" w:space="0" w:color="auto"/>
+          <w:shd w:val="clear" w:color="auto" w:fill="D9D9D9"/>
         </w:rPr>
         <w:t>探雷器</w:t>
       </w:r>
@@ -2155,7 +2155,7 @@
           <w:rFonts w:ascii="Times New Roman" w:hAnsi="Times New Roman" w:eastAsia="宋体" w:cs="Times New Roman"/>
           <w:szCs w:val="21"/>
           <w:sz w:val="21"/>
-          <w:bdr w:val="single" w:sz="8" w:space="0" w:color="auto"/>
+          <w:shd w:val="clear" w:color="auto" w:fill="D9D9D9"/>
         </w:rPr>
         <w:t>安检门</w:t>
       </w:r>
@@ -2206,7 +2206,7 @@
           <w:rFonts w:ascii="Times New Roman" w:hAnsi="Times New Roman" w:eastAsia="宋体" w:cs="Times New Roman"/>
           <w:szCs w:val="21"/>
           <w:sz w:val="21"/>
-          <w:bdr w:val="single" w:sz="8" w:space="0" w:color="auto"/>
+          <w:shd w:val="clear" w:color="auto" w:fill="D9D9D9"/>
         </w:rPr>
         <w:t>硅钢</w:t>
       </w:r>
@@ -2223,7 +2223,7 @@
           <w:rFonts w:ascii="Times New Roman" w:hAnsi="Times New Roman" w:eastAsia="宋体" w:cs="Times New Roman"/>
           <w:szCs w:val="21"/>
           <w:sz w:val="21"/>
-          <w:bdr w:val="single" w:sz="8" w:space="0" w:color="auto"/>
+          <w:shd w:val="clear" w:color="auto" w:fill="D9D9D9"/>
         </w:rPr>
         <w:t>硅钢片</w:t>
       </w:r>
@@ -2330,7 +2330,7 @@
           <w:rFonts w:ascii="Times New Roman" w:hAnsi="Times New Roman" w:eastAsia="宋体" w:cs="Times New Roman"/>
           <w:szCs w:val="21"/>
           <w:sz w:val="21"/>
-          <w:bdr w:val="single" w:sz="8" w:space="0" w:color="auto"/>
+          <w:shd w:val="clear" w:color="auto" w:fill="D9D9D9"/>
         </w:rPr>
         <w:t>导体在磁场中运动</w:t>
       </w:r>
@@ -2347,7 +2347,7 @@
           <w:rFonts w:ascii="Times New Roman" w:hAnsi="Times New Roman" w:eastAsia="宋体" w:cs="Times New Roman"/>
           <w:szCs w:val="21"/>
           <w:sz w:val="21"/>
-          <w:bdr w:val="single" w:sz="8" w:space="0" w:color="auto"/>
+          <w:shd w:val="clear" w:color="auto" w:fill="D9D9D9"/>
         </w:rPr>
         <w:t>阻碍</w:t>
       </w:r>
@@ -2424,7 +2424,7 @@
           <w:rFonts w:ascii="Times New Roman" w:hAnsi="Times New Roman" w:eastAsia="宋体" w:cs="Times New Roman"/>
           <w:szCs w:val="21"/>
           <w:sz w:val="21"/>
-          <w:bdr w:val="single" w:sz="8" w:space="0" w:color="auto"/>
+          <w:shd w:val="clear" w:color="auto" w:fill="D9D9D9"/>
         </w:rPr>
         <w:t>磁场相对于导体转动</w:t>
       </w:r>
@@ -2441,7 +2441,7 @@
           <w:rFonts w:ascii="Times New Roman" w:hAnsi="Times New Roman" w:eastAsia="宋体" w:cs="Times New Roman"/>
           <w:szCs w:val="21"/>
           <w:sz w:val="21"/>
-          <w:bdr w:val="single" w:sz="8" w:space="0" w:color="auto"/>
+          <w:shd w:val="clear" w:color="auto" w:fill="D9D9D9"/>
         </w:rPr>
         <w:t>安培力</w:t>
       </w:r>
@@ -2458,7 +2458,7 @@
           <w:rFonts w:ascii="Times New Roman" w:hAnsi="Times New Roman" w:eastAsia="宋体" w:cs="Times New Roman"/>
           <w:szCs w:val="21"/>
           <w:sz w:val="21"/>
-          <w:bdr w:val="single" w:sz="8" w:space="0" w:color="auto"/>
+          <w:shd w:val="clear" w:color="auto" w:fill="D9D9D9"/>
         </w:rPr>
         <w:t>安培力</w:t>
       </w:r>
@@ -2509,7 +2509,7 @@
           <w:rFonts w:ascii="Times New Roman" w:hAnsi="Times New Roman" w:eastAsia="宋体" w:cs="Times New Roman"/>
           <w:szCs w:val="21"/>
           <w:sz w:val="21"/>
-          <w:bdr w:val="single" w:sz="8" w:space="0" w:color="auto"/>
+          <w:shd w:val="clear" w:color="auto" w:fill="D9D9D9"/>
         </w:rPr>
         <w:t>电磁驱动</w:t>
       </w:r>
@@ -2526,7 +2526,7 @@
           <w:rFonts w:ascii="Times New Roman" w:hAnsi="Times New Roman" w:eastAsia="宋体" w:cs="Times New Roman"/>
           <w:szCs w:val="21"/>
           <w:sz w:val="21"/>
-          <w:bdr w:val="single" w:sz="8" w:space="0" w:color="auto"/>
+          <w:shd w:val="clear" w:color="auto" w:fill="D9D9D9"/>
         </w:rPr>
         <w:t>电能</w:t>
       </w:r>
@@ -2543,7 +2543,7 @@
           <w:rFonts w:ascii="Times New Roman" w:hAnsi="Times New Roman" w:eastAsia="宋体" w:cs="Times New Roman"/>
           <w:szCs w:val="21"/>
           <w:sz w:val="21"/>
-          <w:bdr w:val="single" w:sz="8" w:space="0" w:color="auto"/>
+          <w:shd w:val="clear" w:color="auto" w:fill="D9D9D9"/>
         </w:rPr>
         <w:t>机械能</w:t>
       </w:r>
@@ -2623,7 +2623,7 @@
           <w:rFonts w:ascii="Times New Roman" w:hAnsi="Times New Roman" w:eastAsia="宋体" w:cs="Times New Roman"/>
           <w:szCs w:val="21"/>
           <w:sz w:val="21"/>
-          <w:bdr w:val="single" w:sz="8" w:space="0" w:color="auto"/>
+          <w:shd w:val="clear" w:color="auto" w:fill="D9D9D9"/>
         </w:rPr>
         <w:t>变化的磁场</w:t>
       </w:r>
@@ -2640,7 +2640,7 @@
           <w:rFonts w:ascii="Times New Roman" w:hAnsi="Times New Roman" w:eastAsia="宋体" w:cs="Times New Roman"/>
           <w:szCs w:val="21"/>
           <w:sz w:val="21"/>
-          <w:bdr w:val="single" w:sz="8" w:space="0" w:color="auto"/>
+          <w:shd w:val="clear" w:color="auto" w:fill="D9D9D9"/>
         </w:rPr>
         <w:t>感应电动势</w:t>
       </w:r>
@@ -2657,7 +2657,7 @@
           <w:rFonts w:ascii="Times New Roman" w:hAnsi="Times New Roman" w:eastAsia="宋体" w:cs="Times New Roman"/>
           <w:szCs w:val="21"/>
           <w:sz w:val="21"/>
-          <w:bdr w:val="single" w:sz="8" w:space="0" w:color="auto"/>
+          <w:shd w:val="clear" w:color="auto" w:fill="D9D9D9"/>
         </w:rPr>
         <w:t>互感电动势</w:t>
       </w:r>
@@ -2700,7 +2700,7 @@
           <w:rFonts w:ascii="Times New Roman" w:hAnsi="Times New Roman" w:eastAsia="宋体" w:cs="Times New Roman"/>
           <w:szCs w:val="21"/>
           <w:sz w:val="21"/>
-          <w:bdr w:val="single" w:sz="8" w:space="0" w:color="auto"/>
+          <w:shd w:val="clear" w:color="auto" w:fill="D9D9D9"/>
         </w:rPr>
         <w:t>变压器</w:t>
       </w:r>
@@ -2743,7 +2743,7 @@
           <w:rFonts w:ascii="Times New Roman" w:hAnsi="Times New Roman" w:eastAsia="宋体" w:cs="Times New Roman"/>
           <w:szCs w:val="21"/>
           <w:sz w:val="21"/>
-          <w:bdr w:val="single" w:sz="8" w:space="0" w:color="auto"/>
+          <w:shd w:val="clear" w:color="auto" w:fill="D9D9D9"/>
         </w:rPr>
         <w:t>相互靠近</w:t>
       </w:r>
@@ -2796,7 +2796,7 @@
           <w:rFonts w:ascii="Times New Roman" w:hAnsi="Times New Roman" w:eastAsia="宋体" w:cs="Times New Roman"/>
           <w:szCs w:val="21"/>
           <w:sz w:val="21"/>
-          <w:bdr w:val="single" w:sz="8" w:space="0" w:color="auto"/>
+          <w:shd w:val="clear" w:color="auto" w:fill="D9D9D9"/>
         </w:rPr>
         <w:t>变化</w:t>
       </w:r>
@@ -2821,7 +2821,7 @@
           <w:rFonts w:ascii="Times New Roman" w:hAnsi="Times New Roman" w:eastAsia="宋体" w:cs="Times New Roman"/>
           <w:szCs w:val="21"/>
           <w:sz w:val="21"/>
-          <w:bdr w:val="single" w:sz="8" w:space="0" w:color="auto"/>
+          <w:shd w:val="clear" w:color="auto" w:fill="D9D9D9"/>
         </w:rPr>
         <w:t>变化</w:t>
       </w:r>
@@ -2838,7 +2838,7 @@
           <w:rFonts w:ascii="Times New Roman" w:hAnsi="Times New Roman" w:eastAsia="宋体" w:cs="Times New Roman"/>
           <w:szCs w:val="21"/>
           <w:sz w:val="21"/>
-          <w:bdr w:val="single" w:sz="8" w:space="0" w:color="auto"/>
+          <w:shd w:val="clear" w:color="auto" w:fill="D9D9D9"/>
         </w:rPr>
         <w:t>本身</w:t>
       </w:r>
@@ -2855,7 +2855,7 @@
           <w:rFonts w:ascii="Times New Roman" w:hAnsi="Times New Roman" w:eastAsia="宋体" w:cs="Times New Roman"/>
           <w:szCs w:val="21"/>
           <w:sz w:val="21"/>
-          <w:bdr w:val="single" w:sz="8" w:space="0" w:color="auto"/>
+          <w:shd w:val="clear" w:color="auto" w:fill="D9D9D9"/>
         </w:rPr>
         <w:t>自感电动势</w:t>
       </w:r>
@@ -2898,7 +2898,7 @@
           <w:rFonts w:ascii="Times New Roman" w:hAnsi="Times New Roman" w:eastAsia="宋体" w:cs="Times New Roman"/>
           <w:szCs w:val="21"/>
           <w:sz w:val="21"/>
-          <w:bdr w:val="single" w:sz="8" w:space="0" w:color="auto"/>
+          <w:shd w:val="clear" w:color="auto" w:fill="D9D9D9"/>
         </w:rPr>
         <w:t>阻碍原电流的变化，而不是阻止，原电流仍在变化，只是使原电流的变化时间变长，即总是起着推迟电流变化的作用</w:t>
       </w:r>
@@ -2975,7 +2975,7 @@
           <w:rFonts w:ascii="Times New Roman" w:hAnsi="Times New Roman" w:eastAsia="宋体" w:cs="Times New Roman"/>
           <w:szCs w:val="21"/>
           <w:sz w:val="21"/>
-          <w:bdr w:val="single" w:sz="8" w:space="0" w:color="auto"/>
+          <w:shd w:val="clear" w:color="auto" w:fill="D9D9D9"/>
         </w:rPr>
         <w:t>阻碍</w:t>
       </w:r>
@@ -3026,7 +3026,7 @@
           <w:rFonts w:ascii="Times New Roman" w:hAnsi="Times New Roman" w:eastAsia="宋体" w:cs="Times New Roman"/>
           <w:szCs w:val="21"/>
           <w:sz w:val="21"/>
-          <w:bdr w:val="single" w:sz="8" w:space="0" w:color="auto"/>
+          <w:shd w:val="clear" w:color="auto" w:fill="D9D9D9"/>
         </w:rPr>
         <w:t>由绕制线圈的导线的电阻引起的</w:t>
       </w:r>
@@ -3219,7 +3219,7 @@
           <w:rFonts w:ascii="Times New Roman" w:hAnsi="Times New Roman" w:eastAsia="宋体" w:cs="Times New Roman"/>
           <w:szCs w:val="21"/>
           <w:sz w:val="21"/>
-          <w:bdr w:val="single" w:sz="8" w:space="0" w:color="auto"/>
+          <w:shd w:val="clear" w:color="auto" w:fill="D9D9D9"/>
         </w:rPr>
         <w:t>L</w:t>
       </w:r>
@@ -3230,7 +3230,7 @@
               <w:rPr>
                 <w:rFonts w:ascii="Times New Roman" w:hAnsi="Times New Roman"/>
                 <w:szCs w:val="21"/>
-                <w:bdr w:val="single" w:sz="8" w:space="0" w:color="auto"/>
+                <w:shd w:val="clear" w:color="auto" w:fill="D9D9D9"/>
               </w:rPr>
             </m:ctrlPr>
           </m:fPr>
@@ -3401,7 +3401,7 @@
           <w:rFonts w:ascii="Times New Roman" w:hAnsi="Times New Roman" w:eastAsia="宋体" w:cs="Times New Roman"/>
           <w:szCs w:val="21"/>
           <w:sz w:val="21"/>
-          <w:bdr w:val="single" w:sz="8" w:space="0" w:color="auto"/>
+          <w:shd w:val="clear" w:color="auto" w:fill="D9D9D9"/>
         </w:rPr>
         <w:t>电流的变化率</w:t>
       </w:r>
@@ -3418,7 +3418,7 @@
           <w:rFonts w:ascii="Times New Roman" w:hAnsi="Times New Roman" w:eastAsia="宋体" w:cs="Times New Roman"/>
           <w:szCs w:val="21"/>
           <w:sz w:val="21"/>
-          <w:bdr w:val="single" w:sz="8" w:space="0" w:color="auto"/>
+          <w:shd w:val="clear" w:color="auto" w:fill="D9D9D9"/>
         </w:rPr>
         <w:t>大</w:t>
       </w:r>
@@ -3478,7 +3478,7 @@
           <w:rFonts w:ascii="Times New Roman" w:hAnsi="Times New Roman" w:eastAsia="宋体" w:cs="Times New Roman"/>
           <w:szCs w:val="21"/>
           <w:sz w:val="21"/>
-          <w:bdr w:val="single" w:sz="8" w:space="0" w:color="auto"/>
+          <w:shd w:val="clear" w:color="auto" w:fill="D9D9D9"/>
         </w:rPr>
         <w:t>自感系数</w:t>
       </w:r>
@@ -3625,7 +3625,7 @@
           <w:rFonts w:ascii="Times New Roman" w:hAnsi="Times New Roman" w:eastAsia="宋体" w:cs="Times New Roman"/>
           <w:szCs w:val="21"/>
           <w:sz w:val="21"/>
-          <w:bdr w:val="single" w:sz="8" w:space="0" w:color="auto"/>
+          <w:shd w:val="clear" w:color="auto" w:fill="D9D9D9"/>
         </w:rPr>
         <w:t>电源</w:t>
       </w:r>
@@ -3676,7 +3676,7 @@
           <w:rFonts w:ascii="Times New Roman" w:hAnsi="Times New Roman" w:eastAsia="宋体" w:cs="Times New Roman"/>
           <w:szCs w:val="21"/>
           <w:sz w:val="21"/>
-          <w:bdr w:val="single" w:sz="8" w:space="0" w:color="auto"/>
+          <w:shd w:val="clear" w:color="auto" w:fill="D9D9D9"/>
         </w:rPr>
         <w:t>磁场</w:t>
       </w:r>

--- a/高中物理/高中物理同步/人教版选必2 第2章 电磁感应·知识清单（完成）.docx
+++ b/高中物理/高中物理同步/人教版选必2 第2章 电磁感应·知识清单（完成）.docx
@@ -265,7 +265,7 @@
           <w:rFonts w:ascii="Times New Roman" w:hAnsi="Times New Roman" w:eastAsia="宋体" w:cs="Times New Roman"/>
           <w:szCs w:val="21"/>
           <w:sz w:val="21"/>
-          <w:shd w:val="clear" w:color="auto" w:fill="D9D9D9"/>
+          <w:shd w:val="clear" w:color="auto" w:fill="A6A6A6"/>
         </w:rPr>
         <w:t>阻碍</w:t>
       </w:r>
@@ -282,7 +282,7 @@
           <w:rFonts w:ascii="Times New Roman" w:hAnsi="Times New Roman" w:eastAsia="宋体" w:cs="Times New Roman"/>
           <w:szCs w:val="21"/>
           <w:sz w:val="21"/>
-          <w:shd w:val="clear" w:color="auto" w:fill="D9D9D9"/>
+          <w:shd w:val="clear" w:color="auto" w:fill="A6A6A6"/>
         </w:rPr>
         <w:t>磁通量的变化</w:t>
       </w:r>
@@ -399,7 +399,7 @@
           <w:rFonts w:ascii="Times New Roman" w:hAnsi="Times New Roman" w:eastAsia="宋体" w:cs="Times New Roman"/>
           <w:szCs w:val="21"/>
           <w:sz w:val="21"/>
-          <w:shd w:val="clear" w:color="auto" w:fill="D9D9D9"/>
+          <w:shd w:val="clear" w:color="auto" w:fill="A6A6A6"/>
         </w:rPr>
         <w:t>感应电流产生的磁场</w:t>
       </w:r>
@@ -458,7 +458,7 @@
           <w:rFonts w:ascii="Times New Roman" w:hAnsi="Times New Roman" w:eastAsia="宋体" w:cs="Times New Roman"/>
           <w:szCs w:val="21"/>
           <w:sz w:val="21"/>
-          <w:shd w:val="clear" w:color="auto" w:fill="D9D9D9"/>
+          <w:shd w:val="clear" w:color="auto" w:fill="A6A6A6"/>
         </w:rPr>
         <w:t>阻碍引起感应电流的磁通量的变化</w:t>
       </w:r>
@@ -525,7 +525,7 @@
           <w:rFonts w:ascii="Times New Roman" w:hAnsi="Times New Roman" w:eastAsia="宋体" w:cs="Times New Roman"/>
           <w:szCs w:val="21"/>
           <w:sz w:val="21"/>
-          <w:shd w:val="clear" w:color="auto" w:fill="D9D9D9"/>
+          <w:shd w:val="clear" w:color="auto" w:fill="A6A6A6"/>
         </w:rPr>
         <w:t>相反</w:t>
       </w:r>
@@ -542,7 +542,7 @@
           <w:rFonts w:ascii="Times New Roman" w:hAnsi="Times New Roman" w:eastAsia="宋体" w:cs="Times New Roman"/>
           <w:szCs w:val="21"/>
           <w:sz w:val="21"/>
-          <w:shd w:val="clear" w:color="auto" w:fill="D9D9D9"/>
+          <w:shd w:val="clear" w:color="auto" w:fill="A6A6A6"/>
         </w:rPr>
         <w:t>相同</w:t>
       </w:r>
@@ -609,7 +609,7 @@
           <w:rFonts w:ascii="Times New Roman" w:hAnsi="Times New Roman" w:eastAsia="宋体" w:cs="Times New Roman"/>
           <w:szCs w:val="21"/>
           <w:sz w:val="21"/>
-          <w:shd w:val="clear" w:color="auto" w:fill="D9D9D9"/>
+          <w:shd w:val="clear" w:color="auto" w:fill="A6A6A6"/>
         </w:rPr>
         <w:t>不是</w:t>
       </w:r>
@@ -780,7 +780,7 @@
           <w:rFonts w:ascii="Times New Roman" w:hAnsi="Times New Roman" w:eastAsia="宋体" w:cs="Times New Roman"/>
           <w:szCs w:val="21"/>
           <w:sz w:val="21"/>
-          <w:shd w:val="clear" w:color="auto" w:fill="D9D9D9"/>
+          <w:shd w:val="clear" w:color="auto" w:fill="A6A6A6"/>
         </w:rPr>
         <w:t>电能</w:t>
       </w:r>
@@ -797,7 +797,7 @@
           <w:rFonts w:ascii="Times New Roman" w:hAnsi="Times New Roman" w:eastAsia="宋体" w:cs="Times New Roman"/>
           <w:szCs w:val="21"/>
           <w:sz w:val="21"/>
-          <w:shd w:val="clear" w:color="auto" w:fill="D9D9D9"/>
+          <w:shd w:val="clear" w:color="auto" w:fill="A6A6A6"/>
         </w:rPr>
         <w:t>守恒</w:t>
       </w:r>
@@ -912,7 +912,7 @@
           <w:rFonts w:ascii="Times New Roman" w:hAnsi="Times New Roman" w:eastAsia="宋体" w:cs="Times New Roman"/>
           <w:szCs w:val="21"/>
           <w:sz w:val="21"/>
-          <w:shd w:val="clear" w:color="auto" w:fill="D9D9D9"/>
+          <w:shd w:val="clear" w:color="auto" w:fill="A6A6A6"/>
         </w:rPr>
         <w:t>右手</w:t>
       </w:r>
@@ -929,7 +929,7 @@
           <w:rFonts w:ascii="Times New Roman" w:hAnsi="Times New Roman" w:eastAsia="宋体" w:cs="Times New Roman"/>
           <w:szCs w:val="21"/>
           <w:sz w:val="21"/>
-          <w:shd w:val="clear" w:color="auto" w:fill="D9D9D9"/>
+          <w:shd w:val="clear" w:color="auto" w:fill="A6A6A6"/>
         </w:rPr>
         <w:t>拇指</w:t>
       </w:r>
@@ -946,7 +946,7 @@
           <w:rFonts w:ascii="Times New Roman" w:hAnsi="Times New Roman" w:eastAsia="宋体" w:cs="Times New Roman"/>
           <w:szCs w:val="21"/>
           <w:sz w:val="21"/>
-          <w:shd w:val="clear" w:color="auto" w:fill="D9D9D9"/>
+          <w:shd w:val="clear" w:color="auto" w:fill="A6A6A6"/>
         </w:rPr>
         <w:t>四指</w:t>
       </w:r>
@@ -1057,7 +1057,7 @@
           <w:rFonts w:ascii="Times New Roman" w:hAnsi="Times New Roman" w:eastAsia="宋体" w:cs="Times New Roman"/>
           <w:szCs w:val="21"/>
           <w:sz w:val="21"/>
-          <w:shd w:val="clear" w:color="auto" w:fill="D9D9D9"/>
+          <w:shd w:val="clear" w:color="auto" w:fill="A6A6A6"/>
         </w:rPr>
         <w:t>电源</w:t>
       </w:r>
@@ -1153,7 +1153,7 @@
           <w:rFonts w:ascii="Times New Roman" w:hAnsi="Times New Roman" w:eastAsia="宋体" w:cs="Times New Roman"/>
           <w:szCs w:val="21"/>
           <w:sz w:val="21"/>
-          <w:shd w:val="clear" w:color="auto" w:fill="D9D9D9"/>
+          <w:shd w:val="clear" w:color="auto" w:fill="A6A6A6"/>
         </w:rPr>
         <w:t>电磁感应</w:t>
       </w:r>
@@ -1178,7 +1178,7 @@
           <w:rFonts w:ascii="Times New Roman" w:hAnsi="Times New Roman" w:eastAsia="宋体" w:cs="Times New Roman"/>
           <w:szCs w:val="21"/>
           <w:sz w:val="21"/>
-          <w:shd w:val="clear" w:color="auto" w:fill="D9D9D9"/>
+          <w:shd w:val="clear" w:color="auto" w:fill="A6A6A6"/>
         </w:rPr>
         <w:t>电源</w:t>
       </w:r>
@@ -1255,7 +1255,7 @@
           <w:rFonts w:ascii="Times New Roman" w:hAnsi="Times New Roman" w:eastAsia="宋体" w:cs="Times New Roman"/>
           <w:szCs w:val="21"/>
           <w:sz w:val="21"/>
-          <w:shd w:val="clear" w:color="auto" w:fill="D9D9D9"/>
+          <w:shd w:val="clear" w:color="auto" w:fill="A6A6A6"/>
         </w:rPr>
         <w:t>磁通量的变化率</w:t>
       </w:r>
@@ -1323,7 +1323,7 @@
           <w:rFonts w:ascii="Times New Roman" w:hAnsi="Times New Roman" w:eastAsia="宋体" w:cs="Times New Roman"/>
           <w:szCs w:val="21"/>
           <w:sz w:val="21"/>
-          <w:shd w:val="clear" w:color="auto" w:fill="D9D9D9"/>
+          <w:shd w:val="clear" w:color="auto" w:fill="A6A6A6"/>
         </w:rPr>
         <w:t>n</w:t>
       </w:r>
@@ -1334,7 +1334,7 @@
               <w:rPr>
                 <w:rFonts w:ascii="Times New Roman" w:hAnsi="Times New Roman"/>
                 <w:szCs w:val="21"/>
-                <w:shd w:val="clear" w:color="auto" w:fill="D9D9D9"/>
+                <w:shd w:val="clear" w:color="auto" w:fill="A6A6A6"/>
               </w:rPr>
             </m:ctrlPr>
           </m:fPr>
@@ -1438,7 +1438,7 @@
           <w:rFonts w:ascii="Times New Roman" w:hAnsi="Times New Roman" w:eastAsia="宋体" w:cs="Times New Roman"/>
           <w:szCs w:val="21"/>
           <w:sz w:val="21"/>
-          <w:shd w:val="clear" w:color="auto" w:fill="D9D9D9"/>
+          <w:shd w:val="clear" w:color="auto" w:fill="A6A6A6"/>
         </w:rPr>
         <w:t>韦伯（</w:t>
       </w:r>
@@ -1447,7 +1447,7 @@
           <w:rFonts w:ascii="Times New Roman" w:hAnsi="Times New Roman" w:eastAsia="宋体" w:cs="Times New Roman"/>
           <w:szCs w:val="21"/>
           <w:sz w:val="21"/>
-          <w:shd w:val="clear" w:color="auto" w:fill="D9D9D9"/>
+          <w:shd w:val="clear" w:color="auto" w:fill="A6A6A6"/>
         </w:rPr>
         <w:t>Wb</w:t>
       </w:r>
@@ -1456,7 +1456,7 @@
           <w:rFonts w:ascii="Times New Roman" w:hAnsi="Times New Roman" w:eastAsia="宋体" w:cs="Times New Roman"/>
           <w:szCs w:val="21"/>
           <w:sz w:val="21"/>
-          <w:shd w:val="clear" w:color="auto" w:fill="D9D9D9"/>
+          <w:shd w:val="clear" w:color="auto" w:fill="A6A6A6"/>
         </w:rPr>
         <w:t>）</w:t>
       </w:r>
@@ -1473,7 +1473,7 @@
           <w:rFonts w:ascii="Times New Roman" w:hAnsi="Times New Roman" w:eastAsia="宋体" w:cs="Times New Roman"/>
           <w:szCs w:val="21"/>
           <w:sz w:val="21"/>
-          <w:shd w:val="clear" w:color="auto" w:fill="D9D9D9"/>
+          <w:shd w:val="clear" w:color="auto" w:fill="A6A6A6"/>
         </w:rPr>
         <w:t>伏（</w:t>
       </w:r>
@@ -1482,7 +1482,7 @@
           <w:rFonts w:ascii="Times New Roman" w:hAnsi="Times New Roman" w:eastAsia="宋体" w:cs="Times New Roman"/>
           <w:szCs w:val="21"/>
           <w:sz w:val="21"/>
-          <w:shd w:val="clear" w:color="auto" w:fill="D9D9D9"/>
+          <w:shd w:val="clear" w:color="auto" w:fill="A6A6A6"/>
         </w:rPr>
         <w:t>V</w:t>
       </w:r>
@@ -1491,7 +1491,7 @@
           <w:rFonts w:ascii="Times New Roman" w:hAnsi="Times New Roman" w:eastAsia="宋体" w:cs="Times New Roman"/>
           <w:szCs w:val="21"/>
           <w:sz w:val="21"/>
-          <w:shd w:val="clear" w:color="auto" w:fill="D9D9D9"/>
+          <w:shd w:val="clear" w:color="auto" w:fill="A6A6A6"/>
         </w:rPr>
         <w:t>）</w:t>
       </w:r>
@@ -1562,7 +1562,7 @@
               <w:rPr>
                 <w:rFonts w:ascii="Times New Roman" w:hAnsi="Times New Roman"/>
                 <w:szCs w:val="21"/>
-                <w:shd w:val="clear" w:color="auto" w:fill="D9D9D9"/>
+                <w:shd w:val="clear" w:color="auto" w:fill="A6A6A6"/>
               </w:rPr>
             </m:ctrlPr>
           </m:fPr>
@@ -1615,7 +1615,7 @@
           <w:rFonts w:ascii="Times New Roman" w:hAnsi="Times New Roman" w:eastAsia="宋体" w:cs="Times New Roman"/>
           <w:szCs w:val="21"/>
           <w:sz w:val="21"/>
-          <w:shd w:val="clear" w:color="auto" w:fill="D9D9D9"/>
+          <w:shd w:val="clear" w:color="auto" w:fill="A6A6A6"/>
         </w:rPr>
         <w:t>均匀</w:t>
       </w:r>
@@ -1759,7 +1759,7 @@
           <w:rFonts w:ascii="Times New Roman" w:hAnsi="Times New Roman" w:eastAsia="宋体" w:cs="Times New Roman"/>
           <w:szCs w:val="21"/>
           <w:sz w:val="21"/>
-          <w:shd w:val="clear" w:color="auto" w:fill="D9D9D9"/>
+          <w:shd w:val="clear" w:color="auto" w:fill="A6A6A6"/>
         </w:rPr>
         <w:t>动生电动势</w:t>
       </w:r>
@@ -1870,7 +1870,7 @@
           <w:rFonts w:ascii="Times New Roman" w:hAnsi="Times New Roman" w:eastAsia="宋体" w:cs="Times New Roman"/>
           <w:szCs w:val="21"/>
           <w:sz w:val="21"/>
-          <w:shd w:val="clear" w:color="auto" w:fill="D9D9D9"/>
+          <w:shd w:val="clear" w:color="auto" w:fill="A6A6A6"/>
         </w:rPr>
         <w:t>Blv</w:t>
       </w:r>
@@ -1947,7 +1947,7 @@
           <w:rFonts w:ascii="Times New Roman" w:hAnsi="Times New Roman" w:eastAsia="宋体" w:cs="Times New Roman"/>
           <w:szCs w:val="21"/>
           <w:sz w:val="21"/>
-          <w:shd w:val="clear" w:color="auto" w:fill="D9D9D9"/>
+          <w:shd w:val="clear" w:color="auto" w:fill="A6A6A6"/>
         </w:rPr>
         <w:t>Blvsin θ</w:t>
       </w:r>
@@ -2027,7 +2027,7 @@
           <w:rFonts w:ascii="Times New Roman" w:hAnsi="Times New Roman" w:eastAsia="宋体" w:cs="Times New Roman"/>
           <w:szCs w:val="21"/>
           <w:sz w:val="21"/>
-          <w:shd w:val="clear" w:color="auto" w:fill="D9D9D9"/>
+          <w:shd w:val="clear" w:color="auto" w:fill="A6A6A6"/>
         </w:rPr>
         <w:t>电流</w:t>
       </w:r>
@@ -2044,7 +2044,7 @@
           <w:rFonts w:ascii="Times New Roman" w:hAnsi="Times New Roman" w:eastAsia="宋体" w:cs="Times New Roman"/>
           <w:szCs w:val="21"/>
           <w:sz w:val="21"/>
-          <w:shd w:val="clear" w:color="auto" w:fill="D9D9D9"/>
+          <w:shd w:val="clear" w:color="auto" w:fill="A6A6A6"/>
         </w:rPr>
         <w:t>感应电流</w:t>
       </w:r>
@@ -2121,7 +2121,7 @@
           <w:rFonts w:ascii="Times New Roman" w:hAnsi="Times New Roman" w:eastAsia="宋体" w:cs="Times New Roman"/>
           <w:szCs w:val="21"/>
           <w:sz w:val="21"/>
-          <w:shd w:val="clear" w:color="auto" w:fill="D9D9D9"/>
+          <w:shd w:val="clear" w:color="auto" w:fill="A6A6A6"/>
         </w:rPr>
         <w:t>真空冶炼炉</w:t>
       </w:r>
@@ -2138,7 +2138,7 @@
           <w:rFonts w:ascii="Times New Roman" w:hAnsi="Times New Roman" w:eastAsia="宋体" w:cs="Times New Roman"/>
           <w:szCs w:val="21"/>
           <w:sz w:val="21"/>
-          <w:shd w:val="clear" w:color="auto" w:fill="D9D9D9"/>
+          <w:shd w:val="clear" w:color="auto" w:fill="A6A6A6"/>
         </w:rPr>
         <w:t>探雷器</w:t>
       </w:r>
@@ -2155,7 +2155,7 @@
           <w:rFonts w:ascii="Times New Roman" w:hAnsi="Times New Roman" w:eastAsia="宋体" w:cs="Times New Roman"/>
           <w:szCs w:val="21"/>
           <w:sz w:val="21"/>
-          <w:shd w:val="clear" w:color="auto" w:fill="D9D9D9"/>
+          <w:shd w:val="clear" w:color="auto" w:fill="A6A6A6"/>
         </w:rPr>
         <w:t>安检门</w:t>
       </w:r>
@@ -2206,7 +2206,7 @@
           <w:rFonts w:ascii="Times New Roman" w:hAnsi="Times New Roman" w:eastAsia="宋体" w:cs="Times New Roman"/>
           <w:szCs w:val="21"/>
           <w:sz w:val="21"/>
-          <w:shd w:val="clear" w:color="auto" w:fill="D9D9D9"/>
+          <w:shd w:val="clear" w:color="auto" w:fill="A6A6A6"/>
         </w:rPr>
         <w:t>硅钢</w:t>
       </w:r>
@@ -2223,7 +2223,7 @@
           <w:rFonts w:ascii="Times New Roman" w:hAnsi="Times New Roman" w:eastAsia="宋体" w:cs="Times New Roman"/>
           <w:szCs w:val="21"/>
           <w:sz w:val="21"/>
-          <w:shd w:val="clear" w:color="auto" w:fill="D9D9D9"/>
+          <w:shd w:val="clear" w:color="auto" w:fill="A6A6A6"/>
         </w:rPr>
         <w:t>硅钢片</w:t>
       </w:r>
@@ -2330,7 +2330,7 @@
           <w:rFonts w:ascii="Times New Roman" w:hAnsi="Times New Roman" w:eastAsia="宋体" w:cs="Times New Roman"/>
           <w:szCs w:val="21"/>
           <w:sz w:val="21"/>
-          <w:shd w:val="clear" w:color="auto" w:fill="D9D9D9"/>
+          <w:shd w:val="clear" w:color="auto" w:fill="A6A6A6"/>
         </w:rPr>
         <w:t>导体在磁场中运动</w:t>
       </w:r>
@@ -2347,7 +2347,7 @@
           <w:rFonts w:ascii="Times New Roman" w:hAnsi="Times New Roman" w:eastAsia="宋体" w:cs="Times New Roman"/>
           <w:szCs w:val="21"/>
           <w:sz w:val="21"/>
-          <w:shd w:val="clear" w:color="auto" w:fill="D9D9D9"/>
+          <w:shd w:val="clear" w:color="auto" w:fill="A6A6A6"/>
         </w:rPr>
         <w:t>阻碍</w:t>
       </w:r>
@@ -2424,7 +2424,7 @@
           <w:rFonts w:ascii="Times New Roman" w:hAnsi="Times New Roman" w:eastAsia="宋体" w:cs="Times New Roman"/>
           <w:szCs w:val="21"/>
           <w:sz w:val="21"/>
-          <w:shd w:val="clear" w:color="auto" w:fill="D9D9D9"/>
+          <w:shd w:val="clear" w:color="auto" w:fill="A6A6A6"/>
         </w:rPr>
         <w:t>磁场相对于导体转动</w:t>
       </w:r>
@@ -2441,7 +2441,7 @@
           <w:rFonts w:ascii="Times New Roman" w:hAnsi="Times New Roman" w:eastAsia="宋体" w:cs="Times New Roman"/>
           <w:szCs w:val="21"/>
           <w:sz w:val="21"/>
-          <w:shd w:val="clear" w:color="auto" w:fill="D9D9D9"/>
+          <w:shd w:val="clear" w:color="auto" w:fill="A6A6A6"/>
         </w:rPr>
         <w:t>安培力</w:t>
       </w:r>
@@ -2458,7 +2458,7 @@
           <w:rFonts w:ascii="Times New Roman" w:hAnsi="Times New Roman" w:eastAsia="宋体" w:cs="Times New Roman"/>
           <w:szCs w:val="21"/>
           <w:sz w:val="21"/>
-          <w:shd w:val="clear" w:color="auto" w:fill="D9D9D9"/>
+          <w:shd w:val="clear" w:color="auto" w:fill="A6A6A6"/>
         </w:rPr>
         <w:t>安培力</w:t>
       </w:r>
@@ -2509,7 +2509,7 @@
           <w:rFonts w:ascii="Times New Roman" w:hAnsi="Times New Roman" w:eastAsia="宋体" w:cs="Times New Roman"/>
           <w:szCs w:val="21"/>
           <w:sz w:val="21"/>
-          <w:shd w:val="clear" w:color="auto" w:fill="D9D9D9"/>
+          <w:shd w:val="clear" w:color="auto" w:fill="A6A6A6"/>
         </w:rPr>
         <w:t>电磁驱动</w:t>
       </w:r>
@@ -2526,7 +2526,7 @@
           <w:rFonts w:ascii="Times New Roman" w:hAnsi="Times New Roman" w:eastAsia="宋体" w:cs="Times New Roman"/>
           <w:szCs w:val="21"/>
           <w:sz w:val="21"/>
-          <w:shd w:val="clear" w:color="auto" w:fill="D9D9D9"/>
+          <w:shd w:val="clear" w:color="auto" w:fill="A6A6A6"/>
         </w:rPr>
         <w:t>电能</w:t>
       </w:r>
@@ -2543,7 +2543,7 @@
           <w:rFonts w:ascii="Times New Roman" w:hAnsi="Times New Roman" w:eastAsia="宋体" w:cs="Times New Roman"/>
           <w:szCs w:val="21"/>
           <w:sz w:val="21"/>
-          <w:shd w:val="clear" w:color="auto" w:fill="D9D9D9"/>
+          <w:shd w:val="clear" w:color="auto" w:fill="A6A6A6"/>
         </w:rPr>
         <w:t>机械能</w:t>
       </w:r>
@@ -2623,7 +2623,7 @@
           <w:rFonts w:ascii="Times New Roman" w:hAnsi="Times New Roman" w:eastAsia="宋体" w:cs="Times New Roman"/>
           <w:szCs w:val="21"/>
           <w:sz w:val="21"/>
-          <w:shd w:val="clear" w:color="auto" w:fill="D9D9D9"/>
+          <w:shd w:val="clear" w:color="auto" w:fill="A6A6A6"/>
         </w:rPr>
         <w:t>变化的磁场</w:t>
       </w:r>
@@ -2640,7 +2640,7 @@
           <w:rFonts w:ascii="Times New Roman" w:hAnsi="Times New Roman" w:eastAsia="宋体" w:cs="Times New Roman"/>
           <w:szCs w:val="21"/>
           <w:sz w:val="21"/>
-          <w:shd w:val="clear" w:color="auto" w:fill="D9D9D9"/>
+          <w:shd w:val="clear" w:color="auto" w:fill="A6A6A6"/>
         </w:rPr>
         <w:t>感应电动势</w:t>
       </w:r>
@@ -2657,7 +2657,7 @@
           <w:rFonts w:ascii="Times New Roman" w:hAnsi="Times New Roman" w:eastAsia="宋体" w:cs="Times New Roman"/>
           <w:szCs w:val="21"/>
           <w:sz w:val="21"/>
-          <w:shd w:val="clear" w:color="auto" w:fill="D9D9D9"/>
+          <w:shd w:val="clear" w:color="auto" w:fill="A6A6A6"/>
         </w:rPr>
         <w:t>互感电动势</w:t>
       </w:r>
@@ -2700,7 +2700,7 @@
           <w:rFonts w:ascii="Times New Roman" w:hAnsi="Times New Roman" w:eastAsia="宋体" w:cs="Times New Roman"/>
           <w:szCs w:val="21"/>
           <w:sz w:val="21"/>
-          <w:shd w:val="clear" w:color="auto" w:fill="D9D9D9"/>
+          <w:shd w:val="clear" w:color="auto" w:fill="A6A6A6"/>
         </w:rPr>
         <w:t>变压器</w:t>
       </w:r>
@@ -2743,7 +2743,7 @@
           <w:rFonts w:ascii="Times New Roman" w:hAnsi="Times New Roman" w:eastAsia="宋体" w:cs="Times New Roman"/>
           <w:szCs w:val="21"/>
           <w:sz w:val="21"/>
-          <w:shd w:val="clear" w:color="auto" w:fill="D9D9D9"/>
+          <w:shd w:val="clear" w:color="auto" w:fill="A6A6A6"/>
         </w:rPr>
         <w:t>相互靠近</w:t>
       </w:r>
@@ -2796,7 +2796,7 @@
           <w:rFonts w:ascii="Times New Roman" w:hAnsi="Times New Roman" w:eastAsia="宋体" w:cs="Times New Roman"/>
           <w:szCs w:val="21"/>
           <w:sz w:val="21"/>
-          <w:shd w:val="clear" w:color="auto" w:fill="D9D9D9"/>
+          <w:shd w:val="clear" w:color="auto" w:fill="A6A6A6"/>
         </w:rPr>
         <w:t>变化</w:t>
       </w:r>
@@ -2821,7 +2821,7 @@
           <w:rFonts w:ascii="Times New Roman" w:hAnsi="Times New Roman" w:eastAsia="宋体" w:cs="Times New Roman"/>
           <w:szCs w:val="21"/>
           <w:sz w:val="21"/>
-          <w:shd w:val="clear" w:color="auto" w:fill="D9D9D9"/>
+          <w:shd w:val="clear" w:color="auto" w:fill="A6A6A6"/>
         </w:rPr>
         <w:t>变化</w:t>
       </w:r>
@@ -2838,7 +2838,7 @@
           <w:rFonts w:ascii="Times New Roman" w:hAnsi="Times New Roman" w:eastAsia="宋体" w:cs="Times New Roman"/>
           <w:szCs w:val="21"/>
           <w:sz w:val="21"/>
-          <w:shd w:val="clear" w:color="auto" w:fill="D9D9D9"/>
+          <w:shd w:val="clear" w:color="auto" w:fill="A6A6A6"/>
         </w:rPr>
         <w:t>本身</w:t>
       </w:r>
@@ -2855,7 +2855,7 @@
           <w:rFonts w:ascii="Times New Roman" w:hAnsi="Times New Roman" w:eastAsia="宋体" w:cs="Times New Roman"/>
           <w:szCs w:val="21"/>
           <w:sz w:val="21"/>
-          <w:shd w:val="clear" w:color="auto" w:fill="D9D9D9"/>
+          <w:shd w:val="clear" w:color="auto" w:fill="A6A6A6"/>
         </w:rPr>
         <w:t>自感电动势</w:t>
       </w:r>
@@ -2898,7 +2898,7 @@
           <w:rFonts w:ascii="Times New Roman" w:hAnsi="Times New Roman" w:eastAsia="宋体" w:cs="Times New Roman"/>
           <w:szCs w:val="21"/>
           <w:sz w:val="21"/>
-          <w:shd w:val="clear" w:color="auto" w:fill="D9D9D9"/>
+          <w:shd w:val="clear" w:color="auto" w:fill="A6A6A6"/>
         </w:rPr>
         <w:t>阻碍原电流的变化，而不是阻止，原电流仍在变化，只是使原电流的变化时间变长，即总是起着推迟电流变化的作用</w:t>
       </w:r>
@@ -2975,7 +2975,7 @@
           <w:rFonts w:ascii="Times New Roman" w:hAnsi="Times New Roman" w:eastAsia="宋体" w:cs="Times New Roman"/>
           <w:szCs w:val="21"/>
           <w:sz w:val="21"/>
-          <w:shd w:val="clear" w:color="auto" w:fill="D9D9D9"/>
+          <w:shd w:val="clear" w:color="auto" w:fill="A6A6A6"/>
         </w:rPr>
         <w:t>阻碍</w:t>
       </w:r>
@@ -3026,7 +3026,7 @@
           <w:rFonts w:ascii="Times New Roman" w:hAnsi="Times New Roman" w:eastAsia="宋体" w:cs="Times New Roman"/>
           <w:szCs w:val="21"/>
           <w:sz w:val="21"/>
-          <w:shd w:val="clear" w:color="auto" w:fill="D9D9D9"/>
+          <w:shd w:val="clear" w:color="auto" w:fill="A6A6A6"/>
         </w:rPr>
         <w:t>由绕制线圈的导线的电阻引起的</w:t>
       </w:r>
@@ -3219,7 +3219,7 @@
           <w:rFonts w:ascii="Times New Roman" w:hAnsi="Times New Roman" w:eastAsia="宋体" w:cs="Times New Roman"/>
           <w:szCs w:val="21"/>
           <w:sz w:val="21"/>
-          <w:shd w:val="clear" w:color="auto" w:fill="D9D9D9"/>
+          <w:shd w:val="clear" w:color="auto" w:fill="A6A6A6"/>
         </w:rPr>
         <w:t>L</w:t>
       </w:r>
@@ -3230,7 +3230,7 @@
               <w:rPr>
                 <w:rFonts w:ascii="Times New Roman" w:hAnsi="Times New Roman"/>
                 <w:szCs w:val="21"/>
-                <w:shd w:val="clear" w:color="auto" w:fill="D9D9D9"/>
+                <w:shd w:val="clear" w:color="auto" w:fill="A6A6A6"/>
               </w:rPr>
             </m:ctrlPr>
           </m:fPr>
@@ -3401,7 +3401,7 @@
           <w:rFonts w:ascii="Times New Roman" w:hAnsi="Times New Roman" w:eastAsia="宋体" w:cs="Times New Roman"/>
           <w:szCs w:val="21"/>
           <w:sz w:val="21"/>
-          <w:shd w:val="clear" w:color="auto" w:fill="D9D9D9"/>
+          <w:shd w:val="clear" w:color="auto" w:fill="A6A6A6"/>
         </w:rPr>
         <w:t>电流的变化率</w:t>
       </w:r>
@@ -3418,7 +3418,7 @@
           <w:rFonts w:ascii="Times New Roman" w:hAnsi="Times New Roman" w:eastAsia="宋体" w:cs="Times New Roman"/>
           <w:szCs w:val="21"/>
           <w:sz w:val="21"/>
-          <w:shd w:val="clear" w:color="auto" w:fill="D9D9D9"/>
+          <w:shd w:val="clear" w:color="auto" w:fill="A6A6A6"/>
         </w:rPr>
         <w:t>大</w:t>
       </w:r>
@@ -3478,7 +3478,7 @@
           <w:rFonts w:ascii="Times New Roman" w:hAnsi="Times New Roman" w:eastAsia="宋体" w:cs="Times New Roman"/>
           <w:szCs w:val="21"/>
           <w:sz w:val="21"/>
-          <w:shd w:val="clear" w:color="auto" w:fill="D9D9D9"/>
+          <w:shd w:val="clear" w:color="auto" w:fill="A6A6A6"/>
         </w:rPr>
         <w:t>自感系数</w:t>
       </w:r>
@@ -3625,7 +3625,7 @@
           <w:rFonts w:ascii="Times New Roman" w:hAnsi="Times New Roman" w:eastAsia="宋体" w:cs="Times New Roman"/>
           <w:szCs w:val="21"/>
           <w:sz w:val="21"/>
-          <w:shd w:val="clear" w:color="auto" w:fill="D9D9D9"/>
+          <w:shd w:val="clear" w:color="auto" w:fill="A6A6A6"/>
         </w:rPr>
         <w:t>电源</w:t>
       </w:r>
@@ -3676,7 +3676,7 @@
           <w:rFonts w:ascii="Times New Roman" w:hAnsi="Times New Roman" w:eastAsia="宋体" w:cs="Times New Roman"/>
           <w:szCs w:val="21"/>
           <w:sz w:val="21"/>
-          <w:shd w:val="clear" w:color="auto" w:fill="D9D9D9"/>
+          <w:shd w:val="clear" w:color="auto" w:fill="A6A6A6"/>
         </w:rPr>
         <w:t>磁场</w:t>
       </w:r>

--- a/高中物理/高中物理同步/人教版选必2 第2章 电磁感应·知识清单（完成）.docx
+++ b/高中物理/高中物理同步/人教版选必2 第2章 电磁感应·知识清单（完成）.docx
@@ -3734,7 +3734,7 @@
 <w:ftr xmlns:w="http://schemas.openxmlformats.org/wordprocessingml/2006/main">
   <w:p xmlns:w="http://schemas.openxmlformats.org/wordprocessingml/2006/main">
     <w:pPr>
-      <w:jc w:val="center"/>
+      <w:jc w:val="left"/>
     </w:pPr>
     <w:r>
       <w:rPr>

--- a/高中物理/高中物理同步/人教版选必2 第2章 电磁感应·知识清单（完成）.docx
+++ b/高中物理/高中物理同步/人教版选必2 第2章 电磁感应·知识清单（完成）.docx
@@ -3806,39 +3806,7 @@
         <w:sz w:val="21"/>
         <w:szCs w:val="21"/>
       </w:rPr>
-      <w:fldChar w:fldCharType="begin"/>
-    </w:r>
-    <w:r>
-      <w:rPr>
-        <w:rFonts w:ascii="Times New Roman" w:hAnsi="Times New Roman" w:eastAsia="宋体" w:cs="Times New Roman"/>
-        <w:sz w:val="21"/>
-        <w:szCs w:val="21"/>
-      </w:rPr>
-      <w:instrText xml:space="preserve"> NUMPAGES </w:instrText>
-    </w:r>
-    <w:r>
-      <w:rPr>
-        <w:rFonts w:ascii="Times New Roman" w:hAnsi="Times New Roman" w:eastAsia="宋体" w:cs="Times New Roman"/>
-        <w:sz w:val="21"/>
-        <w:szCs w:val="21"/>
-      </w:rPr>
-      <w:fldChar w:fldCharType="separate"/>
-    </w:r>
-    <w:r>
-      <w:rPr>
-        <w:rFonts w:ascii="Times New Roman" w:hAnsi="Times New Roman" w:eastAsia="宋体" w:cs="Times New Roman"/>
-        <w:sz w:val="21"/>
-        <w:szCs w:val="21"/>
-      </w:rPr>
       <w:t>4</w:t>
-    </w:r>
-    <w:r>
-      <w:rPr>
-        <w:rFonts w:ascii="Times New Roman" w:hAnsi="Times New Roman" w:eastAsia="宋体" w:cs="Times New Roman"/>
-        <w:sz w:val="21"/>
-        <w:szCs w:val="21"/>
-      </w:rPr>
-      <w:fldChar w:fldCharType="end"/>
     </w:r>
     <w:r>
       <w:rPr>

--- a/高中物理/高中物理同步/人教版选必2 第2章 电磁感应·知识清单（完成）.docx
+++ b/高中物理/高中物理同步/人教版选必2 第2章 电磁感应·知识清单（完成）.docx
@@ -265,7 +265,7 @@
           <w:rFonts w:ascii="Times New Roman" w:hAnsi="Times New Roman" w:eastAsia="宋体" w:cs="Times New Roman"/>
           <w:szCs w:val="21"/>
           <w:sz w:val="21"/>
-          <w:shd w:val="clear" w:color="auto" w:fill="A6A6A6"/>
+          <w:shd w:val="clear" w:color="auto" w:fill="C9C9C9"/>
         </w:rPr>
         <w:t>阻碍</w:t>
       </w:r>
@@ -282,7 +282,7 @@
           <w:rFonts w:ascii="Times New Roman" w:hAnsi="Times New Roman" w:eastAsia="宋体" w:cs="Times New Roman"/>
           <w:szCs w:val="21"/>
           <w:sz w:val="21"/>
-          <w:shd w:val="clear" w:color="auto" w:fill="A6A6A6"/>
+          <w:shd w:val="clear" w:color="auto" w:fill="C9C9C9"/>
         </w:rPr>
         <w:t>磁通量的变化</w:t>
       </w:r>
@@ -399,7 +399,7 @@
           <w:rFonts w:ascii="Times New Roman" w:hAnsi="Times New Roman" w:eastAsia="宋体" w:cs="Times New Roman"/>
           <w:szCs w:val="21"/>
           <w:sz w:val="21"/>
-          <w:shd w:val="clear" w:color="auto" w:fill="A6A6A6"/>
+          <w:shd w:val="clear" w:color="auto" w:fill="C9C9C9"/>
         </w:rPr>
         <w:t>感应电流产生的磁场</w:t>
       </w:r>
@@ -458,7 +458,7 @@
           <w:rFonts w:ascii="Times New Roman" w:hAnsi="Times New Roman" w:eastAsia="宋体" w:cs="Times New Roman"/>
           <w:szCs w:val="21"/>
           <w:sz w:val="21"/>
-          <w:shd w:val="clear" w:color="auto" w:fill="A6A6A6"/>
+          <w:shd w:val="clear" w:color="auto" w:fill="C9C9C9"/>
         </w:rPr>
         <w:t>阻碍引起感应电流的磁通量的变化</w:t>
       </w:r>
@@ -525,7 +525,7 @@
           <w:rFonts w:ascii="Times New Roman" w:hAnsi="Times New Roman" w:eastAsia="宋体" w:cs="Times New Roman"/>
           <w:szCs w:val="21"/>
           <w:sz w:val="21"/>
-          <w:shd w:val="clear" w:color="auto" w:fill="A6A6A6"/>
+          <w:shd w:val="clear" w:color="auto" w:fill="C9C9C9"/>
         </w:rPr>
         <w:t>相反</w:t>
       </w:r>
@@ -542,7 +542,7 @@
           <w:rFonts w:ascii="Times New Roman" w:hAnsi="Times New Roman" w:eastAsia="宋体" w:cs="Times New Roman"/>
           <w:szCs w:val="21"/>
           <w:sz w:val="21"/>
-          <w:shd w:val="clear" w:color="auto" w:fill="A6A6A6"/>
+          <w:shd w:val="clear" w:color="auto" w:fill="C9C9C9"/>
         </w:rPr>
         <w:t>相同</w:t>
       </w:r>
@@ -609,7 +609,7 @@
           <w:rFonts w:ascii="Times New Roman" w:hAnsi="Times New Roman" w:eastAsia="宋体" w:cs="Times New Roman"/>
           <w:szCs w:val="21"/>
           <w:sz w:val="21"/>
-          <w:shd w:val="clear" w:color="auto" w:fill="A6A6A6"/>
+          <w:shd w:val="clear" w:color="auto" w:fill="C9C9C9"/>
         </w:rPr>
         <w:t>不是</w:t>
       </w:r>
@@ -780,7 +780,7 @@
           <w:rFonts w:ascii="Times New Roman" w:hAnsi="Times New Roman" w:eastAsia="宋体" w:cs="Times New Roman"/>
           <w:szCs w:val="21"/>
           <w:sz w:val="21"/>
-          <w:shd w:val="clear" w:color="auto" w:fill="A6A6A6"/>
+          <w:shd w:val="clear" w:color="auto" w:fill="C9C9C9"/>
         </w:rPr>
         <w:t>电能</w:t>
       </w:r>
@@ -797,7 +797,7 @@
           <w:rFonts w:ascii="Times New Roman" w:hAnsi="Times New Roman" w:eastAsia="宋体" w:cs="Times New Roman"/>
           <w:szCs w:val="21"/>
           <w:sz w:val="21"/>
-          <w:shd w:val="clear" w:color="auto" w:fill="A6A6A6"/>
+          <w:shd w:val="clear" w:color="auto" w:fill="C9C9C9"/>
         </w:rPr>
         <w:t>守恒</w:t>
       </w:r>
@@ -912,7 +912,7 @@
           <w:rFonts w:ascii="Times New Roman" w:hAnsi="Times New Roman" w:eastAsia="宋体" w:cs="Times New Roman"/>
           <w:szCs w:val="21"/>
           <w:sz w:val="21"/>
-          <w:shd w:val="clear" w:color="auto" w:fill="A6A6A6"/>
+          <w:shd w:val="clear" w:color="auto" w:fill="C9C9C9"/>
         </w:rPr>
         <w:t>右手</w:t>
       </w:r>
@@ -929,7 +929,7 @@
           <w:rFonts w:ascii="Times New Roman" w:hAnsi="Times New Roman" w:eastAsia="宋体" w:cs="Times New Roman"/>
           <w:szCs w:val="21"/>
           <w:sz w:val="21"/>
-          <w:shd w:val="clear" w:color="auto" w:fill="A6A6A6"/>
+          <w:shd w:val="clear" w:color="auto" w:fill="C9C9C9"/>
         </w:rPr>
         <w:t>拇指</w:t>
       </w:r>
@@ -946,7 +946,7 @@
           <w:rFonts w:ascii="Times New Roman" w:hAnsi="Times New Roman" w:eastAsia="宋体" w:cs="Times New Roman"/>
           <w:szCs w:val="21"/>
           <w:sz w:val="21"/>
-          <w:shd w:val="clear" w:color="auto" w:fill="A6A6A6"/>
+          <w:shd w:val="clear" w:color="auto" w:fill="C9C9C9"/>
         </w:rPr>
         <w:t>四指</w:t>
       </w:r>
@@ -1057,7 +1057,7 @@
           <w:rFonts w:ascii="Times New Roman" w:hAnsi="Times New Roman" w:eastAsia="宋体" w:cs="Times New Roman"/>
           <w:szCs w:val="21"/>
           <w:sz w:val="21"/>
-          <w:shd w:val="clear" w:color="auto" w:fill="A6A6A6"/>
+          <w:shd w:val="clear" w:color="auto" w:fill="C9C9C9"/>
         </w:rPr>
         <w:t>电源</w:t>
       </w:r>
@@ -1153,7 +1153,7 @@
           <w:rFonts w:ascii="Times New Roman" w:hAnsi="Times New Roman" w:eastAsia="宋体" w:cs="Times New Roman"/>
           <w:szCs w:val="21"/>
           <w:sz w:val="21"/>
-          <w:shd w:val="clear" w:color="auto" w:fill="A6A6A6"/>
+          <w:shd w:val="clear" w:color="auto" w:fill="C9C9C9"/>
         </w:rPr>
         <w:t>电磁感应</w:t>
       </w:r>
@@ -1178,7 +1178,7 @@
           <w:rFonts w:ascii="Times New Roman" w:hAnsi="Times New Roman" w:eastAsia="宋体" w:cs="Times New Roman"/>
           <w:szCs w:val="21"/>
           <w:sz w:val="21"/>
-          <w:shd w:val="clear" w:color="auto" w:fill="A6A6A6"/>
+          <w:shd w:val="clear" w:color="auto" w:fill="C9C9C9"/>
         </w:rPr>
         <w:t>电源</w:t>
       </w:r>
@@ -1255,7 +1255,7 @@
           <w:rFonts w:ascii="Times New Roman" w:hAnsi="Times New Roman" w:eastAsia="宋体" w:cs="Times New Roman"/>
           <w:szCs w:val="21"/>
           <w:sz w:val="21"/>
-          <w:shd w:val="clear" w:color="auto" w:fill="A6A6A6"/>
+          <w:shd w:val="clear" w:color="auto" w:fill="C9C9C9"/>
         </w:rPr>
         <w:t>磁通量的变化率</w:t>
       </w:r>
@@ -1323,7 +1323,7 @@
           <w:rFonts w:ascii="Times New Roman" w:hAnsi="Times New Roman" w:eastAsia="宋体" w:cs="Times New Roman"/>
           <w:szCs w:val="21"/>
           <w:sz w:val="21"/>
-          <w:shd w:val="clear" w:color="auto" w:fill="A6A6A6"/>
+          <w:shd w:val="clear" w:color="auto" w:fill="C9C9C9"/>
         </w:rPr>
         <w:t>n</w:t>
       </w:r>
@@ -1334,7 +1334,7 @@
               <w:rPr>
                 <w:rFonts w:ascii="Times New Roman" w:hAnsi="Times New Roman"/>
                 <w:szCs w:val="21"/>
-                <w:shd w:val="clear" w:color="auto" w:fill="A6A6A6"/>
+                <w:shd w:val="clear" w:color="auto" w:fill="C9C9C9"/>
               </w:rPr>
             </m:ctrlPr>
           </m:fPr>
@@ -1438,7 +1438,7 @@
           <w:rFonts w:ascii="Times New Roman" w:hAnsi="Times New Roman" w:eastAsia="宋体" w:cs="Times New Roman"/>
           <w:szCs w:val="21"/>
           <w:sz w:val="21"/>
-          <w:shd w:val="clear" w:color="auto" w:fill="A6A6A6"/>
+          <w:shd w:val="clear" w:color="auto" w:fill="C9C9C9"/>
         </w:rPr>
         <w:t>韦伯（</w:t>
       </w:r>
@@ -1447,7 +1447,7 @@
           <w:rFonts w:ascii="Times New Roman" w:hAnsi="Times New Roman" w:eastAsia="宋体" w:cs="Times New Roman"/>
           <w:szCs w:val="21"/>
           <w:sz w:val="21"/>
-          <w:shd w:val="clear" w:color="auto" w:fill="A6A6A6"/>
+          <w:shd w:val="clear" w:color="auto" w:fill="C9C9C9"/>
         </w:rPr>
         <w:t>Wb</w:t>
       </w:r>
@@ -1456,7 +1456,7 @@
           <w:rFonts w:ascii="Times New Roman" w:hAnsi="Times New Roman" w:eastAsia="宋体" w:cs="Times New Roman"/>
           <w:szCs w:val="21"/>
           <w:sz w:val="21"/>
-          <w:shd w:val="clear" w:color="auto" w:fill="A6A6A6"/>
+          <w:shd w:val="clear" w:color="auto" w:fill="C9C9C9"/>
         </w:rPr>
         <w:t>）</w:t>
       </w:r>
@@ -1473,7 +1473,7 @@
           <w:rFonts w:ascii="Times New Roman" w:hAnsi="Times New Roman" w:eastAsia="宋体" w:cs="Times New Roman"/>
           <w:szCs w:val="21"/>
           <w:sz w:val="21"/>
-          <w:shd w:val="clear" w:color="auto" w:fill="A6A6A6"/>
+          <w:shd w:val="clear" w:color="auto" w:fill="C9C9C9"/>
         </w:rPr>
         <w:t>伏（</w:t>
       </w:r>
@@ -1482,7 +1482,7 @@
           <w:rFonts w:ascii="Times New Roman" w:hAnsi="Times New Roman" w:eastAsia="宋体" w:cs="Times New Roman"/>
           <w:szCs w:val="21"/>
           <w:sz w:val="21"/>
-          <w:shd w:val="clear" w:color="auto" w:fill="A6A6A6"/>
+          <w:shd w:val="clear" w:color="auto" w:fill="C9C9C9"/>
         </w:rPr>
         <w:t>V</w:t>
       </w:r>
@@ -1491,7 +1491,7 @@
           <w:rFonts w:ascii="Times New Roman" w:hAnsi="Times New Roman" w:eastAsia="宋体" w:cs="Times New Roman"/>
           <w:szCs w:val="21"/>
           <w:sz w:val="21"/>
-          <w:shd w:val="clear" w:color="auto" w:fill="A6A6A6"/>
+          <w:shd w:val="clear" w:color="auto" w:fill="C9C9C9"/>
         </w:rPr>
         <w:t>）</w:t>
       </w:r>
@@ -1562,7 +1562,7 @@
               <w:rPr>
                 <w:rFonts w:ascii="Times New Roman" w:hAnsi="Times New Roman"/>
                 <w:szCs w:val="21"/>
-                <w:shd w:val="clear" w:color="auto" w:fill="A6A6A6"/>
+                <w:shd w:val="clear" w:color="auto" w:fill="C9C9C9"/>
               </w:rPr>
             </m:ctrlPr>
           </m:fPr>
@@ -1615,7 +1615,7 @@
           <w:rFonts w:ascii="Times New Roman" w:hAnsi="Times New Roman" w:eastAsia="宋体" w:cs="Times New Roman"/>
           <w:szCs w:val="21"/>
           <w:sz w:val="21"/>
-          <w:shd w:val="clear" w:color="auto" w:fill="A6A6A6"/>
+          <w:shd w:val="clear" w:color="auto" w:fill="C9C9C9"/>
         </w:rPr>
         <w:t>均匀</w:t>
       </w:r>
@@ -1759,7 +1759,7 @@
           <w:rFonts w:ascii="Times New Roman" w:hAnsi="Times New Roman" w:eastAsia="宋体" w:cs="Times New Roman"/>
           <w:szCs w:val="21"/>
           <w:sz w:val="21"/>
-          <w:shd w:val="clear" w:color="auto" w:fill="A6A6A6"/>
+          <w:shd w:val="clear" w:color="auto" w:fill="C9C9C9"/>
         </w:rPr>
         <w:t>动生电动势</w:t>
       </w:r>
@@ -1870,7 +1870,7 @@
           <w:rFonts w:ascii="Times New Roman" w:hAnsi="Times New Roman" w:eastAsia="宋体" w:cs="Times New Roman"/>
           <w:szCs w:val="21"/>
           <w:sz w:val="21"/>
-          <w:shd w:val="clear" w:color="auto" w:fill="A6A6A6"/>
+          <w:shd w:val="clear" w:color="auto" w:fill="C9C9C9"/>
         </w:rPr>
         <w:t>Blv</w:t>
       </w:r>
@@ -1947,7 +1947,7 @@
           <w:rFonts w:ascii="Times New Roman" w:hAnsi="Times New Roman" w:eastAsia="宋体" w:cs="Times New Roman"/>
           <w:szCs w:val="21"/>
           <w:sz w:val="21"/>
-          <w:shd w:val="clear" w:color="auto" w:fill="A6A6A6"/>
+          <w:shd w:val="clear" w:color="auto" w:fill="C9C9C9"/>
         </w:rPr>
         <w:t>Blvsin θ</w:t>
       </w:r>
@@ -2027,7 +2027,7 @@
           <w:rFonts w:ascii="Times New Roman" w:hAnsi="Times New Roman" w:eastAsia="宋体" w:cs="Times New Roman"/>
           <w:szCs w:val="21"/>
           <w:sz w:val="21"/>
-          <w:shd w:val="clear" w:color="auto" w:fill="A6A6A6"/>
+          <w:shd w:val="clear" w:color="auto" w:fill="C9C9C9"/>
         </w:rPr>
         <w:t>电流</w:t>
       </w:r>
@@ -2044,7 +2044,7 @@
           <w:rFonts w:ascii="Times New Roman" w:hAnsi="Times New Roman" w:eastAsia="宋体" w:cs="Times New Roman"/>
           <w:szCs w:val="21"/>
           <w:sz w:val="21"/>
-          <w:shd w:val="clear" w:color="auto" w:fill="A6A6A6"/>
+          <w:shd w:val="clear" w:color="auto" w:fill="C9C9C9"/>
         </w:rPr>
         <w:t>感应电流</w:t>
       </w:r>
@@ -2121,7 +2121,7 @@
           <w:rFonts w:ascii="Times New Roman" w:hAnsi="Times New Roman" w:eastAsia="宋体" w:cs="Times New Roman"/>
           <w:szCs w:val="21"/>
           <w:sz w:val="21"/>
-          <w:shd w:val="clear" w:color="auto" w:fill="A6A6A6"/>
+          <w:shd w:val="clear" w:color="auto" w:fill="C9C9C9"/>
         </w:rPr>
         <w:t>真空冶炼炉</w:t>
       </w:r>
@@ -2138,7 +2138,7 @@
           <w:rFonts w:ascii="Times New Roman" w:hAnsi="Times New Roman" w:eastAsia="宋体" w:cs="Times New Roman"/>
           <w:szCs w:val="21"/>
           <w:sz w:val="21"/>
-          <w:shd w:val="clear" w:color="auto" w:fill="A6A6A6"/>
+          <w:shd w:val="clear" w:color="auto" w:fill="C9C9C9"/>
         </w:rPr>
         <w:t>探雷器</w:t>
       </w:r>
@@ -2155,7 +2155,7 @@
           <w:rFonts w:ascii="Times New Roman" w:hAnsi="Times New Roman" w:eastAsia="宋体" w:cs="Times New Roman"/>
           <w:szCs w:val="21"/>
           <w:sz w:val="21"/>
-          <w:shd w:val="clear" w:color="auto" w:fill="A6A6A6"/>
+          <w:shd w:val="clear" w:color="auto" w:fill="C9C9C9"/>
         </w:rPr>
         <w:t>安检门</w:t>
       </w:r>
@@ -2206,7 +2206,7 @@
           <w:rFonts w:ascii="Times New Roman" w:hAnsi="Times New Roman" w:eastAsia="宋体" w:cs="Times New Roman"/>
           <w:szCs w:val="21"/>
           <w:sz w:val="21"/>
-          <w:shd w:val="clear" w:color="auto" w:fill="A6A6A6"/>
+          <w:shd w:val="clear" w:color="auto" w:fill="C9C9C9"/>
         </w:rPr>
         <w:t>硅钢</w:t>
       </w:r>
@@ -2223,7 +2223,7 @@
           <w:rFonts w:ascii="Times New Roman" w:hAnsi="Times New Roman" w:eastAsia="宋体" w:cs="Times New Roman"/>
           <w:szCs w:val="21"/>
           <w:sz w:val="21"/>
-          <w:shd w:val="clear" w:color="auto" w:fill="A6A6A6"/>
+          <w:shd w:val="clear" w:color="auto" w:fill="C9C9C9"/>
         </w:rPr>
         <w:t>硅钢片</w:t>
       </w:r>
@@ -2330,7 +2330,7 @@
           <w:rFonts w:ascii="Times New Roman" w:hAnsi="Times New Roman" w:eastAsia="宋体" w:cs="Times New Roman"/>
           <w:szCs w:val="21"/>
           <w:sz w:val="21"/>
-          <w:shd w:val="clear" w:color="auto" w:fill="A6A6A6"/>
+          <w:shd w:val="clear" w:color="auto" w:fill="C9C9C9"/>
         </w:rPr>
         <w:t>导体在磁场中运动</w:t>
       </w:r>
@@ -2347,7 +2347,7 @@
           <w:rFonts w:ascii="Times New Roman" w:hAnsi="Times New Roman" w:eastAsia="宋体" w:cs="Times New Roman"/>
           <w:szCs w:val="21"/>
           <w:sz w:val="21"/>
-          <w:shd w:val="clear" w:color="auto" w:fill="A6A6A6"/>
+          <w:shd w:val="clear" w:color="auto" w:fill="C9C9C9"/>
         </w:rPr>
         <w:t>阻碍</w:t>
       </w:r>
@@ -2424,7 +2424,7 @@
           <w:rFonts w:ascii="Times New Roman" w:hAnsi="Times New Roman" w:eastAsia="宋体" w:cs="Times New Roman"/>
           <w:szCs w:val="21"/>
           <w:sz w:val="21"/>
-          <w:shd w:val="clear" w:color="auto" w:fill="A6A6A6"/>
+          <w:shd w:val="clear" w:color="auto" w:fill="C9C9C9"/>
         </w:rPr>
         <w:t>磁场相对于导体转动</w:t>
       </w:r>
@@ -2441,7 +2441,7 @@
           <w:rFonts w:ascii="Times New Roman" w:hAnsi="Times New Roman" w:eastAsia="宋体" w:cs="Times New Roman"/>
           <w:szCs w:val="21"/>
           <w:sz w:val="21"/>
-          <w:shd w:val="clear" w:color="auto" w:fill="A6A6A6"/>
+          <w:shd w:val="clear" w:color="auto" w:fill="C9C9C9"/>
         </w:rPr>
         <w:t>安培力</w:t>
       </w:r>
@@ -2458,7 +2458,7 @@
           <w:rFonts w:ascii="Times New Roman" w:hAnsi="Times New Roman" w:eastAsia="宋体" w:cs="Times New Roman"/>
           <w:szCs w:val="21"/>
           <w:sz w:val="21"/>
-          <w:shd w:val="clear" w:color="auto" w:fill="A6A6A6"/>
+          <w:shd w:val="clear" w:color="auto" w:fill="C9C9C9"/>
         </w:rPr>
         <w:t>安培力</w:t>
       </w:r>
@@ -2509,7 +2509,7 @@
           <w:rFonts w:ascii="Times New Roman" w:hAnsi="Times New Roman" w:eastAsia="宋体" w:cs="Times New Roman"/>
           <w:szCs w:val="21"/>
           <w:sz w:val="21"/>
-          <w:shd w:val="clear" w:color="auto" w:fill="A6A6A6"/>
+          <w:shd w:val="clear" w:color="auto" w:fill="C9C9C9"/>
         </w:rPr>
         <w:t>电磁驱动</w:t>
       </w:r>
@@ -2526,7 +2526,7 @@
           <w:rFonts w:ascii="Times New Roman" w:hAnsi="Times New Roman" w:eastAsia="宋体" w:cs="Times New Roman"/>
           <w:szCs w:val="21"/>
           <w:sz w:val="21"/>
-          <w:shd w:val="clear" w:color="auto" w:fill="A6A6A6"/>
+          <w:shd w:val="clear" w:color="auto" w:fill="C9C9C9"/>
         </w:rPr>
         <w:t>电能</w:t>
       </w:r>
@@ -2543,7 +2543,7 @@
           <w:rFonts w:ascii="Times New Roman" w:hAnsi="Times New Roman" w:eastAsia="宋体" w:cs="Times New Roman"/>
           <w:szCs w:val="21"/>
           <w:sz w:val="21"/>
-          <w:shd w:val="clear" w:color="auto" w:fill="A6A6A6"/>
+          <w:shd w:val="clear" w:color="auto" w:fill="C9C9C9"/>
         </w:rPr>
         <w:t>机械能</w:t>
       </w:r>
@@ -2623,7 +2623,7 @@
           <w:rFonts w:ascii="Times New Roman" w:hAnsi="Times New Roman" w:eastAsia="宋体" w:cs="Times New Roman"/>
           <w:szCs w:val="21"/>
           <w:sz w:val="21"/>
-          <w:shd w:val="clear" w:color="auto" w:fill="A6A6A6"/>
+          <w:shd w:val="clear" w:color="auto" w:fill="C9C9C9"/>
         </w:rPr>
         <w:t>变化的磁场</w:t>
       </w:r>
@@ -2640,7 +2640,7 @@
           <w:rFonts w:ascii="Times New Roman" w:hAnsi="Times New Roman" w:eastAsia="宋体" w:cs="Times New Roman"/>
           <w:szCs w:val="21"/>
           <w:sz w:val="21"/>
-          <w:shd w:val="clear" w:color="auto" w:fill="A6A6A6"/>
+          <w:shd w:val="clear" w:color="auto" w:fill="C9C9C9"/>
         </w:rPr>
         <w:t>感应电动势</w:t>
       </w:r>
@@ -2657,7 +2657,7 @@
           <w:rFonts w:ascii="Times New Roman" w:hAnsi="Times New Roman" w:eastAsia="宋体" w:cs="Times New Roman"/>
           <w:szCs w:val="21"/>
           <w:sz w:val="21"/>
-          <w:shd w:val="clear" w:color="auto" w:fill="A6A6A6"/>
+          <w:shd w:val="clear" w:color="auto" w:fill="C9C9C9"/>
         </w:rPr>
         <w:t>互感电动势</w:t>
       </w:r>
@@ -2700,7 +2700,7 @@
           <w:rFonts w:ascii="Times New Roman" w:hAnsi="Times New Roman" w:eastAsia="宋体" w:cs="Times New Roman"/>
           <w:szCs w:val="21"/>
           <w:sz w:val="21"/>
-          <w:shd w:val="clear" w:color="auto" w:fill="A6A6A6"/>
+          <w:shd w:val="clear" w:color="auto" w:fill="C9C9C9"/>
         </w:rPr>
         <w:t>变压器</w:t>
       </w:r>
@@ -2743,7 +2743,7 @@
           <w:rFonts w:ascii="Times New Roman" w:hAnsi="Times New Roman" w:eastAsia="宋体" w:cs="Times New Roman"/>
           <w:szCs w:val="21"/>
           <w:sz w:val="21"/>
-          <w:shd w:val="clear" w:color="auto" w:fill="A6A6A6"/>
+          <w:shd w:val="clear" w:color="auto" w:fill="C9C9C9"/>
         </w:rPr>
         <w:t>相互靠近</w:t>
       </w:r>
@@ -2796,7 +2796,7 @@
           <w:rFonts w:ascii="Times New Roman" w:hAnsi="Times New Roman" w:eastAsia="宋体" w:cs="Times New Roman"/>
           <w:szCs w:val="21"/>
           <w:sz w:val="21"/>
-          <w:shd w:val="clear" w:color="auto" w:fill="A6A6A6"/>
+          <w:shd w:val="clear" w:color="auto" w:fill="C9C9C9"/>
         </w:rPr>
         <w:t>变化</w:t>
       </w:r>
@@ -2821,7 +2821,7 @@
           <w:rFonts w:ascii="Times New Roman" w:hAnsi="Times New Roman" w:eastAsia="宋体" w:cs="Times New Roman"/>
           <w:szCs w:val="21"/>
           <w:sz w:val="21"/>
-          <w:shd w:val="clear" w:color="auto" w:fill="A6A6A6"/>
+          <w:shd w:val="clear" w:color="auto" w:fill="C9C9C9"/>
         </w:rPr>
         <w:t>变化</w:t>
       </w:r>
@@ -2838,7 +2838,7 @@
           <w:rFonts w:ascii="Times New Roman" w:hAnsi="Times New Roman" w:eastAsia="宋体" w:cs="Times New Roman"/>
           <w:szCs w:val="21"/>
           <w:sz w:val="21"/>
-          <w:shd w:val="clear" w:color="auto" w:fill="A6A6A6"/>
+          <w:shd w:val="clear" w:color="auto" w:fill="C9C9C9"/>
         </w:rPr>
         <w:t>本身</w:t>
       </w:r>
@@ -2855,7 +2855,7 @@
           <w:rFonts w:ascii="Times New Roman" w:hAnsi="Times New Roman" w:eastAsia="宋体" w:cs="Times New Roman"/>
           <w:szCs w:val="21"/>
           <w:sz w:val="21"/>
-          <w:shd w:val="clear" w:color="auto" w:fill="A6A6A6"/>
+          <w:shd w:val="clear" w:color="auto" w:fill="C9C9C9"/>
         </w:rPr>
         <w:t>自感电动势</w:t>
       </w:r>
@@ -2898,7 +2898,7 @@
           <w:rFonts w:ascii="Times New Roman" w:hAnsi="Times New Roman" w:eastAsia="宋体" w:cs="Times New Roman"/>
           <w:szCs w:val="21"/>
           <w:sz w:val="21"/>
-          <w:shd w:val="clear" w:color="auto" w:fill="A6A6A6"/>
+          <w:shd w:val="clear" w:color="auto" w:fill="C9C9C9"/>
         </w:rPr>
         <w:t>阻碍原电流的变化，而不是阻止，原电流仍在变化，只是使原电流的变化时间变长，即总是起着推迟电流变化的作用</w:t>
       </w:r>
@@ -2975,7 +2975,7 @@
           <w:rFonts w:ascii="Times New Roman" w:hAnsi="Times New Roman" w:eastAsia="宋体" w:cs="Times New Roman"/>
           <w:szCs w:val="21"/>
           <w:sz w:val="21"/>
-          <w:shd w:val="clear" w:color="auto" w:fill="A6A6A6"/>
+          <w:shd w:val="clear" w:color="auto" w:fill="C9C9C9"/>
         </w:rPr>
         <w:t>阻碍</w:t>
       </w:r>
@@ -3026,7 +3026,7 @@
           <w:rFonts w:ascii="Times New Roman" w:hAnsi="Times New Roman" w:eastAsia="宋体" w:cs="Times New Roman"/>
           <w:szCs w:val="21"/>
           <w:sz w:val="21"/>
-          <w:shd w:val="clear" w:color="auto" w:fill="A6A6A6"/>
+          <w:shd w:val="clear" w:color="auto" w:fill="C9C9C9"/>
         </w:rPr>
         <w:t>由绕制线圈的导线的电阻引起的</w:t>
       </w:r>
@@ -3219,7 +3219,7 @@
           <w:rFonts w:ascii="Times New Roman" w:hAnsi="Times New Roman" w:eastAsia="宋体" w:cs="Times New Roman"/>
           <w:szCs w:val="21"/>
           <w:sz w:val="21"/>
-          <w:shd w:val="clear" w:color="auto" w:fill="A6A6A6"/>
+          <w:shd w:val="clear" w:color="auto" w:fill="C9C9C9"/>
         </w:rPr>
         <w:t>L</w:t>
       </w:r>
@@ -3230,7 +3230,7 @@
               <w:rPr>
                 <w:rFonts w:ascii="Times New Roman" w:hAnsi="Times New Roman"/>
                 <w:szCs w:val="21"/>
-                <w:shd w:val="clear" w:color="auto" w:fill="A6A6A6"/>
+                <w:shd w:val="clear" w:color="auto" w:fill="C9C9C9"/>
               </w:rPr>
             </m:ctrlPr>
           </m:fPr>
@@ -3401,7 +3401,7 @@
           <w:rFonts w:ascii="Times New Roman" w:hAnsi="Times New Roman" w:eastAsia="宋体" w:cs="Times New Roman"/>
           <w:szCs w:val="21"/>
           <w:sz w:val="21"/>
-          <w:shd w:val="clear" w:color="auto" w:fill="A6A6A6"/>
+          <w:shd w:val="clear" w:color="auto" w:fill="C9C9C9"/>
         </w:rPr>
         <w:t>电流的变化率</w:t>
       </w:r>
@@ -3418,7 +3418,7 @@
           <w:rFonts w:ascii="Times New Roman" w:hAnsi="Times New Roman" w:eastAsia="宋体" w:cs="Times New Roman"/>
           <w:szCs w:val="21"/>
           <w:sz w:val="21"/>
-          <w:shd w:val="clear" w:color="auto" w:fill="A6A6A6"/>
+          <w:shd w:val="clear" w:color="auto" w:fill="C9C9C9"/>
         </w:rPr>
         <w:t>大</w:t>
       </w:r>
@@ -3478,7 +3478,7 @@
           <w:rFonts w:ascii="Times New Roman" w:hAnsi="Times New Roman" w:eastAsia="宋体" w:cs="Times New Roman"/>
           <w:szCs w:val="21"/>
           <w:sz w:val="21"/>
-          <w:shd w:val="clear" w:color="auto" w:fill="A6A6A6"/>
+          <w:shd w:val="clear" w:color="auto" w:fill="C9C9C9"/>
         </w:rPr>
         <w:t>自感系数</w:t>
       </w:r>
@@ -3625,7 +3625,7 @@
           <w:rFonts w:ascii="Times New Roman" w:hAnsi="Times New Roman" w:eastAsia="宋体" w:cs="Times New Roman"/>
           <w:szCs w:val="21"/>
           <w:sz w:val="21"/>
-          <w:shd w:val="clear" w:color="auto" w:fill="A6A6A6"/>
+          <w:shd w:val="clear" w:color="auto" w:fill="C9C9C9"/>
         </w:rPr>
         <w:t>电源</w:t>
       </w:r>
@@ -3676,7 +3676,7 @@
           <w:rFonts w:ascii="Times New Roman" w:hAnsi="Times New Roman" w:eastAsia="宋体" w:cs="Times New Roman"/>
           <w:szCs w:val="21"/>
           <w:sz w:val="21"/>
-          <w:shd w:val="clear" w:color="auto" w:fill="A6A6A6"/>
+          <w:shd w:val="clear" w:color="auto" w:fill="C9C9C9"/>
         </w:rPr>
         <w:t>磁场</w:t>
       </w:r>

--- a/高中物理/高中物理同步/人教版选必2 第2章 电磁感应·知识清单（完成）.docx
+++ b/高中物理/高中物理同步/人教版选必2 第2章 电磁感应·知识清单（完成）.docx
@@ -249,6 +249,134 @@
           <w:rFonts w:ascii="Times New Roman" w:hAnsi="Times New Roman" w:eastAsia="宋体" w:cs="Times New Roman"/>
           <w:szCs w:val="21"/>
           <w:sz w:val="21"/>
+          <w:shd w:val="clear" w:color="auto" w:fill="C9C9C9"/>
+        </w:rPr>
+        <w:t>1．</w:t>
+      </w:r>
+      <w:r>
+        <w:rPr>
+          <w:rFonts w:ascii="Times New Roman" w:hAnsi="Times New Roman" w:eastAsia="宋体" w:cs="Times New Roman"/>
+          <w:szCs w:val="21"/>
+          <w:sz w:val="21"/>
+        </w:rPr>
+        <w:t>内容：感应电流具有这样的方向，即感应电流的磁场总要</w:t>
+      </w:r>
+      <w:r>
+        <w:rPr>
+          <w:rFonts w:ascii="Times New Roman" w:hAnsi="Times New Roman" w:eastAsia="宋体" w:cs="Times New Roman"/>
+          <w:szCs w:val="21"/>
+          <w:sz w:val="21"/>
+          <w:shd w:val="clear" w:color="auto" w:fill="C9C9C9"/>
+        </w:rPr>
+        <w:t>阻碍</w:t>
+      </w:r>
+      <w:r>
+        <w:rPr>
+          <w:rFonts w:ascii="Times New Roman" w:hAnsi="Times New Roman" w:eastAsia="宋体" w:cs="Times New Roman"/>
+          <w:szCs w:val="21"/>
+          <w:sz w:val="21"/>
+        </w:rPr>
+        <w:t>引起感应电流的</w:t>
+      </w:r>
+      <w:r>
+        <w:rPr>
+          <w:rFonts w:ascii="Times New Roman" w:hAnsi="Times New Roman" w:eastAsia="宋体" w:cs="Times New Roman"/>
+          <w:szCs w:val="21"/>
+          <w:sz w:val="21"/>
+          <w:shd w:val="clear" w:color="auto" w:fill="C9C9C9"/>
+        </w:rPr>
+        <w:t>磁通量的变化</w:t>
+      </w:r>
+      <w:r>
+        <w:rPr>
+          <w:rFonts w:ascii="Times New Roman" w:hAnsi="Times New Roman" w:eastAsia="宋体" w:cs="Times New Roman"/>
+          <w:szCs w:val="21"/>
+          <w:sz w:val="21"/>
+        </w:rPr>
+        <w:t>。</w:t>
+      </w:r>
+    </w:p>
+    <w:p>
+      <w:pPr>
+        <w:snapToGrid w:val="0"/>
+        <w:spacing w:line="300" w:lineRule="auto" w:before="0" w:after="0"/>
+        <w:jc w:val="left"/>
+        <w:rPr>
+          <w:szCs w:val="21"/>
+        </w:rPr>
+      </w:pPr>
+      <w:r>
+        <w:rPr>
+          <w:rFonts w:ascii="Times New Roman" w:hAnsi="Times New Roman" w:eastAsia="宋体" w:cs="Times New Roman"/>
+          <w:szCs w:val="21"/>
+          <w:sz w:val="21"/>
+          <w:shd w:val="clear" w:color="auto" w:fill="C9C9C9"/>
+        </w:rPr>
+        <w:t>2．</w:t>
+      </w:r>
+      <w:r>
+        <w:rPr>
+          <w:rFonts w:ascii="Times New Roman" w:hAnsi="Times New Roman" w:eastAsia="宋体" w:cs="Times New Roman"/>
+          <w:szCs w:val="21"/>
+          <w:sz w:val="21"/>
+        </w:rPr>
+        <w:t>理解楞次定律中</w:t>
+      </w:r>
+      <w:r>
+        <w:rPr>
+          <w:rFonts w:ascii="Times New Roman" w:hAnsi="Times New Roman" w:eastAsia="宋体" w:cs="Times New Roman"/>
+          <w:szCs w:val="21"/>
+          <w:sz w:val="21"/>
+        </w:rPr>
+        <w:t>“</w:t>
+      </w:r>
+      <w:r>
+        <w:rPr>
+          <w:rFonts w:ascii="Times New Roman" w:hAnsi="Times New Roman" w:eastAsia="宋体" w:cs="Times New Roman"/>
+          <w:szCs w:val="21"/>
+          <w:sz w:val="21"/>
+        </w:rPr>
+        <w:t>阻碍</w:t>
+      </w:r>
+      <w:r>
+        <w:rPr>
+          <w:rFonts w:ascii="Times New Roman" w:hAnsi="Times New Roman" w:eastAsia="宋体" w:cs="Times New Roman"/>
+          <w:szCs w:val="21"/>
+          <w:sz w:val="21"/>
+        </w:rPr>
+        <w:t>”</w:t>
+      </w:r>
+      <w:r>
+        <w:rPr>
+          <w:rFonts w:ascii="Times New Roman" w:hAnsi="Times New Roman" w:eastAsia="宋体" w:cs="Times New Roman"/>
+          <w:szCs w:val="21"/>
+          <w:sz w:val="21"/>
+        </w:rPr>
+        <w:t>的含义</w:t>
+      </w:r>
+    </w:p>
+    <w:p>
+      <w:pPr>
+        <w:snapToGrid w:val="0"/>
+        <w:spacing w:line="300" w:lineRule="auto" w:before="0" w:after="0"/>
+        <w:jc w:val="left"/>
+        <w:rPr>
+          <w:szCs w:val="21"/>
+        </w:rPr>
+      </w:pPr>
+      <w:r>
+        <w:rPr>
+          <w:rFonts w:ascii="Times New Roman" w:hAnsi="Times New Roman" w:eastAsia="宋体" w:cs="Times New Roman"/>
+          <w:szCs w:val="21"/>
+          <w:sz w:val="21"/>
+        </w:rPr>
+        <w:t>（</w:t>
+      </w:r>
+      <w:r>
+        <w:rPr>
+          <w:rFonts w:ascii="Times New Roman" w:hAnsi="Times New Roman" w:eastAsia="宋体" w:cs="Times New Roman"/>
+          <w:szCs w:val="21"/>
+          <w:sz w:val="21"/>
         </w:rPr>
         <w:t>1</w:t>
       </w:r>
@@ -258,33 +386,24 @@
           <w:szCs w:val="21"/>
           <w:sz w:val="21"/>
         </w:rPr>
-        <w:t>．内容：感应电流具有这样的方向，即感应电流的磁场总要</w:t>
-      </w:r>
-      <w:r>
-        <w:rPr>
-          <w:rFonts w:ascii="Times New Roman" w:hAnsi="Times New Roman" w:eastAsia="宋体" w:cs="Times New Roman"/>
-          <w:szCs w:val="21"/>
-          <w:sz w:val="21"/>
-          <w:shd w:val="clear" w:color="auto" w:fill="C9C9C9"/>
-        </w:rPr>
-        <w:t>阻碍</w:t>
-      </w:r>
-      <w:r>
-        <w:rPr>
-          <w:rFonts w:ascii="Times New Roman" w:hAnsi="Times New Roman" w:eastAsia="宋体" w:cs="Times New Roman"/>
-          <w:szCs w:val="21"/>
-          <w:sz w:val="21"/>
-        </w:rPr>
-        <w:t>引起感应电流的</w:t>
-      </w:r>
-      <w:r>
-        <w:rPr>
-          <w:rFonts w:ascii="Times New Roman" w:hAnsi="Times New Roman" w:eastAsia="宋体" w:cs="Times New Roman"/>
-          <w:szCs w:val="21"/>
-          <w:sz w:val="21"/>
-          <w:shd w:val="clear" w:color="auto" w:fill="C9C9C9"/>
-        </w:rPr>
-        <w:t>磁通量的变化</w:t>
+        <w:t>）谁阻碍</w:t>
+      </w:r>
+      <w:r>
+        <w:rPr>
+          <w:rFonts w:ascii="Times New Roman" w:hAnsi="Times New Roman" w:eastAsia="宋体" w:cs="Times New Roman"/>
+          <w:szCs w:val="21"/>
+          <w:sz w:val="21"/>
+        </w:rPr>
+        <w:t>——</w:t>
+      </w:r>
+      <w:r>
+        <w:rPr>
+          <w:rFonts w:ascii="Times New Roman" w:hAnsi="Times New Roman" w:eastAsia="宋体" w:cs="Times New Roman"/>
+          <w:szCs w:val="21"/>
+          <w:sz w:val="21"/>
+          <w:shd w:val="clear" w:color="auto" w:fill="C9C9C9"/>
+        </w:rPr>
+        <w:t>感应电流产生的磁场</w:t>
       </w:r>
       <w:r>
         <w:rPr>
@@ -310,6 +429,14 @@
           <w:szCs w:val="21"/>
           <w:sz w:val="21"/>
         </w:rPr>
+        <w:t>（</w:t>
+      </w:r>
+      <w:r>
+        <w:rPr>
+          <w:rFonts w:ascii="Times New Roman" w:hAnsi="Times New Roman" w:eastAsia="宋体" w:cs="Times New Roman"/>
+          <w:szCs w:val="21"/>
+          <w:sz w:val="21"/>
+        </w:rPr>
         <w:t>2</w:t>
       </w:r>
       <w:r>
@@ -318,7 +445,183 @@
           <w:szCs w:val="21"/>
           <w:sz w:val="21"/>
         </w:rPr>
-        <w:t>．理解楞次定律中</w:t>
+        <w:t>）阻碍谁</w:t>
+      </w:r>
+      <w:r>
+        <w:rPr>
+          <w:rFonts w:ascii="Times New Roman" w:hAnsi="Times New Roman" w:eastAsia="宋体" w:cs="Times New Roman"/>
+          <w:szCs w:val="21"/>
+          <w:sz w:val="21"/>
+        </w:rPr>
+        <w:t>——</w:t>
+      </w:r>
+      <w:r>
+        <w:rPr>
+          <w:rFonts w:ascii="Times New Roman" w:hAnsi="Times New Roman" w:eastAsia="宋体" w:cs="Times New Roman"/>
+          <w:szCs w:val="21"/>
+          <w:sz w:val="21"/>
+          <w:shd w:val="clear" w:color="auto" w:fill="C9C9C9"/>
+        </w:rPr>
+        <w:t>阻碍引起感应电流的磁通量的变化</w:t>
+      </w:r>
+      <w:r>
+        <w:rPr>
+          <w:rFonts w:ascii="Times New Roman" w:hAnsi="Times New Roman" w:eastAsia="宋体" w:cs="Times New Roman"/>
+          <w:szCs w:val="21"/>
+          <w:sz w:val="21"/>
+        </w:rPr>
+        <w:t>。</w:t>
+      </w:r>
+    </w:p>
+    <w:p>
+      <w:pPr>
+        <w:snapToGrid w:val="0"/>
+        <w:spacing w:line="300" w:lineRule="auto" w:before="0" w:after="0"/>
+        <w:jc w:val="left"/>
+        <w:rPr>
+          <w:szCs w:val="21"/>
+        </w:rPr>
+      </w:pPr>
+      <w:r>
+        <w:rPr>
+          <w:rFonts w:ascii="Times New Roman" w:hAnsi="Times New Roman" w:eastAsia="宋体" w:cs="Times New Roman"/>
+          <w:szCs w:val="21"/>
+          <w:sz w:val="21"/>
+        </w:rPr>
+        <w:t>（</w:t>
+      </w:r>
+      <w:r>
+        <w:rPr>
+          <w:rFonts w:ascii="Times New Roman" w:hAnsi="Times New Roman" w:eastAsia="宋体" w:cs="Times New Roman"/>
+          <w:szCs w:val="21"/>
+          <w:sz w:val="21"/>
+        </w:rPr>
+        <w:t>3</w:t>
+      </w:r>
+      <w:r>
+        <w:rPr>
+          <w:rFonts w:ascii="Times New Roman" w:hAnsi="Times New Roman" w:eastAsia="宋体" w:cs="Times New Roman"/>
+          <w:szCs w:val="21"/>
+          <w:sz w:val="21"/>
+        </w:rPr>
+        <w:t>）如何阻碍</w:t>
+      </w:r>
+      <w:r>
+        <w:rPr>
+          <w:rFonts w:ascii="Times New Roman" w:hAnsi="Times New Roman" w:eastAsia="宋体" w:cs="Times New Roman"/>
+          <w:szCs w:val="21"/>
+          <w:sz w:val="21"/>
+        </w:rPr>
+        <w:t>——</w:t>
+      </w:r>
+      <w:r>
+        <w:rPr>
+          <w:rFonts w:ascii="Times New Roman" w:hAnsi="Times New Roman" w:eastAsia="宋体" w:cs="Times New Roman"/>
+          <w:szCs w:val="21"/>
+          <w:sz w:val="21"/>
+        </w:rPr>
+        <w:t>当原磁通量增加时，感应电流产生的磁场方向与原磁场方向</w:t>
+      </w:r>
+      <w:r>
+        <w:rPr>
+          <w:rFonts w:ascii="Times New Roman" w:hAnsi="Times New Roman" w:eastAsia="宋体" w:cs="Times New Roman"/>
+          <w:szCs w:val="21"/>
+          <w:sz w:val="21"/>
+          <w:shd w:val="clear" w:color="auto" w:fill="C9C9C9"/>
+        </w:rPr>
+        <w:t>相反</w:t>
+      </w:r>
+      <w:r>
+        <w:rPr>
+          <w:rFonts w:ascii="Times New Roman" w:hAnsi="Times New Roman" w:eastAsia="宋体" w:cs="Times New Roman"/>
+          <w:szCs w:val="21"/>
+          <w:sz w:val="21"/>
+        </w:rPr>
+        <w:t>；当原磁通量减少时，感应电流产生的磁场方向与原磁场方向</w:t>
+      </w:r>
+      <w:r>
+        <w:rPr>
+          <w:rFonts w:ascii="Times New Roman" w:hAnsi="Times New Roman" w:eastAsia="宋体" w:cs="Times New Roman"/>
+          <w:szCs w:val="21"/>
+          <w:sz w:val="21"/>
+          <w:shd w:val="clear" w:color="auto" w:fill="C9C9C9"/>
+        </w:rPr>
+        <w:t>相同</w:t>
+      </w:r>
+      <w:r>
+        <w:rPr>
+          <w:rFonts w:ascii="Times New Roman" w:hAnsi="Times New Roman" w:eastAsia="宋体" w:cs="Times New Roman"/>
+          <w:szCs w:val="21"/>
+          <w:sz w:val="21"/>
+        </w:rPr>
+        <w:t>。</w:t>
+      </w:r>
+    </w:p>
+    <w:p>
+      <w:pPr>
+        <w:snapToGrid w:val="0"/>
+        <w:spacing w:line="300" w:lineRule="auto" w:before="0" w:after="0"/>
+        <w:jc w:val="left"/>
+        <w:rPr>
+          <w:szCs w:val="21"/>
+        </w:rPr>
+      </w:pPr>
+      <w:r>
+        <w:rPr>
+          <w:rFonts w:ascii="Times New Roman" w:hAnsi="Times New Roman" w:eastAsia="宋体" w:cs="Times New Roman"/>
+          <w:szCs w:val="21"/>
+          <w:sz w:val="21"/>
+        </w:rPr>
+        <w:t>（</w:t>
+      </w:r>
+      <w:r>
+        <w:rPr>
+          <w:rFonts w:ascii="Times New Roman" w:hAnsi="Times New Roman" w:eastAsia="宋体" w:cs="Times New Roman"/>
+          <w:szCs w:val="21"/>
+          <w:sz w:val="21"/>
+        </w:rPr>
+        <w:t>4</w:t>
+      </w:r>
+      <w:r>
+        <w:rPr>
+          <w:rFonts w:ascii="Times New Roman" w:hAnsi="Times New Roman" w:eastAsia="宋体" w:cs="Times New Roman"/>
+          <w:szCs w:val="21"/>
+          <w:sz w:val="21"/>
+        </w:rPr>
+        <w:t>）阻碍效果</w:t>
+      </w:r>
+      <w:r>
+        <w:rPr>
+          <w:rFonts w:ascii="Times New Roman" w:hAnsi="Times New Roman" w:eastAsia="宋体" w:cs="Times New Roman"/>
+          <w:szCs w:val="21"/>
+          <w:sz w:val="21"/>
+        </w:rPr>
+        <w:t>——</w:t>
+      </w:r>
+      <w:r>
+        <w:rPr>
+          <w:rFonts w:ascii="Times New Roman" w:hAnsi="Times New Roman" w:eastAsia="宋体" w:cs="Times New Roman"/>
+          <w:szCs w:val="21"/>
+          <w:sz w:val="21"/>
+        </w:rPr>
+        <w:t>阻碍并</w:t>
+      </w:r>
+      <w:r>
+        <w:rPr>
+          <w:rFonts w:ascii="Times New Roman" w:hAnsi="Times New Roman" w:eastAsia="宋体" w:cs="Times New Roman"/>
+          <w:szCs w:val="21"/>
+          <w:sz w:val="21"/>
+          <w:shd w:val="clear" w:color="auto" w:fill="C9C9C9"/>
+        </w:rPr>
+        <w:t>不是</w:t>
+      </w:r>
+      <w:r>
+        <w:rPr>
+          <w:rFonts w:ascii="Times New Roman" w:hAnsi="Times New Roman" w:eastAsia="宋体" w:cs="Times New Roman"/>
+          <w:szCs w:val="21"/>
+          <w:sz w:val="21"/>
+        </w:rPr>
+        <w:t>（填</w:t>
       </w:r>
       <w:r>
         <w:rPr>
@@ -334,7 +637,7 @@
           <w:szCs w:val="21"/>
           <w:sz w:val="21"/>
         </w:rPr>
-        <w:t>阻碍</w:t>
+        <w:t>是</w:t>
       </w:r>
       <w:r>
         <w:rPr>
@@ -350,266 +653,21 @@
           <w:szCs w:val="21"/>
           <w:sz w:val="21"/>
         </w:rPr>
-        <w:t>的含义</w:t>
-      </w:r>
-    </w:p>
-    <w:p>
-      <w:pPr>
-        <w:snapToGrid w:val="0"/>
-        <w:spacing w:line="300" w:lineRule="auto" w:before="0" w:after="0"/>
-        <w:jc w:val="left"/>
-        <w:rPr>
-          <w:szCs w:val="21"/>
-        </w:rPr>
-      </w:pPr>
-      <w:r>
-        <w:rPr>
-          <w:rFonts w:ascii="Times New Roman" w:hAnsi="Times New Roman" w:eastAsia="宋体" w:cs="Times New Roman"/>
-          <w:szCs w:val="21"/>
-          <w:sz w:val="21"/>
-        </w:rPr>
-        <w:t>（</w:t>
-      </w:r>
-      <w:r>
-        <w:rPr>
-          <w:rFonts w:ascii="Times New Roman" w:hAnsi="Times New Roman" w:eastAsia="宋体" w:cs="Times New Roman"/>
-          <w:szCs w:val="21"/>
-          <w:sz w:val="21"/>
-        </w:rPr>
-        <w:t>1</w:t>
-      </w:r>
-      <w:r>
-        <w:rPr>
-          <w:rFonts w:ascii="Times New Roman" w:hAnsi="Times New Roman" w:eastAsia="宋体" w:cs="Times New Roman"/>
-          <w:szCs w:val="21"/>
-          <w:sz w:val="21"/>
-        </w:rPr>
-        <w:t>）谁阻碍</w:t>
-      </w:r>
-      <w:r>
-        <w:rPr>
-          <w:rFonts w:ascii="Times New Roman" w:hAnsi="Times New Roman" w:eastAsia="宋体" w:cs="Times New Roman"/>
-          <w:szCs w:val="21"/>
-          <w:sz w:val="21"/>
-        </w:rPr>
-        <w:t>——</w:t>
-      </w:r>
-      <w:r>
-        <w:rPr>
-          <w:rFonts w:ascii="Times New Roman" w:hAnsi="Times New Roman" w:eastAsia="宋体" w:cs="Times New Roman"/>
-          <w:szCs w:val="21"/>
-          <w:sz w:val="21"/>
-          <w:shd w:val="clear" w:color="auto" w:fill="C9C9C9"/>
-        </w:rPr>
-        <w:t>感应电流产生的磁场</w:t>
-      </w:r>
-      <w:r>
-        <w:rPr>
-          <w:rFonts w:ascii="Times New Roman" w:hAnsi="Times New Roman" w:eastAsia="宋体" w:cs="Times New Roman"/>
-          <w:szCs w:val="21"/>
-          <w:sz w:val="21"/>
-        </w:rPr>
-        <w:t>。</w:t>
-      </w:r>
-    </w:p>
-    <w:p>
-      <w:pPr>
-        <w:snapToGrid w:val="0"/>
-        <w:spacing w:line="300" w:lineRule="auto" w:before="0" w:after="0"/>
-        <w:jc w:val="left"/>
-        <w:rPr>
-          <w:szCs w:val="21"/>
-        </w:rPr>
-      </w:pPr>
-      <w:r>
-        <w:rPr>
-          <w:rFonts w:ascii="Times New Roman" w:hAnsi="Times New Roman" w:eastAsia="宋体" w:cs="Times New Roman"/>
-          <w:szCs w:val="21"/>
-          <w:sz w:val="21"/>
-        </w:rPr>
-        <w:t>（</w:t>
-      </w:r>
-      <w:r>
-        <w:rPr>
-          <w:rFonts w:ascii="Times New Roman" w:hAnsi="Times New Roman" w:eastAsia="宋体" w:cs="Times New Roman"/>
-          <w:szCs w:val="21"/>
-          <w:sz w:val="21"/>
-        </w:rPr>
-        <w:t>2</w:t>
-      </w:r>
-      <w:r>
-        <w:rPr>
-          <w:rFonts w:ascii="Times New Roman" w:hAnsi="Times New Roman" w:eastAsia="宋体" w:cs="Times New Roman"/>
-          <w:szCs w:val="21"/>
-          <w:sz w:val="21"/>
-        </w:rPr>
-        <w:t>）阻碍谁</w:t>
-      </w:r>
-      <w:r>
-        <w:rPr>
-          <w:rFonts w:ascii="Times New Roman" w:hAnsi="Times New Roman" w:eastAsia="宋体" w:cs="Times New Roman"/>
-          <w:szCs w:val="21"/>
-          <w:sz w:val="21"/>
-        </w:rPr>
-        <w:t>——</w:t>
-      </w:r>
-      <w:r>
-        <w:rPr>
-          <w:rFonts w:ascii="Times New Roman" w:hAnsi="Times New Roman" w:eastAsia="宋体" w:cs="Times New Roman"/>
-          <w:szCs w:val="21"/>
-          <w:sz w:val="21"/>
-          <w:shd w:val="clear" w:color="auto" w:fill="C9C9C9"/>
-        </w:rPr>
-        <w:t>阻碍引起感应电流的磁通量的变化</w:t>
-      </w:r>
-      <w:r>
-        <w:rPr>
-          <w:rFonts w:ascii="Times New Roman" w:hAnsi="Times New Roman" w:eastAsia="宋体" w:cs="Times New Roman"/>
-          <w:szCs w:val="21"/>
-          <w:sz w:val="21"/>
-        </w:rPr>
-        <w:t>。</w:t>
-      </w:r>
-    </w:p>
-    <w:p>
-      <w:pPr>
-        <w:snapToGrid w:val="0"/>
-        <w:spacing w:line="300" w:lineRule="auto" w:before="0" w:after="0"/>
-        <w:jc w:val="left"/>
-        <w:rPr>
-          <w:szCs w:val="21"/>
-        </w:rPr>
-      </w:pPr>
-      <w:r>
-        <w:rPr>
-          <w:rFonts w:ascii="Times New Roman" w:hAnsi="Times New Roman" w:eastAsia="宋体" w:cs="Times New Roman"/>
-          <w:szCs w:val="21"/>
-          <w:sz w:val="21"/>
-        </w:rPr>
-        <w:t>（</w:t>
-      </w:r>
-      <w:r>
-        <w:rPr>
-          <w:rFonts w:ascii="Times New Roman" w:hAnsi="Times New Roman" w:eastAsia="宋体" w:cs="Times New Roman"/>
-          <w:szCs w:val="21"/>
-          <w:sz w:val="21"/>
-        </w:rPr>
-        <w:t>3</w:t>
-      </w:r>
-      <w:r>
-        <w:rPr>
-          <w:rFonts w:ascii="Times New Roman" w:hAnsi="Times New Roman" w:eastAsia="宋体" w:cs="Times New Roman"/>
-          <w:szCs w:val="21"/>
-          <w:sz w:val="21"/>
-        </w:rPr>
-        <w:t>）如何阻碍</w:t>
-      </w:r>
-      <w:r>
-        <w:rPr>
-          <w:rFonts w:ascii="Times New Roman" w:hAnsi="Times New Roman" w:eastAsia="宋体" w:cs="Times New Roman"/>
-          <w:szCs w:val="21"/>
-          <w:sz w:val="21"/>
-        </w:rPr>
-        <w:t>——</w:t>
-      </w:r>
-      <w:r>
-        <w:rPr>
-          <w:rFonts w:ascii="Times New Roman" w:hAnsi="Times New Roman" w:eastAsia="宋体" w:cs="Times New Roman"/>
-          <w:szCs w:val="21"/>
-          <w:sz w:val="21"/>
-        </w:rPr>
-        <w:t>当原磁通量增加时，感应电流产生的磁场方向与原磁场方向</w:t>
-      </w:r>
-      <w:r>
-        <w:rPr>
-          <w:rFonts w:ascii="Times New Roman" w:hAnsi="Times New Roman" w:eastAsia="宋体" w:cs="Times New Roman"/>
-          <w:szCs w:val="21"/>
-          <w:sz w:val="21"/>
-          <w:shd w:val="clear" w:color="auto" w:fill="C9C9C9"/>
-        </w:rPr>
-        <w:t>相反</w:t>
-      </w:r>
-      <w:r>
-        <w:rPr>
-          <w:rFonts w:ascii="Times New Roman" w:hAnsi="Times New Roman" w:eastAsia="宋体" w:cs="Times New Roman"/>
-          <w:szCs w:val="21"/>
-          <w:sz w:val="21"/>
-        </w:rPr>
-        <w:t>；当原磁通量减少时，感应电流产生的磁场方向与原磁场方向</w:t>
-      </w:r>
-      <w:r>
-        <w:rPr>
-          <w:rFonts w:ascii="Times New Roman" w:hAnsi="Times New Roman" w:eastAsia="宋体" w:cs="Times New Roman"/>
-          <w:szCs w:val="21"/>
-          <w:sz w:val="21"/>
-          <w:shd w:val="clear" w:color="auto" w:fill="C9C9C9"/>
-        </w:rPr>
-        <w:t>相同</w:t>
-      </w:r>
-      <w:r>
-        <w:rPr>
-          <w:rFonts w:ascii="Times New Roman" w:hAnsi="Times New Roman" w:eastAsia="宋体" w:cs="Times New Roman"/>
-          <w:szCs w:val="21"/>
-          <w:sz w:val="21"/>
-        </w:rPr>
-        <w:t>。</w:t>
-      </w:r>
-    </w:p>
-    <w:p>
-      <w:pPr>
-        <w:snapToGrid w:val="0"/>
-        <w:spacing w:line="300" w:lineRule="auto" w:before="0" w:after="0"/>
-        <w:jc w:val="left"/>
-        <w:rPr>
-          <w:szCs w:val="21"/>
-        </w:rPr>
-      </w:pPr>
-      <w:r>
-        <w:rPr>
-          <w:rFonts w:ascii="Times New Roman" w:hAnsi="Times New Roman" w:eastAsia="宋体" w:cs="Times New Roman"/>
-          <w:szCs w:val="21"/>
-          <w:sz w:val="21"/>
-        </w:rPr>
-        <w:t>（</w:t>
-      </w:r>
-      <w:r>
-        <w:rPr>
-          <w:rFonts w:ascii="Times New Roman" w:hAnsi="Times New Roman" w:eastAsia="宋体" w:cs="Times New Roman"/>
-          <w:szCs w:val="21"/>
-          <w:sz w:val="21"/>
-        </w:rPr>
-        <w:t>4</w:t>
-      </w:r>
-      <w:r>
-        <w:rPr>
-          <w:rFonts w:ascii="Times New Roman" w:hAnsi="Times New Roman" w:eastAsia="宋体" w:cs="Times New Roman"/>
-          <w:szCs w:val="21"/>
-          <w:sz w:val="21"/>
-        </w:rPr>
-        <w:t>）阻碍效果</w:t>
-      </w:r>
-      <w:r>
-        <w:rPr>
-          <w:rFonts w:ascii="Times New Roman" w:hAnsi="Times New Roman" w:eastAsia="宋体" w:cs="Times New Roman"/>
-          <w:szCs w:val="21"/>
-          <w:sz w:val="21"/>
-        </w:rPr>
-        <w:t>——</w:t>
-      </w:r>
-      <w:r>
-        <w:rPr>
-          <w:rFonts w:ascii="Times New Roman" w:hAnsi="Times New Roman" w:eastAsia="宋体" w:cs="Times New Roman"/>
-          <w:szCs w:val="21"/>
-          <w:sz w:val="21"/>
-        </w:rPr>
-        <w:t>阻碍并</w:t>
-      </w:r>
-      <w:r>
-        <w:rPr>
-          <w:rFonts w:ascii="Times New Roman" w:hAnsi="Times New Roman" w:eastAsia="宋体" w:cs="Times New Roman"/>
-          <w:szCs w:val="21"/>
-          <w:sz w:val="21"/>
-          <w:shd w:val="clear" w:color="auto" w:fill="C9C9C9"/>
+        <w:t>或</w:t>
+      </w:r>
+      <w:r>
+        <w:rPr>
+          <w:rFonts w:ascii="Times New Roman" w:hAnsi="Times New Roman" w:eastAsia="宋体" w:cs="Times New Roman"/>
+          <w:szCs w:val="21"/>
+          <w:sz w:val="21"/>
+        </w:rPr>
+        <w:t>“</w:t>
+      </w:r>
+      <w:r>
+        <w:rPr>
+          <w:rFonts w:ascii="Times New Roman" w:hAnsi="Times New Roman" w:eastAsia="宋体" w:cs="Times New Roman"/>
+          <w:szCs w:val="21"/>
+          <w:sz w:val="21"/>
         </w:rPr>
         <w:t>不是</w:t>
       </w:r>
@@ -619,30 +677,6 @@
           <w:szCs w:val="21"/>
           <w:sz w:val="21"/>
         </w:rPr>
-        <w:t>（填</w:t>
-      </w:r>
-      <w:r>
-        <w:rPr>
-          <w:rFonts w:ascii="Times New Roman" w:hAnsi="Times New Roman" w:eastAsia="宋体" w:cs="Times New Roman"/>
-          <w:szCs w:val="21"/>
-          <w:sz w:val="21"/>
-        </w:rPr>
-        <w:t>“</w:t>
-      </w:r>
-      <w:r>
-        <w:rPr>
-          <w:rFonts w:ascii="Times New Roman" w:hAnsi="Times New Roman" w:eastAsia="宋体" w:cs="Times New Roman"/>
-          <w:szCs w:val="21"/>
-          <w:sz w:val="21"/>
-        </w:rPr>
-        <w:t>是</w:t>
-      </w:r>
-      <w:r>
-        <w:rPr>
-          <w:rFonts w:ascii="Times New Roman" w:hAnsi="Times New Roman" w:eastAsia="宋体" w:cs="Times New Roman"/>
-          <w:szCs w:val="21"/>
-          <w:sz w:val="21"/>
-        </w:rPr>
         <w:t>”</w:t>
       </w:r>
       <w:r>
@@ -651,38 +685,6 @@
           <w:szCs w:val="21"/>
           <w:sz w:val="21"/>
         </w:rPr>
-        <w:t>或</w:t>
-      </w:r>
-      <w:r>
-        <w:rPr>
-          <w:rFonts w:ascii="Times New Roman" w:hAnsi="Times New Roman" w:eastAsia="宋体" w:cs="Times New Roman"/>
-          <w:szCs w:val="21"/>
-          <w:sz w:val="21"/>
-        </w:rPr>
-        <w:t>“</w:t>
-      </w:r>
-      <w:r>
-        <w:rPr>
-          <w:rFonts w:ascii="Times New Roman" w:hAnsi="Times New Roman" w:eastAsia="宋体" w:cs="Times New Roman"/>
-          <w:szCs w:val="21"/>
-          <w:sz w:val="21"/>
-        </w:rPr>
-        <w:t>不是</w:t>
-      </w:r>
-      <w:r>
-        <w:rPr>
-          <w:rFonts w:ascii="Times New Roman" w:hAnsi="Times New Roman" w:eastAsia="宋体" w:cs="Times New Roman"/>
-          <w:szCs w:val="21"/>
-          <w:sz w:val="21"/>
-        </w:rPr>
-        <w:t>”</w:t>
-      </w:r>
-      <w:r>
-        <w:rPr>
-          <w:rFonts w:ascii="Times New Roman" w:hAnsi="Times New Roman" w:eastAsia="宋体" w:cs="Times New Roman"/>
-          <w:szCs w:val="21"/>
-          <w:sz w:val="21"/>
-        </w:rPr>
         <w:t>）阻止。只是延缓了磁通量的变化，这种变化还将继续进行。</w:t>
       </w:r>
     </w:p>
@@ -700,16 +702,17 @@
           <w:rFonts w:ascii="Times New Roman" w:hAnsi="Times New Roman" w:eastAsia="宋体" w:cs="Times New Roman"/>
           <w:szCs w:val="21"/>
           <w:sz w:val="21"/>
-        </w:rPr>
-        <w:t>3</w:t>
-      </w:r>
-      <w:r>
-        <w:rPr>
-          <w:rFonts w:ascii="Times New Roman" w:hAnsi="Times New Roman" w:eastAsia="宋体" w:cs="Times New Roman"/>
-          <w:szCs w:val="21"/>
-          <w:sz w:val="21"/>
-        </w:rPr>
-        <w:t>．从能量的角度理解楞次定律：电磁感应产生的过程是其他形式的能转化为电能的过程。楞次定律中的</w:t>
+          <w:shd w:val="clear" w:color="auto" w:fill="C9C9C9"/>
+        </w:rPr>
+        <w:t>3．</w:t>
+      </w:r>
+      <w:r>
+        <w:rPr>
+          <w:rFonts w:ascii="Times New Roman" w:hAnsi="Times New Roman" w:eastAsia="宋体" w:cs="Times New Roman"/>
+          <w:szCs w:val="21"/>
+          <w:sz w:val="21"/>
+        </w:rPr>
+        <w:t>从能量的角度理解楞次定律：电磁感应产生的过程是其他形式的能转化为电能的过程。楞次定律中的</w:t>
       </w:r>
       <w:r>
         <w:rPr>
@@ -896,16 +899,17 @@
           <w:rFonts w:ascii="Times New Roman" w:hAnsi="Times New Roman" w:eastAsia="宋体" w:cs="Times New Roman"/>
           <w:szCs w:val="21"/>
           <w:sz w:val="21"/>
-        </w:rPr>
-        <w:t>4</w:t>
-      </w:r>
-      <w:r>
-        <w:rPr>
-          <w:rFonts w:ascii="Times New Roman" w:hAnsi="Times New Roman" w:eastAsia="宋体" w:cs="Times New Roman"/>
-          <w:szCs w:val="21"/>
-          <w:sz w:val="21"/>
-        </w:rPr>
-        <w:t>．右手定则：伸开</w:t>
+          <w:shd w:val="clear" w:color="auto" w:fill="C9C9C9"/>
+        </w:rPr>
+        <w:t>4．</w:t>
+      </w:r>
+      <w:r>
+        <w:rPr>
+          <w:rFonts w:ascii="Times New Roman" w:hAnsi="Times New Roman" w:eastAsia="宋体" w:cs="Times New Roman"/>
+          <w:szCs w:val="21"/>
+          <w:sz w:val="21"/>
+        </w:rPr>
+        <w:t>右手定则：伸开</w:t>
       </w:r>
       <w:r>
         <w:rPr>
@@ -973,16 +977,17 @@
           <w:rFonts w:ascii="Times New Roman" w:hAnsi="Times New Roman" w:eastAsia="宋体" w:cs="Times New Roman"/>
           <w:szCs w:val="21"/>
           <w:sz w:val="21"/>
-        </w:rPr>
-        <w:t>5</w:t>
-      </w:r>
-      <w:r>
-        <w:rPr>
-          <w:rFonts w:ascii="Times New Roman" w:hAnsi="Times New Roman" w:eastAsia="宋体" w:cs="Times New Roman"/>
-          <w:szCs w:val="21"/>
-          <w:sz w:val="21"/>
-        </w:rPr>
-        <w:t>．两点说明：</w:t>
+          <w:shd w:val="clear" w:color="auto" w:fill="C9C9C9"/>
+        </w:rPr>
+        <w:t>5．</w:t>
+      </w:r>
+      <w:r>
+        <w:rPr>
+          <w:rFonts w:ascii="Times New Roman" w:hAnsi="Times New Roman" w:eastAsia="宋体" w:cs="Times New Roman"/>
+          <w:szCs w:val="21"/>
+          <w:sz w:val="21"/>
+        </w:rPr>
+        <w:t>两点说明：</w:t>
       </w:r>
     </w:p>
     <w:p>
@@ -1121,16 +1126,17 @@
           <w:rFonts w:ascii="Times New Roman" w:hAnsi="Times New Roman" w:eastAsia="宋体" w:cs="Times New Roman"/>
           <w:szCs w:val="21"/>
           <w:sz w:val="21"/>
-        </w:rPr>
-        <w:t>6</w:t>
-      </w:r>
-      <w:r>
-        <w:rPr>
-          <w:rFonts w:ascii="Times New Roman" w:hAnsi="Times New Roman" w:eastAsia="宋体" w:cs="Times New Roman"/>
-          <w:szCs w:val="21"/>
-          <w:sz w:val="21"/>
-        </w:rPr>
-        <w:t>．感应电动势</w:t>
+          <w:shd w:val="clear" w:color="auto" w:fill="C9C9C9"/>
+        </w:rPr>
+        <w:t>6．</w:t>
+      </w:r>
+      <w:r>
+        <w:rPr>
+          <w:rFonts w:ascii="Times New Roman" w:hAnsi="Times New Roman" w:eastAsia="宋体" w:cs="Times New Roman"/>
+          <w:szCs w:val="21"/>
+          <w:sz w:val="21"/>
+        </w:rPr>
+        <w:t>感应电动势</w:t>
       </w:r>
       <w:r>
         <w:rPr>
@@ -1205,16 +1211,17 @@
           <w:rFonts w:ascii="Times New Roman" w:hAnsi="Times New Roman" w:eastAsia="宋体" w:cs="Times New Roman"/>
           <w:szCs w:val="21"/>
           <w:sz w:val="21"/>
-        </w:rPr>
-        <w:t>7</w:t>
-      </w:r>
-      <w:r>
-        <w:rPr>
-          <w:rFonts w:ascii="Times New Roman" w:hAnsi="Times New Roman" w:eastAsia="宋体" w:cs="Times New Roman"/>
-          <w:szCs w:val="21"/>
-          <w:sz w:val="21"/>
-        </w:rPr>
-        <w:t>．法拉第电磁感应定律</w:t>
+          <w:shd w:val="clear" w:color="auto" w:fill="C9C9C9"/>
+        </w:rPr>
+        <w:t>7．</w:t>
+      </w:r>
+      <w:r>
+        <w:rPr>
+          <w:rFonts w:ascii="Times New Roman" w:hAnsi="Times New Roman" w:eastAsia="宋体" w:cs="Times New Roman"/>
+          <w:szCs w:val="21"/>
+          <w:sz w:val="21"/>
+        </w:rPr>
+        <w:t>法拉第电磁感应定律</w:t>
       </w:r>
     </w:p>
     <w:p>
@@ -1518,16 +1525,17 @@
           <w:rFonts w:ascii="Times New Roman" w:hAnsi="Times New Roman" w:eastAsia="宋体" w:cs="Times New Roman"/>
           <w:szCs w:val="21"/>
           <w:sz w:val="21"/>
-        </w:rPr>
-        <w:t>8</w:t>
-      </w:r>
-      <w:r>
-        <w:rPr>
-          <w:rFonts w:ascii="Times New Roman" w:hAnsi="Times New Roman" w:eastAsia="宋体" w:cs="Times New Roman"/>
-          <w:szCs w:val="21"/>
-          <w:sz w:val="21"/>
-        </w:rPr>
-        <w:t>．公式</w:t>
+          <w:shd w:val="clear" w:color="auto" w:fill="C9C9C9"/>
+        </w:rPr>
+        <w:t>8．</w:t>
+      </w:r>
+      <w:r>
+        <w:rPr>
+          <w:rFonts w:ascii="Times New Roman" w:hAnsi="Times New Roman" w:eastAsia="宋体" w:cs="Times New Roman"/>
+          <w:szCs w:val="21"/>
+          <w:sz w:val="21"/>
+        </w:rPr>
+        <w:t>公式</w:t>
       </w:r>
       <w:r>
         <w:rPr>
@@ -1653,16 +1661,9 @@
           <w:rFonts w:ascii="Times New Roman" w:hAnsi="Times New Roman" w:eastAsia="宋体" w:cs="Times New Roman"/>
           <w:szCs w:val="21"/>
           <w:sz w:val="21"/>
-        </w:rPr>
-        <w:t>9</w:t>
-      </w:r>
-      <w:r>
-        <w:rPr>
-          <w:rFonts w:ascii="Times New Roman" w:hAnsi="Times New Roman" w:eastAsia="宋体" w:cs="Times New Roman"/>
-          <w:szCs w:val="21"/>
-          <w:sz w:val="21"/>
-        </w:rPr>
-        <w:t>．</w:t>
+          <w:shd w:val="clear" w:color="auto" w:fill="C9C9C9"/>
+        </w:rPr>
+        <w:t>9．</w:t>
       </w:r>
       <w:r>
         <w:rPr>
@@ -2011,16 +2012,17 @@
           <w:rFonts w:ascii="Times New Roman" w:hAnsi="Times New Roman" w:eastAsia="宋体" w:cs="Times New Roman"/>
           <w:szCs w:val="21"/>
           <w:sz w:val="21"/>
-        </w:rPr>
-        <w:t>10</w:t>
-      </w:r>
-      <w:r>
-        <w:rPr>
-          <w:rFonts w:ascii="Times New Roman" w:hAnsi="Times New Roman" w:eastAsia="宋体" w:cs="Times New Roman"/>
-          <w:szCs w:val="21"/>
-          <w:sz w:val="21"/>
-        </w:rPr>
-        <w:t>．涡流：当某线圈中的</w:t>
+          <w:shd w:val="clear" w:color="auto" w:fill="C9C9C9"/>
+        </w:rPr>
+        <w:t>10．</w:t>
+      </w:r>
+      <w:r>
+        <w:rPr>
+          <w:rFonts w:ascii="Times New Roman" w:hAnsi="Times New Roman" w:eastAsia="宋体" w:cs="Times New Roman"/>
+          <w:szCs w:val="21"/>
+          <w:sz w:val="21"/>
+        </w:rPr>
+        <w:t>涡流：当某线圈中的</w:t>
       </w:r>
       <w:r>
         <w:rPr>
@@ -2071,16 +2073,17 @@
           <w:rFonts w:ascii="Times New Roman" w:hAnsi="Times New Roman" w:eastAsia="宋体" w:cs="Times New Roman"/>
           <w:szCs w:val="21"/>
           <w:sz w:val="21"/>
-        </w:rPr>
-        <w:t>11</w:t>
-      </w:r>
-      <w:r>
-        <w:rPr>
-          <w:rFonts w:ascii="Times New Roman" w:hAnsi="Times New Roman" w:eastAsia="宋体" w:cs="Times New Roman"/>
-          <w:szCs w:val="21"/>
-          <w:sz w:val="21"/>
-        </w:rPr>
-        <w:t>．涡流的应用与防止</w:t>
+          <w:shd w:val="clear" w:color="auto" w:fill="C9C9C9"/>
+        </w:rPr>
+        <w:t>11．</w:t>
+      </w:r>
+      <w:r>
+        <w:rPr>
+          <w:rFonts w:ascii="Times New Roman" w:hAnsi="Times New Roman" w:eastAsia="宋体" w:cs="Times New Roman"/>
+          <w:szCs w:val="21"/>
+          <w:sz w:val="21"/>
+        </w:rPr>
+        <w:t>涡流的应用与防止</w:t>
       </w:r>
     </w:p>
     <w:p>
@@ -2314,16 +2317,17 @@
           <w:rFonts w:ascii="Times New Roman" w:hAnsi="Times New Roman" w:eastAsia="宋体" w:cs="Times New Roman"/>
           <w:szCs w:val="21"/>
           <w:sz w:val="21"/>
-        </w:rPr>
-        <w:t>12</w:t>
-      </w:r>
-      <w:r>
-        <w:rPr>
-          <w:rFonts w:ascii="Times New Roman" w:hAnsi="Times New Roman" w:eastAsia="宋体" w:cs="Times New Roman"/>
-          <w:szCs w:val="21"/>
-          <w:sz w:val="21"/>
-        </w:rPr>
-        <w:t>．电磁阻尼：当</w:t>
+          <w:shd w:val="clear" w:color="auto" w:fill="C9C9C9"/>
+        </w:rPr>
+        <w:t>12．</w:t>
+      </w:r>
+      <w:r>
+        <w:rPr>
+          <w:rFonts w:ascii="Times New Roman" w:hAnsi="Times New Roman" w:eastAsia="宋体" w:cs="Times New Roman"/>
+          <w:szCs w:val="21"/>
+          <w:sz w:val="21"/>
+        </w:rPr>
+        <w:t>电磁阻尼：当</w:t>
       </w:r>
       <w:r>
         <w:rPr>
@@ -2374,16 +2378,17 @@
           <w:rFonts w:ascii="Times New Roman" w:hAnsi="Times New Roman" w:eastAsia="宋体" w:cs="Times New Roman"/>
           <w:szCs w:val="21"/>
           <w:sz w:val="21"/>
-        </w:rPr>
-        <w:t>13</w:t>
-      </w:r>
-      <w:r>
-        <w:rPr>
-          <w:rFonts w:ascii="Times New Roman" w:hAnsi="Times New Roman" w:eastAsia="宋体" w:cs="Times New Roman"/>
-          <w:szCs w:val="21"/>
-          <w:sz w:val="21"/>
-        </w:rPr>
-        <w:t>．电磁驱动</w:t>
+          <w:shd w:val="clear" w:color="auto" w:fill="C9C9C9"/>
+        </w:rPr>
+        <w:t>13．</w:t>
+      </w:r>
+      <w:r>
+        <w:rPr>
+          <w:rFonts w:ascii="Times New Roman" w:hAnsi="Times New Roman" w:eastAsia="宋体" w:cs="Times New Roman"/>
+          <w:szCs w:val="21"/>
+          <w:sz w:val="21"/>
+        </w:rPr>
+        <w:t>电磁驱动</w:t>
       </w:r>
     </w:p>
     <w:p>
@@ -2607,16 +2612,17 @@
           <w:rFonts w:ascii="Times New Roman" w:hAnsi="Times New Roman" w:eastAsia="宋体" w:cs="Times New Roman"/>
           <w:szCs w:val="21"/>
           <w:sz w:val="21"/>
-        </w:rPr>
-        <w:t>14</w:t>
-      </w:r>
-      <w:r>
-        <w:rPr>
-          <w:rFonts w:ascii="Times New Roman" w:hAnsi="Times New Roman" w:eastAsia="宋体" w:cs="Times New Roman"/>
-          <w:szCs w:val="21"/>
-          <w:sz w:val="21"/>
-        </w:rPr>
-        <w:t>．互感和互感电动势：两个相互靠近的线圈，当一个线圈中的电流变化时，它所产生的</w:t>
+          <w:shd w:val="clear" w:color="auto" w:fill="C9C9C9"/>
+        </w:rPr>
+        <w:t>14．</w:t>
+      </w:r>
+      <w:r>
+        <w:rPr>
+          <w:rFonts w:ascii="Times New Roman" w:hAnsi="Times New Roman" w:eastAsia="宋体" w:cs="Times New Roman"/>
+          <w:szCs w:val="21"/>
+          <w:sz w:val="21"/>
+        </w:rPr>
+        <w:t>互感和互感电动势：两个相互靠近的线圈，当一个线圈中的电流变化时，它所产生的</w:t>
       </w:r>
       <w:r>
         <w:rPr>
@@ -2684,16 +2690,17 @@
           <w:rFonts w:ascii="Times New Roman" w:hAnsi="Times New Roman" w:eastAsia="宋体" w:cs="Times New Roman"/>
           <w:szCs w:val="21"/>
           <w:sz w:val="21"/>
-        </w:rPr>
-        <w:t>15</w:t>
-      </w:r>
-      <w:r>
-        <w:rPr>
-          <w:rFonts w:ascii="Times New Roman" w:hAnsi="Times New Roman" w:eastAsia="宋体" w:cs="Times New Roman"/>
-          <w:szCs w:val="21"/>
-          <w:sz w:val="21"/>
-        </w:rPr>
-        <w:t>．应用：利用互感现象可以把能量由一个线圈传递到另一个线圈，如</w:t>
+          <w:shd w:val="clear" w:color="auto" w:fill="C9C9C9"/>
+        </w:rPr>
+        <w:t>15．</w:t>
+      </w:r>
+      <w:r>
+        <w:rPr>
+          <w:rFonts w:ascii="Times New Roman" w:hAnsi="Times New Roman" w:eastAsia="宋体" w:cs="Times New Roman"/>
+          <w:szCs w:val="21"/>
+          <w:sz w:val="21"/>
+        </w:rPr>
+        <w:t>应用：利用互感现象可以把能量由一个线圈传递到另一个线圈，如</w:t>
       </w:r>
       <w:r>
         <w:rPr>
@@ -2727,16 +2734,17 @@
           <w:rFonts w:ascii="Times New Roman" w:hAnsi="Times New Roman" w:eastAsia="宋体" w:cs="Times New Roman"/>
           <w:szCs w:val="21"/>
           <w:sz w:val="21"/>
-        </w:rPr>
-        <w:t>16</w:t>
-      </w:r>
-      <w:r>
-        <w:rPr>
-          <w:rFonts w:ascii="Times New Roman" w:hAnsi="Times New Roman" w:eastAsia="宋体" w:cs="Times New Roman"/>
-          <w:szCs w:val="21"/>
-          <w:sz w:val="21"/>
-        </w:rPr>
-        <w:t>．危害：互感现象不仅可以发生于绕在同一铁芯上的两个线圈之间，而且可以发生于任何两个</w:t>
+          <w:shd w:val="clear" w:color="auto" w:fill="C9C9C9"/>
+        </w:rPr>
+        <w:t>16．</w:t>
+      </w:r>
+      <w:r>
+        <w:rPr>
+          <w:rFonts w:ascii="Times New Roman" w:hAnsi="Times New Roman" w:eastAsia="宋体" w:cs="Times New Roman"/>
+          <w:szCs w:val="21"/>
+          <w:sz w:val="21"/>
+        </w:rPr>
+        <w:t>危害：互感现象不仅可以发生于绕在同一铁芯上的两个线圈之间，而且可以发生于任何两个</w:t>
       </w:r>
       <w:r>
         <w:rPr>
@@ -2780,16 +2788,17 @@
           <w:rFonts w:ascii="Times New Roman" w:hAnsi="Times New Roman" w:eastAsia="宋体" w:cs="Times New Roman"/>
           <w:szCs w:val="21"/>
           <w:sz w:val="21"/>
-        </w:rPr>
-        <w:t>17</w:t>
-      </w:r>
-      <w:r>
-        <w:rPr>
-          <w:rFonts w:ascii="Times New Roman" w:hAnsi="Times New Roman" w:eastAsia="宋体" w:cs="Times New Roman"/>
-          <w:szCs w:val="21"/>
-          <w:sz w:val="21"/>
-        </w:rPr>
-        <w:t>．当一个线圈中的电流</w:t>
+          <w:shd w:val="clear" w:color="auto" w:fill="C9C9C9"/>
+        </w:rPr>
+        <w:t>17．</w:t>
+      </w:r>
+      <w:r>
+        <w:rPr>
+          <w:rFonts w:ascii="Times New Roman" w:hAnsi="Times New Roman" w:eastAsia="宋体" w:cs="Times New Roman"/>
+          <w:szCs w:val="21"/>
+          <w:sz w:val="21"/>
+        </w:rPr>
+        <w:t>当一个线圈中的电流</w:t>
       </w:r>
       <w:r>
         <w:rPr>
@@ -2882,16 +2891,17 @@
           <w:rFonts w:ascii="Times New Roman" w:hAnsi="Times New Roman" w:eastAsia="宋体" w:cs="Times New Roman"/>
           <w:szCs w:val="21"/>
           <w:sz w:val="21"/>
-        </w:rPr>
-        <w:t>18</w:t>
-      </w:r>
-      <w:r>
-        <w:rPr>
-          <w:rFonts w:ascii="Times New Roman" w:hAnsi="Times New Roman" w:eastAsia="宋体" w:cs="Times New Roman"/>
-          <w:szCs w:val="21"/>
-          <w:sz w:val="21"/>
-        </w:rPr>
-        <w:t>．自感电动势的作用：</w:t>
+          <w:shd w:val="clear" w:color="auto" w:fill="C9C9C9"/>
+        </w:rPr>
+        <w:t>18．</w:t>
+      </w:r>
+      <w:r>
+        <w:rPr>
+          <w:rFonts w:ascii="Times New Roman" w:hAnsi="Times New Roman" w:eastAsia="宋体" w:cs="Times New Roman"/>
+          <w:szCs w:val="21"/>
+          <w:sz w:val="21"/>
+        </w:rPr>
+        <w:t>自感电动势的作用：</w:t>
       </w:r>
       <w:r>
         <w:rPr>
@@ -2925,16 +2935,17 @@
           <w:rFonts w:ascii="Times New Roman" w:hAnsi="Times New Roman" w:eastAsia="宋体" w:cs="Times New Roman"/>
           <w:szCs w:val="21"/>
           <w:sz w:val="21"/>
-        </w:rPr>
-        <w:t>19</w:t>
-      </w:r>
-      <w:r>
-        <w:rPr>
-          <w:rFonts w:ascii="Times New Roman" w:hAnsi="Times New Roman" w:eastAsia="宋体" w:cs="Times New Roman"/>
-          <w:szCs w:val="21"/>
-          <w:sz w:val="21"/>
-        </w:rPr>
-        <w:t>．对电感线圈阻碍作用的理解</w:t>
+          <w:shd w:val="clear" w:color="auto" w:fill="C9C9C9"/>
+        </w:rPr>
+        <w:t>19．</w:t>
+      </w:r>
+      <w:r>
+        <w:rPr>
+          <w:rFonts w:ascii="Times New Roman" w:hAnsi="Times New Roman" w:eastAsia="宋体" w:cs="Times New Roman"/>
+          <w:szCs w:val="21"/>
+          <w:sz w:val="21"/>
+        </w:rPr>
+        <w:t>对电感线圈阻碍作用的理解</w:t>
       </w:r>
     </w:p>
     <w:p>
@@ -3152,16 +3163,17 @@
           <w:rFonts w:ascii="Times New Roman" w:hAnsi="Times New Roman" w:eastAsia="宋体" w:cs="Times New Roman"/>
           <w:szCs w:val="21"/>
           <w:sz w:val="21"/>
-        </w:rPr>
-        <w:t>20</w:t>
-      </w:r>
-      <w:r>
-        <w:rPr>
-          <w:rFonts w:ascii="Times New Roman" w:hAnsi="Times New Roman" w:eastAsia="宋体" w:cs="Times New Roman"/>
-          <w:szCs w:val="21"/>
-          <w:sz w:val="21"/>
-        </w:rPr>
-        <w:t>．自感电动势</w:t>
+          <w:shd w:val="clear" w:color="auto" w:fill="C9C9C9"/>
+        </w:rPr>
+        <w:t>20．</w:t>
+      </w:r>
+      <w:r>
+        <w:rPr>
+          <w:rFonts w:ascii="Times New Roman" w:hAnsi="Times New Roman" w:eastAsia="宋体" w:cs="Times New Roman"/>
+          <w:szCs w:val="21"/>
+          <w:sz w:val="21"/>
+        </w:rPr>
+        <w:t>自感电动势</w:t>
       </w:r>
     </w:p>
     <w:p>
@@ -3505,16 +3517,17 @@
           <w:rFonts w:ascii="Times New Roman" w:hAnsi="Times New Roman" w:eastAsia="宋体" w:cs="Times New Roman"/>
           <w:szCs w:val="21"/>
           <w:sz w:val="21"/>
-        </w:rPr>
-        <w:t>21</w:t>
-      </w:r>
-      <w:r>
-        <w:rPr>
-          <w:rFonts w:ascii="Times New Roman" w:hAnsi="Times New Roman" w:eastAsia="宋体" w:cs="Times New Roman"/>
-          <w:szCs w:val="21"/>
-          <w:sz w:val="21"/>
-        </w:rPr>
-        <w:t>．用思维导图描绘自感系数的物理意义、决定因素及单位：</w:t>
+          <w:shd w:val="clear" w:color="auto" w:fill="C9C9C9"/>
+        </w:rPr>
+        <w:t>21．</w:t>
+      </w:r>
+      <w:r>
+        <w:rPr>
+          <w:rFonts w:ascii="Times New Roman" w:hAnsi="Times New Roman" w:eastAsia="宋体" w:cs="Times New Roman"/>
+          <w:szCs w:val="21"/>
+          <w:sz w:val="21"/>
+        </w:rPr>
+        <w:t>用思维导图描绘自感系数的物理意义、决定因素及单位：</w:t>
       </w:r>
       <w:r>
         <w:rPr>
@@ -3575,16 +3588,17 @@
           <w:rFonts w:ascii="Times New Roman" w:hAnsi="Times New Roman" w:eastAsia="宋体" w:cs="Times New Roman"/>
           <w:szCs w:val="21"/>
           <w:sz w:val="21"/>
-        </w:rPr>
-        <w:t>22</w:t>
-      </w:r>
-      <w:r>
-        <w:rPr>
-          <w:rFonts w:ascii="Times New Roman" w:hAnsi="Times New Roman" w:eastAsia="宋体" w:cs="Times New Roman"/>
-          <w:szCs w:val="21"/>
-          <w:sz w:val="21"/>
-        </w:rPr>
-        <w:t>．磁场的能量</w:t>
+          <w:shd w:val="clear" w:color="auto" w:fill="C9C9C9"/>
+        </w:rPr>
+        <w:t>22．</w:t>
+      </w:r>
+      <w:r>
+        <w:rPr>
+          <w:rFonts w:ascii="Times New Roman" w:hAnsi="Times New Roman" w:eastAsia="宋体" w:cs="Times New Roman"/>
+          <w:szCs w:val="21"/>
+          <w:sz w:val="21"/>
+        </w:rPr>
+        <w:t>磁场的能量</w:t>
       </w:r>
     </w:p>
     <w:p>

--- a/高中物理/高中物理同步/人教版选必2 第2章 电磁感应·知识清单（完成）.docx
+++ b/高中物理/高中物理同步/人教版选必2 第2章 电磁感应·知识清单（完成）.docx
@@ -222,6 +222,7 @@
           <w:b/>
           <w:szCs w:val="21"/>
           <w:sz w:val="21"/>
+          <w:shd w:val="clear" w:color="auto" w:fill="C9C9C9"/>
         </w:rPr>
         <w:t xml:space="preserve">2.1 </w:t>
       </w:r>
@@ -1099,6 +1100,7 @@
           <w:b/>
           <w:szCs w:val="21"/>
           <w:sz w:val="21"/>
+          <w:shd w:val="clear" w:color="auto" w:fill="C9C9C9"/>
         </w:rPr>
         <w:t xml:space="preserve">2.2 </w:t>
       </w:r>
@@ -1985,6 +1987,7 @@
           <w:b/>
           <w:szCs w:val="21"/>
           <w:sz w:val="21"/>
+          <w:shd w:val="clear" w:color="auto" w:fill="C9C9C9"/>
         </w:rPr>
         <w:t xml:space="preserve">2.3 </w:t>
       </w:r>
@@ -2585,6 +2588,7 @@
           <w:b/>
           <w:szCs w:val="21"/>
           <w:sz w:val="21"/>
+          <w:shd w:val="clear" w:color="auto" w:fill="C9C9C9"/>
         </w:rPr>
         <w:t xml:space="preserve">2.4 </w:t>
       </w:r>
